--- a/src/ecology_chapters/chapter1/template.docx
+++ b/src/ecology_chapters/chapter1/template.docx
@@ -221,7 +221,7 @@
           <w:rFonts w:ascii="Times New Roman" w:hAnsi="Times New Roman"/>
           <w:b w:val="0"/>
           <w:sz w:val="24"/>
-          <w:highlight w:val="green"/>
+          <w:shd w:fill="FFE779" w:val="clear"/>
         </w:rPr>
         <w:t>{{SANITARY_ZONE_SIZE_M</w:t>
       </w:r>
@@ -230,7 +230,7 @@
           <w:rFonts w:ascii="Times New Roman" w:hAnsi="Times New Roman"/>
           <w:b w:val="0"/>
           <w:sz w:val="24"/>
-          <w:highlight w:val="green"/>
+          <w:shd w:fill="FFE779" w:val="clear"/>
         </w:rPr>
         <w:t>}}</w:t>
       </w:r>
@@ -4403,27 +4403,47 @@
   <w:abstractNum w:abstractNumId="0">
     <w:lvl w:ilvl="0">
       <w:start w:val="1"/>
-      <w:numFmt w:val="decimal"/>
-      <w:pStyle w:val="Style_13"/>
+      <w:numFmt w:val="bullet"/>
+      <w:pStyle w:val="Style_32"/>
       <w:suff w:val="tab"/>
-      <w:lvlText w:val="%1."/>
+      <w:lvlText w:val=""/>
       <w:lvlJc w:val="left"/>
       <w:pPr>
         <w:widowControl w:val="1"/>
         <w:tabs>
-          <w:tab w:leader="none" w:pos="360" w:val="left"/>
+          <w:tab w:leader="none" w:pos="720" w:val="left"/>
         </w:tabs>
-        <w:ind w:hanging="360" w:left="360"/>
-      </w:pPr>
+        <w:ind w:hanging="360" w:left="720"/>
+      </w:pPr>
+      <w:rPr>
+        <w:rFonts w:ascii="Symbol" w:hAnsi="Symbol"/>
+      </w:rPr>
     </w:lvl>
   </w:abstractNum>
   <w:abstractNum w:abstractNumId="1">
     <w:lvl w:ilvl="0">
       <w:start w:val="1"/>
-      <w:numFmt w:val="bullet"/>
-      <w:pStyle w:val="Style_16"/>
+      <w:numFmt w:val="decimal"/>
+      <w:pStyle w:val="Style_42"/>
       <w:suff w:val="tab"/>
-      <w:lvlText w:val=""/>
+      <w:lvlText w:val="%1."/>
+      <w:lvlJc w:val="left"/>
+      <w:pPr>
+        <w:widowControl w:val="1"/>
+        <w:tabs>
+          <w:tab w:leader="none" w:pos="1080" w:val="left"/>
+        </w:tabs>
+        <w:ind w:hanging="360" w:left="1080"/>
+      </w:pPr>
+    </w:lvl>
+  </w:abstractNum>
+  <w:abstractNum w:abstractNumId="2">
+    <w:lvl w:ilvl="0">
+      <w:start w:val="1"/>
+      <w:numFmt w:val="decimal"/>
+      <w:pStyle w:val="Style_46"/>
+      <w:suff w:val="tab"/>
+      <w:lvlText w:val="%1."/>
       <w:lvlJc w:val="left"/>
       <w:pPr>
         <w:widowControl w:val="1"/>
@@ -4431,19 +4451,36 @@
           <w:tab w:leader="none" w:pos="720" w:val="left"/>
         </w:tabs>
         <w:ind w:hanging="360" w:left="720"/>
+      </w:pPr>
+    </w:lvl>
+  </w:abstractNum>
+  <w:abstractNum w:abstractNumId="3">
+    <w:lvl w:ilvl="0">
+      <w:start w:val="1"/>
+      <w:numFmt w:val="bullet"/>
+      <w:pStyle w:val="Style_53"/>
+      <w:suff w:val="tab"/>
+      <w:lvlText w:val=""/>
+      <w:lvlJc w:val="left"/>
+      <w:pPr>
+        <w:widowControl w:val="1"/>
+        <w:tabs>
+          <w:tab w:leader="none" w:pos="360" w:val="left"/>
+        </w:tabs>
+        <w:ind w:hanging="360" w:left="360"/>
       </w:pPr>
       <w:rPr>
         <w:rFonts w:ascii="Symbol" w:hAnsi="Symbol"/>
       </w:rPr>
     </w:lvl>
   </w:abstractNum>
-  <w:abstractNum w:abstractNumId="2">
+  <w:abstractNum w:abstractNumId="4">
     <w:lvl w:ilvl="0">
       <w:start w:val="1"/>
-      <w:numFmt w:val="bullet"/>
-      <w:pStyle w:val="Style_25"/>
+      <w:numFmt w:val="decimal"/>
+      <w:pStyle w:val="Style_55"/>
       <w:suff w:val="tab"/>
-      <w:lvlText w:val=""/>
+      <w:lvlText w:val="%1."/>
       <w:lvlJc w:val="left"/>
       <w:pPr>
         <w:widowControl w:val="1"/>
@@ -4452,63 +4489,26 @@
         </w:tabs>
         <w:ind w:hanging="360" w:left="360"/>
       </w:pPr>
-      <w:rPr>
-        <w:rFonts w:ascii="Symbol" w:hAnsi="Symbol"/>
-      </w:rPr>
-    </w:lvl>
-  </w:abstractNum>
-  <w:abstractNum w:abstractNumId="3">
-    <w:lvl w:ilvl="0">
-      <w:start w:val="1"/>
-      <w:numFmt w:val="decimal"/>
-      <w:pStyle w:val="Style_39"/>
-      <w:suff w:val="tab"/>
-      <w:lvlText w:val="%1."/>
-      <w:lvlJc w:val="left"/>
-      <w:pPr>
-        <w:widowControl w:val="1"/>
-        <w:tabs>
-          <w:tab w:leader="none" w:pos="1080" w:val="left"/>
-        </w:tabs>
-        <w:ind w:hanging="360" w:left="1080"/>
-      </w:pPr>
-    </w:lvl>
-  </w:abstractNum>
-  <w:abstractNum w:abstractNumId="4">
-    <w:lvl w:ilvl="0">
-      <w:start w:val="1"/>
-      <w:numFmt w:val="bullet"/>
-      <w:pStyle w:val="Style_48"/>
-      <w:suff w:val="tab"/>
-      <w:lvlText w:val=""/>
-      <w:lvlJc w:val="left"/>
-      <w:pPr>
-        <w:widowControl w:val="1"/>
-        <w:tabs>
-          <w:tab w:leader="none" w:pos="1080" w:val="left"/>
-        </w:tabs>
-        <w:ind w:hanging="360" w:left="1080"/>
-      </w:pPr>
-      <w:rPr>
-        <w:rFonts w:ascii="Symbol" w:hAnsi="Symbol"/>
-      </w:rPr>
     </w:lvl>
   </w:abstractNum>
   <w:abstractNum w:abstractNumId="5">
     <w:lvl w:ilvl="0">
       <w:start w:val="1"/>
-      <w:numFmt w:val="decimal"/>
-      <w:pStyle w:val="Style_52"/>
+      <w:numFmt w:val="bullet"/>
+      <w:pStyle w:val="Style_57"/>
       <w:suff w:val="tab"/>
-      <w:lvlText w:val="%1."/>
+      <w:lvlText w:val=""/>
       <w:lvlJc w:val="left"/>
       <w:pPr>
         <w:widowControl w:val="1"/>
         <w:tabs>
-          <w:tab w:leader="none" w:pos="720" w:val="left"/>
+          <w:tab w:leader="none" w:pos="1080" w:val="left"/>
         </w:tabs>
-        <w:ind w:hanging="360" w:left="720"/>
-      </w:pPr>
+        <w:ind w:hanging="360" w:left="1080"/>
+      </w:pPr>
+      <w:rPr>
+        <w:rFonts w:ascii="Symbol" w:hAnsi="Symbol"/>
+      </w:rPr>
     </w:lvl>
   </w:abstractNum>
   <w:num w:numId="1">
@@ -4590,28 +4590,36 @@
     <w:link w:val="Style_2"/>
   </w:style>
   <w:style w:styleId="Style_3" w:type="paragraph">
-    <w:name w:val="List"/>
-    <w:basedOn w:val="Style_2"/>
+    <w:name w:val="toc 2"/>
+    <w:next w:val="Style_2"/>
     <w:link w:val="Style_3_ch"/>
-    <w:pPr>
-      <w:widowControl w:val="1"/>
-      <w:ind w:hanging="360" w:left="360"/>
-      <w:contextualSpacing w:val="1"/>
-    </w:pPr>
+    <w:uiPriority w:val="39"/>
+    <w:pPr>
+      <w:widowControl w:val="1"/>
+      <w:ind w:firstLine="0" w:left="200"/>
+      <w:jc w:val="left"/>
+    </w:pPr>
+    <w:rPr>
+      <w:rFonts w:ascii="XO Thames" w:hAnsi="XO Thames"/>
+      <w:sz w:val="28"/>
+    </w:rPr>
   </w:style>
   <w:style w:styleId="Style_3_ch" w:type="character">
-    <w:name w:val="List"/>
-    <w:basedOn w:val="Style_2_ch"/>
+    <w:name w:val="toc 2"/>
     <w:link w:val="Style_3"/>
+    <w:rPr>
+      <w:rFonts w:ascii="XO Thames" w:hAnsi="XO Thames"/>
+      <w:sz w:val="28"/>
+    </w:rPr>
   </w:style>
   <w:style w:styleId="Style_4" w:type="paragraph">
-    <w:name w:val="toc 2"/>
+    <w:name w:val="toc 4"/>
     <w:next w:val="Style_2"/>
     <w:link w:val="Style_4_ch"/>
     <w:uiPriority w:val="39"/>
     <w:pPr>
       <w:widowControl w:val="1"/>
-      <w:ind w:firstLine="0" w:left="200"/>
+      <w:ind w:firstLine="0" w:left="600"/>
       <w:jc w:val="left"/>
     </w:pPr>
     <w:rPr>
@@ -4620,7 +4628,7 @@
     </w:rPr>
   </w:style>
   <w:style w:styleId="Style_4_ch" w:type="character">
-    <w:name w:val="toc 2"/>
+    <w:name w:val="toc 4"/>
     <w:link w:val="Style_4"/>
     <w:rPr>
       <w:rFonts w:ascii="XO Thames" w:hAnsi="XO Thames"/>
@@ -4628,41 +4636,23 @@
     </w:rPr>
   </w:style>
   <w:style w:styleId="Style_5" w:type="paragraph">
-    <w:name w:val="Default Paragraph Font"/>
+    <w:name w:val="No Spacing"/>
     <w:link w:val="Style_5_ch"/>
+    <w:pPr>
+      <w:widowControl w:val="1"/>
+      <w:spacing w:after="0" w:line="240" w:lineRule="auto"/>
+      <w:ind/>
+    </w:pPr>
   </w:style>
   <w:style w:styleId="Style_5_ch" w:type="character">
-    <w:name w:val="Default Paragraph Font"/>
+    <w:name w:val="No Spacing"/>
     <w:link w:val="Style_5"/>
   </w:style>
   <w:style w:styleId="Style_6" w:type="paragraph">
-    <w:name w:val="toc 4"/>
-    <w:next w:val="Style_2"/>
-    <w:link w:val="Style_6_ch"/>
-    <w:uiPriority w:val="39"/>
-    <w:pPr>
-      <w:widowControl w:val="1"/>
-      <w:ind w:firstLine="0" w:left="600"/>
-      <w:jc w:val="left"/>
-    </w:pPr>
-    <w:rPr>
-      <w:rFonts w:ascii="XO Thames" w:hAnsi="XO Thames"/>
-      <w:sz w:val="28"/>
-    </w:rPr>
-  </w:style>
-  <w:style w:styleId="Style_6_ch" w:type="character">
-    <w:name w:val="toc 4"/>
-    <w:link w:val="Style_6"/>
-    <w:rPr>
-      <w:rFonts w:ascii="XO Thames" w:hAnsi="XO Thames"/>
-      <w:sz w:val="28"/>
-    </w:rPr>
-  </w:style>
-  <w:style w:styleId="Style_7" w:type="paragraph">
     <w:name w:val="heading 7"/>
     <w:basedOn w:val="Style_2"/>
     <w:next w:val="Style_2"/>
-    <w:link w:val="Style_7_ch"/>
+    <w:link w:val="Style_6_ch"/>
     <w:uiPriority w:val="9"/>
     <w:qFormat/>
     <w:pPr>
@@ -4679,24 +4669,47 @@
       <w:color w:themeColor="text1" w:themeTint="BF" w:val="404040"/>
     </w:rPr>
   </w:style>
-  <w:style w:styleId="Style_7_ch" w:type="character">
+  <w:style w:styleId="Style_6_ch" w:type="character">
     <w:name w:val="heading 7"/>
     <w:basedOn w:val="Style_2_ch"/>
-    <w:link w:val="Style_7"/>
+    <w:link w:val="Style_6"/>
     <w:rPr>
       <w:rFonts w:asciiTheme="majorAscii" w:hAnsiTheme="majorHAnsi"/>
       <w:i w:val="1"/>
       <w:color w:themeColor="text1" w:themeTint="BF" w:val="404040"/>
     </w:rPr>
   </w:style>
+  <w:style w:styleId="Style_7" w:type="paragraph">
+    <w:name w:val="toc 6"/>
+    <w:next w:val="Style_2"/>
+    <w:link w:val="Style_7_ch"/>
+    <w:uiPriority w:val="39"/>
+    <w:pPr>
+      <w:widowControl w:val="1"/>
+      <w:ind w:firstLine="0" w:left="1000"/>
+      <w:jc w:val="left"/>
+    </w:pPr>
+    <w:rPr>
+      <w:rFonts w:ascii="XO Thames" w:hAnsi="XO Thames"/>
+      <w:sz w:val="28"/>
+    </w:rPr>
+  </w:style>
+  <w:style w:styleId="Style_7_ch" w:type="character">
+    <w:name w:val="toc 6"/>
+    <w:link w:val="Style_7"/>
+    <w:rPr>
+      <w:rFonts w:ascii="XO Thames" w:hAnsi="XO Thames"/>
+      <w:sz w:val="28"/>
+    </w:rPr>
+  </w:style>
   <w:style w:styleId="Style_8" w:type="paragraph">
-    <w:name w:val="toc 6"/>
+    <w:name w:val="toc 7"/>
     <w:next w:val="Style_2"/>
     <w:link w:val="Style_8_ch"/>
     <w:uiPriority w:val="39"/>
     <w:pPr>
       <w:widowControl w:val="1"/>
-      <w:ind w:firstLine="0" w:left="1000"/>
+      <w:ind w:firstLine="0" w:left="1200"/>
       <w:jc w:val="left"/>
     </w:pPr>
     <w:rPr>
@@ -4705,7 +4718,7 @@
     </w:rPr>
   </w:style>
   <w:style w:styleId="Style_8_ch" w:type="character">
-    <w:name w:val="toc 6"/>
+    <w:name w:val="toc 7"/>
     <w:link w:val="Style_8"/>
     <w:rPr>
       <w:rFonts w:ascii="XO Thames" w:hAnsi="XO Thames"/>
@@ -4713,27 +4726,23 @@
     </w:rPr>
   </w:style>
   <w:style w:styleId="Style_9" w:type="paragraph">
-    <w:name w:val="toc 7"/>
-    <w:next w:val="Style_2"/>
+    <w:name w:val="footer"/>
+    <w:basedOn w:val="Style_2"/>
     <w:link w:val="Style_9_ch"/>
-    <w:uiPriority w:val="39"/>
-    <w:pPr>
-      <w:widowControl w:val="1"/>
-      <w:ind w:firstLine="0" w:left="1200"/>
-      <w:jc w:val="left"/>
-    </w:pPr>
-    <w:rPr>
-      <w:rFonts w:ascii="XO Thames" w:hAnsi="XO Thames"/>
-      <w:sz w:val="28"/>
-    </w:rPr>
+    <w:pPr>
+      <w:widowControl w:val="1"/>
+      <w:tabs>
+        <w:tab w:leader="none" w:pos="4680" w:val="center"/>
+        <w:tab w:leader="none" w:pos="9360" w:val="right"/>
+      </w:tabs>
+      <w:spacing w:after="0" w:line="240" w:lineRule="auto"/>
+      <w:ind/>
+    </w:pPr>
   </w:style>
   <w:style w:styleId="Style_9_ch" w:type="character">
-    <w:name w:val="toc 7"/>
+    <w:name w:val="footer"/>
+    <w:basedOn w:val="Style_2_ch"/>
     <w:link w:val="Style_9"/>
-    <w:rPr>
-      <w:rFonts w:ascii="XO Thames" w:hAnsi="XO Thames"/>
-      <w:sz w:val="28"/>
-    </w:rPr>
   </w:style>
   <w:style w:styleId="Style_10" w:type="paragraph">
     <w:name w:val="Endnote"/>
@@ -4788,10 +4797,190 @@
     </w:rPr>
   </w:style>
   <w:style w:styleId="Style_12" w:type="paragraph">
+    <w:name w:val="List 2"/>
+    <w:basedOn w:val="Style_2"/>
+    <w:link w:val="Style_12_ch"/>
+    <w:pPr>
+      <w:widowControl w:val="1"/>
+      <w:ind w:hanging="360" w:left="720"/>
+      <w:contextualSpacing w:val="1"/>
+    </w:pPr>
+  </w:style>
+  <w:style w:styleId="Style_12_ch" w:type="character">
+    <w:name w:val="List 2"/>
+    <w:basedOn w:val="Style_2_ch"/>
+    <w:link w:val="Style_12"/>
+  </w:style>
+  <w:style w:styleId="Style_13" w:type="paragraph">
+    <w:name w:val="List"/>
+    <w:basedOn w:val="Style_2"/>
+    <w:link w:val="Style_13_ch"/>
+    <w:pPr>
+      <w:widowControl w:val="1"/>
+      <w:ind w:hanging="360" w:left="360"/>
+      <w:contextualSpacing w:val="1"/>
+    </w:pPr>
+  </w:style>
+  <w:style w:styleId="Style_13_ch" w:type="character">
+    <w:name w:val="List"/>
+    <w:basedOn w:val="Style_2_ch"/>
+    <w:link w:val="Style_13"/>
+  </w:style>
+  <w:style w:styleId="Style_14" w:type="paragraph">
+    <w:name w:val="heading 9"/>
+    <w:basedOn w:val="Style_2"/>
+    <w:next w:val="Style_2"/>
+    <w:link w:val="Style_14_ch"/>
+    <w:uiPriority w:val="9"/>
+    <w:qFormat/>
+    <w:pPr>
+      <w:keepNext w:val="1"/>
+      <w:keepLines w:val="1"/>
+      <w:widowControl w:val="1"/>
+      <w:spacing w:after="0" w:before="200"/>
+      <w:ind/>
+      <w:outlineLvl w:val="8"/>
+    </w:pPr>
+    <w:rPr>
+      <w:rFonts w:asciiTheme="majorAscii" w:hAnsiTheme="majorHAnsi"/>
+      <w:i w:val="1"/>
+      <w:color w:themeColor="text1" w:themeTint="BF" w:val="404040"/>
+      <w:sz w:val="20"/>
+    </w:rPr>
+  </w:style>
+  <w:style w:styleId="Style_14_ch" w:type="character">
+    <w:name w:val="heading 9"/>
+    <w:basedOn w:val="Style_2_ch"/>
+    <w:link w:val="Style_14"/>
+    <w:rPr>
+      <w:rFonts w:asciiTheme="majorAscii" w:hAnsiTheme="majorHAnsi"/>
+      <w:i w:val="1"/>
+      <w:color w:themeColor="text1" w:themeTint="BF" w:val="404040"/>
+      <w:sz w:val="20"/>
+    </w:rPr>
+  </w:style>
+  <w:style w:styleId="Style_15" w:type="paragraph">
+    <w:name w:val="Default Paragraph Font"/>
+    <w:link w:val="Style_15_ch"/>
+  </w:style>
+  <w:style w:styleId="Style_15_ch" w:type="character">
+    <w:name w:val="Default Paragraph Font"/>
+    <w:link w:val="Style_15"/>
+  </w:style>
+  <w:style w:styleId="Style_16" w:type="paragraph">
+    <w:name w:val="Body Text 2"/>
+    <w:basedOn w:val="Style_2"/>
+    <w:link w:val="Style_16_ch"/>
+    <w:pPr>
+      <w:widowControl w:val="1"/>
+      <w:spacing w:after="120" w:line="480" w:lineRule="auto"/>
+      <w:ind/>
+    </w:pPr>
+  </w:style>
+  <w:style w:styleId="Style_16_ch" w:type="character">
+    <w:name w:val="Body Text 2"/>
+    <w:basedOn w:val="Style_2_ch"/>
+    <w:link w:val="Style_16"/>
+  </w:style>
+  <w:style w:styleId="Style_17" w:type="paragraph">
+    <w:name w:val="Book Title"/>
+    <w:basedOn w:val="Style_15"/>
+    <w:link w:val="Style_17_ch"/>
+    <w:rPr>
+      <w:b w:val="1"/>
+      <w:smallCaps w:val="1"/>
+      <w:spacing w:val="5"/>
+    </w:rPr>
+  </w:style>
+  <w:style w:styleId="Style_17_ch" w:type="character">
+    <w:name w:val="Book Title"/>
+    <w:basedOn w:val="Style_15_ch"/>
+    <w:link w:val="Style_17"/>
+    <w:rPr>
+      <w:b w:val="1"/>
+      <w:smallCaps w:val="1"/>
+      <w:spacing w:val="5"/>
+    </w:rPr>
+  </w:style>
+  <w:style w:styleId="Style_18" w:type="paragraph">
+    <w:name w:val="List Continue"/>
+    <w:basedOn w:val="Style_2"/>
+    <w:link w:val="Style_18_ch"/>
+    <w:pPr>
+      <w:widowControl w:val="1"/>
+      <w:spacing w:after="120"/>
+      <w:ind w:left="360"/>
+      <w:contextualSpacing w:val="1"/>
+    </w:pPr>
+  </w:style>
+  <w:style w:styleId="Style_18_ch" w:type="character">
+    <w:name w:val="List Continue"/>
+    <w:basedOn w:val="Style_2_ch"/>
+    <w:link w:val="Style_18"/>
+  </w:style>
+  <w:style w:styleId="Style_19" w:type="paragraph">
+    <w:name w:val="TOC Heading"/>
+    <w:basedOn w:val="Style_20"/>
+    <w:next w:val="Style_2"/>
+    <w:link w:val="Style_19_ch"/>
+    <w:pPr>
+      <w:widowControl w:val="1"/>
+      <w:ind/>
+      <w:outlineLvl w:val="8"/>
+    </w:pPr>
+  </w:style>
+  <w:style w:styleId="Style_19_ch" w:type="character">
+    <w:name w:val="TOC Heading"/>
+    <w:basedOn w:val="Style_20_ch"/>
+    <w:link w:val="Style_19"/>
+  </w:style>
+  <w:style w:styleId="Style_21" w:type="paragraph">
+    <w:name w:val="toc 3"/>
+    <w:next w:val="Style_2"/>
+    <w:link w:val="Style_21_ch"/>
+    <w:uiPriority w:val="39"/>
+    <w:pPr>
+      <w:widowControl w:val="1"/>
+      <w:ind w:firstLine="0" w:left="400"/>
+      <w:jc w:val="left"/>
+    </w:pPr>
+    <w:rPr>
+      <w:rFonts w:ascii="XO Thames" w:hAnsi="XO Thames"/>
+      <w:sz w:val="28"/>
+    </w:rPr>
+  </w:style>
+  <w:style w:styleId="Style_21_ch" w:type="character">
+    <w:name w:val="toc 3"/>
+    <w:link w:val="Style_21"/>
+    <w:rPr>
+      <w:rFonts w:ascii="XO Thames" w:hAnsi="XO Thames"/>
+      <w:sz w:val="28"/>
+    </w:rPr>
+  </w:style>
+  <w:style w:styleId="Style_22" w:type="paragraph">
+    <w:name w:val="header"/>
+    <w:basedOn w:val="Style_2"/>
+    <w:link w:val="Style_22_ch"/>
+    <w:pPr>
+      <w:widowControl w:val="1"/>
+      <w:tabs>
+        <w:tab w:leader="none" w:pos="4680" w:val="center"/>
+        <w:tab w:leader="none" w:pos="9360" w:val="right"/>
+      </w:tabs>
+      <w:spacing w:after="0" w:line="240" w:lineRule="auto"/>
+      <w:ind/>
+    </w:pPr>
+  </w:style>
+  <w:style w:styleId="Style_22_ch" w:type="character">
+    <w:name w:val="header"/>
+    <w:basedOn w:val="Style_2_ch"/>
+    <w:link w:val="Style_22"/>
+  </w:style>
+  <w:style w:styleId="Style_23" w:type="paragraph">
     <w:name w:val="Intense Quote"/>
     <w:basedOn w:val="Style_2"/>
     <w:next w:val="Style_2"/>
-    <w:link w:val="Style_12_ch"/>
+    <w:link w:val="Style_23_ch"/>
     <w:pPr>
       <w:widowControl w:val="1"/>
       <w:pBdr>
@@ -4806,55 +4995,37 @@
       <w:color w:themeColor="accent1" w:val="4F81BD"/>
     </w:rPr>
   </w:style>
-  <w:style w:styleId="Style_12_ch" w:type="character">
+  <w:style w:styleId="Style_23_ch" w:type="character">
     <w:name w:val="Intense Quote"/>
     <w:basedOn w:val="Style_2_ch"/>
-    <w:link w:val="Style_12"/>
+    <w:link w:val="Style_23"/>
     <w:rPr>
       <w:b w:val="1"/>
       <w:i w:val="1"/>
       <w:color w:themeColor="accent1" w:val="4F81BD"/>
     </w:rPr>
   </w:style>
-  <w:style w:styleId="Style_13" w:type="paragraph">
-    <w:name w:val="List Number"/>
+  <w:style w:styleId="Style_24" w:type="paragraph">
+    <w:name w:val="List Continue 3"/>
     <w:basedOn w:val="Style_2"/>
-    <w:link w:val="Style_13_ch"/>
-    <w:pPr>
-      <w:widowControl w:val="1"/>
-      <w:numPr>
-        <w:numId w:val="1"/>
-      </w:numPr>
-      <w:ind/>
+    <w:link w:val="Style_24_ch"/>
+    <w:pPr>
+      <w:widowControl w:val="1"/>
+      <w:spacing w:after="120"/>
+      <w:ind w:left="1080"/>
       <w:contextualSpacing w:val="1"/>
     </w:pPr>
   </w:style>
-  <w:style w:styleId="Style_13_ch" w:type="character">
-    <w:name w:val="List Number"/>
+  <w:style w:styleId="Style_24_ch" w:type="character">
+    <w:name w:val="List Continue 3"/>
     <w:basedOn w:val="Style_2_ch"/>
-    <w:link w:val="Style_13"/>
-  </w:style>
-  <w:style w:styleId="Style_14" w:type="paragraph">
-    <w:name w:val="List Continue"/>
-    <w:basedOn w:val="Style_2"/>
-    <w:link w:val="Style_14_ch"/>
-    <w:pPr>
-      <w:widowControl w:val="1"/>
-      <w:spacing w:after="120"/>
-      <w:ind w:left="360"/>
-      <w:contextualSpacing w:val="1"/>
-    </w:pPr>
-  </w:style>
-  <w:style w:styleId="Style_14_ch" w:type="character">
-    <w:name w:val="List Continue"/>
-    <w:basedOn w:val="Style_2_ch"/>
-    <w:link w:val="Style_14"/>
-  </w:style>
-  <w:style w:styleId="Style_15" w:type="paragraph">
-    <w:name w:val="heading 9"/>
+    <w:link w:val="Style_24"/>
+  </w:style>
+  <w:style w:styleId="Style_25" w:type="paragraph">
+    <w:name w:val="heading 5"/>
     <w:basedOn w:val="Style_2"/>
     <w:next w:val="Style_2"/>
-    <w:link w:val="Style_15_ch"/>
+    <w:link w:val="Style_25_ch"/>
     <w:uiPriority w:val="9"/>
     <w:qFormat/>
     <w:pPr>
@@ -4863,63 +5034,174 @@
       <w:widowControl w:val="1"/>
       <w:spacing w:after="0" w:before="200"/>
       <w:ind/>
-      <w:outlineLvl w:val="8"/>
+      <w:outlineLvl w:val="4"/>
     </w:pPr>
     <w:rPr>
       <w:rFonts w:asciiTheme="majorAscii" w:hAnsiTheme="majorHAnsi"/>
-      <w:i w:val="1"/>
-      <w:color w:themeColor="text1" w:themeTint="BF" w:val="404040"/>
+      <w:color w:themeColor="accent1" w:themeShade="7F" w:val="244061"/>
+    </w:rPr>
+  </w:style>
+  <w:style w:styleId="Style_25_ch" w:type="character">
+    <w:name w:val="heading 5"/>
+    <w:basedOn w:val="Style_2_ch"/>
+    <w:link w:val="Style_25"/>
+    <w:rPr>
+      <w:rFonts w:asciiTheme="majorAscii" w:hAnsiTheme="majorHAnsi"/>
+      <w:color w:themeColor="accent1" w:themeShade="7F" w:val="244061"/>
+    </w:rPr>
+  </w:style>
+  <w:style w:styleId="Style_20" w:type="paragraph">
+    <w:name w:val="heading 1"/>
+    <w:basedOn w:val="Style_2"/>
+    <w:next w:val="Style_2"/>
+    <w:link w:val="Style_20_ch"/>
+    <w:uiPriority w:val="9"/>
+    <w:qFormat/>
+    <w:pPr>
+      <w:keepNext w:val="1"/>
+      <w:keepLines w:val="1"/>
+      <w:widowControl w:val="1"/>
+      <w:spacing w:after="0" w:before="480"/>
+      <w:ind/>
+      <w:outlineLvl w:val="0"/>
+    </w:pPr>
+    <w:rPr>
+      <w:rFonts w:asciiTheme="majorAscii" w:hAnsiTheme="majorHAnsi"/>
+      <w:b w:val="1"/>
+      <w:color w:themeColor="accent1" w:themeShade="BF" w:val="376092"/>
+      <w:sz w:val="28"/>
+    </w:rPr>
+  </w:style>
+  <w:style w:styleId="Style_20_ch" w:type="character">
+    <w:name w:val="heading 1"/>
+    <w:basedOn w:val="Style_2_ch"/>
+    <w:link w:val="Style_20"/>
+    <w:rPr>
+      <w:rFonts w:asciiTheme="majorAscii" w:hAnsiTheme="majorHAnsi"/>
+      <w:b w:val="1"/>
+      <w:color w:themeColor="accent1" w:themeShade="BF" w:val="376092"/>
+      <w:sz w:val="28"/>
+    </w:rPr>
+  </w:style>
+  <w:style w:styleId="Style_26" w:type="paragraph">
+    <w:name w:val="Hyperlink"/>
+    <w:link w:val="Style_26_ch"/>
+    <w:rPr>
+      <w:color w:val="0000FF"/>
+      <w:u w:val="single"/>
+    </w:rPr>
+  </w:style>
+  <w:style w:styleId="Style_26_ch" w:type="character">
+    <w:name w:val="Hyperlink"/>
+    <w:link w:val="Style_26"/>
+    <w:rPr>
+      <w:color w:val="0000FF"/>
+      <w:u w:val="single"/>
+    </w:rPr>
+  </w:style>
+  <w:style w:styleId="Style_27" w:type="paragraph">
+    <w:name w:val="Footnote"/>
+    <w:link w:val="Style_27_ch"/>
+    <w:pPr>
+      <w:widowControl w:val="1"/>
+      <w:ind w:firstLine="851" w:left="0"/>
+      <w:jc w:val="both"/>
+    </w:pPr>
+    <w:rPr>
+      <w:rFonts w:ascii="XO Thames" w:hAnsi="XO Thames"/>
+      <w:sz w:val="22"/>
+    </w:rPr>
+  </w:style>
+  <w:style w:styleId="Style_27_ch" w:type="character">
+    <w:name w:val="Footnote"/>
+    <w:link w:val="Style_27"/>
+    <w:rPr>
+      <w:rFonts w:ascii="XO Thames" w:hAnsi="XO Thames"/>
+      <w:sz w:val="22"/>
+    </w:rPr>
+  </w:style>
+  <w:style w:styleId="Style_28" w:type="paragraph">
+    <w:name w:val="heading 8"/>
+    <w:basedOn w:val="Style_2"/>
+    <w:next w:val="Style_2"/>
+    <w:link w:val="Style_28_ch"/>
+    <w:uiPriority w:val="9"/>
+    <w:qFormat/>
+    <w:pPr>
+      <w:keepNext w:val="1"/>
+      <w:keepLines w:val="1"/>
+      <w:widowControl w:val="1"/>
+      <w:spacing w:after="0" w:before="200"/>
+      <w:ind/>
+      <w:outlineLvl w:val="7"/>
+    </w:pPr>
+    <w:rPr>
+      <w:rFonts w:asciiTheme="majorAscii" w:hAnsiTheme="majorHAnsi"/>
+      <w:color w:themeColor="accent1" w:val="4F81BD"/>
       <w:sz w:val="20"/>
     </w:rPr>
   </w:style>
-  <w:style w:styleId="Style_15_ch" w:type="character">
-    <w:name w:val="heading 9"/>
+  <w:style w:styleId="Style_28_ch" w:type="character">
+    <w:name w:val="heading 8"/>
     <w:basedOn w:val="Style_2_ch"/>
-    <w:link w:val="Style_15"/>
+    <w:link w:val="Style_28"/>
     <w:rPr>
       <w:rFonts w:asciiTheme="majorAscii" w:hAnsiTheme="majorHAnsi"/>
-      <w:i w:val="1"/>
-      <w:color w:themeColor="text1" w:themeTint="BF" w:val="404040"/>
+      <w:color w:themeColor="accent1" w:val="4F81BD"/>
       <w:sz w:val="20"/>
     </w:rPr>
   </w:style>
-  <w:style w:styleId="Style_16" w:type="paragraph">
-    <w:name w:val="List Bullet 2"/>
-    <w:basedOn w:val="Style_2"/>
-    <w:link w:val="Style_16_ch"/>
-    <w:pPr>
-      <w:widowControl w:val="1"/>
-      <w:numPr>
-        <w:numId w:val="2"/>
-      </w:numPr>
-      <w:ind/>
-      <w:contextualSpacing w:val="1"/>
-    </w:pPr>
-  </w:style>
-  <w:style w:styleId="Style_16_ch" w:type="character">
-    <w:name w:val="List Bullet 2"/>
-    <w:basedOn w:val="Style_2_ch"/>
-    <w:link w:val="Style_16"/>
-  </w:style>
-  <w:style w:styleId="Style_17" w:type="paragraph">
-    <w:name w:val="List 3"/>
-    <w:basedOn w:val="Style_2"/>
-    <w:link w:val="Style_17_ch"/>
-    <w:pPr>
-      <w:widowControl w:val="1"/>
-      <w:ind w:hanging="360" w:left="1080"/>
-      <w:contextualSpacing w:val="1"/>
-    </w:pPr>
-  </w:style>
-  <w:style w:styleId="Style_17_ch" w:type="character">
-    <w:name w:val="List 3"/>
-    <w:basedOn w:val="Style_2_ch"/>
-    <w:link w:val="Style_17"/>
-  </w:style>
-  <w:style w:styleId="Style_18" w:type="paragraph">
+  <w:style w:styleId="Style_29" w:type="paragraph">
+    <w:name w:val="toc 1"/>
+    <w:next w:val="Style_2"/>
+    <w:link w:val="Style_29_ch"/>
+    <w:uiPriority w:val="39"/>
+    <w:pPr>
+      <w:widowControl w:val="1"/>
+      <w:ind w:firstLine="0" w:left="0"/>
+      <w:jc w:val="left"/>
+    </w:pPr>
+    <w:rPr>
+      <w:rFonts w:ascii="XO Thames" w:hAnsi="XO Thames"/>
+      <w:b w:val="1"/>
+      <w:sz w:val="28"/>
+    </w:rPr>
+  </w:style>
+  <w:style w:styleId="Style_29_ch" w:type="character">
+    <w:name w:val="toc 1"/>
+    <w:link w:val="Style_29"/>
+    <w:rPr>
+      <w:rFonts w:ascii="XO Thames" w:hAnsi="XO Thames"/>
+      <w:b w:val="1"/>
+      <w:sz w:val="28"/>
+    </w:rPr>
+  </w:style>
+  <w:style w:styleId="Style_30" w:type="paragraph">
+    <w:name w:val="Header and Footer"/>
+    <w:link w:val="Style_30_ch"/>
+    <w:pPr>
+      <w:widowControl w:val="1"/>
+      <w:spacing w:line="240" w:lineRule="auto"/>
+      <w:ind/>
+      <w:jc w:val="both"/>
+    </w:pPr>
+    <w:rPr>
+      <w:rFonts w:ascii="XO Thames" w:hAnsi="XO Thames"/>
+      <w:sz w:val="28"/>
+    </w:rPr>
+  </w:style>
+  <w:style w:styleId="Style_30_ch" w:type="character">
+    <w:name w:val="Header and Footer"/>
+    <w:link w:val="Style_30"/>
+    <w:rPr>
+      <w:rFonts w:ascii="XO Thames" w:hAnsi="XO Thames"/>
+      <w:sz w:val="28"/>
+    </w:rPr>
+  </w:style>
+  <w:style w:styleId="Style_31" w:type="paragraph">
     <w:name w:val="Intense Reference"/>
-    <w:basedOn w:val="Style_5"/>
-    <w:link w:val="Style_18_ch"/>
+    <w:basedOn w:val="Style_15"/>
+    <w:link w:val="Style_31_ch"/>
     <w:rPr>
       <w:b w:val="1"/>
       <w:smallCaps w:val="1"/>
@@ -4928,10 +5210,10 @@
       <w:u w:val="single"/>
     </w:rPr>
   </w:style>
-  <w:style w:styleId="Style_18_ch" w:type="character">
+  <w:style w:styleId="Style_31_ch" w:type="character">
     <w:name w:val="Intense Reference"/>
-    <w:basedOn w:val="Style_5_ch"/>
-    <w:link w:val="Style_18"/>
+    <w:basedOn w:val="Style_15_ch"/>
+    <w:link w:val="Style_31"/>
     <w:rPr>
       <w:b w:val="1"/>
       <w:smallCaps w:val="1"/>
@@ -4940,319 +5222,23 @@
       <w:u w:val="single"/>
     </w:rPr>
   </w:style>
-  <w:style w:styleId="Style_19" w:type="paragraph">
-    <w:name w:val="toc 3"/>
-    <w:next w:val="Style_2"/>
-    <w:link w:val="Style_19_ch"/>
-    <w:uiPriority w:val="39"/>
-    <w:pPr>
-      <w:widowControl w:val="1"/>
-      <w:ind w:firstLine="0" w:left="400"/>
-      <w:jc w:val="left"/>
-    </w:pPr>
-    <w:rPr>
-      <w:rFonts w:ascii="XO Thames" w:hAnsi="XO Thames"/>
-      <w:sz w:val="28"/>
-    </w:rPr>
-  </w:style>
-  <w:style w:styleId="Style_19_ch" w:type="character">
-    <w:name w:val="toc 3"/>
-    <w:link w:val="Style_19"/>
-    <w:rPr>
-      <w:rFonts w:ascii="XO Thames" w:hAnsi="XO Thames"/>
-      <w:sz w:val="28"/>
-    </w:rPr>
-  </w:style>
-  <w:style w:styleId="Style_20" w:type="paragraph">
-    <w:name w:val="Emphasis"/>
-    <w:basedOn w:val="Style_5"/>
-    <w:link w:val="Style_20_ch"/>
-    <w:rPr>
-      <w:i w:val="1"/>
-    </w:rPr>
-  </w:style>
-  <w:style w:styleId="Style_20_ch" w:type="character">
-    <w:name w:val="Emphasis"/>
-    <w:basedOn w:val="Style_5_ch"/>
-    <w:link w:val="Style_20"/>
-    <w:rPr>
-      <w:i w:val="1"/>
-    </w:rPr>
-  </w:style>
-  <w:style w:styleId="Style_21" w:type="paragraph">
-    <w:name w:val="Subtle Emphasis"/>
-    <w:basedOn w:val="Style_5"/>
-    <w:link w:val="Style_21_ch"/>
-    <w:rPr>
-      <w:i w:val="1"/>
-      <w:color w:themeColor="text1" w:themeTint="7F" w:val="808080"/>
-    </w:rPr>
-  </w:style>
-  <w:style w:styleId="Style_21_ch" w:type="character">
-    <w:name w:val="Subtle Emphasis"/>
-    <w:basedOn w:val="Style_5_ch"/>
-    <w:link w:val="Style_21"/>
-    <w:rPr>
-      <w:i w:val="1"/>
-      <w:color w:themeColor="text1" w:themeTint="7F" w:val="808080"/>
-    </w:rPr>
-  </w:style>
-  <w:style w:styleId="Style_22" w:type="paragraph">
-    <w:name w:val="TOC Heading"/>
-    <w:basedOn w:val="Style_23"/>
-    <w:next w:val="Style_2"/>
-    <w:link w:val="Style_22_ch"/>
-    <w:pPr>
-      <w:widowControl w:val="1"/>
-      <w:ind/>
-      <w:outlineLvl w:val="8"/>
-    </w:pPr>
-  </w:style>
-  <w:style w:styleId="Style_22_ch" w:type="character">
-    <w:name w:val="TOC Heading"/>
-    <w:basedOn w:val="Style_23_ch"/>
-    <w:link w:val="Style_22"/>
-  </w:style>
-  <w:style w:styleId="Style_24" w:type="paragraph">
-    <w:name w:val="heading 5"/>
+  <w:style w:styleId="Style_32" w:type="paragraph">
+    <w:name w:val="List Bullet 2"/>
     <w:basedOn w:val="Style_2"/>
-    <w:next w:val="Style_2"/>
-    <w:link w:val="Style_24_ch"/>
-    <w:uiPriority w:val="9"/>
-    <w:qFormat/>
-    <w:pPr>
-      <w:keepNext w:val="1"/>
-      <w:keepLines w:val="1"/>
-      <w:widowControl w:val="1"/>
-      <w:spacing w:after="0" w:before="200"/>
-      <w:ind/>
-      <w:outlineLvl w:val="4"/>
-    </w:pPr>
-    <w:rPr>
-      <w:rFonts w:asciiTheme="majorAscii" w:hAnsiTheme="majorHAnsi"/>
-      <w:color w:themeColor="accent1" w:themeShade="7F" w:val="244061"/>
-    </w:rPr>
-  </w:style>
-  <w:style w:styleId="Style_24_ch" w:type="character">
-    <w:name w:val="heading 5"/>
+    <w:link w:val="Style_32_ch"/>
+    <w:pPr>
+      <w:widowControl w:val="1"/>
+      <w:numPr>
+        <w:numId w:val="1"/>
+      </w:numPr>
+      <w:ind/>
+      <w:contextualSpacing w:val="1"/>
+    </w:pPr>
+  </w:style>
+  <w:style w:styleId="Style_32_ch" w:type="character">
+    <w:name w:val="List Bullet 2"/>
     <w:basedOn w:val="Style_2_ch"/>
-    <w:link w:val="Style_24"/>
-    <w:rPr>
-      <w:rFonts w:asciiTheme="majorAscii" w:hAnsiTheme="majorHAnsi"/>
-      <w:color w:themeColor="accent1" w:themeShade="7F" w:val="244061"/>
-    </w:rPr>
-  </w:style>
-  <w:style w:styleId="Style_25" w:type="paragraph">
-    <w:name w:val="List Bullet"/>
-    <w:basedOn w:val="Style_2"/>
-    <w:link w:val="Style_25_ch"/>
-    <w:pPr>
-      <w:widowControl w:val="1"/>
-      <w:numPr>
-        <w:numId w:val="3"/>
-      </w:numPr>
-      <w:ind/>
-      <w:contextualSpacing w:val="1"/>
-    </w:pPr>
-  </w:style>
-  <w:style w:styleId="Style_25_ch" w:type="character">
-    <w:name w:val="List Bullet"/>
-    <w:basedOn w:val="Style_2_ch"/>
-    <w:link w:val="Style_25"/>
-  </w:style>
-  <w:style w:styleId="Style_23" w:type="paragraph">
-    <w:name w:val="heading 1"/>
-    <w:basedOn w:val="Style_2"/>
-    <w:next w:val="Style_2"/>
-    <w:link w:val="Style_23_ch"/>
-    <w:uiPriority w:val="9"/>
-    <w:qFormat/>
-    <w:pPr>
-      <w:keepNext w:val="1"/>
-      <w:keepLines w:val="1"/>
-      <w:widowControl w:val="1"/>
-      <w:spacing w:after="0" w:before="480"/>
-      <w:ind/>
-      <w:outlineLvl w:val="0"/>
-    </w:pPr>
-    <w:rPr>
-      <w:rFonts w:asciiTheme="majorAscii" w:hAnsiTheme="majorHAnsi"/>
-      <w:b w:val="1"/>
-      <w:color w:themeColor="accent1" w:themeShade="BF" w:val="376092"/>
-      <w:sz w:val="28"/>
-    </w:rPr>
-  </w:style>
-  <w:style w:styleId="Style_23_ch" w:type="character">
-    <w:name w:val="heading 1"/>
-    <w:basedOn w:val="Style_2_ch"/>
-    <w:link w:val="Style_23"/>
-    <w:rPr>
-      <w:rFonts w:asciiTheme="majorAscii" w:hAnsiTheme="majorHAnsi"/>
-      <w:b w:val="1"/>
-      <w:color w:themeColor="accent1" w:themeShade="BF" w:val="376092"/>
-      <w:sz w:val="28"/>
-    </w:rPr>
-  </w:style>
-  <w:style w:styleId="Style_26" w:type="paragraph">
-    <w:name w:val="caption"/>
-    <w:basedOn w:val="Style_2"/>
-    <w:next w:val="Style_2"/>
-    <w:link w:val="Style_26_ch"/>
-    <w:pPr>
-      <w:widowControl w:val="1"/>
-      <w:spacing w:line="240" w:lineRule="auto"/>
-      <w:ind/>
-    </w:pPr>
-    <w:rPr>
-      <w:b w:val="1"/>
-      <w:color w:themeColor="accent1" w:val="4F81BD"/>
-      <w:sz w:val="18"/>
-    </w:rPr>
-  </w:style>
-  <w:style w:styleId="Style_26_ch" w:type="character">
-    <w:name w:val="caption"/>
-    <w:basedOn w:val="Style_2_ch"/>
-    <w:link w:val="Style_26"/>
-    <w:rPr>
-      <w:b w:val="1"/>
-      <w:color w:themeColor="accent1" w:val="4F81BD"/>
-      <w:sz w:val="18"/>
-    </w:rPr>
-  </w:style>
-  <w:style w:styleId="Style_27" w:type="paragraph">
-    <w:name w:val="Hyperlink"/>
-    <w:link w:val="Style_27_ch"/>
-    <w:rPr>
-      <w:color w:val="0000FF"/>
-      <w:u w:val="single"/>
-    </w:rPr>
-  </w:style>
-  <w:style w:styleId="Style_27_ch" w:type="character">
-    <w:name w:val="Hyperlink"/>
-    <w:link w:val="Style_27"/>
-    <w:rPr>
-      <w:color w:val="0000FF"/>
-      <w:u w:val="single"/>
-    </w:rPr>
-  </w:style>
-  <w:style w:styleId="Style_28" w:type="paragraph">
-    <w:name w:val="Footnote"/>
-    <w:link w:val="Style_28_ch"/>
-    <w:pPr>
-      <w:widowControl w:val="1"/>
-      <w:ind w:firstLine="851" w:left="0"/>
-      <w:jc w:val="both"/>
-    </w:pPr>
-    <w:rPr>
-      <w:rFonts w:ascii="XO Thames" w:hAnsi="XO Thames"/>
-      <w:sz w:val="22"/>
-    </w:rPr>
-  </w:style>
-  <w:style w:styleId="Style_28_ch" w:type="character">
-    <w:name w:val="Footnote"/>
-    <w:link w:val="Style_28"/>
-    <w:rPr>
-      <w:rFonts w:ascii="XO Thames" w:hAnsi="XO Thames"/>
-      <w:sz w:val="22"/>
-    </w:rPr>
-  </w:style>
-  <w:style w:styleId="Style_29" w:type="paragraph">
-    <w:name w:val="heading 8"/>
-    <w:basedOn w:val="Style_2"/>
-    <w:next w:val="Style_2"/>
-    <w:link w:val="Style_29_ch"/>
-    <w:uiPriority w:val="9"/>
-    <w:qFormat/>
-    <w:pPr>
-      <w:keepNext w:val="1"/>
-      <w:keepLines w:val="1"/>
-      <w:widowControl w:val="1"/>
-      <w:spacing w:after="0" w:before="200"/>
-      <w:ind/>
-      <w:outlineLvl w:val="7"/>
-    </w:pPr>
-    <w:rPr>
-      <w:rFonts w:asciiTheme="majorAscii" w:hAnsiTheme="majorHAnsi"/>
-      <w:color w:themeColor="accent1" w:val="4F81BD"/>
-      <w:sz w:val="20"/>
-    </w:rPr>
-  </w:style>
-  <w:style w:styleId="Style_29_ch" w:type="character">
-    <w:name w:val="heading 8"/>
-    <w:basedOn w:val="Style_2_ch"/>
-    <w:link w:val="Style_29"/>
-    <w:rPr>
-      <w:rFonts w:asciiTheme="majorAscii" w:hAnsiTheme="majorHAnsi"/>
-      <w:color w:themeColor="accent1" w:val="4F81BD"/>
-      <w:sz w:val="20"/>
-    </w:rPr>
-  </w:style>
-  <w:style w:styleId="Style_30" w:type="paragraph">
-    <w:name w:val="toc 1"/>
-    <w:next w:val="Style_2"/>
-    <w:link w:val="Style_30_ch"/>
-    <w:uiPriority w:val="39"/>
-    <w:pPr>
-      <w:widowControl w:val="1"/>
-      <w:ind w:firstLine="0" w:left="0"/>
-      <w:jc w:val="left"/>
-    </w:pPr>
-    <w:rPr>
-      <w:rFonts w:ascii="XO Thames" w:hAnsi="XO Thames"/>
-      <w:b w:val="1"/>
-      <w:sz w:val="28"/>
-    </w:rPr>
-  </w:style>
-  <w:style w:styleId="Style_30_ch" w:type="character">
-    <w:name w:val="toc 1"/>
-    <w:link w:val="Style_30"/>
-    <w:rPr>
-      <w:rFonts w:ascii="XO Thames" w:hAnsi="XO Thames"/>
-      <w:b w:val="1"/>
-      <w:sz w:val="28"/>
-    </w:rPr>
-  </w:style>
-  <w:style w:styleId="Style_31" w:type="paragraph">
-    <w:name w:val="Header and Footer"/>
-    <w:link w:val="Style_31_ch"/>
-    <w:pPr>
-      <w:widowControl w:val="1"/>
-      <w:spacing w:line="240" w:lineRule="auto"/>
-      <w:ind/>
-      <w:jc w:val="both"/>
-    </w:pPr>
-    <w:rPr>
-      <w:rFonts w:ascii="XO Thames" w:hAnsi="XO Thames"/>
-      <w:sz w:val="28"/>
-    </w:rPr>
-  </w:style>
-  <w:style w:styleId="Style_31_ch" w:type="character">
-    <w:name w:val="Header and Footer"/>
-    <w:link w:val="Style_31"/>
-    <w:rPr>
-      <w:rFonts w:ascii="XO Thames" w:hAnsi="XO Thames"/>
-      <w:sz w:val="28"/>
-    </w:rPr>
-  </w:style>
-  <w:style w:styleId="Style_32" w:type="paragraph">
-    <w:name w:val="Book Title"/>
-    <w:basedOn w:val="Style_5"/>
-    <w:link w:val="Style_32_ch"/>
-    <w:rPr>
-      <w:b w:val="1"/>
-      <w:smallCaps w:val="1"/>
-      <w:spacing w:val="5"/>
-    </w:rPr>
-  </w:style>
-  <w:style w:styleId="Style_32_ch" w:type="character">
-    <w:name w:val="Book Title"/>
-    <w:basedOn w:val="Style_5_ch"/>
     <w:link w:val="Style_32"/>
-    <w:rPr>
-      <w:b w:val="1"/>
-      <w:smallCaps w:val="1"/>
-      <w:spacing w:val="5"/>
-    </w:rPr>
   </w:style>
   <w:style w:styleId="Style_33" w:type="paragraph">
     <w:name w:val="toc 9"/>
@@ -5278,78 +5264,70 @@
     </w:rPr>
   </w:style>
   <w:style w:styleId="Style_34" w:type="paragraph">
-    <w:name w:val="Body Text 2"/>
+    <w:name w:val="Strong"/>
+    <w:basedOn w:val="Style_15"/>
+    <w:link w:val="Style_34_ch"/>
+    <w:rPr>
+      <w:b w:val="1"/>
+    </w:rPr>
+  </w:style>
+  <w:style w:styleId="Style_34_ch" w:type="character">
+    <w:name w:val="Strong"/>
+    <w:basedOn w:val="Style_15_ch"/>
+    <w:link w:val="Style_34"/>
+    <w:rPr>
+      <w:b w:val="1"/>
+    </w:rPr>
+  </w:style>
+  <w:style w:styleId="Style_35" w:type="paragraph">
+    <w:name w:val="caption"/>
     <w:basedOn w:val="Style_2"/>
-    <w:link w:val="Style_34_ch"/>
-    <w:pPr>
-      <w:widowControl w:val="1"/>
-      <w:spacing w:after="120" w:line="480" w:lineRule="auto"/>
-      <w:ind/>
-    </w:pPr>
-  </w:style>
-  <w:style w:styleId="Style_34_ch" w:type="character">
-    <w:name w:val="Body Text 2"/>
-    <w:basedOn w:val="Style_2_ch"/>
-    <w:link w:val="Style_34"/>
-  </w:style>
-  <w:style w:styleId="Style_35" w:type="paragraph">
-    <w:name w:val="List Continue 3"/>
-    <w:basedOn w:val="Style_2"/>
+    <w:next w:val="Style_2"/>
     <w:link w:val="Style_35_ch"/>
     <w:pPr>
       <w:widowControl w:val="1"/>
-      <w:spacing w:after="120"/>
-      <w:ind w:left="1080"/>
-      <w:contextualSpacing w:val="1"/>
-    </w:pPr>
+      <w:spacing w:line="240" w:lineRule="auto"/>
+      <w:ind/>
+    </w:pPr>
+    <w:rPr>
+      <w:b w:val="1"/>
+      <w:color w:themeColor="accent1" w:val="4F81BD"/>
+      <w:sz w:val="18"/>
+    </w:rPr>
   </w:style>
   <w:style w:styleId="Style_35_ch" w:type="character">
-    <w:name w:val="List Continue 3"/>
+    <w:name w:val="caption"/>
     <w:basedOn w:val="Style_2_ch"/>
     <w:link w:val="Style_35"/>
+    <w:rPr>
+      <w:b w:val="1"/>
+      <w:color w:themeColor="accent1" w:val="4F81BD"/>
+      <w:sz w:val="18"/>
+    </w:rPr>
   </w:style>
   <w:style w:styleId="Style_36" w:type="paragraph">
-    <w:name w:val="header"/>
+    <w:name w:val="Quote"/>
     <w:basedOn w:val="Style_2"/>
+    <w:next w:val="Style_2"/>
     <w:link w:val="Style_36_ch"/>
-    <w:pPr>
-      <w:widowControl w:val="1"/>
-      <w:tabs>
-        <w:tab w:leader="none" w:pos="4680" w:val="center"/>
-        <w:tab w:leader="none" w:pos="9360" w:val="right"/>
-      </w:tabs>
-      <w:spacing w:after="0" w:line="240" w:lineRule="auto"/>
-      <w:ind/>
-    </w:pPr>
+    <w:rPr>
+      <w:i w:val="1"/>
+      <w:color w:themeColor="text1" w:val="000000"/>
+    </w:rPr>
   </w:style>
   <w:style w:styleId="Style_36_ch" w:type="character">
-    <w:name w:val="header"/>
+    <w:name w:val="Quote"/>
     <w:basedOn w:val="Style_2_ch"/>
     <w:link w:val="Style_36"/>
+    <w:rPr>
+      <w:i w:val="1"/>
+      <w:color w:themeColor="text1" w:val="000000"/>
+    </w:rPr>
   </w:style>
   <w:style w:styleId="Style_37" w:type="paragraph">
-    <w:name w:val="footer"/>
-    <w:basedOn w:val="Style_2"/>
-    <w:link w:val="Style_37_ch"/>
-    <w:pPr>
-      <w:widowControl w:val="1"/>
-      <w:tabs>
-        <w:tab w:leader="none" w:pos="4680" w:val="center"/>
-        <w:tab w:leader="none" w:pos="9360" w:val="right"/>
-      </w:tabs>
-      <w:spacing w:after="0" w:line="240" w:lineRule="auto"/>
-      <w:ind/>
-    </w:pPr>
-  </w:style>
-  <w:style w:styleId="Style_37_ch" w:type="character">
-    <w:name w:val="footer"/>
-    <w:basedOn w:val="Style_2_ch"/>
-    <w:link w:val="Style_37"/>
-  </w:style>
-  <w:style w:styleId="Style_38" w:type="paragraph">
     <w:name w:val="toc 8"/>
     <w:next w:val="Style_2"/>
-    <w:link w:val="Style_38_ch"/>
+    <w:link w:val="Style_37_ch"/>
     <w:uiPriority w:val="39"/>
     <w:pPr>
       <w:widowControl w:val="1"/>
@@ -5361,95 +5339,38 @@
       <w:sz w:val="28"/>
     </w:rPr>
   </w:style>
-  <w:style w:styleId="Style_38_ch" w:type="character">
+  <w:style w:styleId="Style_37_ch" w:type="character">
     <w:name w:val="toc 8"/>
-    <w:link w:val="Style_38"/>
+    <w:link w:val="Style_37"/>
     <w:rPr>
       <w:rFonts w:ascii="XO Thames" w:hAnsi="XO Thames"/>
       <w:sz w:val="28"/>
     </w:rPr>
   </w:style>
+  <w:style w:styleId="Style_38" w:type="paragraph">
+    <w:name w:val="Intense Emphasis"/>
+    <w:basedOn w:val="Style_15"/>
+    <w:link w:val="Style_38_ch"/>
+    <w:rPr>
+      <w:b w:val="1"/>
+      <w:i w:val="1"/>
+      <w:color w:themeColor="accent1" w:val="4F81BD"/>
+    </w:rPr>
+  </w:style>
+  <w:style w:styleId="Style_38_ch" w:type="character">
+    <w:name w:val="Intense Emphasis"/>
+    <w:basedOn w:val="Style_15_ch"/>
+    <w:link w:val="Style_38"/>
+    <w:rPr>
+      <w:b w:val="1"/>
+      <w:i w:val="1"/>
+      <w:color w:themeColor="accent1" w:val="4F81BD"/>
+    </w:rPr>
+  </w:style>
   <w:style w:styleId="Style_39" w:type="paragraph">
-    <w:name w:val="List Number 3"/>
+    <w:name w:val="List Continue 2"/>
     <w:basedOn w:val="Style_2"/>
     <w:link w:val="Style_39_ch"/>
-    <w:pPr>
-      <w:widowControl w:val="1"/>
-      <w:numPr>
-        <w:numId w:val="4"/>
-      </w:numPr>
-      <w:ind/>
-      <w:contextualSpacing w:val="1"/>
-    </w:pPr>
-  </w:style>
-  <w:style w:styleId="Style_39_ch" w:type="character">
-    <w:name w:val="List Number 3"/>
-    <w:basedOn w:val="Style_2_ch"/>
-    <w:link w:val="Style_39"/>
-  </w:style>
-  <w:style w:styleId="Style_40" w:type="paragraph">
-    <w:name w:val="Body Text"/>
-    <w:basedOn w:val="Style_2"/>
-    <w:link w:val="Style_40_ch"/>
-    <w:pPr>
-      <w:widowControl w:val="1"/>
-      <w:spacing w:after="120"/>
-      <w:ind/>
-    </w:pPr>
-  </w:style>
-  <w:style w:styleId="Style_40_ch" w:type="character">
-    <w:name w:val="Body Text"/>
-    <w:basedOn w:val="Style_2_ch"/>
-    <w:link w:val="Style_40"/>
-  </w:style>
-  <w:style w:styleId="Style_41" w:type="paragraph">
-    <w:name w:val="Body Text 3"/>
-    <w:basedOn w:val="Style_2"/>
-    <w:link w:val="Style_41_ch"/>
-    <w:pPr>
-      <w:widowControl w:val="1"/>
-      <w:spacing w:after="120"/>
-      <w:ind/>
-    </w:pPr>
-    <w:rPr>
-      <w:sz w:val="16"/>
-    </w:rPr>
-  </w:style>
-  <w:style w:styleId="Style_41_ch" w:type="character">
-    <w:name w:val="Body Text 3"/>
-    <w:basedOn w:val="Style_2_ch"/>
-    <w:link w:val="Style_41"/>
-    <w:rPr>
-      <w:sz w:val="16"/>
-    </w:rPr>
-  </w:style>
-  <w:style w:styleId="Style_42" w:type="paragraph">
-    <w:name w:val="toc 5"/>
-    <w:next w:val="Style_2"/>
-    <w:link w:val="Style_42_ch"/>
-    <w:uiPriority w:val="39"/>
-    <w:pPr>
-      <w:widowControl w:val="1"/>
-      <w:ind w:firstLine="0" w:left="800"/>
-      <w:jc w:val="left"/>
-    </w:pPr>
-    <w:rPr>
-      <w:rFonts w:ascii="XO Thames" w:hAnsi="XO Thames"/>
-      <w:sz w:val="28"/>
-    </w:rPr>
-  </w:style>
-  <w:style w:styleId="Style_42_ch" w:type="character">
-    <w:name w:val="toc 5"/>
-    <w:link w:val="Style_42"/>
-    <w:rPr>
-      <w:rFonts w:ascii="XO Thames" w:hAnsi="XO Thames"/>
-      <w:sz w:val="28"/>
-    </w:rPr>
-  </w:style>
-  <w:style w:styleId="Style_43" w:type="paragraph">
-    <w:name w:val="List Continue 2"/>
-    <w:basedOn w:val="Style_2"/>
-    <w:link w:val="Style_43_ch"/>
     <w:pPr>
       <w:widowControl w:val="1"/>
       <w:spacing w:after="120"/>
@@ -5457,33 +5378,91 @@
       <w:contextualSpacing w:val="1"/>
     </w:pPr>
   </w:style>
-  <w:style w:styleId="Style_43_ch" w:type="character">
+  <w:style w:styleId="Style_39_ch" w:type="character">
     <w:name w:val="List Continue 2"/>
     <w:basedOn w:val="Style_2_ch"/>
+    <w:link w:val="Style_39"/>
+  </w:style>
+  <w:style w:styleId="Style_40" w:type="paragraph">
+    <w:name w:val="toc 5"/>
+    <w:next w:val="Style_2"/>
+    <w:link w:val="Style_40_ch"/>
+    <w:uiPriority w:val="39"/>
+    <w:pPr>
+      <w:widowControl w:val="1"/>
+      <w:ind w:firstLine="0" w:left="800"/>
+      <w:jc w:val="left"/>
+    </w:pPr>
+    <w:rPr>
+      <w:rFonts w:ascii="XO Thames" w:hAnsi="XO Thames"/>
+      <w:sz w:val="28"/>
+    </w:rPr>
+  </w:style>
+  <w:style w:styleId="Style_40_ch" w:type="character">
+    <w:name w:val="toc 5"/>
+    <w:link w:val="Style_40"/>
+    <w:rPr>
+      <w:rFonts w:ascii="XO Thames" w:hAnsi="XO Thames"/>
+      <w:sz w:val="28"/>
+    </w:rPr>
+  </w:style>
+  <w:style w:styleId="Style_41" w:type="paragraph">
+    <w:name w:val="List 3"/>
+    <w:basedOn w:val="Style_2"/>
+    <w:link w:val="Style_41_ch"/>
+    <w:pPr>
+      <w:widowControl w:val="1"/>
+      <w:ind w:hanging="360" w:left="1080"/>
+      <w:contextualSpacing w:val="1"/>
+    </w:pPr>
+  </w:style>
+  <w:style w:styleId="Style_41_ch" w:type="character">
+    <w:name w:val="List 3"/>
+    <w:basedOn w:val="Style_2_ch"/>
+    <w:link w:val="Style_41"/>
+  </w:style>
+  <w:style w:styleId="Style_42" w:type="paragraph">
+    <w:name w:val="List Number 3"/>
+    <w:basedOn w:val="Style_2"/>
+    <w:link w:val="Style_42_ch"/>
+    <w:pPr>
+      <w:widowControl w:val="1"/>
+      <w:numPr>
+        <w:numId w:val="2"/>
+      </w:numPr>
+      <w:ind/>
+      <w:contextualSpacing w:val="1"/>
+    </w:pPr>
+  </w:style>
+  <w:style w:styleId="Style_42_ch" w:type="character">
+    <w:name w:val="List Number 3"/>
+    <w:basedOn w:val="Style_2_ch"/>
+    <w:link w:val="Style_42"/>
+  </w:style>
+  <w:style w:styleId="Style_43" w:type="paragraph">
+    <w:name w:val="Body Text 3"/>
+    <w:basedOn w:val="Style_2"/>
+    <w:link w:val="Style_43_ch"/>
+    <w:pPr>
+      <w:widowControl w:val="1"/>
+      <w:spacing w:after="120"/>
+      <w:ind/>
+    </w:pPr>
+    <w:rPr>
+      <w:sz w:val="16"/>
+    </w:rPr>
+  </w:style>
+  <w:style w:styleId="Style_43_ch" w:type="character">
+    <w:name w:val="Body Text 3"/>
+    <w:basedOn w:val="Style_2_ch"/>
     <w:link w:val="Style_43"/>
+    <w:rPr>
+      <w:sz w:val="16"/>
+    </w:rPr>
   </w:style>
   <w:style w:styleId="Style_44" w:type="paragraph">
-    <w:name w:val="Quote"/>
-    <w:basedOn w:val="Style_2"/>
-    <w:next w:val="Style_2"/>
+    <w:name w:val="macro"/>
     <w:link w:val="Style_44_ch"/>
-    <w:rPr>
-      <w:i w:val="1"/>
-      <w:color w:themeColor="text1" w:val="000000"/>
-    </w:rPr>
-  </w:style>
-  <w:style w:styleId="Style_44_ch" w:type="character">
-    <w:name w:val="Quote"/>
-    <w:basedOn w:val="Style_2_ch"/>
-    <w:link w:val="Style_44"/>
-    <w:rPr>
-      <w:i w:val="1"/>
-      <w:color w:themeColor="text1" w:val="000000"/>
-    </w:rPr>
-  </w:style>
-  <w:style w:styleId="Style_45" w:type="paragraph">
-    <w:name w:val="macro"/>
-    <w:link w:val="Style_45_ch"/>
     <w:pPr>
       <w:widowControl w:val="1"/>
       <w:tabs>
@@ -5502,19 +5481,19 @@
       <w:sz w:val="20"/>
     </w:rPr>
   </w:style>
-  <w:style w:styleId="Style_45_ch" w:type="character">
+  <w:style w:styleId="Style_44_ch" w:type="character">
     <w:name w:val="macro"/>
-    <w:link w:val="Style_45"/>
+    <w:link w:val="Style_44"/>
     <w:rPr>
       <w:rFonts w:ascii="Courier" w:hAnsi="Courier"/>
       <w:sz w:val="20"/>
     </w:rPr>
   </w:style>
-  <w:style w:styleId="Style_46" w:type="paragraph">
+  <w:style w:styleId="Style_45" w:type="paragraph">
     <w:name w:val="Subtitle"/>
     <w:basedOn w:val="Style_2"/>
     <w:next w:val="Style_2"/>
-    <w:link w:val="Style_46_ch"/>
+    <w:link w:val="Style_45_ch"/>
     <w:uiPriority w:val="11"/>
     <w:qFormat/>
     <w:pPr>
@@ -5530,10 +5509,10 @@
       <w:sz w:val="24"/>
     </w:rPr>
   </w:style>
-  <w:style w:styleId="Style_46_ch" w:type="character">
+  <w:style w:styleId="Style_45_ch" w:type="character">
     <w:name w:val="Subtitle"/>
     <w:basedOn w:val="Style_2_ch"/>
-    <w:link w:val="Style_46"/>
+    <w:link w:val="Style_45"/>
     <w:rPr>
       <w:rFonts w:asciiTheme="majorAscii" w:hAnsiTheme="majorHAnsi"/>
       <w:i w:val="1"/>
@@ -5542,44 +5521,95 @@
       <w:sz w:val="24"/>
     </w:rPr>
   </w:style>
+  <w:style w:styleId="Style_46" w:type="paragraph">
+    <w:name w:val="List Number 2"/>
+    <w:basedOn w:val="Style_2"/>
+    <w:link w:val="Style_46_ch"/>
+    <w:pPr>
+      <w:widowControl w:val="1"/>
+      <w:numPr>
+        <w:numId w:val="3"/>
+      </w:numPr>
+      <w:ind/>
+      <w:contextualSpacing w:val="1"/>
+    </w:pPr>
+  </w:style>
+  <w:style w:styleId="Style_46_ch" w:type="character">
+    <w:name w:val="List Number 2"/>
+    <w:basedOn w:val="Style_2_ch"/>
+    <w:link w:val="Style_46"/>
+  </w:style>
   <w:style w:styleId="Style_47" w:type="paragraph">
-    <w:name w:val="List 2"/>
-    <w:basedOn w:val="Style_2"/>
+    <w:name w:val="Emphasis"/>
+    <w:basedOn w:val="Style_15"/>
     <w:link w:val="Style_47_ch"/>
-    <w:pPr>
-      <w:widowControl w:val="1"/>
-      <w:ind w:hanging="360" w:left="720"/>
-      <w:contextualSpacing w:val="1"/>
-    </w:pPr>
+    <w:rPr>
+      <w:i w:val="1"/>
+    </w:rPr>
   </w:style>
   <w:style w:styleId="Style_47_ch" w:type="character">
-    <w:name w:val="List 2"/>
-    <w:basedOn w:val="Style_2_ch"/>
+    <w:name w:val="Emphasis"/>
+    <w:basedOn w:val="Style_15_ch"/>
     <w:link w:val="Style_47"/>
+    <w:rPr>
+      <w:i w:val="1"/>
+    </w:rPr>
   </w:style>
   <w:style w:styleId="Style_48" w:type="paragraph">
-    <w:name w:val="List Bullet 3"/>
+    <w:name w:val="List Paragraph"/>
     <w:basedOn w:val="Style_2"/>
     <w:link w:val="Style_48_ch"/>
     <w:pPr>
       <w:widowControl w:val="1"/>
-      <w:numPr>
-        <w:numId w:val="5"/>
-      </w:numPr>
-      <w:ind/>
+      <w:ind w:left="720"/>
       <w:contextualSpacing w:val="1"/>
     </w:pPr>
   </w:style>
   <w:style w:styleId="Style_48_ch" w:type="character">
-    <w:name w:val="List Bullet 3"/>
+    <w:name w:val="List Paragraph"/>
     <w:basedOn w:val="Style_2_ch"/>
     <w:link w:val="Style_48"/>
   </w:style>
   <w:style w:styleId="Style_49" w:type="paragraph">
+    <w:name w:val="Subtle Reference"/>
+    <w:basedOn w:val="Style_15"/>
+    <w:link w:val="Style_49_ch"/>
+    <w:rPr>
+      <w:smallCaps w:val="1"/>
+      <w:color w:themeColor="accent2" w:val="C0504D"/>
+      <w:u w:val="single"/>
+    </w:rPr>
+  </w:style>
+  <w:style w:styleId="Style_49_ch" w:type="character">
+    <w:name w:val="Subtle Reference"/>
+    <w:basedOn w:val="Style_15_ch"/>
+    <w:link w:val="Style_49"/>
+    <w:rPr>
+      <w:smallCaps w:val="1"/>
+      <w:color w:themeColor="accent2" w:val="C0504D"/>
+      <w:u w:val="single"/>
+    </w:rPr>
+  </w:style>
+  <w:style w:styleId="Style_50" w:type="paragraph">
+    <w:name w:val="Body Text"/>
+    <w:basedOn w:val="Style_2"/>
+    <w:link w:val="Style_50_ch"/>
+    <w:pPr>
+      <w:widowControl w:val="1"/>
+      <w:spacing w:after="120"/>
+      <w:ind/>
+    </w:pPr>
+  </w:style>
+  <w:style w:styleId="Style_50_ch" w:type="character">
+    <w:name w:val="Body Text"/>
+    <w:basedOn w:val="Style_2_ch"/>
+    <w:link w:val="Style_50"/>
+  </w:style>
+  <w:style w:styleId="Style_51" w:type="paragraph">
     <w:name w:val="Title"/>
     <w:basedOn w:val="Style_2"/>
     <w:next w:val="Style_2"/>
-    <w:link w:val="Style_49_ch"/>
+    <w:link w:val="Style_51_ch"/>
     <w:uiPriority w:val="10"/>
     <w:qFormat/>
     <w:pPr>
@@ -5598,10 +5628,10 @@
       <w:sz w:val="52"/>
     </w:rPr>
   </w:style>
-  <w:style w:styleId="Style_49_ch" w:type="character">
+  <w:style w:styleId="Style_51_ch" w:type="character">
     <w:name w:val="Title"/>
     <w:basedOn w:val="Style_2_ch"/>
-    <w:link w:val="Style_49"/>
+    <w:link w:val="Style_51"/>
     <w:rPr>
       <w:rFonts w:asciiTheme="majorAscii" w:hAnsiTheme="majorHAnsi"/>
       <w:color w:themeColor="text2" w:themeShade="BF" w:val="17375E"/>
@@ -5609,24 +5639,11 @@
       <w:sz w:val="52"/>
     </w:rPr>
   </w:style>
-  <w:style w:styleId="Style_50" w:type="paragraph">
-    <w:name w:val="No Spacing"/>
-    <w:link w:val="Style_50_ch"/>
-    <w:pPr>
-      <w:widowControl w:val="1"/>
-      <w:spacing w:after="0" w:line="240" w:lineRule="auto"/>
-      <w:ind/>
-    </w:pPr>
-  </w:style>
-  <w:style w:styleId="Style_50_ch" w:type="character">
-    <w:name w:val="No Spacing"/>
-    <w:link w:val="Style_50"/>
-  </w:style>
-  <w:style w:styleId="Style_51" w:type="paragraph">
+  <w:style w:styleId="Style_52" w:type="paragraph">
     <w:name w:val="heading 4"/>
     <w:basedOn w:val="Style_2"/>
     <w:next w:val="Style_2"/>
-    <w:link w:val="Style_51_ch"/>
+    <w:link w:val="Style_52_ch"/>
     <w:uiPriority w:val="9"/>
     <w:qFormat/>
     <w:pPr>
@@ -5644,10 +5661,10 @@
       <w:color w:themeColor="accent1" w:val="4F81BD"/>
     </w:rPr>
   </w:style>
-  <w:style w:styleId="Style_51_ch" w:type="character">
+  <w:style w:styleId="Style_52_ch" w:type="character">
     <w:name w:val="heading 4"/>
     <w:basedOn w:val="Style_2_ch"/>
-    <w:link w:val="Style_51"/>
+    <w:link w:val="Style_52"/>
     <w:rPr>
       <w:rFonts w:asciiTheme="majorAscii" w:hAnsiTheme="majorHAnsi"/>
       <w:b w:val="1"/>
@@ -5655,29 +5672,29 @@
       <w:color w:themeColor="accent1" w:val="4F81BD"/>
     </w:rPr>
   </w:style>
-  <w:style w:styleId="Style_52" w:type="paragraph">
-    <w:name w:val="List Number 2"/>
+  <w:style w:styleId="Style_53" w:type="paragraph">
+    <w:name w:val="List Bullet"/>
     <w:basedOn w:val="Style_2"/>
-    <w:link w:val="Style_52_ch"/>
+    <w:link w:val="Style_53_ch"/>
     <w:pPr>
       <w:widowControl w:val="1"/>
       <w:numPr>
-        <w:numId w:val="6"/>
+        <w:numId w:val="4"/>
       </w:numPr>
       <w:ind/>
       <w:contextualSpacing w:val="1"/>
     </w:pPr>
   </w:style>
-  <w:style w:styleId="Style_52_ch" w:type="character">
-    <w:name w:val="List Number 2"/>
+  <w:style w:styleId="Style_53_ch" w:type="character">
+    <w:name w:val="List Bullet"/>
     <w:basedOn w:val="Style_2_ch"/>
-    <w:link w:val="Style_52"/>
-  </w:style>
-  <w:style w:styleId="Style_53" w:type="paragraph">
+    <w:link w:val="Style_53"/>
+  </w:style>
+  <w:style w:styleId="Style_54" w:type="paragraph">
     <w:name w:val="heading 2"/>
     <w:basedOn w:val="Style_2"/>
     <w:next w:val="Style_2"/>
-    <w:link w:val="Style_53_ch"/>
+    <w:link w:val="Style_54_ch"/>
     <w:uiPriority w:val="9"/>
     <w:qFormat/>
     <w:pPr>
@@ -5695,10 +5712,10 @@
       <w:sz w:val="26"/>
     </w:rPr>
   </w:style>
-  <w:style w:styleId="Style_53_ch" w:type="character">
+  <w:style w:styleId="Style_54_ch" w:type="character">
     <w:name w:val="heading 2"/>
     <w:basedOn w:val="Style_2_ch"/>
-    <w:link w:val="Style_53"/>
+    <w:link w:val="Style_54"/>
     <w:rPr>
       <w:rFonts w:asciiTheme="majorAscii" w:hAnsiTheme="majorHAnsi"/>
       <w:b w:val="1"/>
@@ -5706,31 +5723,29 @@
       <w:sz w:val="26"/>
     </w:rPr>
   </w:style>
-  <w:style w:styleId="Style_54" w:type="paragraph">
-    <w:name w:val="Intense Emphasis"/>
-    <w:basedOn w:val="Style_5"/>
-    <w:link w:val="Style_54_ch"/>
-    <w:rPr>
-      <w:b w:val="1"/>
-      <w:i w:val="1"/>
-      <w:color w:themeColor="accent1" w:val="4F81BD"/>
-    </w:rPr>
-  </w:style>
-  <w:style w:styleId="Style_54_ch" w:type="character">
-    <w:name w:val="Intense Emphasis"/>
-    <w:basedOn w:val="Style_5_ch"/>
-    <w:link w:val="Style_54"/>
-    <w:rPr>
-      <w:b w:val="1"/>
-      <w:i w:val="1"/>
-      <w:color w:themeColor="accent1" w:val="4F81BD"/>
-    </w:rPr>
-  </w:style>
   <w:style w:styleId="Style_55" w:type="paragraph">
+    <w:name w:val="List Number"/>
+    <w:basedOn w:val="Style_2"/>
+    <w:link w:val="Style_55_ch"/>
+    <w:pPr>
+      <w:widowControl w:val="1"/>
+      <w:numPr>
+        <w:numId w:val="5"/>
+      </w:numPr>
+      <w:ind/>
+      <w:contextualSpacing w:val="1"/>
+    </w:pPr>
+  </w:style>
+  <w:style w:styleId="Style_55_ch" w:type="character">
+    <w:name w:val="List Number"/>
+    <w:basedOn w:val="Style_2_ch"/>
+    <w:link w:val="Style_55"/>
+  </w:style>
+  <w:style w:styleId="Style_56" w:type="paragraph">
     <w:name w:val="heading 6"/>
     <w:basedOn w:val="Style_2"/>
     <w:next w:val="Style_2"/>
-    <w:link w:val="Style_55_ch"/>
+    <w:link w:val="Style_56_ch"/>
     <w:uiPriority w:val="9"/>
     <w:qFormat/>
     <w:pPr>
@@ -5747,69 +5762,54 @@
       <w:color w:themeColor="accent1" w:themeShade="7F" w:val="244061"/>
     </w:rPr>
   </w:style>
-  <w:style w:styleId="Style_55_ch" w:type="character">
+  <w:style w:styleId="Style_56_ch" w:type="character">
     <w:name w:val="heading 6"/>
     <w:basedOn w:val="Style_2_ch"/>
-    <w:link w:val="Style_55"/>
+    <w:link w:val="Style_56"/>
     <w:rPr>
       <w:rFonts w:asciiTheme="majorAscii" w:hAnsiTheme="majorHAnsi"/>
       <w:i w:val="1"/>
       <w:color w:themeColor="accent1" w:themeShade="7F" w:val="244061"/>
     </w:rPr>
   </w:style>
-  <w:style w:styleId="Style_56" w:type="paragraph">
-    <w:name w:val="Strong"/>
-    <w:basedOn w:val="Style_5"/>
-    <w:link w:val="Style_56_ch"/>
-    <w:rPr>
-      <w:b w:val="1"/>
-    </w:rPr>
-  </w:style>
-  <w:style w:styleId="Style_56_ch" w:type="character">
-    <w:name w:val="Strong"/>
-    <w:basedOn w:val="Style_5_ch"/>
-    <w:link w:val="Style_56"/>
-    <w:rPr>
-      <w:b w:val="1"/>
-    </w:rPr>
-  </w:style>
   <w:style w:styleId="Style_57" w:type="paragraph">
-    <w:name w:val="Subtle Reference"/>
-    <w:basedOn w:val="Style_5"/>
+    <w:name w:val="List Bullet 3"/>
+    <w:basedOn w:val="Style_2"/>
     <w:link w:val="Style_57_ch"/>
-    <w:rPr>
-      <w:smallCaps w:val="1"/>
-      <w:color w:themeColor="accent2" w:val="C0504D"/>
-      <w:u w:val="single"/>
-    </w:rPr>
+    <w:pPr>
+      <w:widowControl w:val="1"/>
+      <w:numPr>
+        <w:numId w:val="6"/>
+      </w:numPr>
+      <w:ind/>
+      <w:contextualSpacing w:val="1"/>
+    </w:pPr>
   </w:style>
   <w:style w:styleId="Style_57_ch" w:type="character">
-    <w:name w:val="Subtle Reference"/>
-    <w:basedOn w:val="Style_5_ch"/>
+    <w:name w:val="List Bullet 3"/>
+    <w:basedOn w:val="Style_2_ch"/>
     <w:link w:val="Style_57"/>
-    <w:rPr>
-      <w:smallCaps w:val="1"/>
-      <w:color w:themeColor="accent2" w:val="C0504D"/>
-      <w:u w:val="single"/>
-    </w:rPr>
   </w:style>
   <w:style w:styleId="Style_58" w:type="paragraph">
-    <w:name w:val="List Paragraph"/>
-    <w:basedOn w:val="Style_2"/>
+    <w:name w:val="Subtle Emphasis"/>
+    <w:basedOn w:val="Style_15"/>
     <w:link w:val="Style_58_ch"/>
-    <w:pPr>
-      <w:widowControl w:val="1"/>
-      <w:ind w:left="720"/>
-      <w:contextualSpacing w:val="1"/>
-    </w:pPr>
+    <w:rPr>
+      <w:i w:val="1"/>
+      <w:color w:themeColor="text1" w:themeTint="7F" w:val="808080"/>
+    </w:rPr>
   </w:style>
   <w:style w:styleId="Style_58_ch" w:type="character">
-    <w:name w:val="List Paragraph"/>
-    <w:basedOn w:val="Style_2_ch"/>
+    <w:name w:val="Subtle Emphasis"/>
+    <w:basedOn w:val="Style_15_ch"/>
     <w:link w:val="Style_58"/>
+    <w:rPr>
+      <w:i w:val="1"/>
+      <w:color w:themeColor="text1" w:themeTint="7F" w:val="808080"/>
+    </w:rPr>
   </w:style>
   <w:style w:styleId="Style_59" w:type="table">
-    <w:name w:val="Medium Shading 1"/>
+    <w:name w:val="Light Grid Accent 4"/>
     <w:basedOn w:val="Style_60"/>
     <w:pPr>
       <w:widowControl w:val="1"/>
@@ -5819,11 +5819,12 @@
     <w:tblPr>
       <w:tblInd w:type="dxa" w:w="0"/>
       <w:tblBorders>
-        <w:top w:sz="8" w:themeColor="text1" w:themeTint="BF" w:val="single"/>
-        <w:left w:sz="8" w:themeColor="text1" w:themeTint="BF" w:val="single"/>
-        <w:bottom w:sz="8" w:themeColor="text1" w:themeTint="BF" w:val="single"/>
-        <w:right w:sz="8" w:themeColor="text1" w:themeTint="BF" w:val="single"/>
-        <w:insideH w:sz="8" w:themeColor="text1" w:themeTint="BF" w:val="single"/>
+        <w:top w:sz="8" w:themeColor="accent4" w:val="single"/>
+        <w:left w:sz="8" w:themeColor="accent4" w:val="single"/>
+        <w:bottom w:sz="8" w:themeColor="accent4" w:val="single"/>
+        <w:right w:sz="8" w:themeColor="accent4" w:val="single"/>
+        <w:insideH w:sz="8" w:themeColor="accent4" w:val="single"/>
+        <w:insideV w:sz="8" w:themeColor="accent4" w:val="single"/>
       </w:tblBorders>
       <w:tblCellMar>
         <w:top w:type="dxa" w:w="0"/>
@@ -5834,17 +5835,62 @@
     </w:tblPr>
   </w:style>
   <w:style w:styleId="Style_61" w:type="table">
-    <w:name w:val="Medium List 2 Accent 4"/>
-    <w:basedOn w:val="Style_60"/>
-    <w:pPr>
-      <w:widowControl w:val="1"/>
-      <w:spacing w:after="0" w:line="240" w:lineRule="auto"/>
-      <w:ind/>
-    </w:pPr>
-    <w:rPr>
-      <w:rFonts w:asciiTheme="majorAscii" w:hAnsiTheme="majorHAnsi"/>
-      <w:color w:themeColor="text1" w:val="000000"/>
-    </w:rPr>
+    <w:name w:val="Light List Accent 2"/>
+    <w:basedOn w:val="Style_60"/>
+    <w:pPr>
+      <w:widowControl w:val="1"/>
+      <w:spacing w:after="0" w:line="240" w:lineRule="auto"/>
+      <w:ind/>
+    </w:pPr>
+    <w:tblPr>
+      <w:tblInd w:type="dxa" w:w="0"/>
+      <w:tblBorders>
+        <w:top w:sz="8" w:themeColor="accent2" w:val="single"/>
+        <w:left w:sz="8" w:themeColor="accent2" w:val="single"/>
+        <w:bottom w:sz="8" w:themeColor="accent2" w:val="single"/>
+        <w:right w:sz="8" w:themeColor="accent2" w:val="single"/>
+      </w:tblBorders>
+      <w:tblCellMar>
+        <w:top w:type="dxa" w:w="0"/>
+        <w:left w:type="dxa" w:w="108"/>
+        <w:bottom w:type="dxa" w:w="0"/>
+        <w:right w:type="dxa" w:w="108"/>
+      </w:tblCellMar>
+    </w:tblPr>
+  </w:style>
+  <w:style w:styleId="Style_62" w:type="table">
+    <w:name w:val="Medium Shading 1 Accent 6"/>
+    <w:basedOn w:val="Style_60"/>
+    <w:pPr>
+      <w:widowControl w:val="1"/>
+      <w:spacing w:after="0" w:line="240" w:lineRule="auto"/>
+      <w:ind/>
+    </w:pPr>
+    <w:tblPr>
+      <w:tblInd w:type="dxa" w:w="0"/>
+      <w:tblBorders>
+        <w:top w:sz="8" w:themeColor="accent6" w:themeTint="BF" w:val="single"/>
+        <w:left w:sz="8" w:themeColor="accent6" w:themeTint="BF" w:val="single"/>
+        <w:bottom w:sz="8" w:themeColor="accent6" w:themeTint="BF" w:val="single"/>
+        <w:right w:sz="8" w:themeColor="accent6" w:themeTint="BF" w:val="single"/>
+        <w:insideH w:sz="8" w:themeColor="accent6" w:themeTint="BF" w:val="single"/>
+      </w:tblBorders>
+      <w:tblCellMar>
+        <w:top w:type="dxa" w:w="0"/>
+        <w:left w:type="dxa" w:w="108"/>
+        <w:bottom w:type="dxa" w:w="0"/>
+        <w:right w:type="dxa" w:w="108"/>
+      </w:tblCellMar>
+    </w:tblPr>
+  </w:style>
+  <w:style w:styleId="Style_63" w:type="table">
+    <w:name w:val="Light List Accent 4"/>
+    <w:basedOn w:val="Style_60"/>
+    <w:pPr>
+      <w:widowControl w:val="1"/>
+      <w:spacing w:after="0" w:line="240" w:lineRule="auto"/>
+      <w:ind/>
+    </w:pPr>
     <w:tblPr>
       <w:tblInd w:type="dxa" w:w="0"/>
       <w:tblBorders>
@@ -5861,8 +5907,30 @@
       </w:tblCellMar>
     </w:tblPr>
   </w:style>
-  <w:style w:styleId="Style_62" w:type="table">
-    <w:name w:val="Medium Grid 3 Accent 6"/>
+  <w:style w:styleId="Style_64" w:type="table">
+    <w:name w:val="Medium Shading 2 Accent 2"/>
+    <w:basedOn w:val="Style_60"/>
+    <w:pPr>
+      <w:widowControl w:val="1"/>
+      <w:spacing w:after="0" w:line="240" w:lineRule="auto"/>
+      <w:ind/>
+    </w:pPr>
+    <w:tblPr>
+      <w:tblInd w:type="dxa" w:w="0"/>
+      <w:tblBorders>
+        <w:top w:color="000000" w:sz="18" w:val="single"/>
+        <w:bottom w:color="000000" w:sz="18" w:val="single"/>
+      </w:tblBorders>
+      <w:tblCellMar>
+        <w:top w:type="dxa" w:w="0"/>
+        <w:left w:type="dxa" w:w="108"/>
+        <w:bottom w:type="dxa" w:w="0"/>
+        <w:right w:type="dxa" w:w="108"/>
+      </w:tblCellMar>
+    </w:tblPr>
+  </w:style>
+  <w:style w:styleId="Style_65" w:type="table">
+    <w:name w:val="Medium Grid 3 Accent 3"/>
     <w:basedOn w:val="Style_60"/>
     <w:pPr>
       <w:widowControl w:val="1"/>
@@ -5887,8 +5955,85 @@
       </w:tblCellMar>
     </w:tblPr>
   </w:style>
-  <w:style w:styleId="Style_63" w:type="table">
-    <w:name w:val="Colorful Grid Accent 1"/>
+  <w:style w:styleId="Style_66" w:type="table">
+    <w:name w:val="Medium Grid 3"/>
+    <w:basedOn w:val="Style_60"/>
+    <w:pPr>
+      <w:widowControl w:val="1"/>
+      <w:spacing w:after="0" w:line="240" w:lineRule="auto"/>
+      <w:ind/>
+    </w:pPr>
+    <w:tblPr>
+      <w:tblInd w:type="dxa" w:w="0"/>
+      <w:tblBorders>
+        <w:top w:sz="8" w:themeColor="background1" w:val="single"/>
+        <w:left w:sz="8" w:themeColor="background1" w:val="single"/>
+        <w:bottom w:sz="8" w:themeColor="background1" w:val="single"/>
+        <w:right w:sz="8" w:themeColor="background1" w:val="single"/>
+        <w:insideH w:sz="6" w:themeColor="background1" w:val="single"/>
+        <w:insideV w:sz="6" w:themeColor="background1" w:val="single"/>
+      </w:tblBorders>
+      <w:tblCellMar>
+        <w:top w:type="dxa" w:w="0"/>
+        <w:left w:type="dxa" w:w="108"/>
+        <w:bottom w:type="dxa" w:w="0"/>
+        <w:right w:type="dxa" w:w="108"/>
+      </w:tblCellMar>
+    </w:tblPr>
+  </w:style>
+  <w:style w:styleId="Style_67" w:type="table">
+    <w:name w:val="Colorful List Accent 6"/>
+    <w:basedOn w:val="Style_60"/>
+    <w:pPr>
+      <w:widowControl w:val="1"/>
+      <w:spacing w:after="0" w:line="240" w:lineRule="auto"/>
+      <w:ind/>
+    </w:pPr>
+    <w:rPr>
+      <w:color w:themeColor="text1" w:val="000000"/>
+    </w:rPr>
+    <w:tblPr>
+      <w:tblInd w:type="dxa" w:w="0"/>
+      <w:tblCellMar>
+        <w:top w:type="dxa" w:w="0"/>
+        <w:left w:type="dxa" w:w="108"/>
+        <w:bottom w:type="dxa" w:w="0"/>
+        <w:right w:type="dxa" w:w="108"/>
+      </w:tblCellMar>
+    </w:tblPr>
+  </w:style>
+  <w:style w:styleId="Style_68" w:type="table">
+    <w:name w:val="Medium Grid 2 Accent 3"/>
+    <w:basedOn w:val="Style_60"/>
+    <w:pPr>
+      <w:widowControl w:val="1"/>
+      <w:spacing w:after="0" w:line="240" w:lineRule="auto"/>
+      <w:ind/>
+    </w:pPr>
+    <w:rPr>
+      <w:rFonts w:asciiTheme="majorAscii" w:hAnsiTheme="majorHAnsi"/>
+      <w:color w:themeColor="text1" w:val="000000"/>
+    </w:rPr>
+    <w:tblPr>
+      <w:tblInd w:type="dxa" w:w="0"/>
+      <w:tblBorders>
+        <w:top w:sz="8" w:themeColor="accent3" w:val="single"/>
+        <w:left w:sz="8" w:themeColor="accent3" w:val="single"/>
+        <w:bottom w:sz="8" w:themeColor="accent3" w:val="single"/>
+        <w:right w:sz="8" w:themeColor="accent3" w:val="single"/>
+        <w:insideH w:sz="8" w:themeColor="accent3" w:val="single"/>
+        <w:insideV w:sz="8" w:themeColor="accent3" w:val="single"/>
+      </w:tblBorders>
+      <w:tblCellMar>
+        <w:top w:type="dxa" w:w="0"/>
+        <w:left w:type="dxa" w:w="108"/>
+        <w:bottom w:type="dxa" w:w="0"/>
+        <w:right w:type="dxa" w:w="108"/>
+      </w:tblCellMar>
+    </w:tblPr>
+  </w:style>
+  <w:style w:styleId="Style_69" w:type="table">
+    <w:name w:val="Colorful Grid Accent 6"/>
     <w:basedOn w:val="Style_60"/>
     <w:pPr>
       <w:widowControl w:val="1"/>
@@ -5911,7 +6056,83 @@
       </w:tblCellMar>
     </w:tblPr>
   </w:style>
-  <w:style w:styleId="Style_64" w:type="table">
+  <w:style w:styleId="Style_70" w:type="table">
+    <w:name w:val="Medium Grid 1 Accent 2"/>
+    <w:basedOn w:val="Style_60"/>
+    <w:pPr>
+      <w:widowControl w:val="1"/>
+      <w:spacing w:after="0" w:line="240" w:lineRule="auto"/>
+      <w:ind/>
+    </w:pPr>
+    <w:tblPr>
+      <w:tblInd w:type="dxa" w:w="0"/>
+      <w:tblBorders>
+        <w:top w:sz="8" w:themeColor="accent2" w:themeTint="BF" w:val="single"/>
+        <w:left w:sz="8" w:themeColor="accent2" w:themeTint="BF" w:val="single"/>
+        <w:bottom w:sz="8" w:themeColor="accent2" w:themeTint="BF" w:val="single"/>
+        <w:right w:sz="8" w:themeColor="accent2" w:themeTint="BF" w:val="single"/>
+        <w:insideH w:sz="8" w:themeColor="accent2" w:themeTint="BF" w:val="single"/>
+        <w:insideV w:sz="8" w:themeColor="accent2" w:themeTint="BF" w:val="single"/>
+      </w:tblBorders>
+      <w:tblCellMar>
+        <w:top w:type="dxa" w:w="0"/>
+        <w:left w:type="dxa" w:w="108"/>
+        <w:bottom w:type="dxa" w:w="0"/>
+        <w:right w:type="dxa" w:w="108"/>
+      </w:tblCellMar>
+    </w:tblPr>
+  </w:style>
+  <w:style w:styleId="Style_71" w:type="table">
+    <w:name w:val="Medium Grid 3 Accent 1"/>
+    <w:basedOn w:val="Style_60"/>
+    <w:pPr>
+      <w:widowControl w:val="1"/>
+      <w:spacing w:after="0" w:line="240" w:lineRule="auto"/>
+      <w:ind/>
+    </w:pPr>
+    <w:tblPr>
+      <w:tblInd w:type="dxa" w:w="0"/>
+      <w:tblBorders>
+        <w:top w:sz="8" w:themeColor="background1" w:val="single"/>
+        <w:left w:sz="8" w:themeColor="background1" w:val="single"/>
+        <w:bottom w:sz="8" w:themeColor="background1" w:val="single"/>
+        <w:right w:sz="8" w:themeColor="background1" w:val="single"/>
+        <w:insideH w:sz="6" w:themeColor="background1" w:val="single"/>
+        <w:insideV w:sz="6" w:themeColor="background1" w:val="single"/>
+      </w:tblBorders>
+      <w:tblCellMar>
+        <w:top w:type="dxa" w:w="0"/>
+        <w:left w:type="dxa" w:w="108"/>
+        <w:bottom w:type="dxa" w:w="0"/>
+        <w:right w:type="dxa" w:w="108"/>
+      </w:tblCellMar>
+    </w:tblPr>
+  </w:style>
+  <w:style w:styleId="Style_72" w:type="table">
+    <w:name w:val="Colorful Grid Accent 1"/>
+    <w:basedOn w:val="Style_60"/>
+    <w:pPr>
+      <w:widowControl w:val="1"/>
+      <w:spacing w:after="0" w:line="240" w:lineRule="auto"/>
+      <w:ind/>
+    </w:pPr>
+    <w:rPr>
+      <w:color w:themeColor="text1" w:val="000000"/>
+    </w:rPr>
+    <w:tblPr>
+      <w:tblInd w:type="dxa" w:w="0"/>
+      <w:tblBorders>
+        <w:insideH w:sz="4" w:themeColor="background1" w:val="single"/>
+      </w:tblBorders>
+      <w:tblCellMar>
+        <w:top w:type="dxa" w:w="0"/>
+        <w:left w:type="dxa" w:w="108"/>
+        <w:bottom w:type="dxa" w:w="0"/>
+        <w:right w:type="dxa" w:w="108"/>
+      </w:tblCellMar>
+    </w:tblPr>
+  </w:style>
+  <w:style w:styleId="Style_73" w:type="table">
     <w:name w:val="Medium Shading 1 Accent 5"/>
     <w:basedOn w:val="Style_60"/>
     <w:pPr>
@@ -5936,8 +6157,201 @@
       </w:tblCellMar>
     </w:tblPr>
   </w:style>
-  <w:style w:styleId="Style_65" w:type="table">
-    <w:name w:val="Medium Grid 2 Accent 2"/>
+  <w:style w:styleId="Style_74" w:type="table">
+    <w:name w:val="Dark List Accent 6"/>
+    <w:basedOn w:val="Style_60"/>
+    <w:pPr>
+      <w:widowControl w:val="1"/>
+      <w:spacing w:after="0" w:line="240" w:lineRule="auto"/>
+      <w:ind/>
+    </w:pPr>
+    <w:rPr>
+      <w:color w:themeColor="background1" w:val="FFFFFF"/>
+    </w:rPr>
+    <w:tblPr>
+      <w:tblInd w:type="dxa" w:w="0"/>
+      <w:tblCellMar>
+        <w:top w:type="dxa" w:w="0"/>
+        <w:left w:type="dxa" w:w="108"/>
+        <w:bottom w:type="dxa" w:w="0"/>
+        <w:right w:type="dxa" w:w="108"/>
+      </w:tblCellMar>
+    </w:tblPr>
+  </w:style>
+  <w:style w:styleId="Style_75" w:type="table">
+    <w:name w:val="Medium List 1 Accent 6"/>
+    <w:basedOn w:val="Style_60"/>
+    <w:pPr>
+      <w:widowControl w:val="1"/>
+      <w:spacing w:after="0" w:line="240" w:lineRule="auto"/>
+      <w:ind/>
+    </w:pPr>
+    <w:rPr>
+      <w:color w:themeColor="text1" w:val="000000"/>
+    </w:rPr>
+    <w:tblPr>
+      <w:tblInd w:type="dxa" w:w="0"/>
+      <w:tblBorders>
+        <w:top w:sz="8" w:themeColor="accent6" w:val="single"/>
+        <w:bottom w:sz="8" w:themeColor="accent6" w:val="single"/>
+      </w:tblBorders>
+      <w:tblCellMar>
+        <w:top w:type="dxa" w:w="0"/>
+        <w:left w:type="dxa" w:w="108"/>
+        <w:bottom w:type="dxa" w:w="0"/>
+        <w:right w:type="dxa" w:w="108"/>
+      </w:tblCellMar>
+    </w:tblPr>
+  </w:style>
+  <w:style w:styleId="Style_76" w:type="table">
+    <w:name w:val="Light List Accent 6"/>
+    <w:basedOn w:val="Style_60"/>
+    <w:pPr>
+      <w:widowControl w:val="1"/>
+      <w:spacing w:after="0" w:line="240" w:lineRule="auto"/>
+      <w:ind/>
+    </w:pPr>
+    <w:tblPr>
+      <w:tblInd w:type="dxa" w:w="0"/>
+      <w:tblBorders>
+        <w:top w:sz="8" w:themeColor="accent6" w:val="single"/>
+        <w:left w:sz="8" w:themeColor="accent6" w:val="single"/>
+        <w:bottom w:sz="8" w:themeColor="accent6" w:val="single"/>
+        <w:right w:sz="8" w:themeColor="accent6" w:val="single"/>
+      </w:tblBorders>
+      <w:tblCellMar>
+        <w:top w:type="dxa" w:w="0"/>
+        <w:left w:type="dxa" w:w="108"/>
+        <w:bottom w:type="dxa" w:w="0"/>
+        <w:right w:type="dxa" w:w="108"/>
+      </w:tblCellMar>
+    </w:tblPr>
+  </w:style>
+  <w:style w:styleId="Style_77" w:type="table">
+    <w:name w:val="Colorful Grid Accent 3"/>
+    <w:basedOn w:val="Style_60"/>
+    <w:pPr>
+      <w:widowControl w:val="1"/>
+      <w:spacing w:after="0" w:line="240" w:lineRule="auto"/>
+      <w:ind/>
+    </w:pPr>
+    <w:rPr>
+      <w:color w:themeColor="text1" w:val="000000"/>
+    </w:rPr>
+    <w:tblPr>
+      <w:tblInd w:type="dxa" w:w="0"/>
+      <w:tblBorders>
+        <w:insideH w:sz="4" w:themeColor="background1" w:val="single"/>
+      </w:tblBorders>
+      <w:tblCellMar>
+        <w:top w:type="dxa" w:w="0"/>
+        <w:left w:type="dxa" w:w="108"/>
+        <w:bottom w:type="dxa" w:w="0"/>
+        <w:right w:type="dxa" w:w="108"/>
+      </w:tblCellMar>
+    </w:tblPr>
+  </w:style>
+  <w:style w:styleId="Style_78" w:type="table">
+    <w:name w:val="Light List Accent 3"/>
+    <w:basedOn w:val="Style_60"/>
+    <w:pPr>
+      <w:widowControl w:val="1"/>
+      <w:spacing w:after="0" w:line="240" w:lineRule="auto"/>
+      <w:ind/>
+    </w:pPr>
+    <w:tblPr>
+      <w:tblInd w:type="dxa" w:w="0"/>
+      <w:tblBorders>
+        <w:top w:sz="8" w:themeColor="accent3" w:val="single"/>
+        <w:left w:sz="8" w:themeColor="accent3" w:val="single"/>
+        <w:bottom w:sz="8" w:themeColor="accent3" w:val="single"/>
+        <w:right w:sz="8" w:themeColor="accent3" w:val="single"/>
+      </w:tblBorders>
+      <w:tblCellMar>
+        <w:top w:type="dxa" w:w="0"/>
+        <w:left w:type="dxa" w:w="108"/>
+        <w:bottom w:type="dxa" w:w="0"/>
+        <w:right w:type="dxa" w:w="108"/>
+      </w:tblCellMar>
+    </w:tblPr>
+  </w:style>
+  <w:style w:styleId="Style_79" w:type="table">
+    <w:name w:val="Colorful Shading Accent 5"/>
+    <w:basedOn w:val="Style_60"/>
+    <w:pPr>
+      <w:widowControl w:val="1"/>
+      <w:spacing w:after="0" w:line="240" w:lineRule="auto"/>
+      <w:ind/>
+    </w:pPr>
+    <w:rPr>
+      <w:color w:themeColor="text1" w:val="000000"/>
+    </w:rPr>
+    <w:tblPr>
+      <w:tblInd w:type="dxa" w:w="0"/>
+      <w:tblBorders>
+        <w:top w:sz="24" w:themeColor="accent6" w:val="single"/>
+        <w:left w:sz="4" w:themeColor="accent5" w:val="single"/>
+        <w:bottom w:sz="4" w:themeColor="accent5" w:val="single"/>
+        <w:right w:sz="4" w:themeColor="accent5" w:val="single"/>
+        <w:insideH w:sz="4" w:themeColor="background1" w:val="single"/>
+        <w:insideV w:sz="4" w:themeColor="background1" w:val="single"/>
+      </w:tblBorders>
+      <w:tblCellMar>
+        <w:top w:type="dxa" w:w="0"/>
+        <w:left w:type="dxa" w:w="108"/>
+        <w:bottom w:type="dxa" w:w="0"/>
+        <w:right w:type="dxa" w:w="108"/>
+      </w:tblCellMar>
+    </w:tblPr>
+  </w:style>
+  <w:style w:styleId="Style_80" w:type="table">
+    <w:name w:val="Colorful List"/>
+    <w:basedOn w:val="Style_60"/>
+    <w:pPr>
+      <w:widowControl w:val="1"/>
+      <w:spacing w:after="0" w:line="240" w:lineRule="auto"/>
+      <w:ind/>
+    </w:pPr>
+    <w:rPr>
+      <w:color w:themeColor="text1" w:val="000000"/>
+    </w:rPr>
+    <w:tblPr>
+      <w:tblInd w:type="dxa" w:w="0"/>
+      <w:tblCellMar>
+        <w:top w:type="dxa" w:w="0"/>
+        <w:left w:type="dxa" w:w="108"/>
+        <w:bottom w:type="dxa" w:w="0"/>
+        <w:right w:type="dxa" w:w="108"/>
+      </w:tblCellMar>
+    </w:tblPr>
+  </w:style>
+  <w:style w:styleId="Style_81" w:type="table">
+    <w:name w:val="Light Shading Accent 4"/>
+    <w:basedOn w:val="Style_60"/>
+    <w:pPr>
+      <w:widowControl w:val="1"/>
+      <w:spacing w:after="0" w:line="240" w:lineRule="auto"/>
+      <w:ind/>
+    </w:pPr>
+    <w:rPr>
+      <w:color w:themeColor="accent4" w:themeShade="BF" w:val="604A7B"/>
+    </w:rPr>
+    <w:tblPr>
+      <w:tblInd w:type="dxa" w:w="0"/>
+      <w:tblBorders>
+        <w:top w:sz="8" w:themeColor="accent4" w:val="single"/>
+        <w:bottom w:sz="8" w:themeColor="accent4" w:val="single"/>
+      </w:tblBorders>
+      <w:tblCellMar>
+        <w:top w:type="dxa" w:w="0"/>
+        <w:left w:type="dxa" w:w="108"/>
+        <w:bottom w:type="dxa" w:w="0"/>
+        <w:right w:type="dxa" w:w="108"/>
+      </w:tblCellMar>
+    </w:tblPr>
+  </w:style>
+  <w:style w:styleId="Style_82" w:type="table">
+    <w:name w:val="Medium List 2 Accent 5"/>
     <w:basedOn w:val="Style_60"/>
     <w:pPr>
       <w:widowControl w:val="1"/>
@@ -5948,6 +6362,516 @@
       <w:rFonts w:asciiTheme="majorAscii" w:hAnsiTheme="majorHAnsi"/>
       <w:color w:themeColor="text1" w:val="000000"/>
     </w:rPr>
+    <w:tblPr>
+      <w:tblInd w:type="dxa" w:w="0"/>
+      <w:tblBorders>
+        <w:top w:sz="8" w:themeColor="accent5" w:val="single"/>
+        <w:left w:sz="8" w:themeColor="accent5" w:val="single"/>
+        <w:bottom w:sz="8" w:themeColor="accent5" w:val="single"/>
+        <w:right w:sz="8" w:themeColor="accent5" w:val="single"/>
+      </w:tblBorders>
+      <w:tblCellMar>
+        <w:top w:type="dxa" w:w="0"/>
+        <w:left w:type="dxa" w:w="108"/>
+        <w:bottom w:type="dxa" w:w="0"/>
+        <w:right w:type="dxa" w:w="108"/>
+      </w:tblCellMar>
+    </w:tblPr>
+  </w:style>
+  <w:style w:styleId="Style_83" w:type="table">
+    <w:name w:val="Colorful List Accent 5"/>
+    <w:basedOn w:val="Style_60"/>
+    <w:pPr>
+      <w:widowControl w:val="1"/>
+      <w:spacing w:after="0" w:line="240" w:lineRule="auto"/>
+      <w:ind/>
+    </w:pPr>
+    <w:rPr>
+      <w:color w:themeColor="text1" w:val="000000"/>
+    </w:rPr>
+    <w:tblPr>
+      <w:tblInd w:type="dxa" w:w="0"/>
+      <w:tblCellMar>
+        <w:top w:type="dxa" w:w="0"/>
+        <w:left w:type="dxa" w:w="108"/>
+        <w:bottom w:type="dxa" w:w="0"/>
+        <w:right w:type="dxa" w:w="108"/>
+      </w:tblCellMar>
+    </w:tblPr>
+  </w:style>
+  <w:style w:styleId="Style_84" w:type="table">
+    <w:name w:val="Medium Shading 1 Accent 2"/>
+    <w:basedOn w:val="Style_60"/>
+    <w:pPr>
+      <w:widowControl w:val="1"/>
+      <w:spacing w:after="0" w:line="240" w:lineRule="auto"/>
+      <w:ind/>
+    </w:pPr>
+    <w:tblPr>
+      <w:tblInd w:type="dxa" w:w="0"/>
+      <w:tblBorders>
+        <w:top w:sz="8" w:themeColor="accent2" w:themeTint="BF" w:val="single"/>
+        <w:left w:sz="8" w:themeColor="accent2" w:themeTint="BF" w:val="single"/>
+        <w:bottom w:sz="8" w:themeColor="accent2" w:themeTint="BF" w:val="single"/>
+        <w:right w:sz="8" w:themeColor="accent2" w:themeTint="BF" w:val="single"/>
+        <w:insideH w:sz="8" w:themeColor="accent2" w:themeTint="BF" w:val="single"/>
+      </w:tblBorders>
+      <w:tblCellMar>
+        <w:top w:type="dxa" w:w="0"/>
+        <w:left w:type="dxa" w:w="108"/>
+        <w:bottom w:type="dxa" w:w="0"/>
+        <w:right w:type="dxa" w:w="108"/>
+      </w:tblCellMar>
+    </w:tblPr>
+  </w:style>
+  <w:style w:styleId="Style_85" w:type="table">
+    <w:name w:val="Colorful Grid Accent 5"/>
+    <w:basedOn w:val="Style_60"/>
+    <w:pPr>
+      <w:widowControl w:val="1"/>
+      <w:spacing w:after="0" w:line="240" w:lineRule="auto"/>
+      <w:ind/>
+    </w:pPr>
+    <w:rPr>
+      <w:color w:themeColor="text1" w:val="000000"/>
+    </w:rPr>
+    <w:tblPr>
+      <w:tblInd w:type="dxa" w:w="0"/>
+      <w:tblBorders>
+        <w:insideH w:sz="4" w:themeColor="background1" w:val="single"/>
+      </w:tblBorders>
+      <w:tblCellMar>
+        <w:top w:type="dxa" w:w="0"/>
+        <w:left w:type="dxa" w:w="108"/>
+        <w:bottom w:type="dxa" w:w="0"/>
+        <w:right w:type="dxa" w:w="108"/>
+      </w:tblCellMar>
+    </w:tblPr>
+  </w:style>
+  <w:style w:styleId="Style_86" w:type="table">
+    <w:name w:val="Colorful Grid Accent 2"/>
+    <w:basedOn w:val="Style_60"/>
+    <w:pPr>
+      <w:widowControl w:val="1"/>
+      <w:spacing w:after="0" w:line="240" w:lineRule="auto"/>
+      <w:ind/>
+    </w:pPr>
+    <w:rPr>
+      <w:color w:themeColor="text1" w:val="000000"/>
+    </w:rPr>
+    <w:tblPr>
+      <w:tblInd w:type="dxa" w:w="0"/>
+      <w:tblBorders>
+        <w:insideH w:sz="4" w:themeColor="background1" w:val="single"/>
+      </w:tblBorders>
+      <w:tblCellMar>
+        <w:top w:type="dxa" w:w="0"/>
+        <w:left w:type="dxa" w:w="108"/>
+        <w:bottom w:type="dxa" w:w="0"/>
+        <w:right w:type="dxa" w:w="108"/>
+      </w:tblCellMar>
+    </w:tblPr>
+  </w:style>
+  <w:style w:styleId="Style_87" w:type="table">
+    <w:name w:val="Light Grid Accent 6"/>
+    <w:basedOn w:val="Style_60"/>
+    <w:pPr>
+      <w:widowControl w:val="1"/>
+      <w:spacing w:after="0" w:line="240" w:lineRule="auto"/>
+      <w:ind/>
+    </w:pPr>
+    <w:tblPr>
+      <w:tblInd w:type="dxa" w:w="0"/>
+      <w:tblBorders>
+        <w:top w:sz="8" w:themeColor="accent6" w:val="single"/>
+        <w:left w:sz="8" w:themeColor="accent6" w:val="single"/>
+        <w:bottom w:sz="8" w:themeColor="accent6" w:val="single"/>
+        <w:right w:sz="8" w:themeColor="accent6" w:val="single"/>
+        <w:insideH w:sz="8" w:themeColor="accent6" w:val="single"/>
+        <w:insideV w:sz="8" w:themeColor="accent6" w:val="single"/>
+      </w:tblBorders>
+      <w:tblCellMar>
+        <w:top w:type="dxa" w:w="0"/>
+        <w:left w:type="dxa" w:w="108"/>
+        <w:bottom w:type="dxa" w:w="0"/>
+        <w:right w:type="dxa" w:w="108"/>
+      </w:tblCellMar>
+    </w:tblPr>
+  </w:style>
+  <w:style w:styleId="Style_88" w:type="table">
+    <w:name w:val="Light Grid Accent 1"/>
+    <w:basedOn w:val="Style_60"/>
+    <w:pPr>
+      <w:widowControl w:val="1"/>
+      <w:spacing w:after="0" w:line="240" w:lineRule="auto"/>
+      <w:ind/>
+    </w:pPr>
+    <w:tblPr>
+      <w:tblInd w:type="dxa" w:w="0"/>
+      <w:tblBorders>
+        <w:top w:sz="8" w:themeColor="accent1" w:val="single"/>
+        <w:left w:sz="8" w:themeColor="accent1" w:val="single"/>
+        <w:bottom w:sz="8" w:themeColor="accent1" w:val="single"/>
+        <w:right w:sz="8" w:themeColor="accent1" w:val="single"/>
+        <w:insideH w:sz="8" w:themeColor="accent1" w:val="single"/>
+        <w:insideV w:sz="8" w:themeColor="accent1" w:val="single"/>
+      </w:tblBorders>
+      <w:tblCellMar>
+        <w:top w:type="dxa" w:w="0"/>
+        <w:left w:type="dxa" w:w="108"/>
+        <w:bottom w:type="dxa" w:w="0"/>
+        <w:right w:type="dxa" w:w="108"/>
+      </w:tblCellMar>
+    </w:tblPr>
+  </w:style>
+  <w:style w:styleId="Style_89" w:type="table">
+    <w:name w:val="Light Shading Accent 2"/>
+    <w:basedOn w:val="Style_60"/>
+    <w:pPr>
+      <w:widowControl w:val="1"/>
+      <w:spacing w:after="0" w:line="240" w:lineRule="auto"/>
+      <w:ind/>
+    </w:pPr>
+    <w:rPr>
+      <w:color w:themeColor="accent2" w:themeShade="BF" w:val="953735"/>
+    </w:rPr>
+    <w:tblPr>
+      <w:tblInd w:type="dxa" w:w="0"/>
+      <w:tblBorders>
+        <w:top w:sz="8" w:themeColor="accent2" w:val="single"/>
+        <w:bottom w:sz="8" w:themeColor="accent2" w:val="single"/>
+      </w:tblBorders>
+      <w:tblCellMar>
+        <w:top w:type="dxa" w:w="0"/>
+        <w:left w:type="dxa" w:w="108"/>
+        <w:bottom w:type="dxa" w:w="0"/>
+        <w:right w:type="dxa" w:w="108"/>
+      </w:tblCellMar>
+    </w:tblPr>
+  </w:style>
+  <w:style w:styleId="Style_90" w:type="table">
+    <w:name w:val="Medium Shading 1 Accent 3"/>
+    <w:basedOn w:val="Style_60"/>
+    <w:pPr>
+      <w:widowControl w:val="1"/>
+      <w:spacing w:after="0" w:line="240" w:lineRule="auto"/>
+      <w:ind/>
+    </w:pPr>
+    <w:tblPr>
+      <w:tblInd w:type="dxa" w:w="0"/>
+      <w:tblBorders>
+        <w:top w:sz="8" w:themeColor="accent3" w:themeTint="BF" w:val="single"/>
+        <w:left w:sz="8" w:themeColor="accent3" w:themeTint="BF" w:val="single"/>
+        <w:bottom w:sz="8" w:themeColor="accent3" w:themeTint="BF" w:val="single"/>
+        <w:right w:sz="8" w:themeColor="accent3" w:themeTint="BF" w:val="single"/>
+        <w:insideH w:sz="8" w:themeColor="accent3" w:themeTint="BF" w:val="single"/>
+      </w:tblBorders>
+      <w:tblCellMar>
+        <w:top w:type="dxa" w:w="0"/>
+        <w:left w:type="dxa" w:w="108"/>
+        <w:bottom w:type="dxa" w:w="0"/>
+        <w:right w:type="dxa" w:w="108"/>
+      </w:tblCellMar>
+    </w:tblPr>
+  </w:style>
+  <w:style w:styleId="Style_91" w:type="table">
+    <w:name w:val="Dark List Accent 4"/>
+    <w:basedOn w:val="Style_60"/>
+    <w:pPr>
+      <w:widowControl w:val="1"/>
+      <w:spacing w:after="0" w:line="240" w:lineRule="auto"/>
+      <w:ind/>
+    </w:pPr>
+    <w:rPr>
+      <w:color w:themeColor="background1" w:val="FFFFFF"/>
+    </w:rPr>
+    <w:tblPr>
+      <w:tblInd w:type="dxa" w:w="0"/>
+      <w:tblCellMar>
+        <w:top w:type="dxa" w:w="0"/>
+        <w:left w:type="dxa" w:w="108"/>
+        <w:bottom w:type="dxa" w:w="0"/>
+        <w:right w:type="dxa" w:w="108"/>
+      </w:tblCellMar>
+    </w:tblPr>
+  </w:style>
+  <w:style w:styleId="Style_92" w:type="table">
+    <w:name w:val="Medium Grid 3 Accent 6"/>
+    <w:basedOn w:val="Style_60"/>
+    <w:pPr>
+      <w:widowControl w:val="1"/>
+      <w:spacing w:after="0" w:line="240" w:lineRule="auto"/>
+      <w:ind/>
+    </w:pPr>
+    <w:tblPr>
+      <w:tblInd w:type="dxa" w:w="0"/>
+      <w:tblBorders>
+        <w:top w:sz="8" w:themeColor="background1" w:val="single"/>
+        <w:left w:sz="8" w:themeColor="background1" w:val="single"/>
+        <w:bottom w:sz="8" w:themeColor="background1" w:val="single"/>
+        <w:right w:sz="8" w:themeColor="background1" w:val="single"/>
+        <w:insideH w:sz="6" w:themeColor="background1" w:val="single"/>
+        <w:insideV w:sz="6" w:themeColor="background1" w:val="single"/>
+      </w:tblBorders>
+      <w:tblCellMar>
+        <w:top w:type="dxa" w:w="0"/>
+        <w:left w:type="dxa" w:w="108"/>
+        <w:bottom w:type="dxa" w:w="0"/>
+        <w:right w:type="dxa" w:w="108"/>
+      </w:tblCellMar>
+    </w:tblPr>
+  </w:style>
+  <w:style w:styleId="Style_93" w:type="table">
+    <w:name w:val="Light Shading Accent 5"/>
+    <w:basedOn w:val="Style_60"/>
+    <w:pPr>
+      <w:widowControl w:val="1"/>
+      <w:spacing w:after="0" w:line="240" w:lineRule="auto"/>
+      <w:ind/>
+    </w:pPr>
+    <w:rPr>
+      <w:color w:themeColor="accent5" w:themeShade="BF" w:val="31859B"/>
+    </w:rPr>
+    <w:tblPr>
+      <w:tblInd w:type="dxa" w:w="0"/>
+      <w:tblBorders>
+        <w:top w:sz="8" w:themeColor="accent5" w:val="single"/>
+        <w:bottom w:sz="8" w:themeColor="accent5" w:val="single"/>
+      </w:tblBorders>
+      <w:tblCellMar>
+        <w:top w:type="dxa" w:w="0"/>
+        <w:left w:type="dxa" w:w="108"/>
+        <w:bottom w:type="dxa" w:w="0"/>
+        <w:right w:type="dxa" w:w="108"/>
+      </w:tblCellMar>
+    </w:tblPr>
+  </w:style>
+  <w:style w:styleId="Style_94" w:type="table">
+    <w:name w:val="Light Shading Accent 3"/>
+    <w:basedOn w:val="Style_60"/>
+    <w:pPr>
+      <w:widowControl w:val="1"/>
+      <w:spacing w:after="0" w:line="240" w:lineRule="auto"/>
+      <w:ind/>
+    </w:pPr>
+    <w:rPr>
+      <w:color w:themeColor="accent3" w:themeShade="BF" w:val="76933C"/>
+    </w:rPr>
+    <w:tblPr>
+      <w:tblInd w:type="dxa" w:w="0"/>
+      <w:tblBorders>
+        <w:top w:sz="8" w:themeColor="accent3" w:val="single"/>
+        <w:bottom w:sz="8" w:themeColor="accent3" w:val="single"/>
+      </w:tblBorders>
+      <w:tblCellMar>
+        <w:top w:type="dxa" w:w="0"/>
+        <w:left w:type="dxa" w:w="108"/>
+        <w:bottom w:type="dxa" w:w="0"/>
+        <w:right w:type="dxa" w:w="108"/>
+      </w:tblCellMar>
+    </w:tblPr>
+  </w:style>
+  <w:style w:styleId="Style_95" w:type="table">
+    <w:name w:val="Light Grid Accent 3"/>
+    <w:basedOn w:val="Style_60"/>
+    <w:pPr>
+      <w:widowControl w:val="1"/>
+      <w:spacing w:after="0" w:line="240" w:lineRule="auto"/>
+      <w:ind/>
+    </w:pPr>
+    <w:tblPr>
+      <w:tblInd w:type="dxa" w:w="0"/>
+      <w:tblBorders>
+        <w:top w:sz="8" w:themeColor="accent3" w:val="single"/>
+        <w:left w:sz="8" w:themeColor="accent3" w:val="single"/>
+        <w:bottom w:sz="8" w:themeColor="accent3" w:val="single"/>
+        <w:right w:sz="8" w:themeColor="accent3" w:val="single"/>
+        <w:insideH w:sz="8" w:themeColor="accent3" w:val="single"/>
+        <w:insideV w:sz="8" w:themeColor="accent3" w:val="single"/>
+      </w:tblBorders>
+      <w:tblCellMar>
+        <w:top w:type="dxa" w:w="0"/>
+        <w:left w:type="dxa" w:w="108"/>
+        <w:bottom w:type="dxa" w:w="0"/>
+        <w:right w:type="dxa" w:w="108"/>
+      </w:tblCellMar>
+    </w:tblPr>
+  </w:style>
+  <w:style w:styleId="Style_96" w:type="table">
+    <w:name w:val="Medium Shading 2"/>
+    <w:basedOn w:val="Style_60"/>
+    <w:pPr>
+      <w:widowControl w:val="1"/>
+      <w:spacing w:after="0" w:line="240" w:lineRule="auto"/>
+      <w:ind/>
+    </w:pPr>
+    <w:tblPr>
+      <w:tblInd w:type="dxa" w:w="0"/>
+      <w:tblBorders>
+        <w:top w:color="000000" w:sz="18" w:val="single"/>
+        <w:bottom w:color="000000" w:sz="18" w:val="single"/>
+      </w:tblBorders>
+      <w:tblCellMar>
+        <w:top w:type="dxa" w:w="0"/>
+        <w:left w:type="dxa" w:w="108"/>
+        <w:bottom w:type="dxa" w:w="0"/>
+        <w:right w:type="dxa" w:w="108"/>
+      </w:tblCellMar>
+    </w:tblPr>
+  </w:style>
+  <w:style w:styleId="Style_97" w:type="table">
+    <w:name w:val="Medium List 2 Accent 2"/>
+    <w:basedOn w:val="Style_60"/>
+    <w:pPr>
+      <w:widowControl w:val="1"/>
+      <w:spacing w:after="0" w:line="240" w:lineRule="auto"/>
+      <w:ind/>
+    </w:pPr>
+    <w:rPr>
+      <w:rFonts w:asciiTheme="majorAscii" w:hAnsiTheme="majorHAnsi"/>
+      <w:color w:themeColor="text1" w:val="000000"/>
+    </w:rPr>
+    <w:tblPr>
+      <w:tblInd w:type="dxa" w:w="0"/>
+      <w:tblBorders>
+        <w:top w:sz="8" w:themeColor="accent2" w:val="single"/>
+        <w:left w:sz="8" w:themeColor="accent2" w:val="single"/>
+        <w:bottom w:sz="8" w:themeColor="accent2" w:val="single"/>
+        <w:right w:sz="8" w:themeColor="accent2" w:val="single"/>
+      </w:tblBorders>
+      <w:tblCellMar>
+        <w:top w:type="dxa" w:w="0"/>
+        <w:left w:type="dxa" w:w="108"/>
+        <w:bottom w:type="dxa" w:w="0"/>
+        <w:right w:type="dxa" w:w="108"/>
+      </w:tblCellMar>
+    </w:tblPr>
+  </w:style>
+  <w:style w:styleId="Style_98" w:type="table">
+    <w:name w:val="Colorful List Accent 1"/>
+    <w:basedOn w:val="Style_60"/>
+    <w:pPr>
+      <w:widowControl w:val="1"/>
+      <w:spacing w:after="0" w:line="240" w:lineRule="auto"/>
+      <w:ind/>
+    </w:pPr>
+    <w:rPr>
+      <w:color w:themeColor="text1" w:val="000000"/>
+    </w:rPr>
+    <w:tblPr>
+      <w:tblInd w:type="dxa" w:w="0"/>
+      <w:tblCellMar>
+        <w:top w:type="dxa" w:w="0"/>
+        <w:left w:type="dxa" w:w="108"/>
+        <w:bottom w:type="dxa" w:w="0"/>
+        <w:right w:type="dxa" w:w="108"/>
+      </w:tblCellMar>
+    </w:tblPr>
+  </w:style>
+  <w:style w:styleId="Style_99" w:type="table">
+    <w:name w:val="Medium Shading 1"/>
+    <w:basedOn w:val="Style_60"/>
+    <w:pPr>
+      <w:widowControl w:val="1"/>
+      <w:spacing w:after="0" w:line="240" w:lineRule="auto"/>
+      <w:ind/>
+    </w:pPr>
+    <w:tblPr>
+      <w:tblInd w:type="dxa" w:w="0"/>
+      <w:tblBorders>
+        <w:top w:sz="8" w:themeColor="text1" w:themeTint="BF" w:val="single"/>
+        <w:left w:sz="8" w:themeColor="text1" w:themeTint="BF" w:val="single"/>
+        <w:bottom w:sz="8" w:themeColor="text1" w:themeTint="BF" w:val="single"/>
+        <w:right w:sz="8" w:themeColor="text1" w:themeTint="BF" w:val="single"/>
+        <w:insideH w:sz="8" w:themeColor="text1" w:themeTint="BF" w:val="single"/>
+      </w:tblBorders>
+      <w:tblCellMar>
+        <w:top w:type="dxa" w:w="0"/>
+        <w:left w:type="dxa" w:w="108"/>
+        <w:bottom w:type="dxa" w:w="0"/>
+        <w:right w:type="dxa" w:w="108"/>
+      </w:tblCellMar>
+    </w:tblPr>
+  </w:style>
+  <w:style w:styleId="Style_100" w:type="table">
+    <w:name w:val="Medium List 1 Accent 1"/>
+    <w:basedOn w:val="Style_60"/>
+    <w:pPr>
+      <w:widowControl w:val="1"/>
+      <w:spacing w:after="0" w:line="240" w:lineRule="auto"/>
+      <w:ind/>
+    </w:pPr>
+    <w:rPr>
+      <w:color w:themeColor="text1" w:val="000000"/>
+    </w:rPr>
+    <w:tblPr>
+      <w:tblInd w:type="dxa" w:w="0"/>
+      <w:tblBorders>
+        <w:top w:sz="8" w:themeColor="accent1" w:val="single"/>
+        <w:bottom w:sz="8" w:themeColor="accent1" w:val="single"/>
+      </w:tblBorders>
+      <w:tblCellMar>
+        <w:top w:type="dxa" w:w="0"/>
+        <w:left w:type="dxa" w:w="108"/>
+        <w:bottom w:type="dxa" w:w="0"/>
+        <w:right w:type="dxa" w:w="108"/>
+      </w:tblCellMar>
+    </w:tblPr>
+  </w:style>
+  <w:style w:styleId="Style_101" w:type="table">
+    <w:name w:val="Dark List Accent 5"/>
+    <w:basedOn w:val="Style_60"/>
+    <w:pPr>
+      <w:widowControl w:val="1"/>
+      <w:spacing w:after="0" w:line="240" w:lineRule="auto"/>
+      <w:ind/>
+    </w:pPr>
+    <w:rPr>
+      <w:color w:themeColor="background1" w:val="FFFFFF"/>
+    </w:rPr>
+    <w:tblPr>
+      <w:tblInd w:type="dxa" w:w="0"/>
+      <w:tblCellMar>
+        <w:top w:type="dxa" w:w="0"/>
+        <w:left w:type="dxa" w:w="108"/>
+        <w:bottom w:type="dxa" w:w="0"/>
+        <w:right w:type="dxa" w:w="108"/>
+      </w:tblCellMar>
+    </w:tblPr>
+  </w:style>
+  <w:style w:styleId="Style_102" w:type="table">
+    <w:name w:val="Medium Shading 1 Accent 1"/>
+    <w:basedOn w:val="Style_60"/>
+    <w:pPr>
+      <w:widowControl w:val="1"/>
+      <w:spacing w:after="0" w:line="240" w:lineRule="auto"/>
+      <w:ind/>
+    </w:pPr>
+    <w:tblPr>
+      <w:tblInd w:type="dxa" w:w="0"/>
+      <w:tblBorders>
+        <w:top w:sz="8" w:themeColor="accent1" w:themeTint="BF" w:val="single"/>
+        <w:left w:sz="8" w:themeColor="accent1" w:themeTint="BF" w:val="single"/>
+        <w:bottom w:sz="8" w:themeColor="accent1" w:themeTint="BF" w:val="single"/>
+        <w:right w:sz="8" w:themeColor="accent1" w:themeTint="BF" w:val="single"/>
+        <w:insideH w:sz="8" w:themeColor="accent1" w:themeTint="BF" w:val="single"/>
+      </w:tblBorders>
+      <w:tblCellMar>
+        <w:top w:type="dxa" w:w="0"/>
+        <w:left w:type="dxa" w:w="108"/>
+        <w:bottom w:type="dxa" w:w="0"/>
+        <w:right w:type="dxa" w:w="108"/>
+      </w:tblCellMar>
+    </w:tblPr>
+  </w:style>
+  <w:style w:styleId="Style_103" w:type="table">
+    <w:name w:val="Light Grid Accent 2"/>
+    <w:basedOn w:val="Style_60"/>
+    <w:pPr>
+      <w:widowControl w:val="1"/>
+      <w:spacing w:after="0" w:line="240" w:lineRule="auto"/>
+      <w:ind/>
+    </w:pPr>
     <w:tblPr>
       <w:tblInd w:type="dxa" w:w="0"/>
       <w:tblBorders>
@@ -5966,7 +6890,232 @@
       </w:tblCellMar>
     </w:tblPr>
   </w:style>
-  <w:style w:styleId="Style_66" w:type="table">
+  <w:style w:styleId="Style_104" w:type="table">
+    <w:name w:val="Light List Accent 5"/>
+    <w:basedOn w:val="Style_60"/>
+    <w:pPr>
+      <w:widowControl w:val="1"/>
+      <w:spacing w:after="0" w:line="240" w:lineRule="auto"/>
+      <w:ind/>
+    </w:pPr>
+    <w:tblPr>
+      <w:tblInd w:type="dxa" w:w="0"/>
+      <w:tblBorders>
+        <w:top w:sz="8" w:themeColor="accent5" w:val="single"/>
+        <w:left w:sz="8" w:themeColor="accent5" w:val="single"/>
+        <w:bottom w:sz="8" w:themeColor="accent5" w:val="single"/>
+        <w:right w:sz="8" w:themeColor="accent5" w:val="single"/>
+      </w:tblBorders>
+      <w:tblCellMar>
+        <w:top w:type="dxa" w:w="0"/>
+        <w:left w:type="dxa" w:w="108"/>
+        <w:bottom w:type="dxa" w:w="0"/>
+        <w:right w:type="dxa" w:w="108"/>
+      </w:tblCellMar>
+    </w:tblPr>
+  </w:style>
+  <w:style w:styleId="Style_105" w:type="table">
+    <w:name w:val="Medium Grid 1 Accent 5"/>
+    <w:basedOn w:val="Style_60"/>
+    <w:pPr>
+      <w:widowControl w:val="1"/>
+      <w:spacing w:after="0" w:line="240" w:lineRule="auto"/>
+      <w:ind/>
+    </w:pPr>
+    <w:tblPr>
+      <w:tblInd w:type="dxa" w:w="0"/>
+      <w:tblBorders>
+        <w:top w:sz="8" w:themeColor="accent5" w:themeTint="BF" w:val="single"/>
+        <w:left w:sz="8" w:themeColor="accent5" w:themeTint="BF" w:val="single"/>
+        <w:bottom w:sz="8" w:themeColor="accent5" w:themeTint="BF" w:val="single"/>
+        <w:right w:sz="8" w:themeColor="accent5" w:themeTint="BF" w:val="single"/>
+        <w:insideH w:sz="8" w:themeColor="accent5" w:themeTint="BF" w:val="single"/>
+        <w:insideV w:sz="8" w:themeColor="accent5" w:themeTint="BF" w:val="single"/>
+      </w:tblBorders>
+      <w:tblCellMar>
+        <w:top w:type="dxa" w:w="0"/>
+        <w:left w:type="dxa" w:w="108"/>
+        <w:bottom w:type="dxa" w:w="0"/>
+        <w:right w:type="dxa" w:w="108"/>
+      </w:tblCellMar>
+    </w:tblPr>
+  </w:style>
+  <w:style w:styleId="Style_106" w:type="table">
+    <w:name w:val="Medium Grid 1 Accent 6"/>
+    <w:basedOn w:val="Style_60"/>
+    <w:pPr>
+      <w:widowControl w:val="1"/>
+      <w:spacing w:after="0" w:line="240" w:lineRule="auto"/>
+      <w:ind/>
+    </w:pPr>
+    <w:tblPr>
+      <w:tblInd w:type="dxa" w:w="0"/>
+      <w:tblBorders>
+        <w:top w:sz="8" w:themeColor="accent6" w:themeTint="BF" w:val="single"/>
+        <w:left w:sz="8" w:themeColor="accent6" w:themeTint="BF" w:val="single"/>
+        <w:bottom w:sz="8" w:themeColor="accent6" w:themeTint="BF" w:val="single"/>
+        <w:right w:sz="8" w:themeColor="accent6" w:themeTint="BF" w:val="single"/>
+        <w:insideH w:sz="8" w:themeColor="accent6" w:themeTint="BF" w:val="single"/>
+        <w:insideV w:sz="8" w:themeColor="accent6" w:themeTint="BF" w:val="single"/>
+      </w:tblBorders>
+      <w:tblCellMar>
+        <w:top w:type="dxa" w:w="0"/>
+        <w:left w:type="dxa" w:w="108"/>
+        <w:bottom w:type="dxa" w:w="0"/>
+        <w:right w:type="dxa" w:w="108"/>
+      </w:tblCellMar>
+    </w:tblPr>
+  </w:style>
+  <w:style w:styleId="Style_107" w:type="table">
+    <w:name w:val="Medium Grid 1 Accent 3"/>
+    <w:basedOn w:val="Style_60"/>
+    <w:pPr>
+      <w:widowControl w:val="1"/>
+      <w:spacing w:after="0" w:line="240" w:lineRule="auto"/>
+      <w:ind/>
+    </w:pPr>
+    <w:tblPr>
+      <w:tblInd w:type="dxa" w:w="0"/>
+      <w:tblBorders>
+        <w:top w:sz="8" w:themeColor="accent3" w:themeTint="BF" w:val="single"/>
+        <w:left w:sz="8" w:themeColor="accent3" w:themeTint="BF" w:val="single"/>
+        <w:bottom w:sz="8" w:themeColor="accent3" w:themeTint="BF" w:val="single"/>
+        <w:right w:sz="8" w:themeColor="accent3" w:themeTint="BF" w:val="single"/>
+        <w:insideH w:sz="8" w:themeColor="accent3" w:themeTint="BF" w:val="single"/>
+        <w:insideV w:sz="8" w:themeColor="accent3" w:themeTint="BF" w:val="single"/>
+      </w:tblBorders>
+      <w:tblCellMar>
+        <w:top w:type="dxa" w:w="0"/>
+        <w:left w:type="dxa" w:w="108"/>
+        <w:bottom w:type="dxa" w:w="0"/>
+        <w:right w:type="dxa" w:w="108"/>
+      </w:tblCellMar>
+    </w:tblPr>
+  </w:style>
+  <w:style w:styleId="Style_108" w:type="table">
+    <w:name w:val="Colorful List Accent 4"/>
+    <w:basedOn w:val="Style_60"/>
+    <w:pPr>
+      <w:widowControl w:val="1"/>
+      <w:spacing w:after="0" w:line="240" w:lineRule="auto"/>
+      <w:ind/>
+    </w:pPr>
+    <w:rPr>
+      <w:color w:themeColor="text1" w:val="000000"/>
+    </w:rPr>
+    <w:tblPr>
+      <w:tblInd w:type="dxa" w:w="0"/>
+      <w:tblCellMar>
+        <w:top w:type="dxa" w:w="0"/>
+        <w:left w:type="dxa" w:w="108"/>
+        <w:bottom w:type="dxa" w:w="0"/>
+        <w:right w:type="dxa" w:w="108"/>
+      </w:tblCellMar>
+    </w:tblPr>
+  </w:style>
+  <w:style w:styleId="Style_109" w:type="table">
+    <w:name w:val="Medium List 1 Accent 5"/>
+    <w:basedOn w:val="Style_60"/>
+    <w:pPr>
+      <w:widowControl w:val="1"/>
+      <w:spacing w:after="0" w:line="240" w:lineRule="auto"/>
+      <w:ind/>
+    </w:pPr>
+    <w:rPr>
+      <w:color w:themeColor="text1" w:val="000000"/>
+    </w:rPr>
+    <w:tblPr>
+      <w:tblInd w:type="dxa" w:w="0"/>
+      <w:tblBorders>
+        <w:top w:sz="8" w:themeColor="accent5" w:val="single"/>
+        <w:bottom w:sz="8" w:themeColor="accent5" w:val="single"/>
+      </w:tblBorders>
+      <w:tblCellMar>
+        <w:top w:type="dxa" w:w="0"/>
+        <w:left w:type="dxa" w:w="108"/>
+        <w:bottom w:type="dxa" w:w="0"/>
+        <w:right w:type="dxa" w:w="108"/>
+      </w:tblCellMar>
+    </w:tblPr>
+  </w:style>
+  <w:style w:styleId="Style_110" w:type="table">
+    <w:name w:val="Medium Shading 1 Accent 4"/>
+    <w:basedOn w:val="Style_60"/>
+    <w:pPr>
+      <w:widowControl w:val="1"/>
+      <w:spacing w:after="0" w:line="240" w:lineRule="auto"/>
+      <w:ind/>
+    </w:pPr>
+    <w:tblPr>
+      <w:tblInd w:type="dxa" w:w="0"/>
+      <w:tblBorders>
+        <w:top w:sz="8" w:themeColor="accent4" w:themeTint="BF" w:val="single"/>
+        <w:left w:sz="8" w:themeColor="accent4" w:themeTint="BF" w:val="single"/>
+        <w:bottom w:sz="8" w:themeColor="accent4" w:themeTint="BF" w:val="single"/>
+        <w:right w:sz="8" w:themeColor="accent4" w:themeTint="BF" w:val="single"/>
+        <w:insideH w:sz="8" w:themeColor="accent4" w:themeTint="BF" w:val="single"/>
+      </w:tblBorders>
+      <w:tblCellMar>
+        <w:top w:type="dxa" w:w="0"/>
+        <w:left w:type="dxa" w:w="108"/>
+        <w:bottom w:type="dxa" w:w="0"/>
+        <w:right w:type="dxa" w:w="108"/>
+      </w:tblCellMar>
+    </w:tblPr>
+  </w:style>
+  <w:style w:styleId="Style_111" w:type="table">
+    <w:name w:val="Light Grid Accent 5"/>
+    <w:basedOn w:val="Style_60"/>
+    <w:pPr>
+      <w:widowControl w:val="1"/>
+      <w:spacing w:after="0" w:line="240" w:lineRule="auto"/>
+      <w:ind/>
+    </w:pPr>
+    <w:tblPr>
+      <w:tblInd w:type="dxa" w:w="0"/>
+      <w:tblBorders>
+        <w:top w:sz="8" w:themeColor="accent5" w:val="single"/>
+        <w:left w:sz="8" w:themeColor="accent5" w:val="single"/>
+        <w:bottom w:sz="8" w:themeColor="accent5" w:val="single"/>
+        <w:right w:sz="8" w:themeColor="accent5" w:val="single"/>
+        <w:insideH w:sz="8" w:themeColor="accent5" w:val="single"/>
+        <w:insideV w:sz="8" w:themeColor="accent5" w:val="single"/>
+      </w:tblBorders>
+      <w:tblCellMar>
+        <w:top w:type="dxa" w:w="0"/>
+        <w:left w:type="dxa" w:w="108"/>
+        <w:bottom w:type="dxa" w:w="0"/>
+        <w:right w:type="dxa" w:w="108"/>
+      </w:tblCellMar>
+    </w:tblPr>
+  </w:style>
+  <w:style w:styleId="Style_112" w:type="table">
+    <w:name w:val="Light Grid"/>
+    <w:basedOn w:val="Style_60"/>
+    <w:pPr>
+      <w:widowControl w:val="1"/>
+      <w:spacing w:after="0" w:line="240" w:lineRule="auto"/>
+      <w:ind/>
+    </w:pPr>
+    <w:tblPr>
+      <w:tblInd w:type="dxa" w:w="0"/>
+      <w:tblBorders>
+        <w:top w:sz="8" w:themeColor="text1" w:val="single"/>
+        <w:left w:sz="8" w:themeColor="text1" w:val="single"/>
+        <w:bottom w:sz="8" w:themeColor="text1" w:val="single"/>
+        <w:right w:sz="8" w:themeColor="text1" w:val="single"/>
+        <w:insideH w:sz="8" w:themeColor="text1" w:val="single"/>
+        <w:insideV w:sz="8" w:themeColor="text1" w:val="single"/>
+      </w:tblBorders>
+      <w:tblCellMar>
+        <w:top w:type="dxa" w:w="0"/>
+        <w:left w:type="dxa" w:w="108"/>
+        <w:bottom w:type="dxa" w:w="0"/>
+        <w:right w:type="dxa" w:w="108"/>
+      </w:tblCellMar>
+    </w:tblPr>
+  </w:style>
+  <w:style w:styleId="Style_113" w:type="table">
     <w:name w:val="Colorful Shading Accent 2"/>
     <w:basedOn w:val="Style_60"/>
     <w:pPr>
@@ -5995,23 +7144,21 @@
       </w:tblCellMar>
     </w:tblPr>
   </w:style>
-  <w:style w:styleId="Style_67" w:type="table">
-    <w:name w:val="Medium Grid 1 Accent 5"/>
-    <w:basedOn w:val="Style_60"/>
-    <w:pPr>
-      <w:widowControl w:val="1"/>
-      <w:spacing w:after="0" w:line="240" w:lineRule="auto"/>
-      <w:ind/>
-    </w:pPr>
+  <w:style w:styleId="Style_114" w:type="table">
+    <w:name w:val="Colorful Grid"/>
+    <w:basedOn w:val="Style_60"/>
+    <w:pPr>
+      <w:widowControl w:val="1"/>
+      <w:spacing w:after="0" w:line="240" w:lineRule="auto"/>
+      <w:ind/>
+    </w:pPr>
+    <w:rPr>
+      <w:color w:themeColor="text1" w:val="000000"/>
+    </w:rPr>
     <w:tblPr>
       <w:tblInd w:type="dxa" w:w="0"/>
       <w:tblBorders>
-        <w:top w:sz="8" w:themeColor="accent5" w:themeTint="BF" w:val="single"/>
-        <w:left w:sz="8" w:themeColor="accent5" w:themeTint="BF" w:val="single"/>
-        <w:bottom w:sz="8" w:themeColor="accent5" w:themeTint="BF" w:val="single"/>
-        <w:right w:sz="8" w:themeColor="accent5" w:themeTint="BF" w:val="single"/>
-        <w:insideH w:sz="8" w:themeColor="accent5" w:themeTint="BF" w:val="single"/>
-        <w:insideV w:sz="8" w:themeColor="accent5" w:themeTint="BF" w:val="single"/>
+        <w:insideH w:sz="4" w:themeColor="background1" w:val="single"/>
       </w:tblBorders>
       <w:tblCellMar>
         <w:top w:type="dxa" w:w="0"/>
@@ -6021,23 +7168,26 @@
       </w:tblCellMar>
     </w:tblPr>
   </w:style>
-  <w:style w:styleId="Style_68" w:type="table">
-    <w:name w:val="Light Grid Accent 3"/>
-    <w:basedOn w:val="Style_60"/>
-    <w:pPr>
-      <w:widowControl w:val="1"/>
-      <w:spacing w:after="0" w:line="240" w:lineRule="auto"/>
-      <w:ind/>
-    </w:pPr>
+  <w:style w:styleId="Style_115" w:type="table">
+    <w:name w:val="Colorful Shading Accent 4"/>
+    <w:basedOn w:val="Style_60"/>
+    <w:pPr>
+      <w:widowControl w:val="1"/>
+      <w:spacing w:after="0" w:line="240" w:lineRule="auto"/>
+      <w:ind/>
+    </w:pPr>
+    <w:rPr>
+      <w:color w:themeColor="text1" w:val="000000"/>
+    </w:rPr>
     <w:tblPr>
       <w:tblInd w:type="dxa" w:w="0"/>
       <w:tblBorders>
-        <w:top w:sz="8" w:themeColor="accent3" w:val="single"/>
-        <w:left w:sz="8" w:themeColor="accent3" w:val="single"/>
-        <w:bottom w:sz="8" w:themeColor="accent3" w:val="single"/>
-        <w:right w:sz="8" w:themeColor="accent3" w:val="single"/>
-        <w:insideH w:sz="8" w:themeColor="accent3" w:val="single"/>
-        <w:insideV w:sz="8" w:themeColor="accent3" w:val="single"/>
+        <w:top w:sz="24" w:themeColor="accent3" w:val="single"/>
+        <w:left w:sz="4" w:themeColor="accent4" w:val="single"/>
+        <w:bottom w:sz="4" w:themeColor="accent4" w:val="single"/>
+        <w:right w:sz="4" w:themeColor="accent4" w:val="single"/>
+        <w:insideH w:sz="4" w:themeColor="background1" w:val="single"/>
+        <w:insideV w:sz="4" w:themeColor="background1" w:val="single"/>
       </w:tblBorders>
       <w:tblCellMar>
         <w:top w:type="dxa" w:w="0"/>
@@ -6047,8 +7197,194 @@
       </w:tblCellMar>
     </w:tblPr>
   </w:style>
-  <w:style w:styleId="Style_69" w:type="table">
-    <w:name w:val="Dark List Accent 6"/>
+  <w:style w:styleId="Style_1" w:type="table">
+    <w:name w:val="Table Grid"/>
+    <w:basedOn w:val="Style_60"/>
+    <w:pPr>
+      <w:widowControl w:val="1"/>
+      <w:spacing w:after="0" w:line="240" w:lineRule="auto"/>
+      <w:ind/>
+    </w:pPr>
+    <w:tblPr>
+      <w:tblInd w:type="dxa" w:w="0"/>
+      <w:tblBorders>
+        <w:top w:color="000000" w:sz="4" w:val="single"/>
+        <w:left w:color="000000" w:sz="4" w:val="single"/>
+        <w:bottom w:color="000000" w:sz="4" w:val="single"/>
+        <w:right w:color="000000" w:sz="4" w:val="single"/>
+        <w:insideH w:color="000000" w:sz="4" w:val="single"/>
+        <w:insideV w:color="000000" w:sz="4" w:val="single"/>
+      </w:tblBorders>
+      <w:tblCellMar>
+        <w:top w:type="dxa" w:w="0"/>
+        <w:left w:type="dxa" w:w="108"/>
+        <w:bottom w:type="dxa" w:w="0"/>
+        <w:right w:type="dxa" w:w="108"/>
+      </w:tblCellMar>
+    </w:tblPr>
+  </w:style>
+  <w:style w:styleId="Style_116" w:type="table">
+    <w:name w:val="Medium Grid 1 Accent 4"/>
+    <w:basedOn w:val="Style_60"/>
+    <w:pPr>
+      <w:widowControl w:val="1"/>
+      <w:spacing w:after="0" w:line="240" w:lineRule="auto"/>
+      <w:ind/>
+    </w:pPr>
+    <w:tblPr>
+      <w:tblInd w:type="dxa" w:w="0"/>
+      <w:tblBorders>
+        <w:top w:sz="8" w:themeColor="accent4" w:themeTint="BF" w:val="single"/>
+        <w:left w:sz="8" w:themeColor="accent4" w:themeTint="BF" w:val="single"/>
+        <w:bottom w:sz="8" w:themeColor="accent4" w:themeTint="BF" w:val="single"/>
+        <w:right w:sz="8" w:themeColor="accent4" w:themeTint="BF" w:val="single"/>
+        <w:insideH w:sz="8" w:themeColor="accent4" w:themeTint="BF" w:val="single"/>
+        <w:insideV w:sz="8" w:themeColor="accent4" w:themeTint="BF" w:val="single"/>
+      </w:tblBorders>
+      <w:tblCellMar>
+        <w:top w:type="dxa" w:w="0"/>
+        <w:left w:type="dxa" w:w="108"/>
+        <w:bottom w:type="dxa" w:w="0"/>
+        <w:right w:type="dxa" w:w="108"/>
+      </w:tblCellMar>
+    </w:tblPr>
+  </w:style>
+  <w:style w:styleId="Style_117" w:type="table">
+    <w:name w:val="Medium Grid 2 Accent 2"/>
+    <w:basedOn w:val="Style_60"/>
+    <w:pPr>
+      <w:widowControl w:val="1"/>
+      <w:spacing w:after="0" w:line="240" w:lineRule="auto"/>
+      <w:ind/>
+    </w:pPr>
+    <w:rPr>
+      <w:rFonts w:asciiTheme="majorAscii" w:hAnsiTheme="majorHAnsi"/>
+      <w:color w:themeColor="text1" w:val="000000"/>
+    </w:rPr>
+    <w:tblPr>
+      <w:tblInd w:type="dxa" w:w="0"/>
+      <w:tblBorders>
+        <w:top w:sz="8" w:themeColor="accent2" w:val="single"/>
+        <w:left w:sz="8" w:themeColor="accent2" w:val="single"/>
+        <w:bottom w:sz="8" w:themeColor="accent2" w:val="single"/>
+        <w:right w:sz="8" w:themeColor="accent2" w:val="single"/>
+        <w:insideH w:sz="8" w:themeColor="accent2" w:val="single"/>
+        <w:insideV w:sz="8" w:themeColor="accent2" w:val="single"/>
+      </w:tblBorders>
+      <w:tblCellMar>
+        <w:top w:type="dxa" w:w="0"/>
+        <w:left w:type="dxa" w:w="108"/>
+        <w:bottom w:type="dxa" w:w="0"/>
+        <w:right w:type="dxa" w:w="108"/>
+      </w:tblCellMar>
+    </w:tblPr>
+  </w:style>
+  <w:style w:styleId="Style_118" w:type="table">
+    <w:name w:val="Colorful Shading Accent 6"/>
+    <w:basedOn w:val="Style_60"/>
+    <w:pPr>
+      <w:widowControl w:val="1"/>
+      <w:spacing w:after="0" w:line="240" w:lineRule="auto"/>
+      <w:ind/>
+    </w:pPr>
+    <w:rPr>
+      <w:color w:themeColor="text1" w:val="000000"/>
+    </w:rPr>
+    <w:tblPr>
+      <w:tblInd w:type="dxa" w:w="0"/>
+      <w:tblBorders>
+        <w:top w:sz="24" w:themeColor="accent5" w:val="single"/>
+        <w:left w:sz="4" w:themeColor="accent6" w:val="single"/>
+        <w:bottom w:sz="4" w:themeColor="accent6" w:val="single"/>
+        <w:right w:sz="4" w:themeColor="accent6" w:val="single"/>
+        <w:insideH w:sz="4" w:themeColor="background1" w:val="single"/>
+        <w:insideV w:sz="4" w:themeColor="background1" w:val="single"/>
+      </w:tblBorders>
+      <w:tblCellMar>
+        <w:top w:type="dxa" w:w="0"/>
+        <w:left w:type="dxa" w:w="108"/>
+        <w:bottom w:type="dxa" w:w="0"/>
+        <w:right w:type="dxa" w:w="108"/>
+      </w:tblCellMar>
+    </w:tblPr>
+  </w:style>
+  <w:style w:styleId="Style_119" w:type="table">
+    <w:name w:val="Colorful Grid Accent 4"/>
+    <w:basedOn w:val="Style_60"/>
+    <w:pPr>
+      <w:widowControl w:val="1"/>
+      <w:spacing w:after="0" w:line="240" w:lineRule="auto"/>
+      <w:ind/>
+    </w:pPr>
+    <w:rPr>
+      <w:color w:themeColor="text1" w:val="000000"/>
+    </w:rPr>
+    <w:tblPr>
+      <w:tblInd w:type="dxa" w:w="0"/>
+      <w:tblBorders>
+        <w:insideH w:sz="4" w:themeColor="background1" w:val="single"/>
+      </w:tblBorders>
+      <w:tblCellMar>
+        <w:top w:type="dxa" w:w="0"/>
+        <w:left w:type="dxa" w:w="108"/>
+        <w:bottom w:type="dxa" w:w="0"/>
+        <w:right w:type="dxa" w:w="108"/>
+      </w:tblCellMar>
+    </w:tblPr>
+  </w:style>
+  <w:style w:styleId="Style_120" w:type="table">
+    <w:name w:val="Medium Shading 2 Accent 5"/>
+    <w:basedOn w:val="Style_60"/>
+    <w:pPr>
+      <w:widowControl w:val="1"/>
+      <w:spacing w:after="0" w:line="240" w:lineRule="auto"/>
+      <w:ind/>
+    </w:pPr>
+    <w:tblPr>
+      <w:tblInd w:type="dxa" w:w="0"/>
+      <w:tblBorders>
+        <w:top w:color="000000" w:sz="18" w:val="single"/>
+        <w:bottom w:color="000000" w:sz="18" w:val="single"/>
+      </w:tblBorders>
+      <w:tblCellMar>
+        <w:top w:type="dxa" w:w="0"/>
+        <w:left w:type="dxa" w:w="108"/>
+        <w:bottom w:type="dxa" w:w="0"/>
+        <w:right w:type="dxa" w:w="108"/>
+      </w:tblCellMar>
+    </w:tblPr>
+  </w:style>
+  <w:style w:styleId="Style_121" w:type="table">
+    <w:name w:val="Colorful Shading Accent 1"/>
+    <w:basedOn w:val="Style_60"/>
+    <w:pPr>
+      <w:widowControl w:val="1"/>
+      <w:spacing w:after="0" w:line="240" w:lineRule="auto"/>
+      <w:ind/>
+    </w:pPr>
+    <w:rPr>
+      <w:color w:themeColor="text1" w:val="000000"/>
+    </w:rPr>
+    <w:tblPr>
+      <w:tblInd w:type="dxa" w:w="0"/>
+      <w:tblBorders>
+        <w:top w:sz="24" w:themeColor="accent2" w:val="single"/>
+        <w:left w:sz="4" w:themeColor="accent1" w:val="single"/>
+        <w:bottom w:sz="4" w:themeColor="accent1" w:val="single"/>
+        <w:right w:sz="4" w:themeColor="accent1" w:val="single"/>
+        <w:insideH w:sz="4" w:themeColor="background1" w:val="single"/>
+        <w:insideV w:sz="4" w:themeColor="background1" w:val="single"/>
+      </w:tblBorders>
+      <w:tblCellMar>
+        <w:top w:type="dxa" w:w="0"/>
+        <w:left w:type="dxa" w:w="108"/>
+        <w:bottom w:type="dxa" w:w="0"/>
+        <w:right w:type="dxa" w:w="108"/>
+      </w:tblCellMar>
+    </w:tblPr>
+  </w:style>
+  <w:style w:styleId="Style_122" w:type="table">
+    <w:name w:val="Dark List"/>
     <w:basedOn w:val="Style_60"/>
     <w:pPr>
       <w:widowControl w:val="1"/>
@@ -6068,43 +7404,23 @@
       </w:tblCellMar>
     </w:tblPr>
   </w:style>
-  <w:style w:styleId="Style_70" w:type="table">
-    <w:name w:val="Colorful List Accent 5"/>
-    <w:basedOn w:val="Style_60"/>
-    <w:pPr>
-      <w:widowControl w:val="1"/>
-      <w:spacing w:after="0" w:line="240" w:lineRule="auto"/>
-      <w:ind/>
-    </w:pPr>
-    <w:rPr>
-      <w:color w:themeColor="text1" w:val="000000"/>
-    </w:rPr>
-    <w:tblPr>
-      <w:tblInd w:type="dxa" w:w="0"/>
-      <w:tblCellMar>
-        <w:top w:type="dxa" w:w="0"/>
-        <w:left w:type="dxa" w:w="108"/>
-        <w:bottom w:type="dxa" w:w="0"/>
-        <w:right w:type="dxa" w:w="108"/>
-      </w:tblCellMar>
-    </w:tblPr>
-  </w:style>
-  <w:style w:styleId="Style_71" w:type="table">
-    <w:name w:val="Light Shading Accent 1"/>
-    <w:basedOn w:val="Style_60"/>
-    <w:pPr>
-      <w:widowControl w:val="1"/>
-      <w:spacing w:after="0" w:line="240" w:lineRule="auto"/>
-      <w:ind/>
-    </w:pPr>
-    <w:rPr>
-      <w:color w:themeColor="accent1" w:themeShade="BF" w:val="376092"/>
-    </w:rPr>
+  <w:style w:styleId="Style_123" w:type="table">
+    <w:name w:val="Medium Grid 1 Accent 1"/>
+    <w:basedOn w:val="Style_60"/>
+    <w:pPr>
+      <w:widowControl w:val="1"/>
+      <w:spacing w:after="0" w:line="240" w:lineRule="auto"/>
+      <w:ind/>
+    </w:pPr>
     <w:tblPr>
       <w:tblInd w:type="dxa" w:w="0"/>
       <w:tblBorders>
-        <w:top w:sz="8" w:themeColor="accent1" w:val="single"/>
-        <w:bottom w:sz="8" w:themeColor="accent1" w:val="single"/>
+        <w:top w:sz="8" w:themeColor="accent1" w:themeTint="BF" w:val="single"/>
+        <w:left w:sz="8" w:themeColor="accent1" w:themeTint="BF" w:val="single"/>
+        <w:bottom w:sz="8" w:themeColor="accent1" w:themeTint="BF" w:val="single"/>
+        <w:right w:sz="8" w:themeColor="accent1" w:themeTint="BF" w:val="single"/>
+        <w:insideH w:sz="8" w:themeColor="accent1" w:themeTint="BF" w:val="single"/>
+        <w:insideV w:sz="8" w:themeColor="accent1" w:themeTint="BF" w:val="single"/>
       </w:tblBorders>
       <w:tblCellMar>
         <w:top w:type="dxa" w:w="0"/>
@@ -6114,8 +7430,8 @@
       </w:tblCellMar>
     </w:tblPr>
   </w:style>
-  <w:style w:styleId="Style_72" w:type="table">
-    <w:name w:val="Medium Grid 3 Accent 1"/>
+  <w:style w:styleId="Style_124" w:type="table">
+    <w:name w:val="Medium Grid 3 Accent 4"/>
     <w:basedOn w:val="Style_60"/>
     <w:pPr>
       <w:widowControl w:val="1"/>
@@ -6140,7 +7456,343 @@
       </w:tblCellMar>
     </w:tblPr>
   </w:style>
-  <w:style w:styleId="Style_73" w:type="table">
+  <w:style w:styleId="Style_125" w:type="table">
+    <w:name w:val="Light List Accent 1"/>
+    <w:basedOn w:val="Style_60"/>
+    <w:pPr>
+      <w:widowControl w:val="1"/>
+      <w:spacing w:after="0" w:line="240" w:lineRule="auto"/>
+      <w:ind/>
+    </w:pPr>
+    <w:tblPr>
+      <w:tblInd w:type="dxa" w:w="0"/>
+      <w:tblBorders>
+        <w:top w:sz="8" w:themeColor="accent1" w:val="single"/>
+        <w:left w:sz="8" w:themeColor="accent1" w:val="single"/>
+        <w:bottom w:sz="8" w:themeColor="accent1" w:val="single"/>
+        <w:right w:sz="8" w:themeColor="accent1" w:val="single"/>
+      </w:tblBorders>
+      <w:tblCellMar>
+        <w:top w:type="dxa" w:w="0"/>
+        <w:left w:type="dxa" w:w="108"/>
+        <w:bottom w:type="dxa" w:w="0"/>
+        <w:right w:type="dxa" w:w="108"/>
+      </w:tblCellMar>
+    </w:tblPr>
+  </w:style>
+  <w:style w:styleId="Style_126" w:type="table">
+    <w:name w:val="Medium Grid 1"/>
+    <w:basedOn w:val="Style_60"/>
+    <w:pPr>
+      <w:widowControl w:val="1"/>
+      <w:spacing w:after="0" w:line="240" w:lineRule="auto"/>
+      <w:ind/>
+    </w:pPr>
+    <w:tblPr>
+      <w:tblInd w:type="dxa" w:w="0"/>
+      <w:tblBorders>
+        <w:top w:sz="8" w:themeColor="text1" w:themeTint="BF" w:val="single"/>
+        <w:left w:sz="8" w:themeColor="text1" w:themeTint="BF" w:val="single"/>
+        <w:bottom w:sz="8" w:themeColor="text1" w:themeTint="BF" w:val="single"/>
+        <w:right w:sz="8" w:themeColor="text1" w:themeTint="BF" w:val="single"/>
+        <w:insideH w:sz="8" w:themeColor="text1" w:themeTint="BF" w:val="single"/>
+        <w:insideV w:sz="8" w:themeColor="text1" w:themeTint="BF" w:val="single"/>
+      </w:tblBorders>
+      <w:tblCellMar>
+        <w:top w:type="dxa" w:w="0"/>
+        <w:left w:type="dxa" w:w="108"/>
+        <w:bottom w:type="dxa" w:w="0"/>
+        <w:right w:type="dxa" w:w="108"/>
+      </w:tblCellMar>
+    </w:tblPr>
+  </w:style>
+  <w:style w:styleId="Style_127" w:type="table">
+    <w:name w:val="Medium Grid 3 Accent 2"/>
+    <w:basedOn w:val="Style_60"/>
+    <w:pPr>
+      <w:widowControl w:val="1"/>
+      <w:spacing w:after="0" w:line="240" w:lineRule="auto"/>
+      <w:ind/>
+    </w:pPr>
+    <w:tblPr>
+      <w:tblInd w:type="dxa" w:w="0"/>
+      <w:tblBorders>
+        <w:top w:sz="8" w:themeColor="background1" w:val="single"/>
+        <w:left w:sz="8" w:themeColor="background1" w:val="single"/>
+        <w:bottom w:sz="8" w:themeColor="background1" w:val="single"/>
+        <w:right w:sz="8" w:themeColor="background1" w:val="single"/>
+        <w:insideH w:sz="6" w:themeColor="background1" w:val="single"/>
+        <w:insideV w:sz="6" w:themeColor="background1" w:val="single"/>
+      </w:tblBorders>
+      <w:tblCellMar>
+        <w:top w:type="dxa" w:w="0"/>
+        <w:left w:type="dxa" w:w="108"/>
+        <w:bottom w:type="dxa" w:w="0"/>
+        <w:right w:type="dxa" w:w="108"/>
+      </w:tblCellMar>
+    </w:tblPr>
+  </w:style>
+  <w:style w:styleId="Style_128" w:type="table">
+    <w:name w:val="Colorful Shading"/>
+    <w:basedOn w:val="Style_60"/>
+    <w:pPr>
+      <w:widowControl w:val="1"/>
+      <w:spacing w:after="0" w:line="240" w:lineRule="auto"/>
+      <w:ind/>
+    </w:pPr>
+    <w:rPr>
+      <w:color w:themeColor="text1" w:val="000000"/>
+    </w:rPr>
+    <w:tblPr>
+      <w:tblInd w:type="dxa" w:w="0"/>
+      <w:tblBorders>
+        <w:top w:sz="24" w:themeColor="accent2" w:val="single"/>
+        <w:left w:sz="4" w:themeColor="text1" w:val="single"/>
+        <w:bottom w:sz="4" w:themeColor="text1" w:val="single"/>
+        <w:right w:sz="4" w:themeColor="text1" w:val="single"/>
+        <w:insideH w:sz="4" w:themeColor="background1" w:val="single"/>
+        <w:insideV w:sz="4" w:themeColor="background1" w:val="single"/>
+      </w:tblBorders>
+      <w:tblCellMar>
+        <w:top w:type="dxa" w:w="0"/>
+        <w:left w:type="dxa" w:w="108"/>
+        <w:bottom w:type="dxa" w:w="0"/>
+        <w:right w:type="dxa" w:w="108"/>
+      </w:tblCellMar>
+    </w:tblPr>
+  </w:style>
+  <w:style w:styleId="Style_129" w:type="table">
+    <w:name w:val="Dark List Accent 2"/>
+    <w:basedOn w:val="Style_60"/>
+    <w:pPr>
+      <w:widowControl w:val="1"/>
+      <w:spacing w:after="0" w:line="240" w:lineRule="auto"/>
+      <w:ind/>
+    </w:pPr>
+    <w:rPr>
+      <w:color w:themeColor="background1" w:val="FFFFFF"/>
+    </w:rPr>
+    <w:tblPr>
+      <w:tblInd w:type="dxa" w:w="0"/>
+      <w:tblCellMar>
+        <w:top w:type="dxa" w:w="0"/>
+        <w:left w:type="dxa" w:w="108"/>
+        <w:bottom w:type="dxa" w:w="0"/>
+        <w:right w:type="dxa" w:w="108"/>
+      </w:tblCellMar>
+    </w:tblPr>
+  </w:style>
+  <w:style w:styleId="Style_130" w:type="table">
+    <w:name w:val="Medium List 1 Accent 4"/>
+    <w:basedOn w:val="Style_60"/>
+    <w:pPr>
+      <w:widowControl w:val="1"/>
+      <w:spacing w:after="0" w:line="240" w:lineRule="auto"/>
+      <w:ind/>
+    </w:pPr>
+    <w:rPr>
+      <w:color w:themeColor="text1" w:val="000000"/>
+    </w:rPr>
+    <w:tblPr>
+      <w:tblInd w:type="dxa" w:w="0"/>
+      <w:tblBorders>
+        <w:top w:sz="8" w:themeColor="accent4" w:val="single"/>
+        <w:bottom w:sz="8" w:themeColor="accent4" w:val="single"/>
+      </w:tblBorders>
+      <w:tblCellMar>
+        <w:top w:type="dxa" w:w="0"/>
+        <w:left w:type="dxa" w:w="108"/>
+        <w:bottom w:type="dxa" w:w="0"/>
+        <w:right w:type="dxa" w:w="108"/>
+      </w:tblCellMar>
+    </w:tblPr>
+  </w:style>
+  <w:style w:styleId="Style_131" w:type="table">
+    <w:name w:val="Light Shading Accent 1"/>
+    <w:basedOn w:val="Style_60"/>
+    <w:pPr>
+      <w:widowControl w:val="1"/>
+      <w:spacing w:after="0" w:line="240" w:lineRule="auto"/>
+      <w:ind/>
+    </w:pPr>
+    <w:rPr>
+      <w:color w:themeColor="accent1" w:themeShade="BF" w:val="376092"/>
+    </w:rPr>
+    <w:tblPr>
+      <w:tblInd w:type="dxa" w:w="0"/>
+      <w:tblBorders>
+        <w:top w:sz="8" w:themeColor="accent1" w:val="single"/>
+        <w:bottom w:sz="8" w:themeColor="accent1" w:val="single"/>
+      </w:tblBorders>
+      <w:tblCellMar>
+        <w:top w:type="dxa" w:w="0"/>
+        <w:left w:type="dxa" w:w="108"/>
+        <w:bottom w:type="dxa" w:w="0"/>
+        <w:right w:type="dxa" w:w="108"/>
+      </w:tblCellMar>
+    </w:tblPr>
+  </w:style>
+  <w:style w:styleId="Style_132" w:type="table">
+    <w:name w:val="Medium Grid 3 Accent 5"/>
+    <w:basedOn w:val="Style_60"/>
+    <w:pPr>
+      <w:widowControl w:val="1"/>
+      <w:spacing w:after="0" w:line="240" w:lineRule="auto"/>
+      <w:ind/>
+    </w:pPr>
+    <w:tblPr>
+      <w:tblInd w:type="dxa" w:w="0"/>
+      <w:tblBorders>
+        <w:top w:sz="8" w:themeColor="background1" w:val="single"/>
+        <w:left w:sz="8" w:themeColor="background1" w:val="single"/>
+        <w:bottom w:sz="8" w:themeColor="background1" w:val="single"/>
+        <w:right w:sz="8" w:themeColor="background1" w:val="single"/>
+        <w:insideH w:sz="6" w:themeColor="background1" w:val="single"/>
+        <w:insideV w:sz="6" w:themeColor="background1" w:val="single"/>
+      </w:tblBorders>
+      <w:tblCellMar>
+        <w:top w:type="dxa" w:w="0"/>
+        <w:left w:type="dxa" w:w="108"/>
+        <w:bottom w:type="dxa" w:w="0"/>
+        <w:right w:type="dxa" w:w="108"/>
+      </w:tblCellMar>
+    </w:tblPr>
+  </w:style>
+  <w:style w:styleId="Style_133" w:type="table">
+    <w:name w:val="Light Shading"/>
+    <w:basedOn w:val="Style_60"/>
+    <w:pPr>
+      <w:widowControl w:val="1"/>
+      <w:spacing w:after="0" w:line="240" w:lineRule="auto"/>
+      <w:ind/>
+    </w:pPr>
+    <w:rPr>
+      <w:color w:themeColor="text1" w:themeShade="BF" w:val="000000"/>
+    </w:rPr>
+    <w:tblPr>
+      <w:tblInd w:type="dxa" w:w="0"/>
+      <w:tblBorders>
+        <w:top w:sz="8" w:themeColor="text1" w:val="single"/>
+        <w:bottom w:sz="8" w:themeColor="text1" w:val="single"/>
+      </w:tblBorders>
+      <w:tblCellMar>
+        <w:top w:type="dxa" w:w="0"/>
+        <w:left w:type="dxa" w:w="108"/>
+        <w:bottom w:type="dxa" w:w="0"/>
+        <w:right w:type="dxa" w:w="108"/>
+      </w:tblCellMar>
+    </w:tblPr>
+  </w:style>
+  <w:style w:styleId="Style_134" w:type="table">
+    <w:name w:val="Medium List 2 Accent 3"/>
+    <w:basedOn w:val="Style_60"/>
+    <w:pPr>
+      <w:widowControl w:val="1"/>
+      <w:spacing w:after="0" w:line="240" w:lineRule="auto"/>
+      <w:ind/>
+    </w:pPr>
+    <w:rPr>
+      <w:rFonts w:asciiTheme="majorAscii" w:hAnsiTheme="majorHAnsi"/>
+      <w:color w:themeColor="text1" w:val="000000"/>
+    </w:rPr>
+    <w:tblPr>
+      <w:tblInd w:type="dxa" w:w="0"/>
+      <w:tblBorders>
+        <w:top w:sz="8" w:themeColor="accent3" w:val="single"/>
+        <w:left w:sz="8" w:themeColor="accent3" w:val="single"/>
+        <w:bottom w:sz="8" w:themeColor="accent3" w:val="single"/>
+        <w:right w:sz="8" w:themeColor="accent3" w:val="single"/>
+      </w:tblBorders>
+      <w:tblCellMar>
+        <w:top w:type="dxa" w:w="0"/>
+        <w:left w:type="dxa" w:w="108"/>
+        <w:bottom w:type="dxa" w:w="0"/>
+        <w:right w:type="dxa" w:w="108"/>
+      </w:tblCellMar>
+    </w:tblPr>
+  </w:style>
+  <w:style w:styleId="Style_135" w:type="table">
+    <w:name w:val="Medium List 2 Accent 1"/>
+    <w:basedOn w:val="Style_60"/>
+    <w:pPr>
+      <w:widowControl w:val="1"/>
+      <w:spacing w:after="0" w:line="240" w:lineRule="auto"/>
+      <w:ind/>
+    </w:pPr>
+    <w:rPr>
+      <w:rFonts w:asciiTheme="majorAscii" w:hAnsiTheme="majorHAnsi"/>
+      <w:color w:themeColor="text1" w:val="000000"/>
+    </w:rPr>
+    <w:tblPr>
+      <w:tblInd w:type="dxa" w:w="0"/>
+      <w:tblBorders>
+        <w:top w:sz="8" w:themeColor="accent1" w:val="single"/>
+        <w:left w:sz="8" w:themeColor="accent1" w:val="single"/>
+        <w:bottom w:sz="8" w:themeColor="accent1" w:val="single"/>
+        <w:right w:sz="8" w:themeColor="accent1" w:val="single"/>
+      </w:tblBorders>
+      <w:tblCellMar>
+        <w:top w:type="dxa" w:w="0"/>
+        <w:left w:type="dxa" w:w="108"/>
+        <w:bottom w:type="dxa" w:w="0"/>
+        <w:right w:type="dxa" w:w="108"/>
+      </w:tblCellMar>
+    </w:tblPr>
+  </w:style>
+  <w:style w:styleId="Style_136" w:type="table">
+    <w:name w:val="Medium List 1"/>
+    <w:basedOn w:val="Style_60"/>
+    <w:pPr>
+      <w:widowControl w:val="1"/>
+      <w:spacing w:after="0" w:line="240" w:lineRule="auto"/>
+      <w:ind/>
+    </w:pPr>
+    <w:rPr>
+      <w:color w:themeColor="text1" w:val="000000"/>
+    </w:rPr>
+    <w:tblPr>
+      <w:tblInd w:type="dxa" w:w="0"/>
+      <w:tblBorders>
+        <w:top w:sz="8" w:themeColor="text1" w:val="single"/>
+        <w:bottom w:sz="8" w:themeColor="text1" w:val="single"/>
+      </w:tblBorders>
+      <w:tblCellMar>
+        <w:top w:type="dxa" w:w="0"/>
+        <w:left w:type="dxa" w:w="108"/>
+        <w:bottom w:type="dxa" w:w="0"/>
+        <w:right w:type="dxa" w:w="108"/>
+      </w:tblCellMar>
+    </w:tblPr>
+  </w:style>
+  <w:style w:styleId="Style_137" w:type="table">
+    <w:name w:val="Medium List 2 Accent 6"/>
+    <w:basedOn w:val="Style_60"/>
+    <w:pPr>
+      <w:widowControl w:val="1"/>
+      <w:spacing w:after="0" w:line="240" w:lineRule="auto"/>
+      <w:ind/>
+    </w:pPr>
+    <w:rPr>
+      <w:rFonts w:asciiTheme="majorAscii" w:hAnsiTheme="majorHAnsi"/>
+      <w:color w:themeColor="text1" w:val="000000"/>
+    </w:rPr>
+    <w:tblPr>
+      <w:tblInd w:type="dxa" w:w="0"/>
+      <w:tblBorders>
+        <w:top w:sz="8" w:themeColor="accent6" w:val="single"/>
+        <w:left w:sz="8" w:themeColor="accent6" w:val="single"/>
+        <w:bottom w:sz="8" w:themeColor="accent6" w:val="single"/>
+        <w:right w:sz="8" w:themeColor="accent6" w:val="single"/>
+      </w:tblBorders>
+      <w:tblCellMar>
+        <w:top w:type="dxa" w:w="0"/>
+        <w:left w:type="dxa" w:w="108"/>
+        <w:bottom w:type="dxa" w:w="0"/>
+        <w:right w:type="dxa" w:w="108"/>
+      </w:tblCellMar>
+    </w:tblPr>
+  </w:style>
+  <w:style w:styleId="Style_138" w:type="table">
     <w:name w:val="Medium List 1 Accent 3"/>
     <w:basedOn w:val="Style_60"/>
     <w:pPr>
@@ -6165,8 +7817,118 @@
       </w:tblCellMar>
     </w:tblPr>
   </w:style>
-  <w:style w:styleId="Style_74" w:type="table">
-    <w:name w:val="Medium List 2 Accent 5"/>
+  <w:style w:styleId="Style_139" w:type="table">
+    <w:name w:val="Light List"/>
+    <w:basedOn w:val="Style_60"/>
+    <w:pPr>
+      <w:widowControl w:val="1"/>
+      <w:spacing w:after="0" w:line="240" w:lineRule="auto"/>
+      <w:ind/>
+    </w:pPr>
+    <w:tblPr>
+      <w:tblInd w:type="dxa" w:w="0"/>
+      <w:tblBorders>
+        <w:top w:sz="8" w:themeColor="text1" w:val="single"/>
+        <w:left w:sz="8" w:themeColor="text1" w:val="single"/>
+        <w:bottom w:sz="8" w:themeColor="text1" w:val="single"/>
+        <w:right w:sz="8" w:themeColor="text1" w:val="single"/>
+      </w:tblBorders>
+      <w:tblCellMar>
+        <w:top w:type="dxa" w:w="0"/>
+        <w:left w:type="dxa" w:w="108"/>
+        <w:bottom w:type="dxa" w:w="0"/>
+        <w:right w:type="dxa" w:w="108"/>
+      </w:tblCellMar>
+    </w:tblPr>
+  </w:style>
+  <w:style w:styleId="Style_140" w:type="table">
+    <w:name w:val="Medium Grid 2 Accent 6"/>
+    <w:basedOn w:val="Style_60"/>
+    <w:pPr>
+      <w:widowControl w:val="1"/>
+      <w:spacing w:after="0" w:line="240" w:lineRule="auto"/>
+      <w:ind/>
+    </w:pPr>
+    <w:rPr>
+      <w:rFonts w:asciiTheme="majorAscii" w:hAnsiTheme="majorHAnsi"/>
+      <w:color w:themeColor="text1" w:val="000000"/>
+    </w:rPr>
+    <w:tblPr>
+      <w:tblInd w:type="dxa" w:w="0"/>
+      <w:tblBorders>
+        <w:top w:sz="8" w:themeColor="accent6" w:val="single"/>
+        <w:left w:sz="8" w:themeColor="accent6" w:val="single"/>
+        <w:bottom w:sz="8" w:themeColor="accent6" w:val="single"/>
+        <w:right w:sz="8" w:themeColor="accent6" w:val="single"/>
+        <w:insideH w:sz="8" w:themeColor="accent6" w:val="single"/>
+        <w:insideV w:sz="8" w:themeColor="accent6" w:val="single"/>
+      </w:tblBorders>
+      <w:tblCellMar>
+        <w:top w:type="dxa" w:w="0"/>
+        <w:left w:type="dxa" w:w="108"/>
+        <w:bottom w:type="dxa" w:w="0"/>
+        <w:right w:type="dxa" w:w="108"/>
+      </w:tblCellMar>
+    </w:tblPr>
+  </w:style>
+  <w:style w:styleId="Style_141" w:type="table">
+    <w:name w:val="Medium Shading 2 Accent 3"/>
+    <w:basedOn w:val="Style_60"/>
+    <w:pPr>
+      <w:widowControl w:val="1"/>
+      <w:spacing w:after="0" w:line="240" w:lineRule="auto"/>
+      <w:ind/>
+    </w:pPr>
+    <w:tblPr>
+      <w:tblInd w:type="dxa" w:w="0"/>
+      <w:tblBorders>
+        <w:top w:color="000000" w:sz="18" w:val="single"/>
+        <w:bottom w:color="000000" w:sz="18" w:val="single"/>
+      </w:tblBorders>
+      <w:tblCellMar>
+        <w:top w:type="dxa" w:w="0"/>
+        <w:left w:type="dxa" w:w="108"/>
+        <w:bottom w:type="dxa" w:w="0"/>
+        <w:right w:type="dxa" w:w="108"/>
+      </w:tblCellMar>
+    </w:tblPr>
+  </w:style>
+  <w:style w:styleId="Style_142" w:type="table">
+    <w:name w:val="Medium Shading 2 Accent 1"/>
+    <w:basedOn w:val="Style_60"/>
+    <w:pPr>
+      <w:widowControl w:val="1"/>
+      <w:spacing w:after="0" w:line="240" w:lineRule="auto"/>
+      <w:ind/>
+    </w:pPr>
+    <w:tblPr>
+      <w:tblInd w:type="dxa" w:w="0"/>
+      <w:tblBorders>
+        <w:top w:color="000000" w:sz="18" w:val="single"/>
+        <w:bottom w:color="000000" w:sz="18" w:val="single"/>
+      </w:tblBorders>
+      <w:tblCellMar>
+        <w:top w:type="dxa" w:w="0"/>
+        <w:left w:type="dxa" w:w="108"/>
+        <w:bottom w:type="dxa" w:w="0"/>
+        <w:right w:type="dxa" w:w="108"/>
+      </w:tblCellMar>
+    </w:tblPr>
+  </w:style>
+  <w:style w:default="1" w:styleId="Style_60" w:type="table">
+    <w:name w:val="Normal Table"/>
+    <w:tblPr>
+      <w:tblInd w:type="dxa" w:w="0"/>
+      <w:tblCellMar>
+        <w:top w:type="dxa" w:w="0"/>
+        <w:left w:type="dxa" w:w="108"/>
+        <w:bottom w:type="dxa" w:w="0"/>
+        <w:right w:type="dxa" w:w="108"/>
+      </w:tblCellMar>
+    </w:tblPr>
+  </w:style>
+  <w:style w:styleId="Style_143" w:type="table">
+    <w:name w:val="Medium Grid 2 Accent 5"/>
     <w:basedOn w:val="Style_60"/>
     <w:pPr>
       <w:widowControl w:val="1"/>
@@ -6184,6 +7946,8 @@
         <w:left w:sz="8" w:themeColor="accent5" w:val="single"/>
         <w:bottom w:sz="8" w:themeColor="accent5" w:val="single"/>
         <w:right w:sz="8" w:themeColor="accent5" w:val="single"/>
+        <w:insideH w:sz="8" w:themeColor="accent5" w:val="single"/>
+        <w:insideV w:sz="8" w:themeColor="accent5" w:val="single"/>
       </w:tblBorders>
       <w:tblCellMar>
         <w:top w:type="dxa" w:w="0"/>
@@ -6193,21 +7957,25 @@
       </w:tblCellMar>
     </w:tblPr>
   </w:style>
-  <w:style w:styleId="Style_75" w:type="table">
-    <w:name w:val="Colorful Grid Accent 3"/>
-    <w:basedOn w:val="Style_60"/>
-    <w:pPr>
-      <w:widowControl w:val="1"/>
-      <w:spacing w:after="0" w:line="240" w:lineRule="auto"/>
-      <w:ind/>
-    </w:pPr>
-    <w:rPr>
+  <w:style w:styleId="Style_144" w:type="table">
+    <w:name w:val="Medium List 2 Accent 4"/>
+    <w:basedOn w:val="Style_60"/>
+    <w:pPr>
+      <w:widowControl w:val="1"/>
+      <w:spacing w:after="0" w:line="240" w:lineRule="auto"/>
+      <w:ind/>
+    </w:pPr>
+    <w:rPr>
+      <w:rFonts w:asciiTheme="majorAscii" w:hAnsiTheme="majorHAnsi"/>
       <w:color w:themeColor="text1" w:val="000000"/>
     </w:rPr>
     <w:tblPr>
       <w:tblInd w:type="dxa" w:w="0"/>
       <w:tblBorders>
-        <w:insideH w:sz="4" w:themeColor="background1" w:val="single"/>
+        <w:top w:sz="8" w:themeColor="accent4" w:val="single"/>
+        <w:left w:sz="8" w:themeColor="accent4" w:val="single"/>
+        <w:bottom w:sz="8" w:themeColor="accent4" w:val="single"/>
+        <w:right w:sz="8" w:themeColor="accent4" w:val="single"/>
       </w:tblBorders>
       <w:tblCellMar>
         <w:top w:type="dxa" w:w="0"/>
@@ -6217,97 +7985,25 @@
       </w:tblCellMar>
     </w:tblPr>
   </w:style>
-  <w:style w:styleId="Style_76" w:type="table">
-    <w:name w:val="Medium Shading 1 Accent 3"/>
-    <w:basedOn w:val="Style_60"/>
-    <w:pPr>
-      <w:widowControl w:val="1"/>
-      <w:spacing w:after="0" w:line="240" w:lineRule="auto"/>
-      <w:ind/>
-    </w:pPr>
-    <w:tblPr>
-      <w:tblInd w:type="dxa" w:w="0"/>
-      <w:tblBorders>
-        <w:top w:sz="8" w:themeColor="accent3" w:themeTint="BF" w:val="single"/>
-        <w:left w:sz="8" w:themeColor="accent3" w:themeTint="BF" w:val="single"/>
-        <w:bottom w:sz="8" w:themeColor="accent3" w:themeTint="BF" w:val="single"/>
-        <w:right w:sz="8" w:themeColor="accent3" w:themeTint="BF" w:val="single"/>
-        <w:insideH w:sz="8" w:themeColor="accent3" w:themeTint="BF" w:val="single"/>
-      </w:tblBorders>
-      <w:tblCellMar>
-        <w:top w:type="dxa" w:w="0"/>
-        <w:left w:type="dxa" w:w="108"/>
-        <w:bottom w:type="dxa" w:w="0"/>
-        <w:right w:type="dxa" w:w="108"/>
-      </w:tblCellMar>
-    </w:tblPr>
-  </w:style>
-  <w:style w:styleId="Style_77" w:type="table">
-    <w:name w:val="Colorful Shading Accent 4"/>
-    <w:basedOn w:val="Style_60"/>
-    <w:pPr>
-      <w:widowControl w:val="1"/>
-      <w:spacing w:after="0" w:line="240" w:lineRule="auto"/>
-      <w:ind/>
-    </w:pPr>
-    <w:rPr>
-      <w:color w:themeColor="text1" w:val="000000"/>
-    </w:rPr>
-    <w:tblPr>
-      <w:tblInd w:type="dxa" w:w="0"/>
-      <w:tblBorders>
-        <w:top w:sz="24" w:themeColor="accent3" w:val="single"/>
-        <w:left w:sz="4" w:themeColor="accent4" w:val="single"/>
-        <w:bottom w:sz="4" w:themeColor="accent4" w:val="single"/>
-        <w:right w:sz="4" w:themeColor="accent4" w:val="single"/>
-        <w:insideH w:sz="4" w:themeColor="background1" w:val="single"/>
-        <w:insideV w:sz="4" w:themeColor="background1" w:val="single"/>
-      </w:tblBorders>
-      <w:tblCellMar>
-        <w:top w:type="dxa" w:w="0"/>
-        <w:left w:type="dxa" w:w="108"/>
-        <w:bottom w:type="dxa" w:w="0"/>
-        <w:right w:type="dxa" w:w="108"/>
-      </w:tblCellMar>
-    </w:tblPr>
-  </w:style>
-  <w:style w:styleId="Style_78" w:type="table">
-    <w:name w:val="Colorful List Accent 6"/>
-    <w:basedOn w:val="Style_60"/>
-    <w:pPr>
-      <w:widowControl w:val="1"/>
-      <w:spacing w:after="0" w:line="240" w:lineRule="auto"/>
-      <w:ind/>
-    </w:pPr>
-    <w:rPr>
-      <w:color w:themeColor="text1" w:val="000000"/>
-    </w:rPr>
-    <w:tblPr>
-      <w:tblInd w:type="dxa" w:w="0"/>
-      <w:tblCellMar>
-        <w:top w:type="dxa" w:w="0"/>
-        <w:left w:type="dxa" w:w="108"/>
-        <w:bottom w:type="dxa" w:w="0"/>
-        <w:right w:type="dxa" w:w="108"/>
-      </w:tblCellMar>
-    </w:tblPr>
-  </w:style>
-  <w:style w:styleId="Style_79" w:type="table">
-    <w:name w:val="Medium List 1"/>
-    <w:basedOn w:val="Style_60"/>
-    <w:pPr>
-      <w:widowControl w:val="1"/>
-      <w:spacing w:after="0" w:line="240" w:lineRule="auto"/>
-      <w:ind/>
-    </w:pPr>
-    <w:rPr>
+  <w:style w:styleId="Style_145" w:type="table">
+    <w:name w:val="Medium List 2"/>
+    <w:basedOn w:val="Style_60"/>
+    <w:pPr>
+      <w:widowControl w:val="1"/>
+      <w:spacing w:after="0" w:line="240" w:lineRule="auto"/>
+      <w:ind/>
+    </w:pPr>
+    <w:rPr>
+      <w:rFonts w:asciiTheme="majorAscii" w:hAnsiTheme="majorHAnsi"/>
       <w:color w:themeColor="text1" w:val="000000"/>
     </w:rPr>
     <w:tblPr>
       <w:tblInd w:type="dxa" w:w="0"/>
       <w:tblBorders>
         <w:top w:sz="8" w:themeColor="text1" w:val="single"/>
+        <w:left w:sz="8" w:themeColor="text1" w:val="single"/>
         <w:bottom w:sz="8" w:themeColor="text1" w:val="single"/>
+        <w:right w:sz="8" w:themeColor="text1" w:val="single"/>
       </w:tblBorders>
       <w:tblCellMar>
         <w:top w:type="dxa" w:w="0"/>
@@ -6317,7 +8013,7 @@
       </w:tblCellMar>
     </w:tblPr>
   </w:style>
-  <w:style w:styleId="Style_80" w:type="table">
+  <w:style w:styleId="Style_146" w:type="table">
     <w:name w:val="Medium Grid 2 Accent 1"/>
     <w:basedOn w:val="Style_60"/>
     <w:pPr>
@@ -6347,23 +8043,22 @@
       </w:tblCellMar>
     </w:tblPr>
   </w:style>
-  <w:style w:styleId="Style_81" w:type="table">
-    <w:name w:val="Medium Grid 1 Accent 6"/>
-    <w:basedOn w:val="Style_60"/>
-    <w:pPr>
-      <w:widowControl w:val="1"/>
-      <w:spacing w:after="0" w:line="240" w:lineRule="auto"/>
-      <w:ind/>
-    </w:pPr>
+  <w:style w:styleId="Style_147" w:type="table">
+    <w:name w:val="Light Shading Accent 6"/>
+    <w:basedOn w:val="Style_60"/>
+    <w:pPr>
+      <w:widowControl w:val="1"/>
+      <w:spacing w:after="0" w:line="240" w:lineRule="auto"/>
+      <w:ind/>
+    </w:pPr>
+    <w:rPr>
+      <w:color w:themeColor="accent6" w:themeShade="BF" w:val="E46C0A"/>
+    </w:rPr>
     <w:tblPr>
       <w:tblInd w:type="dxa" w:w="0"/>
       <w:tblBorders>
-        <w:top w:sz="8" w:themeColor="accent6" w:themeTint="BF" w:val="single"/>
-        <w:left w:sz="8" w:themeColor="accent6" w:themeTint="BF" w:val="single"/>
-        <w:bottom w:sz="8" w:themeColor="accent6" w:themeTint="BF" w:val="single"/>
-        <w:right w:sz="8" w:themeColor="accent6" w:themeTint="BF" w:val="single"/>
-        <w:insideH w:sz="8" w:themeColor="accent6" w:themeTint="BF" w:val="single"/>
-        <w:insideV w:sz="8" w:themeColor="accent6" w:themeTint="BF" w:val="single"/>
+        <w:top w:sz="8" w:themeColor="accent6" w:val="single"/>
+        <w:bottom w:sz="8" w:themeColor="accent6" w:val="single"/>
       </w:tblBorders>
       <w:tblCellMar>
         <w:top w:type="dxa" w:w="0"/>
@@ -6373,8 +8068,8 @@
       </w:tblCellMar>
     </w:tblPr>
   </w:style>
-  <w:style w:styleId="Style_82" w:type="table">
-    <w:name w:val="Medium Shading 2"/>
+  <w:style w:styleId="Style_148" w:type="table">
+    <w:name w:val="Medium Shading 2 Accent 4"/>
     <w:basedOn w:val="Style_60"/>
     <w:pPr>
       <w:widowControl w:val="1"/>
@@ -6395,23 +8090,27 @@
       </w:tblCellMar>
     </w:tblPr>
   </w:style>
-  <w:style w:styleId="Style_83" w:type="table">
-    <w:name w:val="Medium Grid 3 Accent 4"/>
-    <w:basedOn w:val="Style_60"/>
-    <w:pPr>
-      <w:widowControl w:val="1"/>
-      <w:spacing w:after="0" w:line="240" w:lineRule="auto"/>
-      <w:ind/>
-    </w:pPr>
+  <w:style w:styleId="Style_149" w:type="table">
+    <w:name w:val="Medium Grid 2"/>
+    <w:basedOn w:val="Style_60"/>
+    <w:pPr>
+      <w:widowControl w:val="1"/>
+      <w:spacing w:after="0" w:line="240" w:lineRule="auto"/>
+      <w:ind/>
+    </w:pPr>
+    <w:rPr>
+      <w:rFonts w:asciiTheme="majorAscii" w:hAnsiTheme="majorHAnsi"/>
+      <w:color w:themeColor="text1" w:val="000000"/>
+    </w:rPr>
     <w:tblPr>
       <w:tblInd w:type="dxa" w:w="0"/>
       <w:tblBorders>
-        <w:top w:sz="8" w:themeColor="background1" w:val="single"/>
-        <w:left w:sz="8" w:themeColor="background1" w:val="single"/>
-        <w:bottom w:sz="8" w:themeColor="background1" w:val="single"/>
-        <w:right w:sz="8" w:themeColor="background1" w:val="single"/>
-        <w:insideH w:sz="6" w:themeColor="background1" w:val="single"/>
-        <w:insideV w:sz="6" w:themeColor="background1" w:val="single"/>
+        <w:top w:sz="8" w:themeColor="text1" w:val="single"/>
+        <w:left w:sz="8" w:themeColor="text1" w:val="single"/>
+        <w:bottom w:sz="8" w:themeColor="text1" w:val="single"/>
+        <w:right w:sz="8" w:themeColor="text1" w:val="single"/>
+        <w:insideH w:sz="8" w:themeColor="text1" w:val="single"/>
+        <w:insideV w:sz="8" w:themeColor="text1" w:val="single"/>
       </w:tblBorders>
       <w:tblCellMar>
         <w:top w:type="dxa" w:w="0"/>
@@ -6421,8 +8120,29 @@
       </w:tblCellMar>
     </w:tblPr>
   </w:style>
-  <w:style w:styleId="Style_84" w:type="table">
-    <w:name w:val="Medium Shading 1 Accent 2"/>
+  <w:style w:styleId="Style_150" w:type="table">
+    <w:name w:val="Colorful List Accent 3"/>
+    <w:basedOn w:val="Style_60"/>
+    <w:pPr>
+      <w:widowControl w:val="1"/>
+      <w:spacing w:after="0" w:line="240" w:lineRule="auto"/>
+      <w:ind/>
+    </w:pPr>
+    <w:rPr>
+      <w:color w:themeColor="text1" w:val="000000"/>
+    </w:rPr>
+    <w:tblPr>
+      <w:tblInd w:type="dxa" w:w="0"/>
+      <w:tblCellMar>
+        <w:top w:type="dxa" w:w="0"/>
+        <w:left w:type="dxa" w:w="108"/>
+        <w:bottom w:type="dxa" w:w="0"/>
+        <w:right w:type="dxa" w:w="108"/>
+      </w:tblCellMar>
+    </w:tblPr>
+  </w:style>
+  <w:style w:styleId="Style_151" w:type="table">
+    <w:name w:val="Medium Shading 2 Accent 6"/>
     <w:basedOn w:val="Style_60"/>
     <w:pPr>
       <w:widowControl w:val="1"/>
@@ -6432,11 +8152,8 @@
     <w:tblPr>
       <w:tblInd w:type="dxa" w:w="0"/>
       <w:tblBorders>
-        <w:top w:sz="8" w:themeColor="accent2" w:themeTint="BF" w:val="single"/>
-        <w:left w:sz="8" w:themeColor="accent2" w:themeTint="BF" w:val="single"/>
-        <w:bottom w:sz="8" w:themeColor="accent2" w:themeTint="BF" w:val="single"/>
-        <w:right w:sz="8" w:themeColor="accent2" w:themeTint="BF" w:val="single"/>
-        <w:insideH w:sz="8" w:themeColor="accent2" w:themeTint="BF" w:val="single"/>
+        <w:top w:color="000000" w:sz="18" w:val="single"/>
+        <w:bottom w:color="000000" w:sz="18" w:val="single"/>
       </w:tblBorders>
       <w:tblCellMar>
         <w:top w:type="dxa" w:w="0"/>
@@ -6446,166 +8163,45 @@
       </w:tblCellMar>
     </w:tblPr>
   </w:style>
-  <w:style w:styleId="Style_85" w:type="table">
-    <w:name w:val="Light Shading Accent 2"/>
-    <w:basedOn w:val="Style_60"/>
-    <w:pPr>
-      <w:widowControl w:val="1"/>
-      <w:spacing w:after="0" w:line="240" w:lineRule="auto"/>
-      <w:ind/>
-    </w:pPr>
-    <w:rPr>
-      <w:color w:themeColor="accent2" w:themeShade="BF" w:val="953735"/>
+  <w:style w:styleId="Style_152" w:type="table">
+    <w:name w:val="Dark List Accent 3"/>
+    <w:basedOn w:val="Style_60"/>
+    <w:pPr>
+      <w:widowControl w:val="1"/>
+      <w:spacing w:after="0" w:line="240" w:lineRule="auto"/>
+      <w:ind/>
+    </w:pPr>
+    <w:rPr>
+      <w:color w:themeColor="background1" w:val="FFFFFF"/>
+    </w:rPr>
+    <w:tblPr>
+      <w:tblInd w:type="dxa" w:w="0"/>
+      <w:tblCellMar>
+        <w:top w:type="dxa" w:w="0"/>
+        <w:left w:type="dxa" w:w="108"/>
+        <w:bottom w:type="dxa" w:w="0"/>
+        <w:right w:type="dxa" w:w="108"/>
+      </w:tblCellMar>
+    </w:tblPr>
+  </w:style>
+  <w:style w:styleId="Style_153" w:type="table">
+    <w:name w:val="Colorful Shading Accent 3"/>
+    <w:basedOn w:val="Style_60"/>
+    <w:pPr>
+      <w:widowControl w:val="1"/>
+      <w:spacing w:after="0" w:line="240" w:lineRule="auto"/>
+      <w:ind/>
+    </w:pPr>
+    <w:rPr>
+      <w:color w:themeColor="text1" w:val="000000"/>
     </w:rPr>
     <w:tblPr>
       <w:tblInd w:type="dxa" w:w="0"/>
       <w:tblBorders>
-        <w:top w:sz="8" w:themeColor="accent2" w:val="single"/>
-        <w:bottom w:sz="8" w:themeColor="accent2" w:val="single"/>
-      </w:tblBorders>
-      <w:tblCellMar>
-        <w:top w:type="dxa" w:w="0"/>
-        <w:left w:type="dxa" w:w="108"/>
-        <w:bottom w:type="dxa" w:w="0"/>
-        <w:right w:type="dxa" w:w="108"/>
-      </w:tblCellMar>
-    </w:tblPr>
-  </w:style>
-  <w:style w:styleId="Style_86" w:type="table">
-    <w:name w:val="Colorful List Accent 3"/>
-    <w:basedOn w:val="Style_60"/>
-    <w:pPr>
-      <w:widowControl w:val="1"/>
-      <w:spacing w:after="0" w:line="240" w:lineRule="auto"/>
-      <w:ind/>
-    </w:pPr>
-    <w:rPr>
-      <w:color w:themeColor="text1" w:val="000000"/>
-    </w:rPr>
-    <w:tblPr>
-      <w:tblInd w:type="dxa" w:w="0"/>
-      <w:tblCellMar>
-        <w:top w:type="dxa" w:w="0"/>
-        <w:left w:type="dxa" w:w="108"/>
-        <w:bottom w:type="dxa" w:w="0"/>
-        <w:right w:type="dxa" w:w="108"/>
-      </w:tblCellMar>
-    </w:tblPr>
-  </w:style>
-  <w:style w:styleId="Style_87" w:type="table">
-    <w:name w:val="Medium Grid 1 Accent 3"/>
-    <w:basedOn w:val="Style_60"/>
-    <w:pPr>
-      <w:widowControl w:val="1"/>
-      <w:spacing w:after="0" w:line="240" w:lineRule="auto"/>
-      <w:ind/>
-    </w:pPr>
-    <w:tblPr>
-      <w:tblInd w:type="dxa" w:w="0"/>
-      <w:tblBorders>
-        <w:top w:sz="8" w:themeColor="accent3" w:themeTint="BF" w:val="single"/>
-        <w:left w:sz="8" w:themeColor="accent3" w:themeTint="BF" w:val="single"/>
-        <w:bottom w:sz="8" w:themeColor="accent3" w:themeTint="BF" w:val="single"/>
-        <w:right w:sz="8" w:themeColor="accent3" w:themeTint="BF" w:val="single"/>
-        <w:insideH w:sz="8" w:themeColor="accent3" w:themeTint="BF" w:val="single"/>
-        <w:insideV w:sz="8" w:themeColor="accent3" w:themeTint="BF" w:val="single"/>
-      </w:tblBorders>
-      <w:tblCellMar>
-        <w:top w:type="dxa" w:w="0"/>
-        <w:left w:type="dxa" w:w="108"/>
-        <w:bottom w:type="dxa" w:w="0"/>
-        <w:right w:type="dxa" w:w="108"/>
-      </w:tblCellMar>
-    </w:tblPr>
-  </w:style>
-  <w:style w:styleId="Style_88" w:type="table">
-    <w:name w:val="Colorful List Accent 4"/>
-    <w:basedOn w:val="Style_60"/>
-    <w:pPr>
-      <w:widowControl w:val="1"/>
-      <w:spacing w:after="0" w:line="240" w:lineRule="auto"/>
-      <w:ind/>
-    </w:pPr>
-    <w:rPr>
-      <w:color w:themeColor="text1" w:val="000000"/>
-    </w:rPr>
-    <w:tblPr>
-      <w:tblInd w:type="dxa" w:w="0"/>
-      <w:tblCellMar>
-        <w:top w:type="dxa" w:w="0"/>
-        <w:left w:type="dxa" w:w="108"/>
-        <w:bottom w:type="dxa" w:w="0"/>
-        <w:right w:type="dxa" w:w="108"/>
-      </w:tblCellMar>
-    </w:tblPr>
-  </w:style>
-  <w:style w:styleId="Style_89" w:type="table">
-    <w:name w:val="Light Shading Accent 4"/>
-    <w:basedOn w:val="Style_60"/>
-    <w:pPr>
-      <w:widowControl w:val="1"/>
-      <w:spacing w:after="0" w:line="240" w:lineRule="auto"/>
-      <w:ind/>
-    </w:pPr>
-    <w:rPr>
-      <w:color w:themeColor="accent4" w:themeShade="BF" w:val="604A7B"/>
-    </w:rPr>
-    <w:tblPr>
-      <w:tblInd w:type="dxa" w:w="0"/>
-      <w:tblBorders>
-        <w:top w:sz="8" w:themeColor="accent4" w:val="single"/>
-        <w:bottom w:sz="8" w:themeColor="accent4" w:val="single"/>
-      </w:tblBorders>
-      <w:tblCellMar>
-        <w:top w:type="dxa" w:w="0"/>
-        <w:left w:type="dxa" w:w="108"/>
-        <w:bottom w:type="dxa" w:w="0"/>
-        <w:right w:type="dxa" w:w="108"/>
-      </w:tblCellMar>
-    </w:tblPr>
-  </w:style>
-  <w:style w:styleId="Style_90" w:type="table">
-    <w:name w:val="Light List Accent 2"/>
-    <w:basedOn w:val="Style_60"/>
-    <w:pPr>
-      <w:widowControl w:val="1"/>
-      <w:spacing w:after="0" w:line="240" w:lineRule="auto"/>
-      <w:ind/>
-    </w:pPr>
-    <w:tblPr>
-      <w:tblInd w:type="dxa" w:w="0"/>
-      <w:tblBorders>
-        <w:top w:sz="8" w:themeColor="accent2" w:val="single"/>
-        <w:left w:sz="8" w:themeColor="accent2" w:val="single"/>
-        <w:bottom w:sz="8" w:themeColor="accent2" w:val="single"/>
-        <w:right w:sz="8" w:themeColor="accent2" w:val="single"/>
-      </w:tblBorders>
-      <w:tblCellMar>
-        <w:top w:type="dxa" w:w="0"/>
-        <w:left w:type="dxa" w:w="108"/>
-        <w:bottom w:type="dxa" w:w="0"/>
-        <w:right w:type="dxa" w:w="108"/>
-      </w:tblCellMar>
-    </w:tblPr>
-  </w:style>
-  <w:style w:styleId="Style_91" w:type="table">
-    <w:name w:val="Colorful Shading Accent 5"/>
-    <w:basedOn w:val="Style_60"/>
-    <w:pPr>
-      <w:widowControl w:val="1"/>
-      <w:spacing w:after="0" w:line="240" w:lineRule="auto"/>
-      <w:ind/>
-    </w:pPr>
-    <w:rPr>
-      <w:color w:themeColor="text1" w:val="000000"/>
-    </w:rPr>
-    <w:tblPr>
-      <w:tblInd w:type="dxa" w:w="0"/>
-      <w:tblBorders>
-        <w:top w:sz="24" w:themeColor="accent6" w:val="single"/>
-        <w:left w:sz="4" w:themeColor="accent5" w:val="single"/>
-        <w:bottom w:sz="4" w:themeColor="accent5" w:val="single"/>
-        <w:right w:sz="4" w:themeColor="accent5" w:val="single"/>
+        <w:top w:sz="24" w:themeColor="accent4" w:val="single"/>
+        <w:left w:sz="4" w:themeColor="accent3" w:val="single"/>
+        <w:bottom w:sz="4" w:themeColor="accent3" w:val="single"/>
+        <w:right w:sz="4" w:themeColor="accent3" w:val="single"/>
         <w:insideH w:sz="4" w:themeColor="background1" w:val="single"/>
         <w:insideV w:sz="4" w:themeColor="background1" w:val="single"/>
       </w:tblBorders>
@@ -6617,8 +8213,8 @@
       </w:tblCellMar>
     </w:tblPr>
   </w:style>
-  <w:style w:styleId="Style_92" w:type="table">
-    <w:name w:val="Colorful Grid Accent 5"/>
+  <w:style w:styleId="Style_154" w:type="table">
+    <w:name w:val="Colorful List Accent 2"/>
     <w:basedOn w:val="Style_60"/>
     <w:pPr>
       <w:widowControl w:val="1"/>
@@ -6630,74 +8226,15 @@
     </w:rPr>
     <w:tblPr>
       <w:tblInd w:type="dxa" w:w="0"/>
-      <w:tblBorders>
-        <w:insideH w:sz="4" w:themeColor="background1" w:val="single"/>
-      </w:tblBorders>
-      <w:tblCellMar>
-        <w:top w:type="dxa" w:w="0"/>
-        <w:left w:type="dxa" w:w="108"/>
-        <w:bottom w:type="dxa" w:w="0"/>
-        <w:right w:type="dxa" w:w="108"/>
-      </w:tblCellMar>
-    </w:tblPr>
-  </w:style>
-  <w:style w:styleId="Style_93" w:type="table">
-    <w:name w:val="Medium Grid 3 Accent 3"/>
-    <w:basedOn w:val="Style_60"/>
-    <w:pPr>
-      <w:widowControl w:val="1"/>
-      <w:spacing w:after="0" w:line="240" w:lineRule="auto"/>
-      <w:ind/>
-    </w:pPr>
-    <w:tblPr>
-      <w:tblInd w:type="dxa" w:w="0"/>
-      <w:tblBorders>
-        <w:top w:sz="8" w:themeColor="background1" w:val="single"/>
-        <w:left w:sz="8" w:themeColor="background1" w:val="single"/>
-        <w:bottom w:sz="8" w:themeColor="background1" w:val="single"/>
-        <w:right w:sz="8" w:themeColor="background1" w:val="single"/>
-        <w:insideH w:sz="6" w:themeColor="background1" w:val="single"/>
-        <w:insideV w:sz="6" w:themeColor="background1" w:val="single"/>
-      </w:tblBorders>
-      <w:tblCellMar>
-        <w:top w:type="dxa" w:w="0"/>
-        <w:left w:type="dxa" w:w="108"/>
-        <w:bottom w:type="dxa" w:w="0"/>
-        <w:right w:type="dxa" w:w="108"/>
-      </w:tblCellMar>
-    </w:tblPr>
-  </w:style>
-  <w:style w:styleId="Style_94" w:type="table">
-    <w:name w:val="Medium Grid 2 Accent 5"/>
-    <w:basedOn w:val="Style_60"/>
-    <w:pPr>
-      <w:widowControl w:val="1"/>
-      <w:spacing w:after="0" w:line="240" w:lineRule="auto"/>
-      <w:ind/>
-    </w:pPr>
-    <w:rPr>
-      <w:rFonts w:asciiTheme="majorAscii" w:hAnsiTheme="majorHAnsi"/>
-      <w:color w:themeColor="text1" w:val="000000"/>
-    </w:rPr>
-    <w:tblPr>
-      <w:tblInd w:type="dxa" w:w="0"/>
-      <w:tblBorders>
-        <w:top w:sz="8" w:themeColor="accent5" w:val="single"/>
-        <w:left w:sz="8" w:themeColor="accent5" w:val="single"/>
-        <w:bottom w:sz="8" w:themeColor="accent5" w:val="single"/>
-        <w:right w:sz="8" w:themeColor="accent5" w:val="single"/>
-        <w:insideH w:sz="8" w:themeColor="accent5" w:val="single"/>
-        <w:insideV w:sz="8" w:themeColor="accent5" w:val="single"/>
-      </w:tblBorders>
-      <w:tblCellMar>
-        <w:top w:type="dxa" w:w="0"/>
-        <w:left w:type="dxa" w:w="108"/>
-        <w:bottom w:type="dxa" w:w="0"/>
-        <w:right w:type="dxa" w:w="108"/>
-      </w:tblCellMar>
-    </w:tblPr>
-  </w:style>
-  <w:style w:styleId="Style_95" w:type="table">
+      <w:tblCellMar>
+        <w:top w:type="dxa" w:w="0"/>
+        <w:left w:type="dxa" w:w="108"/>
+        <w:bottom w:type="dxa" w:w="0"/>
+        <w:right w:type="dxa" w:w="108"/>
+      </w:tblCellMar>
+    </w:tblPr>
+  </w:style>
+  <w:style w:styleId="Style_155" w:type="table">
     <w:name w:val="Medium Grid 2 Accent 4"/>
     <w:basedOn w:val="Style_60"/>
     <w:pPr>
@@ -6727,1067 +8264,7 @@
       </w:tblCellMar>
     </w:tblPr>
   </w:style>
-  <w:style w:styleId="Style_96" w:type="table">
-    <w:name w:val="Medium Grid 3 Accent 5"/>
-    <w:basedOn w:val="Style_60"/>
-    <w:pPr>
-      <w:widowControl w:val="1"/>
-      <w:spacing w:after="0" w:line="240" w:lineRule="auto"/>
-      <w:ind/>
-    </w:pPr>
-    <w:tblPr>
-      <w:tblInd w:type="dxa" w:w="0"/>
-      <w:tblBorders>
-        <w:top w:sz="8" w:themeColor="background1" w:val="single"/>
-        <w:left w:sz="8" w:themeColor="background1" w:val="single"/>
-        <w:bottom w:sz="8" w:themeColor="background1" w:val="single"/>
-        <w:right w:sz="8" w:themeColor="background1" w:val="single"/>
-        <w:insideH w:sz="6" w:themeColor="background1" w:val="single"/>
-        <w:insideV w:sz="6" w:themeColor="background1" w:val="single"/>
-      </w:tblBorders>
-      <w:tblCellMar>
-        <w:top w:type="dxa" w:w="0"/>
-        <w:left w:type="dxa" w:w="108"/>
-        <w:bottom w:type="dxa" w:w="0"/>
-        <w:right w:type="dxa" w:w="108"/>
-      </w:tblCellMar>
-    </w:tblPr>
-  </w:style>
-  <w:style w:styleId="Style_97" w:type="table">
-    <w:name w:val="Medium Grid 2"/>
-    <w:basedOn w:val="Style_60"/>
-    <w:pPr>
-      <w:widowControl w:val="1"/>
-      <w:spacing w:after="0" w:line="240" w:lineRule="auto"/>
-      <w:ind/>
-    </w:pPr>
-    <w:rPr>
-      <w:rFonts w:asciiTheme="majorAscii" w:hAnsiTheme="majorHAnsi"/>
-      <w:color w:themeColor="text1" w:val="000000"/>
-    </w:rPr>
-    <w:tblPr>
-      <w:tblInd w:type="dxa" w:w="0"/>
-      <w:tblBorders>
-        <w:top w:sz="8" w:themeColor="text1" w:val="single"/>
-        <w:left w:sz="8" w:themeColor="text1" w:val="single"/>
-        <w:bottom w:sz="8" w:themeColor="text1" w:val="single"/>
-        <w:right w:sz="8" w:themeColor="text1" w:val="single"/>
-        <w:insideH w:sz="8" w:themeColor="text1" w:val="single"/>
-        <w:insideV w:sz="8" w:themeColor="text1" w:val="single"/>
-      </w:tblBorders>
-      <w:tblCellMar>
-        <w:top w:type="dxa" w:w="0"/>
-        <w:left w:type="dxa" w:w="108"/>
-        <w:bottom w:type="dxa" w:w="0"/>
-        <w:right w:type="dxa" w:w="108"/>
-      </w:tblCellMar>
-    </w:tblPr>
-  </w:style>
-  <w:style w:styleId="Style_98" w:type="table">
-    <w:name w:val="Light List Accent 5"/>
-    <w:basedOn w:val="Style_60"/>
-    <w:pPr>
-      <w:widowControl w:val="1"/>
-      <w:spacing w:after="0" w:line="240" w:lineRule="auto"/>
-      <w:ind/>
-    </w:pPr>
-    <w:tblPr>
-      <w:tblInd w:type="dxa" w:w="0"/>
-      <w:tblBorders>
-        <w:top w:sz="8" w:themeColor="accent5" w:val="single"/>
-        <w:left w:sz="8" w:themeColor="accent5" w:val="single"/>
-        <w:bottom w:sz="8" w:themeColor="accent5" w:val="single"/>
-        <w:right w:sz="8" w:themeColor="accent5" w:val="single"/>
-      </w:tblBorders>
-      <w:tblCellMar>
-        <w:top w:type="dxa" w:w="0"/>
-        <w:left w:type="dxa" w:w="108"/>
-        <w:bottom w:type="dxa" w:w="0"/>
-        <w:right w:type="dxa" w:w="108"/>
-      </w:tblCellMar>
-    </w:tblPr>
-  </w:style>
-  <w:style w:styleId="Style_99" w:type="table">
-    <w:name w:val="Medium Grid 2 Accent 6"/>
-    <w:basedOn w:val="Style_60"/>
-    <w:pPr>
-      <w:widowControl w:val="1"/>
-      <w:spacing w:after="0" w:line="240" w:lineRule="auto"/>
-      <w:ind/>
-    </w:pPr>
-    <w:rPr>
-      <w:rFonts w:asciiTheme="majorAscii" w:hAnsiTheme="majorHAnsi"/>
-      <w:color w:themeColor="text1" w:val="000000"/>
-    </w:rPr>
-    <w:tblPr>
-      <w:tblInd w:type="dxa" w:w="0"/>
-      <w:tblBorders>
-        <w:top w:sz="8" w:themeColor="accent6" w:val="single"/>
-        <w:left w:sz="8" w:themeColor="accent6" w:val="single"/>
-        <w:bottom w:sz="8" w:themeColor="accent6" w:val="single"/>
-        <w:right w:sz="8" w:themeColor="accent6" w:val="single"/>
-        <w:insideH w:sz="8" w:themeColor="accent6" w:val="single"/>
-        <w:insideV w:sz="8" w:themeColor="accent6" w:val="single"/>
-      </w:tblBorders>
-      <w:tblCellMar>
-        <w:top w:type="dxa" w:w="0"/>
-        <w:left w:type="dxa" w:w="108"/>
-        <w:bottom w:type="dxa" w:w="0"/>
-        <w:right w:type="dxa" w:w="108"/>
-      </w:tblCellMar>
-    </w:tblPr>
-  </w:style>
-  <w:style w:styleId="Style_1" w:type="table">
-    <w:name w:val="Table Grid"/>
-    <w:basedOn w:val="Style_60"/>
-    <w:pPr>
-      <w:widowControl w:val="1"/>
-      <w:spacing w:after="0" w:line="240" w:lineRule="auto"/>
-      <w:ind/>
-    </w:pPr>
-    <w:tblPr>
-      <w:tblInd w:type="dxa" w:w="0"/>
-      <w:tblBorders>
-        <w:top w:color="000000" w:sz="4" w:val="single"/>
-        <w:left w:color="000000" w:sz="4" w:val="single"/>
-        <w:bottom w:color="000000" w:sz="4" w:val="single"/>
-        <w:right w:color="000000" w:sz="4" w:val="single"/>
-        <w:insideH w:color="000000" w:sz="4" w:val="single"/>
-        <w:insideV w:color="000000" w:sz="4" w:val="single"/>
-      </w:tblBorders>
-      <w:tblCellMar>
-        <w:top w:type="dxa" w:w="0"/>
-        <w:left w:type="dxa" w:w="108"/>
-        <w:bottom w:type="dxa" w:w="0"/>
-        <w:right w:type="dxa" w:w="108"/>
-      </w:tblCellMar>
-    </w:tblPr>
-  </w:style>
-  <w:style w:styleId="Style_100" w:type="table">
-    <w:name w:val="Medium Shading 2 Accent 2"/>
-    <w:basedOn w:val="Style_60"/>
-    <w:pPr>
-      <w:widowControl w:val="1"/>
-      <w:spacing w:after="0" w:line="240" w:lineRule="auto"/>
-      <w:ind/>
-    </w:pPr>
-    <w:tblPr>
-      <w:tblInd w:type="dxa" w:w="0"/>
-      <w:tblBorders>
-        <w:top w:color="000000" w:sz="18" w:val="single"/>
-        <w:bottom w:color="000000" w:sz="18" w:val="single"/>
-      </w:tblBorders>
-      <w:tblCellMar>
-        <w:top w:type="dxa" w:w="0"/>
-        <w:left w:type="dxa" w:w="108"/>
-        <w:bottom w:type="dxa" w:w="0"/>
-        <w:right w:type="dxa" w:w="108"/>
-      </w:tblCellMar>
-    </w:tblPr>
-  </w:style>
-  <w:style w:styleId="Style_101" w:type="table">
-    <w:name w:val="Medium List 2 Accent 2"/>
-    <w:basedOn w:val="Style_60"/>
-    <w:pPr>
-      <w:widowControl w:val="1"/>
-      <w:spacing w:after="0" w:line="240" w:lineRule="auto"/>
-      <w:ind/>
-    </w:pPr>
-    <w:rPr>
-      <w:rFonts w:asciiTheme="majorAscii" w:hAnsiTheme="majorHAnsi"/>
-      <w:color w:themeColor="text1" w:val="000000"/>
-    </w:rPr>
-    <w:tblPr>
-      <w:tblInd w:type="dxa" w:w="0"/>
-      <w:tblBorders>
-        <w:top w:sz="8" w:themeColor="accent2" w:val="single"/>
-        <w:left w:sz="8" w:themeColor="accent2" w:val="single"/>
-        <w:bottom w:sz="8" w:themeColor="accent2" w:val="single"/>
-        <w:right w:sz="8" w:themeColor="accent2" w:val="single"/>
-      </w:tblBorders>
-      <w:tblCellMar>
-        <w:top w:type="dxa" w:w="0"/>
-        <w:left w:type="dxa" w:w="108"/>
-        <w:bottom w:type="dxa" w:w="0"/>
-        <w:right w:type="dxa" w:w="108"/>
-      </w:tblCellMar>
-    </w:tblPr>
-  </w:style>
-  <w:style w:styleId="Style_102" w:type="table">
-    <w:name w:val="Light Shading"/>
-    <w:basedOn w:val="Style_60"/>
-    <w:pPr>
-      <w:widowControl w:val="1"/>
-      <w:spacing w:after="0" w:line="240" w:lineRule="auto"/>
-      <w:ind/>
-    </w:pPr>
-    <w:rPr>
-      <w:color w:themeColor="text1" w:themeShade="BF" w:val="000000"/>
-    </w:rPr>
-    <w:tblPr>
-      <w:tblInd w:type="dxa" w:w="0"/>
-      <w:tblBorders>
-        <w:top w:sz="8" w:themeColor="text1" w:val="single"/>
-        <w:bottom w:sz="8" w:themeColor="text1" w:val="single"/>
-      </w:tblBorders>
-      <w:tblCellMar>
-        <w:top w:type="dxa" w:w="0"/>
-        <w:left w:type="dxa" w:w="108"/>
-        <w:bottom w:type="dxa" w:w="0"/>
-        <w:right w:type="dxa" w:w="108"/>
-      </w:tblCellMar>
-    </w:tblPr>
-  </w:style>
-  <w:style w:styleId="Style_103" w:type="table">
-    <w:name w:val="Medium List 2 Accent 1"/>
-    <w:basedOn w:val="Style_60"/>
-    <w:pPr>
-      <w:widowControl w:val="1"/>
-      <w:spacing w:after="0" w:line="240" w:lineRule="auto"/>
-      <w:ind/>
-    </w:pPr>
-    <w:rPr>
-      <w:rFonts w:asciiTheme="majorAscii" w:hAnsiTheme="majorHAnsi"/>
-      <w:color w:themeColor="text1" w:val="000000"/>
-    </w:rPr>
-    <w:tblPr>
-      <w:tblInd w:type="dxa" w:w="0"/>
-      <w:tblBorders>
-        <w:top w:sz="8" w:themeColor="accent1" w:val="single"/>
-        <w:left w:sz="8" w:themeColor="accent1" w:val="single"/>
-        <w:bottom w:sz="8" w:themeColor="accent1" w:val="single"/>
-        <w:right w:sz="8" w:themeColor="accent1" w:val="single"/>
-      </w:tblBorders>
-      <w:tblCellMar>
-        <w:top w:type="dxa" w:w="0"/>
-        <w:left w:type="dxa" w:w="108"/>
-        <w:bottom w:type="dxa" w:w="0"/>
-        <w:right w:type="dxa" w:w="108"/>
-      </w:tblCellMar>
-    </w:tblPr>
-  </w:style>
-  <w:style w:styleId="Style_104" w:type="table">
-    <w:name w:val="Light List Accent 3"/>
-    <w:basedOn w:val="Style_60"/>
-    <w:pPr>
-      <w:widowControl w:val="1"/>
-      <w:spacing w:after="0" w:line="240" w:lineRule="auto"/>
-      <w:ind/>
-    </w:pPr>
-    <w:tblPr>
-      <w:tblInd w:type="dxa" w:w="0"/>
-      <w:tblBorders>
-        <w:top w:sz="8" w:themeColor="accent3" w:val="single"/>
-        <w:left w:sz="8" w:themeColor="accent3" w:val="single"/>
-        <w:bottom w:sz="8" w:themeColor="accent3" w:val="single"/>
-        <w:right w:sz="8" w:themeColor="accent3" w:val="single"/>
-      </w:tblBorders>
-      <w:tblCellMar>
-        <w:top w:type="dxa" w:w="0"/>
-        <w:left w:type="dxa" w:w="108"/>
-        <w:bottom w:type="dxa" w:w="0"/>
-        <w:right w:type="dxa" w:w="108"/>
-      </w:tblCellMar>
-    </w:tblPr>
-  </w:style>
-  <w:style w:styleId="Style_105" w:type="table">
-    <w:name w:val="Medium Shading 2 Accent 4"/>
-    <w:basedOn w:val="Style_60"/>
-    <w:pPr>
-      <w:widowControl w:val="1"/>
-      <w:spacing w:after="0" w:line="240" w:lineRule="auto"/>
-      <w:ind/>
-    </w:pPr>
-    <w:tblPr>
-      <w:tblInd w:type="dxa" w:w="0"/>
-      <w:tblBorders>
-        <w:top w:color="000000" w:sz="18" w:val="single"/>
-        <w:bottom w:color="000000" w:sz="18" w:val="single"/>
-      </w:tblBorders>
-      <w:tblCellMar>
-        <w:top w:type="dxa" w:w="0"/>
-        <w:left w:type="dxa" w:w="108"/>
-        <w:bottom w:type="dxa" w:w="0"/>
-        <w:right w:type="dxa" w:w="108"/>
-      </w:tblCellMar>
-    </w:tblPr>
-  </w:style>
-  <w:style w:styleId="Style_106" w:type="table">
-    <w:name w:val="Light Shading Accent 5"/>
-    <w:basedOn w:val="Style_60"/>
-    <w:pPr>
-      <w:widowControl w:val="1"/>
-      <w:spacing w:after="0" w:line="240" w:lineRule="auto"/>
-      <w:ind/>
-    </w:pPr>
-    <w:rPr>
-      <w:color w:themeColor="accent5" w:themeShade="BF" w:val="31859B"/>
-    </w:rPr>
-    <w:tblPr>
-      <w:tblInd w:type="dxa" w:w="0"/>
-      <w:tblBorders>
-        <w:top w:sz="8" w:themeColor="accent5" w:val="single"/>
-        <w:bottom w:sz="8" w:themeColor="accent5" w:val="single"/>
-      </w:tblBorders>
-      <w:tblCellMar>
-        <w:top w:type="dxa" w:w="0"/>
-        <w:left w:type="dxa" w:w="108"/>
-        <w:bottom w:type="dxa" w:w="0"/>
-        <w:right w:type="dxa" w:w="108"/>
-      </w:tblCellMar>
-    </w:tblPr>
-  </w:style>
-  <w:style w:styleId="Style_107" w:type="table">
-    <w:name w:val="Light List"/>
-    <w:basedOn w:val="Style_60"/>
-    <w:pPr>
-      <w:widowControl w:val="1"/>
-      <w:spacing w:after="0" w:line="240" w:lineRule="auto"/>
-      <w:ind/>
-    </w:pPr>
-    <w:tblPr>
-      <w:tblInd w:type="dxa" w:w="0"/>
-      <w:tblBorders>
-        <w:top w:sz="8" w:themeColor="text1" w:val="single"/>
-        <w:left w:sz="8" w:themeColor="text1" w:val="single"/>
-        <w:bottom w:sz="8" w:themeColor="text1" w:val="single"/>
-        <w:right w:sz="8" w:themeColor="text1" w:val="single"/>
-      </w:tblBorders>
-      <w:tblCellMar>
-        <w:top w:type="dxa" w:w="0"/>
-        <w:left w:type="dxa" w:w="108"/>
-        <w:bottom w:type="dxa" w:w="0"/>
-        <w:right w:type="dxa" w:w="108"/>
-      </w:tblCellMar>
-    </w:tblPr>
-  </w:style>
-  <w:style w:styleId="Style_108" w:type="table">
-    <w:name w:val="Medium List 1 Accent 4"/>
-    <w:basedOn w:val="Style_60"/>
-    <w:pPr>
-      <w:widowControl w:val="1"/>
-      <w:spacing w:after="0" w:line="240" w:lineRule="auto"/>
-      <w:ind/>
-    </w:pPr>
-    <w:rPr>
-      <w:color w:themeColor="text1" w:val="000000"/>
-    </w:rPr>
-    <w:tblPr>
-      <w:tblInd w:type="dxa" w:w="0"/>
-      <w:tblBorders>
-        <w:top w:sz="8" w:themeColor="accent4" w:val="single"/>
-        <w:bottom w:sz="8" w:themeColor="accent4" w:val="single"/>
-      </w:tblBorders>
-      <w:tblCellMar>
-        <w:top w:type="dxa" w:w="0"/>
-        <w:left w:type="dxa" w:w="108"/>
-        <w:bottom w:type="dxa" w:w="0"/>
-        <w:right w:type="dxa" w:w="108"/>
-      </w:tblCellMar>
-    </w:tblPr>
-  </w:style>
-  <w:style w:styleId="Style_109" w:type="table">
-    <w:name w:val="Medium Grid 3 Accent 2"/>
-    <w:basedOn w:val="Style_60"/>
-    <w:pPr>
-      <w:widowControl w:val="1"/>
-      <w:spacing w:after="0" w:line="240" w:lineRule="auto"/>
-      <w:ind/>
-    </w:pPr>
-    <w:tblPr>
-      <w:tblInd w:type="dxa" w:w="0"/>
-      <w:tblBorders>
-        <w:top w:sz="8" w:themeColor="background1" w:val="single"/>
-        <w:left w:sz="8" w:themeColor="background1" w:val="single"/>
-        <w:bottom w:sz="8" w:themeColor="background1" w:val="single"/>
-        <w:right w:sz="8" w:themeColor="background1" w:val="single"/>
-        <w:insideH w:sz="6" w:themeColor="background1" w:val="single"/>
-        <w:insideV w:sz="6" w:themeColor="background1" w:val="single"/>
-      </w:tblBorders>
-      <w:tblCellMar>
-        <w:top w:type="dxa" w:w="0"/>
-        <w:left w:type="dxa" w:w="108"/>
-        <w:bottom w:type="dxa" w:w="0"/>
-        <w:right w:type="dxa" w:w="108"/>
-      </w:tblCellMar>
-    </w:tblPr>
-  </w:style>
-  <w:style w:styleId="Style_110" w:type="table">
-    <w:name w:val="Colorful Grid Accent 6"/>
-    <w:basedOn w:val="Style_60"/>
-    <w:pPr>
-      <w:widowControl w:val="1"/>
-      <w:spacing w:after="0" w:line="240" w:lineRule="auto"/>
-      <w:ind/>
-    </w:pPr>
-    <w:rPr>
-      <w:color w:themeColor="text1" w:val="000000"/>
-    </w:rPr>
-    <w:tblPr>
-      <w:tblInd w:type="dxa" w:w="0"/>
-      <w:tblBorders>
-        <w:insideH w:sz="4" w:themeColor="background1" w:val="single"/>
-      </w:tblBorders>
-      <w:tblCellMar>
-        <w:top w:type="dxa" w:w="0"/>
-        <w:left w:type="dxa" w:w="108"/>
-        <w:bottom w:type="dxa" w:w="0"/>
-        <w:right w:type="dxa" w:w="108"/>
-      </w:tblCellMar>
-    </w:tblPr>
-  </w:style>
-  <w:style w:styleId="Style_111" w:type="table">
-    <w:name w:val="Medium List 1 Accent 6"/>
-    <w:basedOn w:val="Style_60"/>
-    <w:pPr>
-      <w:widowControl w:val="1"/>
-      <w:spacing w:after="0" w:line="240" w:lineRule="auto"/>
-      <w:ind/>
-    </w:pPr>
-    <w:rPr>
-      <w:color w:themeColor="text1" w:val="000000"/>
-    </w:rPr>
-    <w:tblPr>
-      <w:tblInd w:type="dxa" w:w="0"/>
-      <w:tblBorders>
-        <w:top w:sz="8" w:themeColor="accent6" w:val="single"/>
-        <w:bottom w:sz="8" w:themeColor="accent6" w:val="single"/>
-      </w:tblBorders>
-      <w:tblCellMar>
-        <w:top w:type="dxa" w:w="0"/>
-        <w:left w:type="dxa" w:w="108"/>
-        <w:bottom w:type="dxa" w:w="0"/>
-        <w:right w:type="dxa" w:w="108"/>
-      </w:tblCellMar>
-    </w:tblPr>
-  </w:style>
-  <w:style w:styleId="Style_112" w:type="table">
-    <w:name w:val="Light Grid"/>
-    <w:basedOn w:val="Style_60"/>
-    <w:pPr>
-      <w:widowControl w:val="1"/>
-      <w:spacing w:after="0" w:line="240" w:lineRule="auto"/>
-      <w:ind/>
-    </w:pPr>
-    <w:tblPr>
-      <w:tblInd w:type="dxa" w:w="0"/>
-      <w:tblBorders>
-        <w:top w:sz="8" w:themeColor="text1" w:val="single"/>
-        <w:left w:sz="8" w:themeColor="text1" w:val="single"/>
-        <w:bottom w:sz="8" w:themeColor="text1" w:val="single"/>
-        <w:right w:sz="8" w:themeColor="text1" w:val="single"/>
-        <w:insideH w:sz="8" w:themeColor="text1" w:val="single"/>
-        <w:insideV w:sz="8" w:themeColor="text1" w:val="single"/>
-      </w:tblBorders>
-      <w:tblCellMar>
-        <w:top w:type="dxa" w:w="0"/>
-        <w:left w:type="dxa" w:w="108"/>
-        <w:bottom w:type="dxa" w:w="0"/>
-        <w:right w:type="dxa" w:w="108"/>
-      </w:tblCellMar>
-    </w:tblPr>
-  </w:style>
-  <w:style w:styleId="Style_113" w:type="table">
-    <w:name w:val="Light Grid Accent 1"/>
-    <w:basedOn w:val="Style_60"/>
-    <w:pPr>
-      <w:widowControl w:val="1"/>
-      <w:spacing w:after="0" w:line="240" w:lineRule="auto"/>
-      <w:ind/>
-    </w:pPr>
-    <w:tblPr>
-      <w:tblInd w:type="dxa" w:w="0"/>
-      <w:tblBorders>
-        <w:top w:sz="8" w:themeColor="accent1" w:val="single"/>
-        <w:left w:sz="8" w:themeColor="accent1" w:val="single"/>
-        <w:bottom w:sz="8" w:themeColor="accent1" w:val="single"/>
-        <w:right w:sz="8" w:themeColor="accent1" w:val="single"/>
-        <w:insideH w:sz="8" w:themeColor="accent1" w:val="single"/>
-        <w:insideV w:sz="8" w:themeColor="accent1" w:val="single"/>
-      </w:tblBorders>
-      <w:tblCellMar>
-        <w:top w:type="dxa" w:w="0"/>
-        <w:left w:type="dxa" w:w="108"/>
-        <w:bottom w:type="dxa" w:w="0"/>
-        <w:right w:type="dxa" w:w="108"/>
-      </w:tblCellMar>
-    </w:tblPr>
-  </w:style>
-  <w:style w:styleId="Style_114" w:type="table">
-    <w:name w:val="Dark List Accent 2"/>
-    <w:basedOn w:val="Style_60"/>
-    <w:pPr>
-      <w:widowControl w:val="1"/>
-      <w:spacing w:after="0" w:line="240" w:lineRule="auto"/>
-      <w:ind/>
-    </w:pPr>
-    <w:rPr>
-      <w:color w:themeColor="background1" w:val="FFFFFF"/>
-    </w:rPr>
-    <w:tblPr>
-      <w:tblInd w:type="dxa" w:w="0"/>
-      <w:tblCellMar>
-        <w:top w:type="dxa" w:w="0"/>
-        <w:left w:type="dxa" w:w="108"/>
-        <w:bottom w:type="dxa" w:w="0"/>
-        <w:right w:type="dxa" w:w="108"/>
-      </w:tblCellMar>
-    </w:tblPr>
-  </w:style>
-  <w:style w:styleId="Style_115" w:type="table">
-    <w:name w:val="Medium Grid 3"/>
-    <w:basedOn w:val="Style_60"/>
-    <w:pPr>
-      <w:widowControl w:val="1"/>
-      <w:spacing w:after="0" w:line="240" w:lineRule="auto"/>
-      <w:ind/>
-    </w:pPr>
-    <w:tblPr>
-      <w:tblInd w:type="dxa" w:w="0"/>
-      <w:tblBorders>
-        <w:top w:sz="8" w:themeColor="background1" w:val="single"/>
-        <w:left w:sz="8" w:themeColor="background1" w:val="single"/>
-        <w:bottom w:sz="8" w:themeColor="background1" w:val="single"/>
-        <w:right w:sz="8" w:themeColor="background1" w:val="single"/>
-        <w:insideH w:sz="6" w:themeColor="background1" w:val="single"/>
-        <w:insideV w:sz="6" w:themeColor="background1" w:val="single"/>
-      </w:tblBorders>
-      <w:tblCellMar>
-        <w:top w:type="dxa" w:w="0"/>
-        <w:left w:type="dxa" w:w="108"/>
-        <w:bottom w:type="dxa" w:w="0"/>
-        <w:right w:type="dxa" w:w="108"/>
-      </w:tblCellMar>
-    </w:tblPr>
-  </w:style>
-  <w:style w:styleId="Style_116" w:type="table">
-    <w:name w:val="Light Grid Accent 2"/>
-    <w:basedOn w:val="Style_60"/>
-    <w:pPr>
-      <w:widowControl w:val="1"/>
-      <w:spacing w:after="0" w:line="240" w:lineRule="auto"/>
-      <w:ind/>
-    </w:pPr>
-    <w:tblPr>
-      <w:tblInd w:type="dxa" w:w="0"/>
-      <w:tblBorders>
-        <w:top w:sz="8" w:themeColor="accent2" w:val="single"/>
-        <w:left w:sz="8" w:themeColor="accent2" w:val="single"/>
-        <w:bottom w:sz="8" w:themeColor="accent2" w:val="single"/>
-        <w:right w:sz="8" w:themeColor="accent2" w:val="single"/>
-        <w:insideH w:sz="8" w:themeColor="accent2" w:val="single"/>
-        <w:insideV w:sz="8" w:themeColor="accent2" w:val="single"/>
-      </w:tblBorders>
-      <w:tblCellMar>
-        <w:top w:type="dxa" w:w="0"/>
-        <w:left w:type="dxa" w:w="108"/>
-        <w:bottom w:type="dxa" w:w="0"/>
-        <w:right w:type="dxa" w:w="108"/>
-      </w:tblCellMar>
-    </w:tblPr>
-  </w:style>
-  <w:style w:styleId="Style_117" w:type="table">
-    <w:name w:val="Dark List"/>
-    <w:basedOn w:val="Style_60"/>
-    <w:pPr>
-      <w:widowControl w:val="1"/>
-      <w:spacing w:after="0" w:line="240" w:lineRule="auto"/>
-      <w:ind/>
-    </w:pPr>
-    <w:rPr>
-      <w:color w:themeColor="background1" w:val="FFFFFF"/>
-    </w:rPr>
-    <w:tblPr>
-      <w:tblInd w:type="dxa" w:w="0"/>
-      <w:tblCellMar>
-        <w:top w:type="dxa" w:w="0"/>
-        <w:left w:type="dxa" w:w="108"/>
-        <w:bottom w:type="dxa" w:w="0"/>
-        <w:right w:type="dxa" w:w="108"/>
-      </w:tblCellMar>
-    </w:tblPr>
-  </w:style>
-  <w:style w:styleId="Style_118" w:type="table">
-    <w:name w:val="Light Shading Accent 6"/>
-    <w:basedOn w:val="Style_60"/>
-    <w:pPr>
-      <w:widowControl w:val="1"/>
-      <w:spacing w:after="0" w:line="240" w:lineRule="auto"/>
-      <w:ind/>
-    </w:pPr>
-    <w:rPr>
-      <w:color w:themeColor="accent6" w:themeShade="BF" w:val="E46C0A"/>
-    </w:rPr>
-    <w:tblPr>
-      <w:tblInd w:type="dxa" w:w="0"/>
-      <w:tblBorders>
-        <w:top w:sz="8" w:themeColor="accent6" w:val="single"/>
-        <w:bottom w:sz="8" w:themeColor="accent6" w:val="single"/>
-      </w:tblBorders>
-      <w:tblCellMar>
-        <w:top w:type="dxa" w:w="0"/>
-        <w:left w:type="dxa" w:w="108"/>
-        <w:bottom w:type="dxa" w:w="0"/>
-        <w:right w:type="dxa" w:w="108"/>
-      </w:tblCellMar>
-    </w:tblPr>
-  </w:style>
-  <w:style w:styleId="Style_119" w:type="table">
-    <w:name w:val="Medium Grid 1 Accent 4"/>
-    <w:basedOn w:val="Style_60"/>
-    <w:pPr>
-      <w:widowControl w:val="1"/>
-      <w:spacing w:after="0" w:line="240" w:lineRule="auto"/>
-      <w:ind/>
-    </w:pPr>
-    <w:tblPr>
-      <w:tblInd w:type="dxa" w:w="0"/>
-      <w:tblBorders>
-        <w:top w:sz="8" w:themeColor="accent4" w:themeTint="BF" w:val="single"/>
-        <w:left w:sz="8" w:themeColor="accent4" w:themeTint="BF" w:val="single"/>
-        <w:bottom w:sz="8" w:themeColor="accent4" w:themeTint="BF" w:val="single"/>
-        <w:right w:sz="8" w:themeColor="accent4" w:themeTint="BF" w:val="single"/>
-        <w:insideH w:sz="8" w:themeColor="accent4" w:themeTint="BF" w:val="single"/>
-        <w:insideV w:sz="8" w:themeColor="accent4" w:themeTint="BF" w:val="single"/>
-      </w:tblBorders>
-      <w:tblCellMar>
-        <w:top w:type="dxa" w:w="0"/>
-        <w:left w:type="dxa" w:w="108"/>
-        <w:bottom w:type="dxa" w:w="0"/>
-        <w:right w:type="dxa" w:w="108"/>
-      </w:tblCellMar>
-    </w:tblPr>
-  </w:style>
-  <w:style w:styleId="Style_120" w:type="table">
-    <w:name w:val="Colorful List"/>
-    <w:basedOn w:val="Style_60"/>
-    <w:pPr>
-      <w:widowControl w:val="1"/>
-      <w:spacing w:after="0" w:line="240" w:lineRule="auto"/>
-      <w:ind/>
-    </w:pPr>
-    <w:rPr>
-      <w:color w:themeColor="text1" w:val="000000"/>
-    </w:rPr>
-    <w:tblPr>
-      <w:tblInd w:type="dxa" w:w="0"/>
-      <w:tblCellMar>
-        <w:top w:type="dxa" w:w="0"/>
-        <w:left w:type="dxa" w:w="108"/>
-        <w:bottom w:type="dxa" w:w="0"/>
-        <w:right w:type="dxa" w:w="108"/>
-      </w:tblCellMar>
-    </w:tblPr>
-  </w:style>
-  <w:style w:styleId="Style_121" w:type="table">
-    <w:name w:val="Medium Shading 2 Accent 3"/>
-    <w:basedOn w:val="Style_60"/>
-    <w:pPr>
-      <w:widowControl w:val="1"/>
-      <w:spacing w:after="0" w:line="240" w:lineRule="auto"/>
-      <w:ind/>
-    </w:pPr>
-    <w:tblPr>
-      <w:tblInd w:type="dxa" w:w="0"/>
-      <w:tblBorders>
-        <w:top w:color="000000" w:sz="18" w:val="single"/>
-        <w:bottom w:color="000000" w:sz="18" w:val="single"/>
-      </w:tblBorders>
-      <w:tblCellMar>
-        <w:top w:type="dxa" w:w="0"/>
-        <w:left w:type="dxa" w:w="108"/>
-        <w:bottom w:type="dxa" w:w="0"/>
-        <w:right w:type="dxa" w:w="108"/>
-      </w:tblCellMar>
-    </w:tblPr>
-  </w:style>
-  <w:style w:styleId="Style_122" w:type="table">
-    <w:name w:val="Medium Shading 2 Accent 1"/>
-    <w:basedOn w:val="Style_60"/>
-    <w:pPr>
-      <w:widowControl w:val="1"/>
-      <w:spacing w:after="0" w:line="240" w:lineRule="auto"/>
-      <w:ind/>
-    </w:pPr>
-    <w:tblPr>
-      <w:tblInd w:type="dxa" w:w="0"/>
-      <w:tblBorders>
-        <w:top w:color="000000" w:sz="18" w:val="single"/>
-        <w:bottom w:color="000000" w:sz="18" w:val="single"/>
-      </w:tblBorders>
-      <w:tblCellMar>
-        <w:top w:type="dxa" w:w="0"/>
-        <w:left w:type="dxa" w:w="108"/>
-        <w:bottom w:type="dxa" w:w="0"/>
-        <w:right w:type="dxa" w:w="108"/>
-      </w:tblCellMar>
-    </w:tblPr>
-  </w:style>
-  <w:style w:styleId="Style_123" w:type="table">
-    <w:name w:val="Medium Grid 1"/>
-    <w:basedOn w:val="Style_60"/>
-    <w:pPr>
-      <w:widowControl w:val="1"/>
-      <w:spacing w:after="0" w:line="240" w:lineRule="auto"/>
-      <w:ind/>
-    </w:pPr>
-    <w:tblPr>
-      <w:tblInd w:type="dxa" w:w="0"/>
-      <w:tblBorders>
-        <w:top w:sz="8" w:themeColor="text1" w:themeTint="BF" w:val="single"/>
-        <w:left w:sz="8" w:themeColor="text1" w:themeTint="BF" w:val="single"/>
-        <w:bottom w:sz="8" w:themeColor="text1" w:themeTint="BF" w:val="single"/>
-        <w:right w:sz="8" w:themeColor="text1" w:themeTint="BF" w:val="single"/>
-        <w:insideH w:sz="8" w:themeColor="text1" w:themeTint="BF" w:val="single"/>
-        <w:insideV w:sz="8" w:themeColor="text1" w:themeTint="BF" w:val="single"/>
-      </w:tblBorders>
-      <w:tblCellMar>
-        <w:top w:type="dxa" w:w="0"/>
-        <w:left w:type="dxa" w:w="108"/>
-        <w:bottom w:type="dxa" w:w="0"/>
-        <w:right w:type="dxa" w:w="108"/>
-      </w:tblCellMar>
-    </w:tblPr>
-  </w:style>
-  <w:style w:styleId="Style_124" w:type="table">
-    <w:name w:val="Medium List 2"/>
-    <w:basedOn w:val="Style_60"/>
-    <w:pPr>
-      <w:widowControl w:val="1"/>
-      <w:spacing w:after="0" w:line="240" w:lineRule="auto"/>
-      <w:ind/>
-    </w:pPr>
-    <w:rPr>
-      <w:rFonts w:asciiTheme="majorAscii" w:hAnsiTheme="majorHAnsi"/>
-      <w:color w:themeColor="text1" w:val="000000"/>
-    </w:rPr>
-    <w:tblPr>
-      <w:tblInd w:type="dxa" w:w="0"/>
-      <w:tblBorders>
-        <w:top w:sz="8" w:themeColor="text1" w:val="single"/>
-        <w:left w:sz="8" w:themeColor="text1" w:val="single"/>
-        <w:bottom w:sz="8" w:themeColor="text1" w:val="single"/>
-        <w:right w:sz="8" w:themeColor="text1" w:val="single"/>
-      </w:tblBorders>
-      <w:tblCellMar>
-        <w:top w:type="dxa" w:w="0"/>
-        <w:left w:type="dxa" w:w="108"/>
-        <w:bottom w:type="dxa" w:w="0"/>
-        <w:right w:type="dxa" w:w="108"/>
-      </w:tblCellMar>
-    </w:tblPr>
-  </w:style>
-  <w:style w:styleId="Style_125" w:type="table">
-    <w:name w:val="Colorful List Accent 1"/>
-    <w:basedOn w:val="Style_60"/>
-    <w:pPr>
-      <w:widowControl w:val="1"/>
-      <w:spacing w:after="0" w:line="240" w:lineRule="auto"/>
-      <w:ind/>
-    </w:pPr>
-    <w:rPr>
-      <w:color w:themeColor="text1" w:val="000000"/>
-    </w:rPr>
-    <w:tblPr>
-      <w:tblInd w:type="dxa" w:w="0"/>
-      <w:tblCellMar>
-        <w:top w:type="dxa" w:w="0"/>
-        <w:left w:type="dxa" w:w="108"/>
-        <w:bottom w:type="dxa" w:w="0"/>
-        <w:right w:type="dxa" w:w="108"/>
-      </w:tblCellMar>
-    </w:tblPr>
-  </w:style>
-  <w:style w:styleId="Style_126" w:type="table">
-    <w:name w:val="Colorful Grid Accent 4"/>
-    <w:basedOn w:val="Style_60"/>
-    <w:pPr>
-      <w:widowControl w:val="1"/>
-      <w:spacing w:after="0" w:line="240" w:lineRule="auto"/>
-      <w:ind/>
-    </w:pPr>
-    <w:rPr>
-      <w:color w:themeColor="text1" w:val="000000"/>
-    </w:rPr>
-    <w:tblPr>
-      <w:tblInd w:type="dxa" w:w="0"/>
-      <w:tblBorders>
-        <w:insideH w:sz="4" w:themeColor="background1" w:val="single"/>
-      </w:tblBorders>
-      <w:tblCellMar>
-        <w:top w:type="dxa" w:w="0"/>
-        <w:left w:type="dxa" w:w="108"/>
-        <w:bottom w:type="dxa" w:w="0"/>
-        <w:right w:type="dxa" w:w="108"/>
-      </w:tblCellMar>
-    </w:tblPr>
-  </w:style>
-  <w:style w:styleId="Style_127" w:type="table">
-    <w:name w:val="Colorful Shading Accent 6"/>
-    <w:basedOn w:val="Style_60"/>
-    <w:pPr>
-      <w:widowControl w:val="1"/>
-      <w:spacing w:after="0" w:line="240" w:lineRule="auto"/>
-      <w:ind/>
-    </w:pPr>
-    <w:rPr>
-      <w:color w:themeColor="text1" w:val="000000"/>
-    </w:rPr>
-    <w:tblPr>
-      <w:tblInd w:type="dxa" w:w="0"/>
-      <w:tblBorders>
-        <w:top w:sz="24" w:themeColor="accent5" w:val="single"/>
-        <w:left w:sz="4" w:themeColor="accent6" w:val="single"/>
-        <w:bottom w:sz="4" w:themeColor="accent6" w:val="single"/>
-        <w:right w:sz="4" w:themeColor="accent6" w:val="single"/>
-        <w:insideH w:sz="4" w:themeColor="background1" w:val="single"/>
-        <w:insideV w:sz="4" w:themeColor="background1" w:val="single"/>
-      </w:tblBorders>
-      <w:tblCellMar>
-        <w:top w:type="dxa" w:w="0"/>
-        <w:left w:type="dxa" w:w="108"/>
-        <w:bottom w:type="dxa" w:w="0"/>
-        <w:right w:type="dxa" w:w="108"/>
-      </w:tblCellMar>
-    </w:tblPr>
-  </w:style>
-  <w:style w:styleId="Style_128" w:type="table">
-    <w:name w:val="Medium List 1 Accent 1"/>
-    <w:basedOn w:val="Style_60"/>
-    <w:pPr>
-      <w:widowControl w:val="1"/>
-      <w:spacing w:after="0" w:line="240" w:lineRule="auto"/>
-      <w:ind/>
-    </w:pPr>
-    <w:rPr>
-      <w:color w:themeColor="text1" w:val="000000"/>
-    </w:rPr>
-    <w:tblPr>
-      <w:tblInd w:type="dxa" w:w="0"/>
-      <w:tblBorders>
-        <w:top w:sz="8" w:themeColor="accent1" w:val="single"/>
-        <w:bottom w:sz="8" w:themeColor="accent1" w:val="single"/>
-      </w:tblBorders>
-      <w:tblCellMar>
-        <w:top w:type="dxa" w:w="0"/>
-        <w:left w:type="dxa" w:w="108"/>
-        <w:bottom w:type="dxa" w:w="0"/>
-        <w:right w:type="dxa" w:w="108"/>
-      </w:tblCellMar>
-    </w:tblPr>
-  </w:style>
-  <w:style w:styleId="Style_129" w:type="table">
-    <w:name w:val="Medium Shading 1 Accent 6"/>
-    <w:basedOn w:val="Style_60"/>
-    <w:pPr>
-      <w:widowControl w:val="1"/>
-      <w:spacing w:after="0" w:line="240" w:lineRule="auto"/>
-      <w:ind/>
-    </w:pPr>
-    <w:tblPr>
-      <w:tblInd w:type="dxa" w:w="0"/>
-      <w:tblBorders>
-        <w:top w:sz="8" w:themeColor="accent6" w:themeTint="BF" w:val="single"/>
-        <w:left w:sz="8" w:themeColor="accent6" w:themeTint="BF" w:val="single"/>
-        <w:bottom w:sz="8" w:themeColor="accent6" w:themeTint="BF" w:val="single"/>
-        <w:right w:sz="8" w:themeColor="accent6" w:themeTint="BF" w:val="single"/>
-        <w:insideH w:sz="8" w:themeColor="accent6" w:themeTint="BF" w:val="single"/>
-      </w:tblBorders>
-      <w:tblCellMar>
-        <w:top w:type="dxa" w:w="0"/>
-        <w:left w:type="dxa" w:w="108"/>
-        <w:bottom w:type="dxa" w:w="0"/>
-        <w:right w:type="dxa" w:w="108"/>
-      </w:tblCellMar>
-    </w:tblPr>
-  </w:style>
-  <w:style w:styleId="Style_130" w:type="table">
-    <w:name w:val="Light Grid Accent 4"/>
-    <w:basedOn w:val="Style_60"/>
-    <w:pPr>
-      <w:widowControl w:val="1"/>
-      <w:spacing w:after="0" w:line="240" w:lineRule="auto"/>
-      <w:ind/>
-    </w:pPr>
-    <w:tblPr>
-      <w:tblInd w:type="dxa" w:w="0"/>
-      <w:tblBorders>
-        <w:top w:sz="8" w:themeColor="accent4" w:val="single"/>
-        <w:left w:sz="8" w:themeColor="accent4" w:val="single"/>
-        <w:bottom w:sz="8" w:themeColor="accent4" w:val="single"/>
-        <w:right w:sz="8" w:themeColor="accent4" w:val="single"/>
-        <w:insideH w:sz="8" w:themeColor="accent4" w:val="single"/>
-        <w:insideV w:sz="8" w:themeColor="accent4" w:val="single"/>
-      </w:tblBorders>
-      <w:tblCellMar>
-        <w:top w:type="dxa" w:w="0"/>
-        <w:left w:type="dxa" w:w="108"/>
-        <w:bottom w:type="dxa" w:w="0"/>
-        <w:right w:type="dxa" w:w="108"/>
-      </w:tblCellMar>
-    </w:tblPr>
-  </w:style>
-  <w:style w:styleId="Style_131" w:type="table">
-    <w:name w:val="Medium List 2 Accent 6"/>
-    <w:basedOn w:val="Style_60"/>
-    <w:pPr>
-      <w:widowControl w:val="1"/>
-      <w:spacing w:after="0" w:line="240" w:lineRule="auto"/>
-      <w:ind/>
-    </w:pPr>
-    <w:rPr>
-      <w:rFonts w:asciiTheme="majorAscii" w:hAnsiTheme="majorHAnsi"/>
-      <w:color w:themeColor="text1" w:val="000000"/>
-    </w:rPr>
-    <w:tblPr>
-      <w:tblInd w:type="dxa" w:w="0"/>
-      <w:tblBorders>
-        <w:top w:sz="8" w:themeColor="accent6" w:val="single"/>
-        <w:left w:sz="8" w:themeColor="accent6" w:val="single"/>
-        <w:bottom w:sz="8" w:themeColor="accent6" w:val="single"/>
-        <w:right w:sz="8" w:themeColor="accent6" w:val="single"/>
-      </w:tblBorders>
-      <w:tblCellMar>
-        <w:top w:type="dxa" w:w="0"/>
-        <w:left w:type="dxa" w:w="108"/>
-        <w:bottom w:type="dxa" w:w="0"/>
-        <w:right w:type="dxa" w:w="108"/>
-      </w:tblCellMar>
-    </w:tblPr>
-  </w:style>
-  <w:style w:styleId="Style_132" w:type="table">
-    <w:name w:val="Dark List Accent 5"/>
-    <w:basedOn w:val="Style_60"/>
-    <w:pPr>
-      <w:widowControl w:val="1"/>
-      <w:spacing w:after="0" w:line="240" w:lineRule="auto"/>
-      <w:ind/>
-    </w:pPr>
-    <w:rPr>
-      <w:color w:themeColor="background1" w:val="FFFFFF"/>
-    </w:rPr>
-    <w:tblPr>
-      <w:tblInd w:type="dxa" w:w="0"/>
-      <w:tblCellMar>
-        <w:top w:type="dxa" w:w="0"/>
-        <w:left w:type="dxa" w:w="108"/>
-        <w:bottom w:type="dxa" w:w="0"/>
-        <w:right w:type="dxa" w:w="108"/>
-      </w:tblCellMar>
-    </w:tblPr>
-  </w:style>
-  <w:style w:styleId="Style_133" w:type="table">
-    <w:name w:val="Light List Accent 6"/>
-    <w:basedOn w:val="Style_60"/>
-    <w:pPr>
-      <w:widowControl w:val="1"/>
-      <w:spacing w:after="0" w:line="240" w:lineRule="auto"/>
-      <w:ind/>
-    </w:pPr>
-    <w:tblPr>
-      <w:tblInd w:type="dxa" w:w="0"/>
-      <w:tblBorders>
-        <w:top w:sz="8" w:themeColor="accent6" w:val="single"/>
-        <w:left w:sz="8" w:themeColor="accent6" w:val="single"/>
-        <w:bottom w:sz="8" w:themeColor="accent6" w:val="single"/>
-        <w:right w:sz="8" w:themeColor="accent6" w:val="single"/>
-      </w:tblBorders>
-      <w:tblCellMar>
-        <w:top w:type="dxa" w:w="0"/>
-        <w:left w:type="dxa" w:w="108"/>
-        <w:bottom w:type="dxa" w:w="0"/>
-        <w:right w:type="dxa" w:w="108"/>
-      </w:tblCellMar>
-    </w:tblPr>
-  </w:style>
-  <w:style w:styleId="Style_134" w:type="table">
-    <w:name w:val="Colorful Shading"/>
-    <w:basedOn w:val="Style_60"/>
-    <w:pPr>
-      <w:widowControl w:val="1"/>
-      <w:spacing w:after="0" w:line="240" w:lineRule="auto"/>
-      <w:ind/>
-    </w:pPr>
-    <w:rPr>
-      <w:color w:themeColor="text1" w:val="000000"/>
-    </w:rPr>
-    <w:tblPr>
-      <w:tblInd w:type="dxa" w:w="0"/>
-      <w:tblBorders>
-        <w:top w:sz="24" w:themeColor="accent2" w:val="single"/>
-        <w:left w:sz="4" w:themeColor="text1" w:val="single"/>
-        <w:bottom w:sz="4" w:themeColor="text1" w:val="single"/>
-        <w:right w:sz="4" w:themeColor="text1" w:val="single"/>
-        <w:insideH w:sz="4" w:themeColor="background1" w:val="single"/>
-        <w:insideV w:sz="4" w:themeColor="background1" w:val="single"/>
-      </w:tblBorders>
-      <w:tblCellMar>
-        <w:top w:type="dxa" w:w="0"/>
-        <w:left w:type="dxa" w:w="108"/>
-        <w:bottom w:type="dxa" w:w="0"/>
-        <w:right w:type="dxa" w:w="108"/>
-      </w:tblCellMar>
-    </w:tblPr>
-  </w:style>
-  <w:style w:styleId="Style_135" w:type="table">
-    <w:name w:val="Colorful Shading Accent 3"/>
-    <w:basedOn w:val="Style_60"/>
-    <w:pPr>
-      <w:widowControl w:val="1"/>
-      <w:spacing w:after="0" w:line="240" w:lineRule="auto"/>
-      <w:ind/>
-    </w:pPr>
-    <w:rPr>
-      <w:color w:themeColor="text1" w:val="000000"/>
-    </w:rPr>
-    <w:tblPr>
-      <w:tblInd w:type="dxa" w:w="0"/>
-      <w:tblBorders>
-        <w:top w:sz="24" w:themeColor="accent4" w:val="single"/>
-        <w:left w:sz="4" w:themeColor="accent3" w:val="single"/>
-        <w:bottom w:sz="4" w:themeColor="accent3" w:val="single"/>
-        <w:right w:sz="4" w:themeColor="accent3" w:val="single"/>
-        <w:insideH w:sz="4" w:themeColor="background1" w:val="single"/>
-        <w:insideV w:sz="4" w:themeColor="background1" w:val="single"/>
-      </w:tblBorders>
-      <w:tblCellMar>
-        <w:top w:type="dxa" w:w="0"/>
-        <w:left w:type="dxa" w:w="108"/>
-        <w:bottom w:type="dxa" w:w="0"/>
-        <w:right w:type="dxa" w:w="108"/>
-      </w:tblCellMar>
-    </w:tblPr>
-  </w:style>
-  <w:style w:styleId="Style_136" w:type="table">
-    <w:name w:val="Colorful Shading Accent 1"/>
-    <w:basedOn w:val="Style_60"/>
-    <w:pPr>
-      <w:widowControl w:val="1"/>
-      <w:spacing w:after="0" w:line="240" w:lineRule="auto"/>
-      <w:ind/>
-    </w:pPr>
-    <w:rPr>
-      <w:color w:themeColor="text1" w:val="000000"/>
-    </w:rPr>
-    <w:tblPr>
-      <w:tblInd w:type="dxa" w:w="0"/>
-      <w:tblBorders>
-        <w:top w:sz="24" w:themeColor="accent2" w:val="single"/>
-        <w:left w:sz="4" w:themeColor="accent1" w:val="single"/>
-        <w:bottom w:sz="4" w:themeColor="accent1" w:val="single"/>
-        <w:right w:sz="4" w:themeColor="accent1" w:val="single"/>
-        <w:insideH w:sz="4" w:themeColor="background1" w:val="single"/>
-        <w:insideV w:sz="4" w:themeColor="background1" w:val="single"/>
-      </w:tblBorders>
-      <w:tblCellMar>
-        <w:top w:type="dxa" w:w="0"/>
-        <w:left w:type="dxa" w:w="108"/>
-        <w:bottom w:type="dxa" w:w="0"/>
-        <w:right w:type="dxa" w:w="108"/>
-      </w:tblCellMar>
-    </w:tblPr>
-  </w:style>
-  <w:style w:styleId="Style_137" w:type="table">
+  <w:style w:styleId="Style_156" w:type="table">
     <w:name w:val="Medium List 1 Accent 2"/>
     <w:basedOn w:val="Style_60"/>
     <w:pPr>
@@ -7812,229 +8289,8 @@
       </w:tblCellMar>
     </w:tblPr>
   </w:style>
-  <w:style w:styleId="Style_138" w:type="table">
-    <w:name w:val="Colorful Grid Accent 2"/>
-    <w:basedOn w:val="Style_60"/>
-    <w:pPr>
-      <w:widowControl w:val="1"/>
-      <w:spacing w:after="0" w:line="240" w:lineRule="auto"/>
-      <w:ind/>
-    </w:pPr>
-    <w:rPr>
-      <w:color w:themeColor="text1" w:val="000000"/>
-    </w:rPr>
-    <w:tblPr>
-      <w:tblInd w:type="dxa" w:w="0"/>
-      <w:tblBorders>
-        <w:insideH w:sz="4" w:themeColor="background1" w:val="single"/>
-      </w:tblBorders>
-      <w:tblCellMar>
-        <w:top w:type="dxa" w:w="0"/>
-        <w:left w:type="dxa" w:w="108"/>
-        <w:bottom w:type="dxa" w:w="0"/>
-        <w:right w:type="dxa" w:w="108"/>
-      </w:tblCellMar>
-    </w:tblPr>
-  </w:style>
-  <w:style w:styleId="Style_139" w:type="table">
-    <w:name w:val="Light Grid Accent 6"/>
-    <w:basedOn w:val="Style_60"/>
-    <w:pPr>
-      <w:widowControl w:val="1"/>
-      <w:spacing w:after="0" w:line="240" w:lineRule="auto"/>
-      <w:ind/>
-    </w:pPr>
-    <w:tblPr>
-      <w:tblInd w:type="dxa" w:w="0"/>
-      <w:tblBorders>
-        <w:top w:sz="8" w:themeColor="accent6" w:val="single"/>
-        <w:left w:sz="8" w:themeColor="accent6" w:val="single"/>
-        <w:bottom w:sz="8" w:themeColor="accent6" w:val="single"/>
-        <w:right w:sz="8" w:themeColor="accent6" w:val="single"/>
-        <w:insideH w:sz="8" w:themeColor="accent6" w:val="single"/>
-        <w:insideV w:sz="8" w:themeColor="accent6" w:val="single"/>
-      </w:tblBorders>
-      <w:tblCellMar>
-        <w:top w:type="dxa" w:w="0"/>
-        <w:left w:type="dxa" w:w="108"/>
-        <w:bottom w:type="dxa" w:w="0"/>
-        <w:right w:type="dxa" w:w="108"/>
-      </w:tblCellMar>
-    </w:tblPr>
-  </w:style>
-  <w:style w:styleId="Style_140" w:type="table">
-    <w:name w:val="Light Shading Accent 3"/>
-    <w:basedOn w:val="Style_60"/>
-    <w:pPr>
-      <w:widowControl w:val="1"/>
-      <w:spacing w:after="0" w:line="240" w:lineRule="auto"/>
-      <w:ind/>
-    </w:pPr>
-    <w:rPr>
-      <w:color w:themeColor="accent3" w:themeShade="BF" w:val="76933C"/>
-    </w:rPr>
-    <w:tblPr>
-      <w:tblInd w:type="dxa" w:w="0"/>
-      <w:tblBorders>
-        <w:top w:sz="8" w:themeColor="accent3" w:val="single"/>
-        <w:bottom w:sz="8" w:themeColor="accent3" w:val="single"/>
-      </w:tblBorders>
-      <w:tblCellMar>
-        <w:top w:type="dxa" w:w="0"/>
-        <w:left w:type="dxa" w:w="108"/>
-        <w:bottom w:type="dxa" w:w="0"/>
-        <w:right w:type="dxa" w:w="108"/>
-      </w:tblCellMar>
-    </w:tblPr>
-  </w:style>
-  <w:style w:styleId="Style_141" w:type="table">
-    <w:name w:val="Colorful Grid"/>
-    <w:basedOn w:val="Style_60"/>
-    <w:pPr>
-      <w:widowControl w:val="1"/>
-      <w:spacing w:after="0" w:line="240" w:lineRule="auto"/>
-      <w:ind/>
-    </w:pPr>
-    <w:rPr>
-      <w:color w:themeColor="text1" w:val="000000"/>
-    </w:rPr>
-    <w:tblPr>
-      <w:tblInd w:type="dxa" w:w="0"/>
-      <w:tblBorders>
-        <w:insideH w:sz="4" w:themeColor="background1" w:val="single"/>
-      </w:tblBorders>
-      <w:tblCellMar>
-        <w:top w:type="dxa" w:w="0"/>
-        <w:left w:type="dxa" w:w="108"/>
-        <w:bottom w:type="dxa" w:w="0"/>
-        <w:right w:type="dxa" w:w="108"/>
-      </w:tblCellMar>
-    </w:tblPr>
-  </w:style>
-  <w:style w:styleId="Style_142" w:type="table">
-    <w:name w:val="Light List Accent 1"/>
-    <w:basedOn w:val="Style_60"/>
-    <w:pPr>
-      <w:widowControl w:val="1"/>
-      <w:spacing w:after="0" w:line="240" w:lineRule="auto"/>
-      <w:ind/>
-    </w:pPr>
-    <w:tblPr>
-      <w:tblInd w:type="dxa" w:w="0"/>
-      <w:tblBorders>
-        <w:top w:sz="8" w:themeColor="accent1" w:val="single"/>
-        <w:left w:sz="8" w:themeColor="accent1" w:val="single"/>
-        <w:bottom w:sz="8" w:themeColor="accent1" w:val="single"/>
-        <w:right w:sz="8" w:themeColor="accent1" w:val="single"/>
-      </w:tblBorders>
-      <w:tblCellMar>
-        <w:top w:type="dxa" w:w="0"/>
-        <w:left w:type="dxa" w:w="108"/>
-        <w:bottom w:type="dxa" w:w="0"/>
-        <w:right w:type="dxa" w:w="108"/>
-      </w:tblCellMar>
-    </w:tblPr>
-  </w:style>
-  <w:style w:styleId="Style_143" w:type="table">
-    <w:name w:val="Medium List 2 Accent 3"/>
-    <w:basedOn w:val="Style_60"/>
-    <w:pPr>
-      <w:widowControl w:val="1"/>
-      <w:spacing w:after="0" w:line="240" w:lineRule="auto"/>
-      <w:ind/>
-    </w:pPr>
-    <w:rPr>
-      <w:rFonts w:asciiTheme="majorAscii" w:hAnsiTheme="majorHAnsi"/>
-      <w:color w:themeColor="text1" w:val="000000"/>
-    </w:rPr>
-    <w:tblPr>
-      <w:tblInd w:type="dxa" w:w="0"/>
-      <w:tblBorders>
-        <w:top w:sz="8" w:themeColor="accent3" w:val="single"/>
-        <w:left w:sz="8" w:themeColor="accent3" w:val="single"/>
-        <w:bottom w:sz="8" w:themeColor="accent3" w:val="single"/>
-        <w:right w:sz="8" w:themeColor="accent3" w:val="single"/>
-      </w:tblBorders>
-      <w:tblCellMar>
-        <w:top w:type="dxa" w:w="0"/>
-        <w:left w:type="dxa" w:w="108"/>
-        <w:bottom w:type="dxa" w:w="0"/>
-        <w:right w:type="dxa" w:w="108"/>
-      </w:tblCellMar>
-    </w:tblPr>
-  </w:style>
-  <w:style w:styleId="Style_144" w:type="table">
-    <w:name w:val="Medium List 1 Accent 5"/>
-    <w:basedOn w:val="Style_60"/>
-    <w:pPr>
-      <w:widowControl w:val="1"/>
-      <w:spacing w:after="0" w:line="240" w:lineRule="auto"/>
-      <w:ind/>
-    </w:pPr>
-    <w:rPr>
-      <w:color w:themeColor="text1" w:val="000000"/>
-    </w:rPr>
-    <w:tblPr>
-      <w:tblInd w:type="dxa" w:w="0"/>
-      <w:tblBorders>
-        <w:top w:sz="8" w:themeColor="accent5" w:val="single"/>
-        <w:bottom w:sz="8" w:themeColor="accent5" w:val="single"/>
-      </w:tblBorders>
-      <w:tblCellMar>
-        <w:top w:type="dxa" w:w="0"/>
-        <w:left w:type="dxa" w:w="108"/>
-        <w:bottom w:type="dxa" w:w="0"/>
-        <w:right w:type="dxa" w:w="108"/>
-      </w:tblCellMar>
-    </w:tblPr>
-  </w:style>
-  <w:style w:styleId="Style_145" w:type="table">
-    <w:name w:val="Light List Accent 4"/>
-    <w:basedOn w:val="Style_60"/>
-    <w:pPr>
-      <w:widowControl w:val="1"/>
-      <w:spacing w:after="0" w:line="240" w:lineRule="auto"/>
-      <w:ind/>
-    </w:pPr>
-    <w:tblPr>
-      <w:tblInd w:type="dxa" w:w="0"/>
-      <w:tblBorders>
-        <w:top w:sz="8" w:themeColor="accent4" w:val="single"/>
-        <w:left w:sz="8" w:themeColor="accent4" w:val="single"/>
-        <w:bottom w:sz="8" w:themeColor="accent4" w:val="single"/>
-        <w:right w:sz="8" w:themeColor="accent4" w:val="single"/>
-      </w:tblBorders>
-      <w:tblCellMar>
-        <w:top w:type="dxa" w:w="0"/>
-        <w:left w:type="dxa" w:w="108"/>
-        <w:bottom w:type="dxa" w:w="0"/>
-        <w:right w:type="dxa" w:w="108"/>
-      </w:tblCellMar>
-    </w:tblPr>
-  </w:style>
-  <w:style w:styleId="Style_146" w:type="table">
-    <w:name w:val="Colorful List Accent 2"/>
-    <w:basedOn w:val="Style_60"/>
-    <w:pPr>
-      <w:widowControl w:val="1"/>
-      <w:spacing w:after="0" w:line="240" w:lineRule="auto"/>
-      <w:ind/>
-    </w:pPr>
-    <w:rPr>
-      <w:color w:themeColor="text1" w:val="000000"/>
-    </w:rPr>
-    <w:tblPr>
-      <w:tblInd w:type="dxa" w:w="0"/>
-      <w:tblCellMar>
-        <w:top w:type="dxa" w:w="0"/>
-        <w:left w:type="dxa" w:w="108"/>
-        <w:bottom w:type="dxa" w:w="0"/>
-        <w:right w:type="dxa" w:w="108"/>
-      </w:tblCellMar>
-    </w:tblPr>
-  </w:style>
-  <w:style w:styleId="Style_147" w:type="table">
-    <w:name w:val="Dark List Accent 4"/>
+  <w:style w:styleId="Style_157" w:type="table">
+    <w:name w:val="Dark List Accent 1"/>
     <w:basedOn w:val="Style_60"/>
     <w:pPr>
       <w:widowControl w:val="1"/>
@@ -8046,262 +8302,6 @@
     </w:rPr>
     <w:tblPr>
       <w:tblInd w:type="dxa" w:w="0"/>
-      <w:tblCellMar>
-        <w:top w:type="dxa" w:w="0"/>
-        <w:left w:type="dxa" w:w="108"/>
-        <w:bottom w:type="dxa" w:w="0"/>
-        <w:right w:type="dxa" w:w="108"/>
-      </w:tblCellMar>
-    </w:tblPr>
-  </w:style>
-  <w:style w:styleId="Style_148" w:type="table">
-    <w:name w:val="Medium Grid 1 Accent 1"/>
-    <w:basedOn w:val="Style_60"/>
-    <w:pPr>
-      <w:widowControl w:val="1"/>
-      <w:spacing w:after="0" w:line="240" w:lineRule="auto"/>
-      <w:ind/>
-    </w:pPr>
-    <w:tblPr>
-      <w:tblInd w:type="dxa" w:w="0"/>
-      <w:tblBorders>
-        <w:top w:sz="8" w:themeColor="accent1" w:themeTint="BF" w:val="single"/>
-        <w:left w:sz="8" w:themeColor="accent1" w:themeTint="BF" w:val="single"/>
-        <w:bottom w:sz="8" w:themeColor="accent1" w:themeTint="BF" w:val="single"/>
-        <w:right w:sz="8" w:themeColor="accent1" w:themeTint="BF" w:val="single"/>
-        <w:insideH w:sz="8" w:themeColor="accent1" w:themeTint="BF" w:val="single"/>
-        <w:insideV w:sz="8" w:themeColor="accent1" w:themeTint="BF" w:val="single"/>
-      </w:tblBorders>
-      <w:tblCellMar>
-        <w:top w:type="dxa" w:w="0"/>
-        <w:left w:type="dxa" w:w="108"/>
-        <w:bottom w:type="dxa" w:w="0"/>
-        <w:right w:type="dxa" w:w="108"/>
-      </w:tblCellMar>
-    </w:tblPr>
-  </w:style>
-  <w:style w:styleId="Style_149" w:type="table">
-    <w:name w:val="Dark List Accent 3"/>
-    <w:basedOn w:val="Style_60"/>
-    <w:pPr>
-      <w:widowControl w:val="1"/>
-      <w:spacing w:after="0" w:line="240" w:lineRule="auto"/>
-      <w:ind/>
-    </w:pPr>
-    <w:rPr>
-      <w:color w:themeColor="background1" w:val="FFFFFF"/>
-    </w:rPr>
-    <w:tblPr>
-      <w:tblInd w:type="dxa" w:w="0"/>
-      <w:tblCellMar>
-        <w:top w:type="dxa" w:w="0"/>
-        <w:left w:type="dxa" w:w="108"/>
-        <w:bottom w:type="dxa" w:w="0"/>
-        <w:right w:type="dxa" w:w="108"/>
-      </w:tblCellMar>
-    </w:tblPr>
-  </w:style>
-  <w:style w:styleId="Style_150" w:type="table">
-    <w:name w:val="Medium Shading 2 Accent 6"/>
-    <w:basedOn w:val="Style_60"/>
-    <w:pPr>
-      <w:widowControl w:val="1"/>
-      <w:spacing w:after="0" w:line="240" w:lineRule="auto"/>
-      <w:ind/>
-    </w:pPr>
-    <w:tblPr>
-      <w:tblInd w:type="dxa" w:w="0"/>
-      <w:tblBorders>
-        <w:top w:color="000000" w:sz="18" w:val="single"/>
-        <w:bottom w:color="000000" w:sz="18" w:val="single"/>
-      </w:tblBorders>
-      <w:tblCellMar>
-        <w:top w:type="dxa" w:w="0"/>
-        <w:left w:type="dxa" w:w="108"/>
-        <w:bottom w:type="dxa" w:w="0"/>
-        <w:right w:type="dxa" w:w="108"/>
-      </w:tblCellMar>
-    </w:tblPr>
-  </w:style>
-  <w:style w:styleId="Style_151" w:type="table">
-    <w:name w:val="Medium Shading 1 Accent 1"/>
-    <w:basedOn w:val="Style_60"/>
-    <w:pPr>
-      <w:widowControl w:val="1"/>
-      <w:spacing w:after="0" w:line="240" w:lineRule="auto"/>
-      <w:ind/>
-    </w:pPr>
-    <w:tblPr>
-      <w:tblInd w:type="dxa" w:w="0"/>
-      <w:tblBorders>
-        <w:top w:sz="8" w:themeColor="accent1" w:themeTint="BF" w:val="single"/>
-        <w:left w:sz="8" w:themeColor="accent1" w:themeTint="BF" w:val="single"/>
-        <w:bottom w:sz="8" w:themeColor="accent1" w:themeTint="BF" w:val="single"/>
-        <w:right w:sz="8" w:themeColor="accent1" w:themeTint="BF" w:val="single"/>
-        <w:insideH w:sz="8" w:themeColor="accent1" w:themeTint="BF" w:val="single"/>
-      </w:tblBorders>
-      <w:tblCellMar>
-        <w:top w:type="dxa" w:w="0"/>
-        <w:left w:type="dxa" w:w="108"/>
-        <w:bottom w:type="dxa" w:w="0"/>
-        <w:right w:type="dxa" w:w="108"/>
-      </w:tblCellMar>
-    </w:tblPr>
-  </w:style>
-  <w:style w:default="1" w:styleId="Style_60" w:type="table">
-    <w:name w:val="Normal Table"/>
-    <w:tblPr>
-      <w:tblInd w:type="dxa" w:w="0"/>
-      <w:tblCellMar>
-        <w:top w:type="dxa" w:w="0"/>
-        <w:left w:type="dxa" w:w="108"/>
-        <w:bottom w:type="dxa" w:w="0"/>
-        <w:right w:type="dxa" w:w="108"/>
-      </w:tblCellMar>
-    </w:tblPr>
-  </w:style>
-  <w:style w:styleId="Style_152" w:type="table">
-    <w:name w:val="Medium Grid 1 Accent 2"/>
-    <w:basedOn w:val="Style_60"/>
-    <w:pPr>
-      <w:widowControl w:val="1"/>
-      <w:spacing w:after="0" w:line="240" w:lineRule="auto"/>
-      <w:ind/>
-    </w:pPr>
-    <w:tblPr>
-      <w:tblInd w:type="dxa" w:w="0"/>
-      <w:tblBorders>
-        <w:top w:sz="8" w:themeColor="accent2" w:themeTint="BF" w:val="single"/>
-        <w:left w:sz="8" w:themeColor="accent2" w:themeTint="BF" w:val="single"/>
-        <w:bottom w:sz="8" w:themeColor="accent2" w:themeTint="BF" w:val="single"/>
-        <w:right w:sz="8" w:themeColor="accent2" w:themeTint="BF" w:val="single"/>
-        <w:insideH w:sz="8" w:themeColor="accent2" w:themeTint="BF" w:val="single"/>
-        <w:insideV w:sz="8" w:themeColor="accent2" w:themeTint="BF" w:val="single"/>
-      </w:tblBorders>
-      <w:tblCellMar>
-        <w:top w:type="dxa" w:w="0"/>
-        <w:left w:type="dxa" w:w="108"/>
-        <w:bottom w:type="dxa" w:w="0"/>
-        <w:right w:type="dxa" w:w="108"/>
-      </w:tblCellMar>
-    </w:tblPr>
-  </w:style>
-  <w:style w:styleId="Style_153" w:type="table">
-    <w:name w:val="Light Grid Accent 5"/>
-    <w:basedOn w:val="Style_60"/>
-    <w:pPr>
-      <w:widowControl w:val="1"/>
-      <w:spacing w:after="0" w:line="240" w:lineRule="auto"/>
-      <w:ind/>
-    </w:pPr>
-    <w:tblPr>
-      <w:tblInd w:type="dxa" w:w="0"/>
-      <w:tblBorders>
-        <w:top w:sz="8" w:themeColor="accent5" w:val="single"/>
-        <w:left w:sz="8" w:themeColor="accent5" w:val="single"/>
-        <w:bottom w:sz="8" w:themeColor="accent5" w:val="single"/>
-        <w:right w:sz="8" w:themeColor="accent5" w:val="single"/>
-        <w:insideH w:sz="8" w:themeColor="accent5" w:val="single"/>
-        <w:insideV w:sz="8" w:themeColor="accent5" w:val="single"/>
-      </w:tblBorders>
-      <w:tblCellMar>
-        <w:top w:type="dxa" w:w="0"/>
-        <w:left w:type="dxa" w:w="108"/>
-        <w:bottom w:type="dxa" w:w="0"/>
-        <w:right w:type="dxa" w:w="108"/>
-      </w:tblCellMar>
-    </w:tblPr>
-  </w:style>
-  <w:style w:styleId="Style_154" w:type="table">
-    <w:name w:val="Dark List Accent 1"/>
-    <w:basedOn w:val="Style_60"/>
-    <w:pPr>
-      <w:widowControl w:val="1"/>
-      <w:spacing w:after="0" w:line="240" w:lineRule="auto"/>
-      <w:ind/>
-    </w:pPr>
-    <w:rPr>
-      <w:color w:themeColor="background1" w:val="FFFFFF"/>
-    </w:rPr>
-    <w:tblPr>
-      <w:tblInd w:type="dxa" w:w="0"/>
-      <w:tblCellMar>
-        <w:top w:type="dxa" w:w="0"/>
-        <w:left w:type="dxa" w:w="108"/>
-        <w:bottom w:type="dxa" w:w="0"/>
-        <w:right w:type="dxa" w:w="108"/>
-      </w:tblCellMar>
-    </w:tblPr>
-  </w:style>
-  <w:style w:styleId="Style_155" w:type="table">
-    <w:name w:val="Medium Grid 2 Accent 3"/>
-    <w:basedOn w:val="Style_60"/>
-    <w:pPr>
-      <w:widowControl w:val="1"/>
-      <w:spacing w:after="0" w:line="240" w:lineRule="auto"/>
-      <w:ind/>
-    </w:pPr>
-    <w:rPr>
-      <w:rFonts w:asciiTheme="majorAscii" w:hAnsiTheme="majorHAnsi"/>
-      <w:color w:themeColor="text1" w:val="000000"/>
-    </w:rPr>
-    <w:tblPr>
-      <w:tblInd w:type="dxa" w:w="0"/>
-      <w:tblBorders>
-        <w:top w:sz="8" w:themeColor="accent3" w:val="single"/>
-        <w:left w:sz="8" w:themeColor="accent3" w:val="single"/>
-        <w:bottom w:sz="8" w:themeColor="accent3" w:val="single"/>
-        <w:right w:sz="8" w:themeColor="accent3" w:val="single"/>
-        <w:insideH w:sz="8" w:themeColor="accent3" w:val="single"/>
-        <w:insideV w:sz="8" w:themeColor="accent3" w:val="single"/>
-      </w:tblBorders>
-      <w:tblCellMar>
-        <w:top w:type="dxa" w:w="0"/>
-        <w:left w:type="dxa" w:w="108"/>
-        <w:bottom w:type="dxa" w:w="0"/>
-        <w:right w:type="dxa" w:w="108"/>
-      </w:tblCellMar>
-    </w:tblPr>
-  </w:style>
-  <w:style w:styleId="Style_156" w:type="table">
-    <w:name w:val="Medium Shading 1 Accent 4"/>
-    <w:basedOn w:val="Style_60"/>
-    <w:pPr>
-      <w:widowControl w:val="1"/>
-      <w:spacing w:after="0" w:line="240" w:lineRule="auto"/>
-      <w:ind/>
-    </w:pPr>
-    <w:tblPr>
-      <w:tblInd w:type="dxa" w:w="0"/>
-      <w:tblBorders>
-        <w:top w:sz="8" w:themeColor="accent4" w:themeTint="BF" w:val="single"/>
-        <w:left w:sz="8" w:themeColor="accent4" w:themeTint="BF" w:val="single"/>
-        <w:bottom w:sz="8" w:themeColor="accent4" w:themeTint="BF" w:val="single"/>
-        <w:right w:sz="8" w:themeColor="accent4" w:themeTint="BF" w:val="single"/>
-        <w:insideH w:sz="8" w:themeColor="accent4" w:themeTint="BF" w:val="single"/>
-      </w:tblBorders>
-      <w:tblCellMar>
-        <w:top w:type="dxa" w:w="0"/>
-        <w:left w:type="dxa" w:w="108"/>
-        <w:bottom w:type="dxa" w:w="0"/>
-        <w:right w:type="dxa" w:w="108"/>
-      </w:tblCellMar>
-    </w:tblPr>
-  </w:style>
-  <w:style w:styleId="Style_157" w:type="table">
-    <w:name w:val="Medium Shading 2 Accent 5"/>
-    <w:basedOn w:val="Style_60"/>
-    <w:pPr>
-      <w:widowControl w:val="1"/>
-      <w:spacing w:after="0" w:line="240" w:lineRule="auto"/>
-      <w:ind/>
-    </w:pPr>
-    <w:tblPr>
-      <w:tblInd w:type="dxa" w:w="0"/>
-      <w:tblBorders>
-        <w:top w:color="000000" w:sz="18" w:val="single"/>
-        <w:bottom w:color="000000" w:sz="18" w:val="single"/>
-      </w:tblBorders>
       <w:tblCellMar>
         <w:top w:type="dxa" w:w="0"/>
         <w:left w:type="dxa" w:w="108"/>

--- a/src/ecology_chapters/chapter1/template.docx
+++ b/src/ecology_chapters/chapter1/template.docx
@@ -1067,24 +1067,91 @@
           <w:i w:val="1"/>
           <w:sz w:val="24"/>
         </w:rPr>
-        <w:t>{%if sanitary_zone.size_m %}</w:t>
-      </w:r>
-      <w:r>
-        <w:rPr>
-          <w:rFonts w:ascii="Times New Roman" w:hAnsi="Times New Roman"/>
-          <w:b w:val="0"/>
-          <w:sz w:val="24"/>
-        </w:rPr>
-        <w:t xml:space="preserve"> (в радиусе нормативной санитарно-защитной зоны </w:t>
-      </w:r>
-      <w:r>
-        <w:rPr>
-          <w:rFonts w:ascii="Times New Roman" w:hAnsi="Times New Roman"/>
-          <w:b w:val="0"/>
-          <w:sz w:val="24"/>
-          <w:highlight w:val="green"/>
-        </w:rPr>
-        <w:t>{{sanitary_zone.size_m}}</w:t>
+        <w:t>{%if</w:t>
+      </w:r>
+      <w:r>
+        <w:rPr>
+          <w:rFonts w:ascii="Times New Roman" w:hAnsi="Times New Roman"/>
+          <w:i w:val="1"/>
+          <w:sz w:val="24"/>
+        </w:rPr>
+        <w:t xml:space="preserve">  </w:t>
+      </w:r>
+      <w:r>
+        <w:rPr>
+          <w:rFonts w:ascii="Times New Roman" w:hAnsi="Times New Roman"/>
+          <w:b w:val="0"/>
+          <w:sz w:val="24"/>
+        </w:rPr>
+        <w:t>SANITARY_ZONE_SIZE_M</w:t>
+      </w:r>
+      <w:r>
+        <w:rPr>
+          <w:rFonts w:ascii="Times New Roman" w:hAnsi="Times New Roman"/>
+          <w:i w:val="1"/>
+          <w:sz w:val="24"/>
+        </w:rPr>
+        <w:t xml:space="preserve"> </w:t>
+      </w:r>
+      <w:r>
+        <w:rPr>
+          <w:rFonts w:ascii="Times New Roman" w:hAnsi="Times New Roman"/>
+          <w:i w:val="1"/>
+          <w:sz w:val="24"/>
+        </w:rPr>
+        <w:t>%}</w:t>
+      </w:r>
+      <w:r>
+        <w:rPr>
+          <w:rFonts w:ascii="Times New Roman" w:hAnsi="Times New Roman"/>
+          <w:b w:val="0"/>
+          <w:sz w:val="24"/>
+        </w:rPr>
+        <w:t xml:space="preserve"> (в радиусе нормативной санитарно-защитной зоны</w:t>
+      </w:r>
+      <w:r>
+        <w:rPr>
+          <w:rFonts w:ascii="Times New Roman" w:hAnsi="Times New Roman"/>
+          <w:b w:val="0"/>
+          <w:sz w:val="24"/>
+        </w:rPr>
+        <w:t xml:space="preserve"> </w:t>
+      </w:r>
+      <w:r>
+        <w:rPr>
+          <w:rFonts w:ascii="Times New Roman" w:hAnsi="Times New Roman"/>
+          <w:b w:val="0"/>
+          <w:sz w:val="24"/>
+          <w:shd w:fill="F8D957" w:val="clear"/>
+        </w:rPr>
+        <w:t>{</w:t>
+      </w:r>
+      <w:r>
+        <w:rPr>
+          <w:rFonts w:ascii="Times New Roman" w:hAnsi="Times New Roman"/>
+          <w:b w:val="0"/>
+          <w:sz w:val="24"/>
+          <w:shd w:fill="F8D957" w:val="clear"/>
+        </w:rPr>
+        <w:t>{</w:t>
+      </w:r>
+      <w:r>
+        <w:rPr>
+          <w:rFonts w:ascii="Times New Roman" w:hAnsi="Times New Roman"/>
+          <w:b w:val="0"/>
+          <w:sz w:val="24"/>
+          <w:shd w:fill="F8D957" w:val="clear"/>
+        </w:rPr>
+        <w:t>SANITARY_ZONE_SIZE_M</w:t>
+      </w:r>
+      <w:r>
+        <w:rPr>
+          <w:rFonts w:ascii="Times New Roman" w:hAnsi="Times New Roman"/>
+          <w:b w:val="0"/>
+          <w:sz w:val="24"/>
+          <w:shd w:fill="F8D957" w:val="clear"/>
+        </w:rPr>
+        <w:t>}}</w:t>
       </w:r>
       <w:r>
         <w:rPr>
@@ -4404,7 +4471,7 @@
     <w:lvl w:ilvl="0">
       <w:start w:val="1"/>
       <w:numFmt w:val="bullet"/>
-      <w:pStyle w:val="Style_32"/>
+      <w:pStyle w:val="Style_9"/>
       <w:suff w:val="tab"/>
       <w:lvlText w:val=""/>
       <w:lvlJc w:val="left"/>
@@ -4424,50 +4491,53 @@
     <w:lvl w:ilvl="0">
       <w:start w:val="1"/>
       <w:numFmt w:val="decimal"/>
-      <w:pStyle w:val="Style_42"/>
+      <w:pStyle w:val="Style_20"/>
       <w:suff w:val="tab"/>
       <w:lvlText w:val="%1."/>
       <w:lvlJc w:val="left"/>
       <w:pPr>
         <w:widowControl w:val="1"/>
         <w:tabs>
-          <w:tab w:leader="none" w:pos="1080" w:val="left"/>
+          <w:tab w:leader="none" w:pos="720" w:val="left"/>
         </w:tabs>
-        <w:ind w:hanging="360" w:left="1080"/>
+        <w:ind w:hanging="360" w:left="720"/>
       </w:pPr>
     </w:lvl>
   </w:abstractNum>
   <w:abstractNum w:abstractNumId="2">
     <w:lvl w:ilvl="0">
       <w:start w:val="1"/>
-      <w:numFmt w:val="decimal"/>
-      <w:pStyle w:val="Style_46"/>
+      <w:numFmt w:val="bullet"/>
+      <w:pStyle w:val="Style_39"/>
       <w:suff w:val="tab"/>
-      <w:lvlText w:val="%1."/>
+      <w:lvlText w:val=""/>
       <w:lvlJc w:val="left"/>
       <w:pPr>
         <w:widowControl w:val="1"/>
         <w:tabs>
-          <w:tab w:leader="none" w:pos="720" w:val="left"/>
+          <w:tab w:leader="none" w:pos="360" w:val="left"/>
         </w:tabs>
-        <w:ind w:hanging="360" w:left="720"/>
-      </w:pPr>
+        <w:ind w:hanging="360" w:left="360"/>
+      </w:pPr>
+      <w:rPr>
+        <w:rFonts w:ascii="Symbol" w:hAnsi="Symbol"/>
+      </w:rPr>
     </w:lvl>
   </w:abstractNum>
   <w:abstractNum w:abstractNumId="3">
     <w:lvl w:ilvl="0">
       <w:start w:val="1"/>
       <w:numFmt w:val="bullet"/>
-      <w:pStyle w:val="Style_53"/>
+      <w:pStyle w:val="Style_42"/>
       <w:suff w:val="tab"/>
       <w:lvlText w:val=""/>
       <w:lvlJc w:val="left"/>
       <w:pPr>
         <w:widowControl w:val="1"/>
         <w:tabs>
-          <w:tab w:leader="none" w:pos="360" w:val="left"/>
+          <w:tab w:leader="none" w:pos="1080" w:val="left"/>
         </w:tabs>
-        <w:ind w:hanging="360" w:left="360"/>
+        <w:ind w:hanging="360" w:left="1080"/>
       </w:pPr>
       <w:rPr>
         <w:rFonts w:ascii="Symbol" w:hAnsi="Symbol"/>
@@ -4478,7 +4548,7 @@
     <w:lvl w:ilvl="0">
       <w:start w:val="1"/>
       <w:numFmt w:val="decimal"/>
-      <w:pStyle w:val="Style_55"/>
+      <w:pStyle w:val="Style_47"/>
       <w:suff w:val="tab"/>
       <w:lvlText w:val="%1."/>
       <w:lvlJc w:val="left"/>
@@ -4494,10 +4564,10 @@
   <w:abstractNum w:abstractNumId="5">
     <w:lvl w:ilvl="0">
       <w:start w:val="1"/>
-      <w:numFmt w:val="bullet"/>
-      <w:pStyle w:val="Style_57"/>
+      <w:numFmt w:val="decimal"/>
+      <w:pStyle w:val="Style_58"/>
       <w:suff w:val="tab"/>
-      <w:lvlText w:val=""/>
+      <w:lvlText w:val="%1."/>
       <w:lvlJc w:val="left"/>
       <w:pPr>
         <w:widowControl w:val="1"/>
@@ -4506,9 +4576,6 @@
         </w:tabs>
         <w:ind w:hanging="360" w:left="1080"/>
       </w:pPr>
-      <w:rPr>
-        <w:rFonts w:ascii="Symbol" w:hAnsi="Symbol"/>
-      </w:rPr>
     </w:lvl>
   </w:abstractNum>
   <w:num w:numId="1">
@@ -4590,9 +4657,33 @@
     <w:link w:val="Style_2"/>
   </w:style>
   <w:style w:styleId="Style_3" w:type="paragraph">
+    <w:name w:val="Intense Reference"/>
+    <w:basedOn w:val="Style_4"/>
+    <w:link w:val="Style_3_ch"/>
+    <w:rPr>
+      <w:b w:val="1"/>
+      <w:smallCaps w:val="1"/>
+      <w:color w:themeColor="accent2" w:val="C0504D"/>
+      <w:spacing w:val="5"/>
+      <w:u w:val="single"/>
+    </w:rPr>
+  </w:style>
+  <w:style w:styleId="Style_3_ch" w:type="character">
+    <w:name w:val="Intense Reference"/>
+    <w:basedOn w:val="Style_4_ch"/>
+    <w:link w:val="Style_3"/>
+    <w:rPr>
+      <w:b w:val="1"/>
+      <w:smallCaps w:val="1"/>
+      <w:color w:themeColor="accent2" w:val="C0504D"/>
+      <w:spacing w:val="5"/>
+      <w:u w:val="single"/>
+    </w:rPr>
+  </w:style>
+  <w:style w:styleId="Style_5" w:type="paragraph">
     <w:name w:val="toc 2"/>
     <w:next w:val="Style_2"/>
-    <w:link w:val="Style_3_ch"/>
+    <w:link w:val="Style_5_ch"/>
     <w:uiPriority w:val="39"/>
     <w:pPr>
       <w:widowControl w:val="1"/>
@@ -4604,18 +4695,33 @@
       <w:sz w:val="28"/>
     </w:rPr>
   </w:style>
-  <w:style w:styleId="Style_3_ch" w:type="character">
+  <w:style w:styleId="Style_5_ch" w:type="character">
     <w:name w:val="toc 2"/>
-    <w:link w:val="Style_3"/>
+    <w:link w:val="Style_5"/>
     <w:rPr>
       <w:rFonts w:ascii="XO Thames" w:hAnsi="XO Thames"/>
       <w:sz w:val="28"/>
     </w:rPr>
   </w:style>
-  <w:style w:styleId="Style_4" w:type="paragraph">
+  <w:style w:styleId="Style_6" w:type="paragraph">
+    <w:name w:val="Body Text"/>
+    <w:basedOn w:val="Style_2"/>
+    <w:link w:val="Style_6_ch"/>
+    <w:pPr>
+      <w:widowControl w:val="1"/>
+      <w:spacing w:after="120"/>
+      <w:ind/>
+    </w:pPr>
+  </w:style>
+  <w:style w:styleId="Style_6_ch" w:type="character">
+    <w:name w:val="Body Text"/>
+    <w:basedOn w:val="Style_2_ch"/>
+    <w:link w:val="Style_6"/>
+  </w:style>
+  <w:style w:styleId="Style_7" w:type="paragraph">
     <w:name w:val="toc 4"/>
     <w:next w:val="Style_2"/>
-    <w:link w:val="Style_4_ch"/>
+    <w:link w:val="Style_7_ch"/>
     <w:uiPriority w:val="39"/>
     <w:pPr>
       <w:widowControl w:val="1"/>
@@ -4627,32 +4733,19 @@
       <w:sz w:val="28"/>
     </w:rPr>
   </w:style>
-  <w:style w:styleId="Style_4_ch" w:type="character">
+  <w:style w:styleId="Style_7_ch" w:type="character">
     <w:name w:val="toc 4"/>
-    <w:link w:val="Style_4"/>
+    <w:link w:val="Style_7"/>
     <w:rPr>
       <w:rFonts w:ascii="XO Thames" w:hAnsi="XO Thames"/>
       <w:sz w:val="28"/>
     </w:rPr>
   </w:style>
-  <w:style w:styleId="Style_5" w:type="paragraph">
-    <w:name w:val="No Spacing"/>
-    <w:link w:val="Style_5_ch"/>
-    <w:pPr>
-      <w:widowControl w:val="1"/>
-      <w:spacing w:after="0" w:line="240" w:lineRule="auto"/>
-      <w:ind/>
-    </w:pPr>
-  </w:style>
-  <w:style w:styleId="Style_5_ch" w:type="character">
-    <w:name w:val="No Spacing"/>
-    <w:link w:val="Style_5"/>
-  </w:style>
-  <w:style w:styleId="Style_6" w:type="paragraph">
+  <w:style w:styleId="Style_8" w:type="paragraph">
     <w:name w:val="heading 7"/>
     <w:basedOn w:val="Style_2"/>
     <w:next w:val="Style_2"/>
-    <w:link w:val="Style_6_ch"/>
+    <w:link w:val="Style_8_ch"/>
     <w:uiPriority w:val="9"/>
     <w:qFormat/>
     <w:pPr>
@@ -4669,20 +4762,38 @@
       <w:color w:themeColor="text1" w:themeTint="BF" w:val="404040"/>
     </w:rPr>
   </w:style>
-  <w:style w:styleId="Style_6_ch" w:type="character">
+  <w:style w:styleId="Style_8_ch" w:type="character">
     <w:name w:val="heading 7"/>
     <w:basedOn w:val="Style_2_ch"/>
-    <w:link w:val="Style_6"/>
+    <w:link w:val="Style_8"/>
     <w:rPr>
       <w:rFonts w:asciiTheme="majorAscii" w:hAnsiTheme="majorHAnsi"/>
       <w:i w:val="1"/>
       <w:color w:themeColor="text1" w:themeTint="BF" w:val="404040"/>
     </w:rPr>
   </w:style>
-  <w:style w:styleId="Style_7" w:type="paragraph">
+  <w:style w:styleId="Style_9" w:type="paragraph">
+    <w:name w:val="List Bullet 2"/>
+    <w:basedOn w:val="Style_2"/>
+    <w:link w:val="Style_9_ch"/>
+    <w:pPr>
+      <w:widowControl w:val="1"/>
+      <w:numPr>
+        <w:numId w:val="1"/>
+      </w:numPr>
+      <w:ind/>
+      <w:contextualSpacing w:val="1"/>
+    </w:pPr>
+  </w:style>
+  <w:style w:styleId="Style_9_ch" w:type="character">
+    <w:name w:val="List Bullet 2"/>
+    <w:basedOn w:val="Style_2_ch"/>
+    <w:link w:val="Style_9"/>
+  </w:style>
+  <w:style w:styleId="Style_10" w:type="paragraph">
     <w:name w:val="toc 6"/>
     <w:next w:val="Style_2"/>
-    <w:link w:val="Style_7_ch"/>
+    <w:link w:val="Style_10_ch"/>
     <w:uiPriority w:val="39"/>
     <w:pPr>
       <w:widowControl w:val="1"/>
@@ -4694,18 +4805,18 @@
       <w:sz w:val="28"/>
     </w:rPr>
   </w:style>
-  <w:style w:styleId="Style_7_ch" w:type="character">
+  <w:style w:styleId="Style_10_ch" w:type="character">
     <w:name w:val="toc 6"/>
-    <w:link w:val="Style_7"/>
+    <w:link w:val="Style_10"/>
     <w:rPr>
       <w:rFonts w:ascii="XO Thames" w:hAnsi="XO Thames"/>
       <w:sz w:val="28"/>
     </w:rPr>
   </w:style>
-  <w:style w:styleId="Style_8" w:type="paragraph">
+  <w:style w:styleId="Style_11" w:type="paragraph">
     <w:name w:val="toc 7"/>
     <w:next w:val="Style_2"/>
-    <w:link w:val="Style_8_ch"/>
+    <w:link w:val="Style_11_ch"/>
     <w:uiPriority w:val="39"/>
     <w:pPr>
       <w:widowControl w:val="1"/>
@@ -4717,18 +4828,132 @@
       <w:sz w:val="28"/>
     </w:rPr>
   </w:style>
-  <w:style w:styleId="Style_8_ch" w:type="character">
+  <w:style w:styleId="Style_11_ch" w:type="character">
     <w:name w:val="toc 7"/>
-    <w:link w:val="Style_8"/>
+    <w:link w:val="Style_11"/>
     <w:rPr>
       <w:rFonts w:ascii="XO Thames" w:hAnsi="XO Thames"/>
       <w:sz w:val="28"/>
     </w:rPr>
   </w:style>
-  <w:style w:styleId="Style_9" w:type="paragraph">
+  <w:style w:styleId="Style_12" w:type="paragraph">
+    <w:name w:val="List Continue 2"/>
+    <w:basedOn w:val="Style_2"/>
+    <w:link w:val="Style_12_ch"/>
+    <w:pPr>
+      <w:widowControl w:val="1"/>
+      <w:spacing w:after="120"/>
+      <w:ind w:left="720"/>
+      <w:contextualSpacing w:val="1"/>
+    </w:pPr>
+  </w:style>
+  <w:style w:styleId="Style_12_ch" w:type="character">
+    <w:name w:val="List Continue 2"/>
+    <w:basedOn w:val="Style_2_ch"/>
+    <w:link w:val="Style_12"/>
+  </w:style>
+  <w:style w:styleId="Style_13" w:type="paragraph">
+    <w:name w:val="caption"/>
+    <w:basedOn w:val="Style_2"/>
+    <w:next w:val="Style_2"/>
+    <w:link w:val="Style_13_ch"/>
+    <w:pPr>
+      <w:widowControl w:val="1"/>
+      <w:spacing w:line="240" w:lineRule="auto"/>
+      <w:ind/>
+    </w:pPr>
+    <w:rPr>
+      <w:b w:val="1"/>
+      <w:color w:themeColor="accent1" w:val="4F81BD"/>
+      <w:sz w:val="18"/>
+    </w:rPr>
+  </w:style>
+  <w:style w:styleId="Style_13_ch" w:type="character">
+    <w:name w:val="caption"/>
+    <w:basedOn w:val="Style_2_ch"/>
+    <w:link w:val="Style_13"/>
+    <w:rPr>
+      <w:b w:val="1"/>
+      <w:color w:themeColor="accent1" w:val="4F81BD"/>
+      <w:sz w:val="18"/>
+    </w:rPr>
+  </w:style>
+  <w:style w:styleId="Style_14" w:type="paragraph">
+    <w:name w:val="Intense Emphasis"/>
+    <w:basedOn w:val="Style_4"/>
+    <w:link w:val="Style_14_ch"/>
+    <w:rPr>
+      <w:b w:val="1"/>
+      <w:i w:val="1"/>
+      <w:color w:themeColor="accent1" w:val="4F81BD"/>
+    </w:rPr>
+  </w:style>
+  <w:style w:styleId="Style_14_ch" w:type="character">
+    <w:name w:val="Intense Emphasis"/>
+    <w:basedOn w:val="Style_4_ch"/>
+    <w:link w:val="Style_14"/>
+    <w:rPr>
+      <w:b w:val="1"/>
+      <w:i w:val="1"/>
+      <w:color w:themeColor="accent1" w:val="4F81BD"/>
+    </w:rPr>
+  </w:style>
+  <w:style w:styleId="Style_15" w:type="paragraph">
+    <w:name w:val="Endnote"/>
+    <w:link w:val="Style_15_ch"/>
+    <w:pPr>
+      <w:widowControl w:val="1"/>
+      <w:ind w:firstLine="851" w:left="0"/>
+      <w:jc w:val="both"/>
+    </w:pPr>
+    <w:rPr>
+      <w:rFonts w:ascii="XO Thames" w:hAnsi="XO Thames"/>
+      <w:sz w:val="22"/>
+    </w:rPr>
+  </w:style>
+  <w:style w:styleId="Style_15_ch" w:type="character">
+    <w:name w:val="Endnote"/>
+    <w:link w:val="Style_15"/>
+    <w:rPr>
+      <w:rFonts w:ascii="XO Thames" w:hAnsi="XO Thames"/>
+      <w:sz w:val="22"/>
+    </w:rPr>
+  </w:style>
+  <w:style w:styleId="Style_16" w:type="paragraph">
+    <w:name w:val="heading 3"/>
+    <w:basedOn w:val="Style_2"/>
+    <w:next w:val="Style_2"/>
+    <w:link w:val="Style_16_ch"/>
+    <w:uiPriority w:val="9"/>
+    <w:qFormat/>
+    <w:pPr>
+      <w:keepNext w:val="1"/>
+      <w:keepLines w:val="1"/>
+      <w:widowControl w:val="1"/>
+      <w:spacing w:after="0" w:before="200"/>
+      <w:ind/>
+      <w:outlineLvl w:val="2"/>
+    </w:pPr>
+    <w:rPr>
+      <w:rFonts w:asciiTheme="majorAscii" w:hAnsiTheme="majorHAnsi"/>
+      <w:b w:val="1"/>
+      <w:color w:themeColor="accent1" w:val="4F81BD"/>
+    </w:rPr>
+  </w:style>
+  <w:style w:styleId="Style_16_ch" w:type="character">
+    <w:name w:val="heading 3"/>
+    <w:basedOn w:val="Style_2_ch"/>
+    <w:link w:val="Style_16"/>
+    <w:rPr>
+      <w:rFonts w:asciiTheme="majorAscii" w:hAnsiTheme="majorHAnsi"/>
+      <w:b w:val="1"/>
+      <w:color w:themeColor="accent1" w:val="4F81BD"/>
+    </w:rPr>
+  </w:style>
+  <w:style w:styleId="Style_17" w:type="paragraph">
     <w:name w:val="footer"/>
     <w:basedOn w:val="Style_2"/>
-    <w:link w:val="Style_9_ch"/>
+    <w:link w:val="Style_17_ch"/>
     <w:pPr>
       <w:widowControl w:val="1"/>
       <w:tabs>
@@ -4739,248 +4964,31 @@
       <w:ind/>
     </w:pPr>
   </w:style>
-  <w:style w:styleId="Style_9_ch" w:type="character">
+  <w:style w:styleId="Style_17_ch" w:type="character">
     <w:name w:val="footer"/>
     <w:basedOn w:val="Style_2_ch"/>
-    <w:link w:val="Style_9"/>
-  </w:style>
-  <w:style w:styleId="Style_10" w:type="paragraph">
-    <w:name w:val="Endnote"/>
-    <w:link w:val="Style_10_ch"/>
-    <w:pPr>
-      <w:widowControl w:val="1"/>
-      <w:ind w:firstLine="851" w:left="0"/>
-      <w:jc w:val="both"/>
-    </w:pPr>
-    <w:rPr>
-      <w:rFonts w:ascii="XO Thames" w:hAnsi="XO Thames"/>
-      <w:sz w:val="22"/>
-    </w:rPr>
-  </w:style>
-  <w:style w:styleId="Style_10_ch" w:type="character">
-    <w:name w:val="Endnote"/>
-    <w:link w:val="Style_10"/>
-    <w:rPr>
-      <w:rFonts w:ascii="XO Thames" w:hAnsi="XO Thames"/>
-      <w:sz w:val="22"/>
-    </w:rPr>
-  </w:style>
-  <w:style w:styleId="Style_11" w:type="paragraph">
-    <w:name w:val="heading 3"/>
-    <w:basedOn w:val="Style_2"/>
-    <w:next w:val="Style_2"/>
-    <w:link w:val="Style_11_ch"/>
-    <w:uiPriority w:val="9"/>
-    <w:qFormat/>
-    <w:pPr>
-      <w:keepNext w:val="1"/>
-      <w:keepLines w:val="1"/>
-      <w:widowControl w:val="1"/>
-      <w:spacing w:after="0" w:before="200"/>
-      <w:ind/>
-      <w:outlineLvl w:val="2"/>
-    </w:pPr>
-    <w:rPr>
-      <w:rFonts w:asciiTheme="majorAscii" w:hAnsiTheme="majorHAnsi"/>
-      <w:b w:val="1"/>
-      <w:color w:themeColor="accent1" w:val="4F81BD"/>
-    </w:rPr>
-  </w:style>
-  <w:style w:styleId="Style_11_ch" w:type="character">
-    <w:name w:val="heading 3"/>
-    <w:basedOn w:val="Style_2_ch"/>
-    <w:link w:val="Style_11"/>
-    <w:rPr>
-      <w:rFonts w:asciiTheme="majorAscii" w:hAnsiTheme="majorHAnsi"/>
-      <w:b w:val="1"/>
-      <w:color w:themeColor="accent1" w:val="4F81BD"/>
-    </w:rPr>
-  </w:style>
-  <w:style w:styleId="Style_12" w:type="paragraph">
-    <w:name w:val="List 2"/>
-    <w:basedOn w:val="Style_2"/>
-    <w:link w:val="Style_12_ch"/>
-    <w:pPr>
-      <w:widowControl w:val="1"/>
-      <w:ind w:hanging="360" w:left="720"/>
-      <w:contextualSpacing w:val="1"/>
-    </w:pPr>
-  </w:style>
-  <w:style w:styleId="Style_12_ch" w:type="character">
-    <w:name w:val="List 2"/>
-    <w:basedOn w:val="Style_2_ch"/>
-    <w:link w:val="Style_12"/>
-  </w:style>
-  <w:style w:styleId="Style_13" w:type="paragraph">
-    <w:name w:val="List"/>
-    <w:basedOn w:val="Style_2"/>
-    <w:link w:val="Style_13_ch"/>
-    <w:pPr>
-      <w:widowControl w:val="1"/>
-      <w:ind w:hanging="360" w:left="360"/>
-      <w:contextualSpacing w:val="1"/>
-    </w:pPr>
-  </w:style>
-  <w:style w:styleId="Style_13_ch" w:type="character">
-    <w:name w:val="List"/>
-    <w:basedOn w:val="Style_2_ch"/>
-    <w:link w:val="Style_13"/>
-  </w:style>
-  <w:style w:styleId="Style_14" w:type="paragraph">
-    <w:name w:val="heading 9"/>
-    <w:basedOn w:val="Style_2"/>
-    <w:next w:val="Style_2"/>
-    <w:link w:val="Style_14_ch"/>
-    <w:uiPriority w:val="9"/>
-    <w:qFormat/>
-    <w:pPr>
-      <w:keepNext w:val="1"/>
-      <w:keepLines w:val="1"/>
-      <w:widowControl w:val="1"/>
-      <w:spacing w:after="0" w:before="200"/>
-      <w:ind/>
-      <w:outlineLvl w:val="8"/>
-    </w:pPr>
-    <w:rPr>
-      <w:rFonts w:asciiTheme="majorAscii" w:hAnsiTheme="majorHAnsi"/>
-      <w:i w:val="1"/>
-      <w:color w:themeColor="text1" w:themeTint="BF" w:val="404040"/>
-      <w:sz w:val="20"/>
-    </w:rPr>
-  </w:style>
-  <w:style w:styleId="Style_14_ch" w:type="character">
-    <w:name w:val="heading 9"/>
-    <w:basedOn w:val="Style_2_ch"/>
-    <w:link w:val="Style_14"/>
-    <w:rPr>
-      <w:rFonts w:asciiTheme="majorAscii" w:hAnsiTheme="majorHAnsi"/>
-      <w:i w:val="1"/>
-      <w:color w:themeColor="text1" w:themeTint="BF" w:val="404040"/>
-      <w:sz w:val="20"/>
-    </w:rPr>
-  </w:style>
-  <w:style w:styleId="Style_15" w:type="paragraph">
-    <w:name w:val="Default Paragraph Font"/>
-    <w:link w:val="Style_15_ch"/>
-  </w:style>
-  <w:style w:styleId="Style_15_ch" w:type="character">
-    <w:name w:val="Default Paragraph Font"/>
-    <w:link w:val="Style_15"/>
-  </w:style>
-  <w:style w:styleId="Style_16" w:type="paragraph">
-    <w:name w:val="Body Text 2"/>
-    <w:basedOn w:val="Style_2"/>
-    <w:link w:val="Style_16_ch"/>
-    <w:pPr>
-      <w:widowControl w:val="1"/>
-      <w:spacing w:after="120" w:line="480" w:lineRule="auto"/>
-      <w:ind/>
-    </w:pPr>
-  </w:style>
-  <w:style w:styleId="Style_16_ch" w:type="character">
-    <w:name w:val="Body Text 2"/>
-    <w:basedOn w:val="Style_2_ch"/>
-    <w:link w:val="Style_16"/>
-  </w:style>
-  <w:style w:styleId="Style_17" w:type="paragraph">
-    <w:name w:val="Book Title"/>
-    <w:basedOn w:val="Style_15"/>
-    <w:link w:val="Style_17_ch"/>
-    <w:rPr>
-      <w:b w:val="1"/>
-      <w:smallCaps w:val="1"/>
-      <w:spacing w:val="5"/>
-    </w:rPr>
-  </w:style>
-  <w:style w:styleId="Style_17_ch" w:type="character">
-    <w:name w:val="Book Title"/>
-    <w:basedOn w:val="Style_15_ch"/>
     <w:link w:val="Style_17"/>
-    <w:rPr>
-      <w:b w:val="1"/>
-      <w:smallCaps w:val="1"/>
-      <w:spacing w:val="5"/>
-    </w:rPr>
   </w:style>
   <w:style w:styleId="Style_18" w:type="paragraph">
-    <w:name w:val="List Continue"/>
+    <w:name w:val="List Paragraph"/>
     <w:basedOn w:val="Style_2"/>
     <w:link w:val="Style_18_ch"/>
     <w:pPr>
       <w:widowControl w:val="1"/>
-      <w:spacing w:after="120"/>
-      <w:ind w:left="360"/>
+      <w:ind w:left="720"/>
       <w:contextualSpacing w:val="1"/>
     </w:pPr>
   </w:style>
   <w:style w:styleId="Style_18_ch" w:type="character">
-    <w:name w:val="List Continue"/>
+    <w:name w:val="List Paragraph"/>
     <w:basedOn w:val="Style_2_ch"/>
     <w:link w:val="Style_18"/>
   </w:style>
   <w:style w:styleId="Style_19" w:type="paragraph">
-    <w:name w:val="TOC Heading"/>
-    <w:basedOn w:val="Style_20"/>
-    <w:next w:val="Style_2"/>
-    <w:link w:val="Style_19_ch"/>
-    <w:pPr>
-      <w:widowControl w:val="1"/>
-      <w:ind/>
-      <w:outlineLvl w:val="8"/>
-    </w:pPr>
-  </w:style>
-  <w:style w:styleId="Style_19_ch" w:type="character">
-    <w:name w:val="TOC Heading"/>
-    <w:basedOn w:val="Style_20_ch"/>
-    <w:link w:val="Style_19"/>
-  </w:style>
-  <w:style w:styleId="Style_21" w:type="paragraph">
-    <w:name w:val="toc 3"/>
-    <w:next w:val="Style_2"/>
-    <w:link w:val="Style_21_ch"/>
-    <w:uiPriority w:val="39"/>
-    <w:pPr>
-      <w:widowControl w:val="1"/>
-      <w:ind w:firstLine="0" w:left="400"/>
-      <w:jc w:val="left"/>
-    </w:pPr>
-    <w:rPr>
-      <w:rFonts w:ascii="XO Thames" w:hAnsi="XO Thames"/>
-      <w:sz w:val="28"/>
-    </w:rPr>
-  </w:style>
-  <w:style w:styleId="Style_21_ch" w:type="character">
-    <w:name w:val="toc 3"/>
-    <w:link w:val="Style_21"/>
-    <w:rPr>
-      <w:rFonts w:ascii="XO Thames" w:hAnsi="XO Thames"/>
-      <w:sz w:val="28"/>
-    </w:rPr>
-  </w:style>
-  <w:style w:styleId="Style_22" w:type="paragraph">
-    <w:name w:val="header"/>
-    <w:basedOn w:val="Style_2"/>
-    <w:link w:val="Style_22_ch"/>
-    <w:pPr>
-      <w:widowControl w:val="1"/>
-      <w:tabs>
-        <w:tab w:leader="none" w:pos="4680" w:val="center"/>
-        <w:tab w:leader="none" w:pos="9360" w:val="right"/>
-      </w:tabs>
-      <w:spacing w:after="0" w:line="240" w:lineRule="auto"/>
-      <w:ind/>
-    </w:pPr>
-  </w:style>
-  <w:style w:styleId="Style_22_ch" w:type="character">
-    <w:name w:val="header"/>
-    <w:basedOn w:val="Style_2_ch"/>
-    <w:link w:val="Style_22"/>
-  </w:style>
-  <w:style w:styleId="Style_23" w:type="paragraph">
     <w:name w:val="Intense Quote"/>
     <w:basedOn w:val="Style_2"/>
     <w:next w:val="Style_2"/>
-    <w:link w:val="Style_23_ch"/>
+    <w:link w:val="Style_19_ch"/>
     <w:pPr>
       <w:widowControl w:val="1"/>
       <w:pBdr>
@@ -4995,20 +5003,148 @@
       <w:color w:themeColor="accent1" w:val="4F81BD"/>
     </w:rPr>
   </w:style>
-  <w:style w:styleId="Style_23_ch" w:type="character">
+  <w:style w:styleId="Style_19_ch" w:type="character">
     <w:name w:val="Intense Quote"/>
     <w:basedOn w:val="Style_2_ch"/>
-    <w:link w:val="Style_23"/>
+    <w:link w:val="Style_19"/>
     <w:rPr>
       <w:b w:val="1"/>
       <w:i w:val="1"/>
       <w:color w:themeColor="accent1" w:val="4F81BD"/>
     </w:rPr>
   </w:style>
+  <w:style w:styleId="Style_20" w:type="paragraph">
+    <w:name w:val="List Number 2"/>
+    <w:basedOn w:val="Style_2"/>
+    <w:link w:val="Style_20_ch"/>
+    <w:pPr>
+      <w:widowControl w:val="1"/>
+      <w:numPr>
+        <w:numId w:val="2"/>
+      </w:numPr>
+      <w:ind/>
+      <w:contextualSpacing w:val="1"/>
+    </w:pPr>
+  </w:style>
+  <w:style w:styleId="Style_20_ch" w:type="character">
+    <w:name w:val="List Number 2"/>
+    <w:basedOn w:val="Style_2_ch"/>
+    <w:link w:val="Style_20"/>
+  </w:style>
+  <w:style w:styleId="Style_21" w:type="paragraph">
+    <w:name w:val="heading 9"/>
+    <w:basedOn w:val="Style_2"/>
+    <w:next w:val="Style_2"/>
+    <w:link w:val="Style_21_ch"/>
+    <w:uiPriority w:val="9"/>
+    <w:qFormat/>
+    <w:pPr>
+      <w:keepNext w:val="1"/>
+      <w:keepLines w:val="1"/>
+      <w:widowControl w:val="1"/>
+      <w:spacing w:after="0" w:before="200"/>
+      <w:ind/>
+      <w:outlineLvl w:val="8"/>
+    </w:pPr>
+    <w:rPr>
+      <w:rFonts w:asciiTheme="majorAscii" w:hAnsiTheme="majorHAnsi"/>
+      <w:i w:val="1"/>
+      <w:color w:themeColor="text1" w:themeTint="BF" w:val="404040"/>
+      <w:sz w:val="20"/>
+    </w:rPr>
+  </w:style>
+  <w:style w:styleId="Style_21_ch" w:type="character">
+    <w:name w:val="heading 9"/>
+    <w:basedOn w:val="Style_2_ch"/>
+    <w:link w:val="Style_21"/>
+    <w:rPr>
+      <w:rFonts w:asciiTheme="majorAscii" w:hAnsiTheme="majorHAnsi"/>
+      <w:i w:val="1"/>
+      <w:color w:themeColor="text1" w:themeTint="BF" w:val="404040"/>
+      <w:sz w:val="20"/>
+    </w:rPr>
+  </w:style>
+  <w:style w:styleId="Style_22" w:type="paragraph">
+    <w:name w:val="Book Title"/>
+    <w:basedOn w:val="Style_4"/>
+    <w:link w:val="Style_22_ch"/>
+    <w:rPr>
+      <w:b w:val="1"/>
+      <w:smallCaps w:val="1"/>
+      <w:spacing w:val="5"/>
+    </w:rPr>
+  </w:style>
+  <w:style w:styleId="Style_22_ch" w:type="character">
+    <w:name w:val="Book Title"/>
+    <w:basedOn w:val="Style_4_ch"/>
+    <w:link w:val="Style_22"/>
+    <w:rPr>
+      <w:b w:val="1"/>
+      <w:smallCaps w:val="1"/>
+      <w:spacing w:val="5"/>
+    </w:rPr>
+  </w:style>
+  <w:style w:styleId="Style_23" w:type="paragraph">
+    <w:name w:val="Subtle Emphasis"/>
+    <w:basedOn w:val="Style_4"/>
+    <w:link w:val="Style_23_ch"/>
+    <w:rPr>
+      <w:i w:val="1"/>
+      <w:color w:themeColor="text1" w:themeTint="7F" w:val="808080"/>
+    </w:rPr>
+  </w:style>
+  <w:style w:styleId="Style_23_ch" w:type="character">
+    <w:name w:val="Subtle Emphasis"/>
+    <w:basedOn w:val="Style_4_ch"/>
+    <w:link w:val="Style_23"/>
+    <w:rPr>
+      <w:i w:val="1"/>
+      <w:color w:themeColor="text1" w:themeTint="7F" w:val="808080"/>
+    </w:rPr>
+  </w:style>
   <w:style w:styleId="Style_24" w:type="paragraph">
+    <w:name w:val="toc 3"/>
+    <w:next w:val="Style_2"/>
+    <w:link w:val="Style_24_ch"/>
+    <w:uiPriority w:val="39"/>
+    <w:pPr>
+      <w:widowControl w:val="1"/>
+      <w:ind w:firstLine="0" w:left="400"/>
+      <w:jc w:val="left"/>
+    </w:pPr>
+    <w:rPr>
+      <w:rFonts w:ascii="XO Thames" w:hAnsi="XO Thames"/>
+      <w:sz w:val="28"/>
+    </w:rPr>
+  </w:style>
+  <w:style w:styleId="Style_24_ch" w:type="character">
+    <w:name w:val="toc 3"/>
+    <w:link w:val="Style_24"/>
+    <w:rPr>
+      <w:rFonts w:ascii="XO Thames" w:hAnsi="XO Thames"/>
+      <w:sz w:val="28"/>
+    </w:rPr>
+  </w:style>
+  <w:style w:styleId="Style_25" w:type="paragraph">
+    <w:name w:val="Strong"/>
+    <w:basedOn w:val="Style_4"/>
+    <w:link w:val="Style_25_ch"/>
+    <w:rPr>
+      <w:b w:val="1"/>
+    </w:rPr>
+  </w:style>
+  <w:style w:styleId="Style_25_ch" w:type="character">
+    <w:name w:val="Strong"/>
+    <w:basedOn w:val="Style_4_ch"/>
+    <w:link w:val="Style_25"/>
+    <w:rPr>
+      <w:b w:val="1"/>
+    </w:rPr>
+  </w:style>
+  <w:style w:styleId="Style_26" w:type="paragraph">
     <w:name w:val="List Continue 3"/>
     <w:basedOn w:val="Style_2"/>
-    <w:link w:val="Style_24_ch"/>
+    <w:link w:val="Style_26_ch"/>
     <w:pPr>
       <w:widowControl w:val="1"/>
       <w:spacing w:after="120"/>
@@ -5016,112 +5152,29 @@
       <w:contextualSpacing w:val="1"/>
     </w:pPr>
   </w:style>
-  <w:style w:styleId="Style_24_ch" w:type="character">
+  <w:style w:styleId="Style_26_ch" w:type="character">
     <w:name w:val="List Continue 3"/>
     <w:basedOn w:val="Style_2_ch"/>
-    <w:link w:val="Style_24"/>
-  </w:style>
-  <w:style w:styleId="Style_25" w:type="paragraph">
+    <w:link w:val="Style_26"/>
+  </w:style>
+  <w:style w:styleId="Style_27" w:type="paragraph">
+    <w:name w:val="Emphasis"/>
+    <w:basedOn w:val="Style_4"/>
+    <w:link w:val="Style_27_ch"/>
+    <w:rPr>
+      <w:i w:val="1"/>
+    </w:rPr>
+  </w:style>
+  <w:style w:styleId="Style_27_ch" w:type="character">
+    <w:name w:val="Emphasis"/>
+    <w:basedOn w:val="Style_4_ch"/>
+    <w:link w:val="Style_27"/>
+    <w:rPr>
+      <w:i w:val="1"/>
+    </w:rPr>
+  </w:style>
+  <w:style w:styleId="Style_28" w:type="paragraph">
     <w:name w:val="heading 5"/>
-    <w:basedOn w:val="Style_2"/>
-    <w:next w:val="Style_2"/>
-    <w:link w:val="Style_25_ch"/>
-    <w:uiPriority w:val="9"/>
-    <w:qFormat/>
-    <w:pPr>
-      <w:keepNext w:val="1"/>
-      <w:keepLines w:val="1"/>
-      <w:widowControl w:val="1"/>
-      <w:spacing w:after="0" w:before="200"/>
-      <w:ind/>
-      <w:outlineLvl w:val="4"/>
-    </w:pPr>
-    <w:rPr>
-      <w:rFonts w:asciiTheme="majorAscii" w:hAnsiTheme="majorHAnsi"/>
-      <w:color w:themeColor="accent1" w:themeShade="7F" w:val="244061"/>
-    </w:rPr>
-  </w:style>
-  <w:style w:styleId="Style_25_ch" w:type="character">
-    <w:name w:val="heading 5"/>
-    <w:basedOn w:val="Style_2_ch"/>
-    <w:link w:val="Style_25"/>
-    <w:rPr>
-      <w:rFonts w:asciiTheme="majorAscii" w:hAnsiTheme="majorHAnsi"/>
-      <w:color w:themeColor="accent1" w:themeShade="7F" w:val="244061"/>
-    </w:rPr>
-  </w:style>
-  <w:style w:styleId="Style_20" w:type="paragraph">
-    <w:name w:val="heading 1"/>
-    <w:basedOn w:val="Style_2"/>
-    <w:next w:val="Style_2"/>
-    <w:link w:val="Style_20_ch"/>
-    <w:uiPriority w:val="9"/>
-    <w:qFormat/>
-    <w:pPr>
-      <w:keepNext w:val="1"/>
-      <w:keepLines w:val="1"/>
-      <w:widowControl w:val="1"/>
-      <w:spacing w:after="0" w:before="480"/>
-      <w:ind/>
-      <w:outlineLvl w:val="0"/>
-    </w:pPr>
-    <w:rPr>
-      <w:rFonts w:asciiTheme="majorAscii" w:hAnsiTheme="majorHAnsi"/>
-      <w:b w:val="1"/>
-      <w:color w:themeColor="accent1" w:themeShade="BF" w:val="376092"/>
-      <w:sz w:val="28"/>
-    </w:rPr>
-  </w:style>
-  <w:style w:styleId="Style_20_ch" w:type="character">
-    <w:name w:val="heading 1"/>
-    <w:basedOn w:val="Style_2_ch"/>
-    <w:link w:val="Style_20"/>
-    <w:rPr>
-      <w:rFonts w:asciiTheme="majorAscii" w:hAnsiTheme="majorHAnsi"/>
-      <w:b w:val="1"/>
-      <w:color w:themeColor="accent1" w:themeShade="BF" w:val="376092"/>
-      <w:sz w:val="28"/>
-    </w:rPr>
-  </w:style>
-  <w:style w:styleId="Style_26" w:type="paragraph">
-    <w:name w:val="Hyperlink"/>
-    <w:link w:val="Style_26_ch"/>
-    <w:rPr>
-      <w:color w:val="0000FF"/>
-      <w:u w:val="single"/>
-    </w:rPr>
-  </w:style>
-  <w:style w:styleId="Style_26_ch" w:type="character">
-    <w:name w:val="Hyperlink"/>
-    <w:link w:val="Style_26"/>
-    <w:rPr>
-      <w:color w:val="0000FF"/>
-      <w:u w:val="single"/>
-    </w:rPr>
-  </w:style>
-  <w:style w:styleId="Style_27" w:type="paragraph">
-    <w:name w:val="Footnote"/>
-    <w:link w:val="Style_27_ch"/>
-    <w:pPr>
-      <w:widowControl w:val="1"/>
-      <w:ind w:firstLine="851" w:left="0"/>
-      <w:jc w:val="both"/>
-    </w:pPr>
-    <w:rPr>
-      <w:rFonts w:ascii="XO Thames" w:hAnsi="XO Thames"/>
-      <w:sz w:val="22"/>
-    </w:rPr>
-  </w:style>
-  <w:style w:styleId="Style_27_ch" w:type="character">
-    <w:name w:val="Footnote"/>
-    <w:link w:val="Style_27"/>
-    <w:rPr>
-      <w:rFonts w:ascii="XO Thames" w:hAnsi="XO Thames"/>
-      <w:sz w:val="22"/>
-    </w:rPr>
-  </w:style>
-  <w:style w:styleId="Style_28" w:type="paragraph">
-    <w:name w:val="heading 8"/>
     <w:basedOn w:val="Style_2"/>
     <w:next w:val="Style_2"/>
     <w:link w:val="Style_28_ch"/>
@@ -5133,6 +5186,105 @@
       <w:widowControl w:val="1"/>
       <w:spacing w:after="0" w:before="200"/>
       <w:ind/>
+      <w:outlineLvl w:val="4"/>
+    </w:pPr>
+    <w:rPr>
+      <w:rFonts w:asciiTheme="majorAscii" w:hAnsiTheme="majorHAnsi"/>
+      <w:color w:themeColor="accent1" w:themeShade="7F" w:val="244061"/>
+    </w:rPr>
+  </w:style>
+  <w:style w:styleId="Style_28_ch" w:type="character">
+    <w:name w:val="heading 5"/>
+    <w:basedOn w:val="Style_2_ch"/>
+    <w:link w:val="Style_28"/>
+    <w:rPr>
+      <w:rFonts w:asciiTheme="majorAscii" w:hAnsiTheme="majorHAnsi"/>
+      <w:color w:themeColor="accent1" w:themeShade="7F" w:val="244061"/>
+    </w:rPr>
+  </w:style>
+  <w:style w:styleId="Style_29" w:type="paragraph">
+    <w:name w:val="heading 1"/>
+    <w:basedOn w:val="Style_2"/>
+    <w:next w:val="Style_2"/>
+    <w:link w:val="Style_29_ch"/>
+    <w:uiPriority w:val="9"/>
+    <w:qFormat/>
+    <w:pPr>
+      <w:keepNext w:val="1"/>
+      <w:keepLines w:val="1"/>
+      <w:widowControl w:val="1"/>
+      <w:spacing w:after="0" w:before="480"/>
+      <w:ind/>
+      <w:outlineLvl w:val="0"/>
+    </w:pPr>
+    <w:rPr>
+      <w:rFonts w:asciiTheme="majorAscii" w:hAnsiTheme="majorHAnsi"/>
+      <w:b w:val="1"/>
+      <w:color w:themeColor="accent1" w:themeShade="BF" w:val="376092"/>
+      <w:sz w:val="28"/>
+    </w:rPr>
+  </w:style>
+  <w:style w:styleId="Style_29_ch" w:type="character">
+    <w:name w:val="heading 1"/>
+    <w:basedOn w:val="Style_2_ch"/>
+    <w:link w:val="Style_29"/>
+    <w:rPr>
+      <w:rFonts w:asciiTheme="majorAscii" w:hAnsiTheme="majorHAnsi"/>
+      <w:b w:val="1"/>
+      <w:color w:themeColor="accent1" w:themeShade="BF" w:val="376092"/>
+      <w:sz w:val="28"/>
+    </w:rPr>
+  </w:style>
+  <w:style w:styleId="Style_30" w:type="paragraph">
+    <w:name w:val="Hyperlink"/>
+    <w:link w:val="Style_30_ch"/>
+    <w:rPr>
+      <w:color w:val="0000FF"/>
+      <w:u w:val="single"/>
+    </w:rPr>
+  </w:style>
+  <w:style w:styleId="Style_30_ch" w:type="character">
+    <w:name w:val="Hyperlink"/>
+    <w:link w:val="Style_30"/>
+    <w:rPr>
+      <w:color w:val="0000FF"/>
+      <w:u w:val="single"/>
+    </w:rPr>
+  </w:style>
+  <w:style w:styleId="Style_31" w:type="paragraph">
+    <w:name w:val="Footnote"/>
+    <w:link w:val="Style_31_ch"/>
+    <w:pPr>
+      <w:widowControl w:val="1"/>
+      <w:ind w:firstLine="851" w:left="0"/>
+      <w:jc w:val="both"/>
+    </w:pPr>
+    <w:rPr>
+      <w:rFonts w:ascii="XO Thames" w:hAnsi="XO Thames"/>
+      <w:sz w:val="22"/>
+    </w:rPr>
+  </w:style>
+  <w:style w:styleId="Style_31_ch" w:type="character">
+    <w:name w:val="Footnote"/>
+    <w:link w:val="Style_31"/>
+    <w:rPr>
+      <w:rFonts w:ascii="XO Thames" w:hAnsi="XO Thames"/>
+      <w:sz w:val="22"/>
+    </w:rPr>
+  </w:style>
+  <w:style w:styleId="Style_32" w:type="paragraph">
+    <w:name w:val="heading 8"/>
+    <w:basedOn w:val="Style_2"/>
+    <w:next w:val="Style_2"/>
+    <w:link w:val="Style_32_ch"/>
+    <w:uiPriority w:val="9"/>
+    <w:qFormat/>
+    <w:pPr>
+      <w:keepNext w:val="1"/>
+      <w:keepLines w:val="1"/>
+      <w:widowControl w:val="1"/>
+      <w:spacing w:after="0" w:before="200"/>
+      <w:ind/>
       <w:outlineLvl w:val="7"/>
     </w:pPr>
     <w:rPr>
@@ -5141,20 +5293,20 @@
       <w:sz w:val="20"/>
     </w:rPr>
   </w:style>
-  <w:style w:styleId="Style_28_ch" w:type="character">
+  <w:style w:styleId="Style_32_ch" w:type="character">
     <w:name w:val="heading 8"/>
     <w:basedOn w:val="Style_2_ch"/>
-    <w:link w:val="Style_28"/>
+    <w:link w:val="Style_32"/>
     <w:rPr>
       <w:rFonts w:asciiTheme="majorAscii" w:hAnsiTheme="majorHAnsi"/>
       <w:color w:themeColor="accent1" w:val="4F81BD"/>
       <w:sz w:val="20"/>
     </w:rPr>
   </w:style>
-  <w:style w:styleId="Style_29" w:type="paragraph">
+  <w:style w:styleId="Style_33" w:type="paragraph">
     <w:name w:val="toc 1"/>
     <w:next w:val="Style_2"/>
-    <w:link w:val="Style_29_ch"/>
+    <w:link w:val="Style_33_ch"/>
     <w:uiPriority w:val="39"/>
     <w:pPr>
       <w:widowControl w:val="1"/>
@@ -5167,18 +5319,18 @@
       <w:sz w:val="28"/>
     </w:rPr>
   </w:style>
-  <w:style w:styleId="Style_29_ch" w:type="character">
+  <w:style w:styleId="Style_33_ch" w:type="character">
     <w:name w:val="toc 1"/>
-    <w:link w:val="Style_29"/>
+    <w:link w:val="Style_33"/>
     <w:rPr>
       <w:rFonts w:ascii="XO Thames" w:hAnsi="XO Thames"/>
       <w:b w:val="1"/>
       <w:sz w:val="28"/>
     </w:rPr>
   </w:style>
-  <w:style w:styleId="Style_30" w:type="paragraph">
+  <w:style w:styleId="Style_34" w:type="paragraph">
     <w:name w:val="Header and Footer"/>
-    <w:link w:val="Style_30_ch"/>
+    <w:link w:val="Style_34_ch"/>
     <w:pPr>
       <w:widowControl w:val="1"/>
       <w:spacing w:line="240" w:lineRule="auto"/>
@@ -5190,60 +5342,34 @@
       <w:sz w:val="28"/>
     </w:rPr>
   </w:style>
-  <w:style w:styleId="Style_30_ch" w:type="character">
+  <w:style w:styleId="Style_34_ch" w:type="character">
     <w:name w:val="Header and Footer"/>
-    <w:link w:val="Style_30"/>
+    <w:link w:val="Style_34"/>
     <w:rPr>
       <w:rFonts w:ascii="XO Thames" w:hAnsi="XO Thames"/>
       <w:sz w:val="28"/>
     </w:rPr>
   </w:style>
-  <w:style w:styleId="Style_31" w:type="paragraph">
-    <w:name w:val="Intense Reference"/>
-    <w:basedOn w:val="Style_15"/>
-    <w:link w:val="Style_31_ch"/>
-    <w:rPr>
-      <w:b w:val="1"/>
-      <w:smallCaps w:val="1"/>
-      <w:color w:themeColor="accent2" w:val="C0504D"/>
-      <w:spacing w:val="5"/>
-      <w:u w:val="single"/>
-    </w:rPr>
-  </w:style>
-  <w:style w:styleId="Style_31_ch" w:type="character">
-    <w:name w:val="Intense Reference"/>
-    <w:basedOn w:val="Style_15_ch"/>
-    <w:link w:val="Style_31"/>
-    <w:rPr>
-      <w:b w:val="1"/>
-      <w:smallCaps w:val="1"/>
-      <w:color w:themeColor="accent2" w:val="C0504D"/>
-      <w:spacing w:val="5"/>
-      <w:u w:val="single"/>
-    </w:rPr>
-  </w:style>
-  <w:style w:styleId="Style_32" w:type="paragraph">
-    <w:name w:val="List Bullet 2"/>
-    <w:basedOn w:val="Style_2"/>
-    <w:link w:val="Style_32_ch"/>
-    <w:pPr>
-      <w:widowControl w:val="1"/>
-      <w:numPr>
-        <w:numId w:val="1"/>
-      </w:numPr>
-      <w:ind/>
-      <w:contextualSpacing w:val="1"/>
-    </w:pPr>
-  </w:style>
-  <w:style w:styleId="Style_32_ch" w:type="character">
-    <w:name w:val="List Bullet 2"/>
-    <w:basedOn w:val="Style_2_ch"/>
-    <w:link w:val="Style_32"/>
-  </w:style>
-  <w:style w:styleId="Style_33" w:type="paragraph">
+  <w:style w:styleId="Style_35" w:type="paragraph">
+    <w:name w:val="TOC Heading"/>
+    <w:basedOn w:val="Style_29"/>
+    <w:next w:val="Style_2"/>
+    <w:link w:val="Style_35_ch"/>
+    <w:pPr>
+      <w:widowControl w:val="1"/>
+      <w:ind/>
+      <w:outlineLvl w:val="8"/>
+    </w:pPr>
+  </w:style>
+  <w:style w:styleId="Style_35_ch" w:type="character">
+    <w:name w:val="TOC Heading"/>
+    <w:basedOn w:val="Style_29_ch"/>
+    <w:link w:val="Style_35"/>
+  </w:style>
+  <w:style w:styleId="Style_36" w:type="paragraph">
     <w:name w:val="toc 9"/>
     <w:next w:val="Style_2"/>
-    <w:link w:val="Style_33_ch"/>
+    <w:link w:val="Style_36_ch"/>
     <w:uiPriority w:val="39"/>
     <w:pPr>
       <w:widowControl w:val="1"/>
@@ -5255,83 +5381,160 @@
       <w:sz w:val="28"/>
     </w:rPr>
   </w:style>
-  <w:style w:styleId="Style_33_ch" w:type="character">
+  <w:style w:styleId="Style_36_ch" w:type="character">
     <w:name w:val="toc 9"/>
-    <w:link w:val="Style_33"/>
+    <w:link w:val="Style_36"/>
     <w:rPr>
       <w:rFonts w:ascii="XO Thames" w:hAnsi="XO Thames"/>
       <w:sz w:val="28"/>
     </w:rPr>
   </w:style>
-  <w:style w:styleId="Style_34" w:type="paragraph">
-    <w:name w:val="Strong"/>
-    <w:basedOn w:val="Style_15"/>
-    <w:link w:val="Style_34_ch"/>
-    <w:rPr>
-      <w:b w:val="1"/>
-    </w:rPr>
-  </w:style>
-  <w:style w:styleId="Style_34_ch" w:type="character">
-    <w:name w:val="Strong"/>
-    <w:basedOn w:val="Style_15_ch"/>
-    <w:link w:val="Style_34"/>
-    <w:rPr>
-      <w:b w:val="1"/>
-    </w:rPr>
-  </w:style>
-  <w:style w:styleId="Style_35" w:type="paragraph">
-    <w:name w:val="caption"/>
+  <w:style w:styleId="Style_37" w:type="paragraph">
+    <w:name w:val="List"/>
     <w:basedOn w:val="Style_2"/>
+    <w:link w:val="Style_37_ch"/>
+    <w:pPr>
+      <w:widowControl w:val="1"/>
+      <w:ind w:hanging="360" w:left="360"/>
+      <w:contextualSpacing w:val="1"/>
+    </w:pPr>
+  </w:style>
+  <w:style w:styleId="Style_37_ch" w:type="character">
+    <w:name w:val="List"/>
+    <w:basedOn w:val="Style_2_ch"/>
+    <w:link w:val="Style_37"/>
+  </w:style>
+  <w:style w:styleId="Style_4" w:type="paragraph">
+    <w:name w:val="Default Paragraph Font"/>
+    <w:link w:val="Style_4_ch"/>
+  </w:style>
+  <w:style w:styleId="Style_4_ch" w:type="character">
+    <w:name w:val="Default Paragraph Font"/>
+    <w:link w:val="Style_4"/>
+  </w:style>
+  <w:style w:styleId="Style_38" w:type="paragraph">
+    <w:name w:val="List Continue"/>
+    <w:basedOn w:val="Style_2"/>
+    <w:link w:val="Style_38_ch"/>
+    <w:pPr>
+      <w:widowControl w:val="1"/>
+      <w:spacing w:after="120"/>
+      <w:ind w:left="360"/>
+      <w:contextualSpacing w:val="1"/>
+    </w:pPr>
+  </w:style>
+  <w:style w:styleId="Style_38_ch" w:type="character">
+    <w:name w:val="List Continue"/>
+    <w:basedOn w:val="Style_2_ch"/>
+    <w:link w:val="Style_38"/>
+  </w:style>
+  <w:style w:styleId="Style_39" w:type="paragraph">
+    <w:name w:val="List Bullet"/>
+    <w:basedOn w:val="Style_2"/>
+    <w:link w:val="Style_39_ch"/>
+    <w:pPr>
+      <w:widowControl w:val="1"/>
+      <w:numPr>
+        <w:numId w:val="3"/>
+      </w:numPr>
+      <w:ind/>
+      <w:contextualSpacing w:val="1"/>
+    </w:pPr>
+  </w:style>
+  <w:style w:styleId="Style_39_ch" w:type="character">
+    <w:name w:val="List Bullet"/>
+    <w:basedOn w:val="Style_2_ch"/>
+    <w:link w:val="Style_39"/>
+  </w:style>
+  <w:style w:styleId="Style_40" w:type="paragraph">
+    <w:name w:val="toc 8"/>
     <w:next w:val="Style_2"/>
-    <w:link w:val="Style_35_ch"/>
-    <w:pPr>
-      <w:widowControl w:val="1"/>
-      <w:spacing w:line="240" w:lineRule="auto"/>
-      <w:ind/>
-    </w:pPr>
-    <w:rPr>
-      <w:b w:val="1"/>
-      <w:color w:themeColor="accent1" w:val="4F81BD"/>
-      <w:sz w:val="18"/>
-    </w:rPr>
-  </w:style>
-  <w:style w:styleId="Style_35_ch" w:type="character">
-    <w:name w:val="caption"/>
+    <w:link w:val="Style_40_ch"/>
+    <w:uiPriority w:val="39"/>
+    <w:pPr>
+      <w:widowControl w:val="1"/>
+      <w:ind w:firstLine="0" w:left="1400"/>
+      <w:jc w:val="left"/>
+    </w:pPr>
+    <w:rPr>
+      <w:rFonts w:ascii="XO Thames" w:hAnsi="XO Thames"/>
+      <w:sz w:val="28"/>
+    </w:rPr>
+  </w:style>
+  <w:style w:styleId="Style_40_ch" w:type="character">
+    <w:name w:val="toc 8"/>
+    <w:link w:val="Style_40"/>
+    <w:rPr>
+      <w:rFonts w:ascii="XO Thames" w:hAnsi="XO Thames"/>
+      <w:sz w:val="28"/>
+    </w:rPr>
+  </w:style>
+  <w:style w:styleId="Style_41" w:type="paragraph">
+    <w:name w:val="Body Text 3"/>
+    <w:basedOn w:val="Style_2"/>
+    <w:link w:val="Style_41_ch"/>
+    <w:pPr>
+      <w:widowControl w:val="1"/>
+      <w:spacing w:after="120"/>
+      <w:ind/>
+    </w:pPr>
+    <w:rPr>
+      <w:sz w:val="16"/>
+    </w:rPr>
+  </w:style>
+  <w:style w:styleId="Style_41_ch" w:type="character">
+    <w:name w:val="Body Text 3"/>
     <w:basedOn w:val="Style_2_ch"/>
-    <w:link w:val="Style_35"/>
-    <w:rPr>
-      <w:b w:val="1"/>
-      <w:color w:themeColor="accent1" w:val="4F81BD"/>
-      <w:sz w:val="18"/>
-    </w:rPr>
-  </w:style>
-  <w:style w:styleId="Style_36" w:type="paragraph">
+    <w:link w:val="Style_41"/>
+    <w:rPr>
+      <w:sz w:val="16"/>
+    </w:rPr>
+  </w:style>
+  <w:style w:styleId="Style_42" w:type="paragraph">
+    <w:name w:val="List Bullet 3"/>
+    <w:basedOn w:val="Style_2"/>
+    <w:link w:val="Style_42_ch"/>
+    <w:pPr>
+      <w:widowControl w:val="1"/>
+      <w:numPr>
+        <w:numId w:val="4"/>
+      </w:numPr>
+      <w:ind/>
+      <w:contextualSpacing w:val="1"/>
+    </w:pPr>
+  </w:style>
+  <w:style w:styleId="Style_42_ch" w:type="character">
+    <w:name w:val="List Bullet 3"/>
+    <w:basedOn w:val="Style_2_ch"/>
+    <w:link w:val="Style_42"/>
+  </w:style>
+  <w:style w:styleId="Style_43" w:type="paragraph">
     <w:name w:val="Quote"/>
     <w:basedOn w:val="Style_2"/>
     <w:next w:val="Style_2"/>
-    <w:link w:val="Style_36_ch"/>
+    <w:link w:val="Style_43_ch"/>
     <w:rPr>
       <w:i w:val="1"/>
       <w:color w:themeColor="text1" w:val="000000"/>
     </w:rPr>
   </w:style>
-  <w:style w:styleId="Style_36_ch" w:type="character">
+  <w:style w:styleId="Style_43_ch" w:type="character">
     <w:name w:val="Quote"/>
     <w:basedOn w:val="Style_2_ch"/>
-    <w:link w:val="Style_36"/>
+    <w:link w:val="Style_43"/>
     <w:rPr>
       <w:i w:val="1"/>
       <w:color w:themeColor="text1" w:val="000000"/>
     </w:rPr>
   </w:style>
-  <w:style w:styleId="Style_37" w:type="paragraph">
-    <w:name w:val="toc 8"/>
+  <w:style w:styleId="Style_44" w:type="paragraph">
+    <w:name w:val="toc 5"/>
     <w:next w:val="Style_2"/>
-    <w:link w:val="Style_37_ch"/>
+    <w:link w:val="Style_44_ch"/>
     <w:uiPriority w:val="39"/>
     <w:pPr>
       <w:widowControl w:val="1"/>
-      <w:ind w:firstLine="0" w:left="1400"/>
+      <w:ind w:firstLine="0" w:left="800"/>
       <w:jc w:val="left"/>
     </w:pPr>
     <w:rPr>
@@ -5339,130 +5542,17 @@
       <w:sz w:val="28"/>
     </w:rPr>
   </w:style>
-  <w:style w:styleId="Style_37_ch" w:type="character">
-    <w:name w:val="toc 8"/>
-    <w:link w:val="Style_37"/>
+  <w:style w:styleId="Style_44_ch" w:type="character">
+    <w:name w:val="toc 5"/>
+    <w:link w:val="Style_44"/>
     <w:rPr>
       <w:rFonts w:ascii="XO Thames" w:hAnsi="XO Thames"/>
       <w:sz w:val="28"/>
     </w:rPr>
   </w:style>
-  <w:style w:styleId="Style_38" w:type="paragraph">
-    <w:name w:val="Intense Emphasis"/>
-    <w:basedOn w:val="Style_15"/>
-    <w:link w:val="Style_38_ch"/>
-    <w:rPr>
-      <w:b w:val="1"/>
-      <w:i w:val="1"/>
-      <w:color w:themeColor="accent1" w:val="4F81BD"/>
-    </w:rPr>
-  </w:style>
-  <w:style w:styleId="Style_38_ch" w:type="character">
-    <w:name w:val="Intense Emphasis"/>
-    <w:basedOn w:val="Style_15_ch"/>
-    <w:link w:val="Style_38"/>
-    <w:rPr>
-      <w:b w:val="1"/>
-      <w:i w:val="1"/>
-      <w:color w:themeColor="accent1" w:val="4F81BD"/>
-    </w:rPr>
-  </w:style>
-  <w:style w:styleId="Style_39" w:type="paragraph">
-    <w:name w:val="List Continue 2"/>
-    <w:basedOn w:val="Style_2"/>
-    <w:link w:val="Style_39_ch"/>
-    <w:pPr>
-      <w:widowControl w:val="1"/>
-      <w:spacing w:after="120"/>
-      <w:ind w:left="720"/>
-      <w:contextualSpacing w:val="1"/>
-    </w:pPr>
-  </w:style>
-  <w:style w:styleId="Style_39_ch" w:type="character">
-    <w:name w:val="List Continue 2"/>
-    <w:basedOn w:val="Style_2_ch"/>
-    <w:link w:val="Style_39"/>
-  </w:style>
-  <w:style w:styleId="Style_40" w:type="paragraph">
-    <w:name w:val="toc 5"/>
-    <w:next w:val="Style_2"/>
-    <w:link w:val="Style_40_ch"/>
-    <w:uiPriority w:val="39"/>
-    <w:pPr>
-      <w:widowControl w:val="1"/>
-      <w:ind w:firstLine="0" w:left="800"/>
-      <w:jc w:val="left"/>
-    </w:pPr>
-    <w:rPr>
-      <w:rFonts w:ascii="XO Thames" w:hAnsi="XO Thames"/>
-      <w:sz w:val="28"/>
-    </w:rPr>
-  </w:style>
-  <w:style w:styleId="Style_40_ch" w:type="character">
-    <w:name w:val="toc 5"/>
-    <w:link w:val="Style_40"/>
-    <w:rPr>
-      <w:rFonts w:ascii="XO Thames" w:hAnsi="XO Thames"/>
-      <w:sz w:val="28"/>
-    </w:rPr>
-  </w:style>
-  <w:style w:styleId="Style_41" w:type="paragraph">
-    <w:name w:val="List 3"/>
-    <w:basedOn w:val="Style_2"/>
-    <w:link w:val="Style_41_ch"/>
-    <w:pPr>
-      <w:widowControl w:val="1"/>
-      <w:ind w:hanging="360" w:left="1080"/>
-      <w:contextualSpacing w:val="1"/>
-    </w:pPr>
-  </w:style>
-  <w:style w:styleId="Style_41_ch" w:type="character">
-    <w:name w:val="List 3"/>
-    <w:basedOn w:val="Style_2_ch"/>
-    <w:link w:val="Style_41"/>
-  </w:style>
-  <w:style w:styleId="Style_42" w:type="paragraph">
-    <w:name w:val="List Number 3"/>
-    <w:basedOn w:val="Style_2"/>
-    <w:link w:val="Style_42_ch"/>
-    <w:pPr>
-      <w:widowControl w:val="1"/>
-      <w:numPr>
-        <w:numId w:val="2"/>
-      </w:numPr>
-      <w:ind/>
-      <w:contextualSpacing w:val="1"/>
-    </w:pPr>
-  </w:style>
-  <w:style w:styleId="Style_42_ch" w:type="character">
-    <w:name w:val="List Number 3"/>
-    <w:basedOn w:val="Style_2_ch"/>
-    <w:link w:val="Style_42"/>
-  </w:style>
-  <w:style w:styleId="Style_43" w:type="paragraph">
-    <w:name w:val="Body Text 3"/>
-    <w:basedOn w:val="Style_2"/>
-    <w:link w:val="Style_43_ch"/>
-    <w:pPr>
-      <w:widowControl w:val="1"/>
-      <w:spacing w:after="120"/>
-      <w:ind/>
-    </w:pPr>
-    <w:rPr>
-      <w:sz w:val="16"/>
-    </w:rPr>
-  </w:style>
-  <w:style w:styleId="Style_43_ch" w:type="character">
-    <w:name w:val="Body Text 3"/>
-    <w:basedOn w:val="Style_2_ch"/>
-    <w:link w:val="Style_43"/>
-    <w:rPr>
-      <w:sz w:val="16"/>
-    </w:rPr>
-  </w:style>
-  <w:style w:styleId="Style_44" w:type="paragraph">
+  <w:style w:styleId="Style_45" w:type="paragraph">
     <w:name w:val="macro"/>
-    <w:link w:val="Style_44_ch"/>
+    <w:link w:val="Style_45_ch"/>
     <w:pPr>
       <w:widowControl w:val="1"/>
       <w:tabs>
@@ -5481,19 +5571,65 @@
       <w:sz w:val="20"/>
     </w:rPr>
   </w:style>
-  <w:style w:styleId="Style_44_ch" w:type="character">
+  <w:style w:styleId="Style_45_ch" w:type="character">
     <w:name w:val="macro"/>
-    <w:link w:val="Style_44"/>
+    <w:link w:val="Style_45"/>
     <w:rPr>
       <w:rFonts w:ascii="Courier" w:hAnsi="Courier"/>
       <w:sz w:val="20"/>
     </w:rPr>
   </w:style>
-  <w:style w:styleId="Style_45" w:type="paragraph">
+  <w:style w:styleId="Style_46" w:type="paragraph">
+    <w:name w:val="No Spacing"/>
+    <w:link w:val="Style_46_ch"/>
+    <w:pPr>
+      <w:widowControl w:val="1"/>
+      <w:spacing w:after="0" w:line="240" w:lineRule="auto"/>
+      <w:ind/>
+    </w:pPr>
+  </w:style>
+  <w:style w:styleId="Style_46_ch" w:type="character">
+    <w:name w:val="No Spacing"/>
+    <w:link w:val="Style_46"/>
+  </w:style>
+  <w:style w:styleId="Style_47" w:type="paragraph">
+    <w:name w:val="List Number"/>
+    <w:basedOn w:val="Style_2"/>
+    <w:link w:val="Style_47_ch"/>
+    <w:pPr>
+      <w:widowControl w:val="1"/>
+      <w:numPr>
+        <w:numId w:val="5"/>
+      </w:numPr>
+      <w:ind/>
+      <w:contextualSpacing w:val="1"/>
+    </w:pPr>
+  </w:style>
+  <w:style w:styleId="Style_47_ch" w:type="character">
+    <w:name w:val="List Number"/>
+    <w:basedOn w:val="Style_2_ch"/>
+    <w:link w:val="Style_47"/>
+  </w:style>
+  <w:style w:styleId="Style_48" w:type="paragraph">
+    <w:name w:val="Body Text 2"/>
+    <w:basedOn w:val="Style_2"/>
+    <w:link w:val="Style_48_ch"/>
+    <w:pPr>
+      <w:widowControl w:val="1"/>
+      <w:spacing w:after="120" w:line="480" w:lineRule="auto"/>
+      <w:ind/>
+    </w:pPr>
+  </w:style>
+  <w:style w:styleId="Style_48_ch" w:type="character">
+    <w:name w:val="Body Text 2"/>
+    <w:basedOn w:val="Style_2_ch"/>
+    <w:link w:val="Style_48"/>
+  </w:style>
+  <w:style w:styleId="Style_49" w:type="paragraph">
     <w:name w:val="Subtitle"/>
     <w:basedOn w:val="Style_2"/>
     <w:next w:val="Style_2"/>
-    <w:link w:val="Style_45_ch"/>
+    <w:link w:val="Style_49_ch"/>
     <w:uiPriority w:val="11"/>
     <w:qFormat/>
     <w:pPr>
@@ -5509,10 +5645,10 @@
       <w:sz w:val="24"/>
     </w:rPr>
   </w:style>
-  <w:style w:styleId="Style_45_ch" w:type="character">
+  <w:style w:styleId="Style_49_ch" w:type="character">
     <w:name w:val="Subtitle"/>
     <w:basedOn w:val="Style_2_ch"/>
-    <w:link w:val="Style_45"/>
+    <w:link w:val="Style_49"/>
     <w:rPr>
       <w:rFonts w:asciiTheme="majorAscii" w:hAnsiTheme="majorHAnsi"/>
       <w:i w:val="1"/>
@@ -5521,95 +5657,80 @@
       <w:sz w:val="24"/>
     </w:rPr>
   </w:style>
-  <w:style w:styleId="Style_46" w:type="paragraph">
-    <w:name w:val="List Number 2"/>
+  <w:style w:styleId="Style_50" w:type="paragraph">
+    <w:name w:val="header"/>
     <w:basedOn w:val="Style_2"/>
-    <w:link w:val="Style_46_ch"/>
-    <w:pPr>
-      <w:widowControl w:val="1"/>
-      <w:numPr>
-        <w:numId w:val="3"/>
-      </w:numPr>
-      <w:ind/>
+    <w:link w:val="Style_50_ch"/>
+    <w:pPr>
+      <w:widowControl w:val="1"/>
+      <w:tabs>
+        <w:tab w:leader="none" w:pos="4680" w:val="center"/>
+        <w:tab w:leader="none" w:pos="9360" w:val="right"/>
+      </w:tabs>
+      <w:spacing w:after="0" w:line="240" w:lineRule="auto"/>
+      <w:ind/>
+    </w:pPr>
+  </w:style>
+  <w:style w:styleId="Style_50_ch" w:type="character">
+    <w:name w:val="header"/>
+    <w:basedOn w:val="Style_2_ch"/>
+    <w:link w:val="Style_50"/>
+  </w:style>
+  <w:style w:styleId="Style_51" w:type="paragraph">
+    <w:name w:val="List 2"/>
+    <w:basedOn w:val="Style_2"/>
+    <w:link w:val="Style_51_ch"/>
+    <w:pPr>
+      <w:widowControl w:val="1"/>
+      <w:ind w:hanging="360" w:left="720"/>
       <w:contextualSpacing w:val="1"/>
     </w:pPr>
   </w:style>
-  <w:style w:styleId="Style_46_ch" w:type="character">
-    <w:name w:val="List Number 2"/>
+  <w:style w:styleId="Style_51_ch" w:type="character">
+    <w:name w:val="List 2"/>
     <w:basedOn w:val="Style_2_ch"/>
-    <w:link w:val="Style_46"/>
-  </w:style>
-  <w:style w:styleId="Style_47" w:type="paragraph">
-    <w:name w:val="Emphasis"/>
-    <w:basedOn w:val="Style_15"/>
-    <w:link w:val="Style_47_ch"/>
-    <w:rPr>
-      <w:i w:val="1"/>
-    </w:rPr>
-  </w:style>
-  <w:style w:styleId="Style_47_ch" w:type="character">
-    <w:name w:val="Emphasis"/>
-    <w:basedOn w:val="Style_15_ch"/>
-    <w:link w:val="Style_47"/>
-    <w:rPr>
-      <w:i w:val="1"/>
-    </w:rPr>
-  </w:style>
-  <w:style w:styleId="Style_48" w:type="paragraph">
-    <w:name w:val="List Paragraph"/>
+    <w:link w:val="Style_51"/>
+  </w:style>
+  <w:style w:styleId="Style_52" w:type="paragraph">
+    <w:name w:val="List 3"/>
     <w:basedOn w:val="Style_2"/>
-    <w:link w:val="Style_48_ch"/>
-    <w:pPr>
-      <w:widowControl w:val="1"/>
-      <w:ind w:left="720"/>
+    <w:link w:val="Style_52_ch"/>
+    <w:pPr>
+      <w:widowControl w:val="1"/>
+      <w:ind w:hanging="360" w:left="1080"/>
       <w:contextualSpacing w:val="1"/>
     </w:pPr>
   </w:style>
-  <w:style w:styleId="Style_48_ch" w:type="character">
-    <w:name w:val="List Paragraph"/>
+  <w:style w:styleId="Style_52_ch" w:type="character">
+    <w:name w:val="List 3"/>
     <w:basedOn w:val="Style_2_ch"/>
-    <w:link w:val="Style_48"/>
-  </w:style>
-  <w:style w:styleId="Style_49" w:type="paragraph">
+    <w:link w:val="Style_52"/>
+  </w:style>
+  <w:style w:styleId="Style_53" w:type="paragraph">
     <w:name w:val="Subtle Reference"/>
-    <w:basedOn w:val="Style_15"/>
-    <w:link w:val="Style_49_ch"/>
+    <w:basedOn w:val="Style_4"/>
+    <w:link w:val="Style_53_ch"/>
     <w:rPr>
       <w:smallCaps w:val="1"/>
       <w:color w:themeColor="accent2" w:val="C0504D"/>
       <w:u w:val="single"/>
     </w:rPr>
   </w:style>
-  <w:style w:styleId="Style_49_ch" w:type="character">
+  <w:style w:styleId="Style_53_ch" w:type="character">
     <w:name w:val="Subtle Reference"/>
-    <w:basedOn w:val="Style_15_ch"/>
-    <w:link w:val="Style_49"/>
+    <w:basedOn w:val="Style_4_ch"/>
+    <w:link w:val="Style_53"/>
     <w:rPr>
       <w:smallCaps w:val="1"/>
       <w:color w:themeColor="accent2" w:val="C0504D"/>
       <w:u w:val="single"/>
     </w:rPr>
   </w:style>
-  <w:style w:styleId="Style_50" w:type="paragraph">
-    <w:name w:val="Body Text"/>
-    <w:basedOn w:val="Style_2"/>
-    <w:link w:val="Style_50_ch"/>
-    <w:pPr>
-      <w:widowControl w:val="1"/>
-      <w:spacing w:after="120"/>
-      <w:ind/>
-    </w:pPr>
-  </w:style>
-  <w:style w:styleId="Style_50_ch" w:type="character">
-    <w:name w:val="Body Text"/>
-    <w:basedOn w:val="Style_2_ch"/>
-    <w:link w:val="Style_50"/>
-  </w:style>
-  <w:style w:styleId="Style_51" w:type="paragraph">
+  <w:style w:styleId="Style_54" w:type="paragraph">
     <w:name w:val="Title"/>
     <w:basedOn w:val="Style_2"/>
     <w:next w:val="Style_2"/>
-    <w:link w:val="Style_51_ch"/>
+    <w:link w:val="Style_54_ch"/>
     <w:uiPriority w:val="10"/>
     <w:qFormat/>
     <w:pPr>
@@ -5628,10 +5749,10 @@
       <w:sz w:val="52"/>
     </w:rPr>
   </w:style>
-  <w:style w:styleId="Style_51_ch" w:type="character">
+  <w:style w:styleId="Style_54_ch" w:type="character">
     <w:name w:val="Title"/>
     <w:basedOn w:val="Style_2_ch"/>
-    <w:link w:val="Style_51"/>
+    <w:link w:val="Style_54"/>
     <w:rPr>
       <w:rFonts w:asciiTheme="majorAscii" w:hAnsiTheme="majorHAnsi"/>
       <w:color w:themeColor="text2" w:themeShade="BF" w:val="17375E"/>
@@ -5639,11 +5760,11 @@
       <w:sz w:val="52"/>
     </w:rPr>
   </w:style>
-  <w:style w:styleId="Style_52" w:type="paragraph">
+  <w:style w:styleId="Style_55" w:type="paragraph">
     <w:name w:val="heading 4"/>
     <w:basedOn w:val="Style_2"/>
     <w:next w:val="Style_2"/>
-    <w:link w:val="Style_52_ch"/>
+    <w:link w:val="Style_55_ch"/>
     <w:uiPriority w:val="9"/>
     <w:qFormat/>
     <w:pPr>
@@ -5661,10 +5782,10 @@
       <w:color w:themeColor="accent1" w:val="4F81BD"/>
     </w:rPr>
   </w:style>
-  <w:style w:styleId="Style_52_ch" w:type="character">
+  <w:style w:styleId="Style_55_ch" w:type="character">
     <w:name w:val="heading 4"/>
     <w:basedOn w:val="Style_2_ch"/>
-    <w:link w:val="Style_52"/>
+    <w:link w:val="Style_55"/>
     <w:rPr>
       <w:rFonts w:asciiTheme="majorAscii" w:hAnsiTheme="majorHAnsi"/>
       <w:b w:val="1"/>
@@ -5672,77 +5793,8 @@
       <w:color w:themeColor="accent1" w:val="4F81BD"/>
     </w:rPr>
   </w:style>
-  <w:style w:styleId="Style_53" w:type="paragraph">
-    <w:name w:val="List Bullet"/>
-    <w:basedOn w:val="Style_2"/>
-    <w:link w:val="Style_53_ch"/>
-    <w:pPr>
-      <w:widowControl w:val="1"/>
-      <w:numPr>
-        <w:numId w:val="4"/>
-      </w:numPr>
-      <w:ind/>
-      <w:contextualSpacing w:val="1"/>
-    </w:pPr>
-  </w:style>
-  <w:style w:styleId="Style_53_ch" w:type="character">
-    <w:name w:val="List Bullet"/>
-    <w:basedOn w:val="Style_2_ch"/>
-    <w:link w:val="Style_53"/>
-  </w:style>
-  <w:style w:styleId="Style_54" w:type="paragraph">
+  <w:style w:styleId="Style_56" w:type="paragraph">
     <w:name w:val="heading 2"/>
-    <w:basedOn w:val="Style_2"/>
-    <w:next w:val="Style_2"/>
-    <w:link w:val="Style_54_ch"/>
-    <w:uiPriority w:val="9"/>
-    <w:qFormat/>
-    <w:pPr>
-      <w:keepNext w:val="1"/>
-      <w:keepLines w:val="1"/>
-      <w:widowControl w:val="1"/>
-      <w:spacing w:after="0" w:before="200"/>
-      <w:ind/>
-      <w:outlineLvl w:val="1"/>
-    </w:pPr>
-    <w:rPr>
-      <w:rFonts w:asciiTheme="majorAscii" w:hAnsiTheme="majorHAnsi"/>
-      <w:b w:val="1"/>
-      <w:color w:themeColor="accent1" w:val="4F81BD"/>
-      <w:sz w:val="26"/>
-    </w:rPr>
-  </w:style>
-  <w:style w:styleId="Style_54_ch" w:type="character">
-    <w:name w:val="heading 2"/>
-    <w:basedOn w:val="Style_2_ch"/>
-    <w:link w:val="Style_54"/>
-    <w:rPr>
-      <w:rFonts w:asciiTheme="majorAscii" w:hAnsiTheme="majorHAnsi"/>
-      <w:b w:val="1"/>
-      <w:color w:themeColor="accent1" w:val="4F81BD"/>
-      <w:sz w:val="26"/>
-    </w:rPr>
-  </w:style>
-  <w:style w:styleId="Style_55" w:type="paragraph">
-    <w:name w:val="List Number"/>
-    <w:basedOn w:val="Style_2"/>
-    <w:link w:val="Style_55_ch"/>
-    <w:pPr>
-      <w:widowControl w:val="1"/>
-      <w:numPr>
-        <w:numId w:val="5"/>
-      </w:numPr>
-      <w:ind/>
-      <w:contextualSpacing w:val="1"/>
-    </w:pPr>
-  </w:style>
-  <w:style w:styleId="Style_55_ch" w:type="character">
-    <w:name w:val="List Number"/>
-    <w:basedOn w:val="Style_2_ch"/>
-    <w:link w:val="Style_55"/>
-  </w:style>
-  <w:style w:styleId="Style_56" w:type="paragraph">
-    <w:name w:val="heading 6"/>
     <w:basedOn w:val="Style_2"/>
     <w:next w:val="Style_2"/>
     <w:link w:val="Style_56_ch"/>
@@ -5754,6 +5806,39 @@
       <w:widowControl w:val="1"/>
       <w:spacing w:after="0" w:before="200"/>
       <w:ind/>
+      <w:outlineLvl w:val="1"/>
+    </w:pPr>
+    <w:rPr>
+      <w:rFonts w:asciiTheme="majorAscii" w:hAnsiTheme="majorHAnsi"/>
+      <w:b w:val="1"/>
+      <w:color w:themeColor="accent1" w:val="4F81BD"/>
+      <w:sz w:val="26"/>
+    </w:rPr>
+  </w:style>
+  <w:style w:styleId="Style_56_ch" w:type="character">
+    <w:name w:val="heading 2"/>
+    <w:basedOn w:val="Style_2_ch"/>
+    <w:link w:val="Style_56"/>
+    <w:rPr>
+      <w:rFonts w:asciiTheme="majorAscii" w:hAnsiTheme="majorHAnsi"/>
+      <w:b w:val="1"/>
+      <w:color w:themeColor="accent1" w:val="4F81BD"/>
+      <w:sz w:val="26"/>
+    </w:rPr>
+  </w:style>
+  <w:style w:styleId="Style_57" w:type="paragraph">
+    <w:name w:val="heading 6"/>
+    <w:basedOn w:val="Style_2"/>
+    <w:next w:val="Style_2"/>
+    <w:link w:val="Style_57_ch"/>
+    <w:uiPriority w:val="9"/>
+    <w:qFormat/>
+    <w:pPr>
+      <w:keepNext w:val="1"/>
+      <w:keepLines w:val="1"/>
+      <w:widowControl w:val="1"/>
+      <w:spacing w:after="0" w:before="200"/>
+      <w:ind/>
       <w:outlineLvl w:val="5"/>
     </w:pPr>
     <w:rPr>
@@ -5762,20 +5847,20 @@
       <w:color w:themeColor="accent1" w:themeShade="7F" w:val="244061"/>
     </w:rPr>
   </w:style>
-  <w:style w:styleId="Style_56_ch" w:type="character">
+  <w:style w:styleId="Style_57_ch" w:type="character">
     <w:name w:val="heading 6"/>
     <w:basedOn w:val="Style_2_ch"/>
-    <w:link w:val="Style_56"/>
+    <w:link w:val="Style_57"/>
     <w:rPr>
       <w:rFonts w:asciiTheme="majorAscii" w:hAnsiTheme="majorHAnsi"/>
       <w:i w:val="1"/>
       <w:color w:themeColor="accent1" w:themeShade="7F" w:val="244061"/>
     </w:rPr>
   </w:style>
-  <w:style w:styleId="Style_57" w:type="paragraph">
-    <w:name w:val="List Bullet 3"/>
+  <w:style w:styleId="Style_58" w:type="paragraph">
+    <w:name w:val="List Number 3"/>
     <w:basedOn w:val="Style_2"/>
-    <w:link w:val="Style_57_ch"/>
+    <w:link w:val="Style_58_ch"/>
     <w:pPr>
       <w:widowControl w:val="1"/>
       <w:numPr>
@@ -5785,30 +5870,326 @@
       <w:contextualSpacing w:val="1"/>
     </w:pPr>
   </w:style>
-  <w:style w:styleId="Style_57_ch" w:type="character">
-    <w:name w:val="List Bullet 3"/>
+  <w:style w:styleId="Style_58_ch" w:type="character">
+    <w:name w:val="List Number 3"/>
     <w:basedOn w:val="Style_2_ch"/>
-    <w:link w:val="Style_57"/>
-  </w:style>
-  <w:style w:styleId="Style_58" w:type="paragraph">
-    <w:name w:val="Subtle Emphasis"/>
-    <w:basedOn w:val="Style_15"/>
-    <w:link w:val="Style_58_ch"/>
-    <w:rPr>
-      <w:i w:val="1"/>
-      <w:color w:themeColor="text1" w:themeTint="7F" w:val="808080"/>
-    </w:rPr>
-  </w:style>
-  <w:style w:styleId="Style_58_ch" w:type="character">
-    <w:name w:val="Subtle Emphasis"/>
-    <w:basedOn w:val="Style_15_ch"/>
     <w:link w:val="Style_58"/>
-    <w:rPr>
-      <w:i w:val="1"/>
-      <w:color w:themeColor="text1" w:themeTint="7F" w:val="808080"/>
-    </w:rPr>
   </w:style>
   <w:style w:styleId="Style_59" w:type="table">
+    <w:name w:val="Colorful List"/>
+    <w:basedOn w:val="Style_60"/>
+    <w:pPr>
+      <w:widowControl w:val="1"/>
+      <w:spacing w:after="0" w:line="240" w:lineRule="auto"/>
+      <w:ind/>
+    </w:pPr>
+    <w:rPr>
+      <w:color w:themeColor="text1" w:val="000000"/>
+    </w:rPr>
+    <w:tblPr>
+      <w:tblInd w:type="dxa" w:w="0"/>
+      <w:tblCellMar>
+        <w:top w:type="dxa" w:w="0"/>
+        <w:left w:type="dxa" w:w="108"/>
+        <w:bottom w:type="dxa" w:w="0"/>
+        <w:right w:type="dxa" w:w="108"/>
+      </w:tblCellMar>
+    </w:tblPr>
+  </w:style>
+  <w:style w:styleId="Style_61" w:type="table">
+    <w:name w:val="Light Shading Accent 2"/>
+    <w:basedOn w:val="Style_60"/>
+    <w:pPr>
+      <w:widowControl w:val="1"/>
+      <w:spacing w:after="0" w:line="240" w:lineRule="auto"/>
+      <w:ind/>
+    </w:pPr>
+    <w:rPr>
+      <w:color w:themeColor="accent2" w:themeShade="BF" w:val="953735"/>
+    </w:rPr>
+    <w:tblPr>
+      <w:tblInd w:type="dxa" w:w="0"/>
+      <w:tblBorders>
+        <w:top w:sz="8" w:themeColor="accent2" w:val="single"/>
+        <w:bottom w:sz="8" w:themeColor="accent2" w:val="single"/>
+      </w:tblBorders>
+      <w:tblCellMar>
+        <w:top w:type="dxa" w:w="0"/>
+        <w:left w:type="dxa" w:w="108"/>
+        <w:bottom w:type="dxa" w:w="0"/>
+        <w:right w:type="dxa" w:w="108"/>
+      </w:tblCellMar>
+    </w:tblPr>
+  </w:style>
+  <w:style w:styleId="Style_62" w:type="table">
+    <w:name w:val="Light List Accent 3"/>
+    <w:basedOn w:val="Style_60"/>
+    <w:pPr>
+      <w:widowControl w:val="1"/>
+      <w:spacing w:after="0" w:line="240" w:lineRule="auto"/>
+      <w:ind/>
+    </w:pPr>
+    <w:tblPr>
+      <w:tblInd w:type="dxa" w:w="0"/>
+      <w:tblBorders>
+        <w:top w:sz="8" w:themeColor="accent3" w:val="single"/>
+        <w:left w:sz="8" w:themeColor="accent3" w:val="single"/>
+        <w:bottom w:sz="8" w:themeColor="accent3" w:val="single"/>
+        <w:right w:sz="8" w:themeColor="accent3" w:val="single"/>
+      </w:tblBorders>
+      <w:tblCellMar>
+        <w:top w:type="dxa" w:w="0"/>
+        <w:left w:type="dxa" w:w="108"/>
+        <w:bottom w:type="dxa" w:w="0"/>
+        <w:right w:type="dxa" w:w="108"/>
+      </w:tblCellMar>
+    </w:tblPr>
+  </w:style>
+  <w:style w:styleId="Style_63" w:type="table">
+    <w:name w:val="Light List"/>
+    <w:basedOn w:val="Style_60"/>
+    <w:pPr>
+      <w:widowControl w:val="1"/>
+      <w:spacing w:after="0" w:line="240" w:lineRule="auto"/>
+      <w:ind/>
+    </w:pPr>
+    <w:tblPr>
+      <w:tblInd w:type="dxa" w:w="0"/>
+      <w:tblBorders>
+        <w:top w:sz="8" w:themeColor="text1" w:val="single"/>
+        <w:left w:sz="8" w:themeColor="text1" w:val="single"/>
+        <w:bottom w:sz="8" w:themeColor="text1" w:val="single"/>
+        <w:right w:sz="8" w:themeColor="text1" w:val="single"/>
+      </w:tblBorders>
+      <w:tblCellMar>
+        <w:top w:type="dxa" w:w="0"/>
+        <w:left w:type="dxa" w:w="108"/>
+        <w:bottom w:type="dxa" w:w="0"/>
+        <w:right w:type="dxa" w:w="108"/>
+      </w:tblCellMar>
+    </w:tblPr>
+  </w:style>
+  <w:style w:styleId="Style_64" w:type="table">
+    <w:name w:val="Medium List 2 Accent 4"/>
+    <w:basedOn w:val="Style_60"/>
+    <w:pPr>
+      <w:widowControl w:val="1"/>
+      <w:spacing w:after="0" w:line="240" w:lineRule="auto"/>
+      <w:ind/>
+    </w:pPr>
+    <w:rPr>
+      <w:rFonts w:asciiTheme="majorAscii" w:hAnsiTheme="majorHAnsi"/>
+      <w:color w:themeColor="text1" w:val="000000"/>
+    </w:rPr>
+    <w:tblPr>
+      <w:tblInd w:type="dxa" w:w="0"/>
+      <w:tblBorders>
+        <w:top w:sz="8" w:themeColor="accent4" w:val="single"/>
+        <w:left w:sz="8" w:themeColor="accent4" w:val="single"/>
+        <w:bottom w:sz="8" w:themeColor="accent4" w:val="single"/>
+        <w:right w:sz="8" w:themeColor="accent4" w:val="single"/>
+      </w:tblBorders>
+      <w:tblCellMar>
+        <w:top w:type="dxa" w:w="0"/>
+        <w:left w:type="dxa" w:w="108"/>
+        <w:bottom w:type="dxa" w:w="0"/>
+        <w:right w:type="dxa" w:w="108"/>
+      </w:tblCellMar>
+    </w:tblPr>
+  </w:style>
+  <w:style w:styleId="Style_1" w:type="table">
+    <w:name w:val="Table Grid"/>
+    <w:basedOn w:val="Style_60"/>
+    <w:pPr>
+      <w:widowControl w:val="1"/>
+      <w:spacing w:after="0" w:line="240" w:lineRule="auto"/>
+      <w:ind/>
+    </w:pPr>
+    <w:tblPr>
+      <w:tblInd w:type="dxa" w:w="0"/>
+      <w:tblBorders>
+        <w:top w:color="000000" w:sz="4" w:val="single"/>
+        <w:left w:color="000000" w:sz="4" w:val="single"/>
+        <w:bottom w:color="000000" w:sz="4" w:val="single"/>
+        <w:right w:color="000000" w:sz="4" w:val="single"/>
+        <w:insideH w:color="000000" w:sz="4" w:val="single"/>
+        <w:insideV w:color="000000" w:sz="4" w:val="single"/>
+      </w:tblBorders>
+      <w:tblCellMar>
+        <w:top w:type="dxa" w:w="0"/>
+        <w:left w:type="dxa" w:w="108"/>
+        <w:bottom w:type="dxa" w:w="0"/>
+        <w:right w:type="dxa" w:w="108"/>
+      </w:tblCellMar>
+    </w:tblPr>
+  </w:style>
+  <w:style w:styleId="Style_65" w:type="table">
+    <w:name w:val="Medium Grid 3 Accent 6"/>
+    <w:basedOn w:val="Style_60"/>
+    <w:pPr>
+      <w:widowControl w:val="1"/>
+      <w:spacing w:after="0" w:line="240" w:lineRule="auto"/>
+      <w:ind/>
+    </w:pPr>
+    <w:tblPr>
+      <w:tblInd w:type="dxa" w:w="0"/>
+      <w:tblBorders>
+        <w:top w:sz="8" w:themeColor="background1" w:val="single"/>
+        <w:left w:sz="8" w:themeColor="background1" w:val="single"/>
+        <w:bottom w:sz="8" w:themeColor="background1" w:val="single"/>
+        <w:right w:sz="8" w:themeColor="background1" w:val="single"/>
+        <w:insideH w:sz="6" w:themeColor="background1" w:val="single"/>
+        <w:insideV w:sz="6" w:themeColor="background1" w:val="single"/>
+      </w:tblBorders>
+      <w:tblCellMar>
+        <w:top w:type="dxa" w:w="0"/>
+        <w:left w:type="dxa" w:w="108"/>
+        <w:bottom w:type="dxa" w:w="0"/>
+        <w:right w:type="dxa" w:w="108"/>
+      </w:tblCellMar>
+    </w:tblPr>
+  </w:style>
+  <w:style w:styleId="Style_66" w:type="table">
+    <w:name w:val="Medium List 2 Accent 6"/>
+    <w:basedOn w:val="Style_60"/>
+    <w:pPr>
+      <w:widowControl w:val="1"/>
+      <w:spacing w:after="0" w:line="240" w:lineRule="auto"/>
+      <w:ind/>
+    </w:pPr>
+    <w:rPr>
+      <w:rFonts w:asciiTheme="majorAscii" w:hAnsiTheme="majorHAnsi"/>
+      <w:color w:themeColor="text1" w:val="000000"/>
+    </w:rPr>
+    <w:tblPr>
+      <w:tblInd w:type="dxa" w:w="0"/>
+      <w:tblBorders>
+        <w:top w:sz="8" w:themeColor="accent6" w:val="single"/>
+        <w:left w:sz="8" w:themeColor="accent6" w:val="single"/>
+        <w:bottom w:sz="8" w:themeColor="accent6" w:val="single"/>
+        <w:right w:sz="8" w:themeColor="accent6" w:val="single"/>
+      </w:tblBorders>
+      <w:tblCellMar>
+        <w:top w:type="dxa" w:w="0"/>
+        <w:left w:type="dxa" w:w="108"/>
+        <w:bottom w:type="dxa" w:w="0"/>
+        <w:right w:type="dxa" w:w="108"/>
+      </w:tblCellMar>
+    </w:tblPr>
+  </w:style>
+  <w:style w:styleId="Style_67" w:type="table">
+    <w:name w:val="Medium Grid 3 Accent 5"/>
+    <w:basedOn w:val="Style_60"/>
+    <w:pPr>
+      <w:widowControl w:val="1"/>
+      <w:spacing w:after="0" w:line="240" w:lineRule="auto"/>
+      <w:ind/>
+    </w:pPr>
+    <w:tblPr>
+      <w:tblInd w:type="dxa" w:w="0"/>
+      <w:tblBorders>
+        <w:top w:sz="8" w:themeColor="background1" w:val="single"/>
+        <w:left w:sz="8" w:themeColor="background1" w:val="single"/>
+        <w:bottom w:sz="8" w:themeColor="background1" w:val="single"/>
+        <w:right w:sz="8" w:themeColor="background1" w:val="single"/>
+        <w:insideH w:sz="6" w:themeColor="background1" w:val="single"/>
+        <w:insideV w:sz="6" w:themeColor="background1" w:val="single"/>
+      </w:tblBorders>
+      <w:tblCellMar>
+        <w:top w:type="dxa" w:w="0"/>
+        <w:left w:type="dxa" w:w="108"/>
+        <w:bottom w:type="dxa" w:w="0"/>
+        <w:right w:type="dxa" w:w="108"/>
+      </w:tblCellMar>
+    </w:tblPr>
+  </w:style>
+  <w:style w:styleId="Style_68" w:type="table">
+    <w:name w:val="Colorful Shading"/>
+    <w:basedOn w:val="Style_60"/>
+    <w:pPr>
+      <w:widowControl w:val="1"/>
+      <w:spacing w:after="0" w:line="240" w:lineRule="auto"/>
+      <w:ind/>
+    </w:pPr>
+    <w:rPr>
+      <w:color w:themeColor="text1" w:val="000000"/>
+    </w:rPr>
+    <w:tblPr>
+      <w:tblInd w:type="dxa" w:w="0"/>
+      <w:tblBorders>
+        <w:top w:sz="24" w:themeColor="accent2" w:val="single"/>
+        <w:left w:sz="4" w:themeColor="text1" w:val="single"/>
+        <w:bottom w:sz="4" w:themeColor="text1" w:val="single"/>
+        <w:right w:sz="4" w:themeColor="text1" w:val="single"/>
+        <w:insideH w:sz="4" w:themeColor="background1" w:val="single"/>
+        <w:insideV w:sz="4" w:themeColor="background1" w:val="single"/>
+      </w:tblBorders>
+      <w:tblCellMar>
+        <w:top w:type="dxa" w:w="0"/>
+        <w:left w:type="dxa" w:w="108"/>
+        <w:bottom w:type="dxa" w:w="0"/>
+        <w:right w:type="dxa" w:w="108"/>
+      </w:tblCellMar>
+    </w:tblPr>
+  </w:style>
+  <w:style w:styleId="Style_69" w:type="table">
+    <w:name w:val="Medium List 2 Accent 5"/>
+    <w:basedOn w:val="Style_60"/>
+    <w:pPr>
+      <w:widowControl w:val="1"/>
+      <w:spacing w:after="0" w:line="240" w:lineRule="auto"/>
+      <w:ind/>
+    </w:pPr>
+    <w:rPr>
+      <w:rFonts w:asciiTheme="majorAscii" w:hAnsiTheme="majorHAnsi"/>
+      <w:color w:themeColor="text1" w:val="000000"/>
+    </w:rPr>
+    <w:tblPr>
+      <w:tblInd w:type="dxa" w:w="0"/>
+      <w:tblBorders>
+        <w:top w:sz="8" w:themeColor="accent5" w:val="single"/>
+        <w:left w:sz="8" w:themeColor="accent5" w:val="single"/>
+        <w:bottom w:sz="8" w:themeColor="accent5" w:val="single"/>
+        <w:right w:sz="8" w:themeColor="accent5" w:val="single"/>
+      </w:tblBorders>
+      <w:tblCellMar>
+        <w:top w:type="dxa" w:w="0"/>
+        <w:left w:type="dxa" w:w="108"/>
+        <w:bottom w:type="dxa" w:w="0"/>
+        <w:right w:type="dxa" w:w="108"/>
+      </w:tblCellMar>
+    </w:tblPr>
+  </w:style>
+  <w:style w:styleId="Style_70" w:type="table">
+    <w:name w:val="Colorful Shading Accent 4"/>
+    <w:basedOn w:val="Style_60"/>
+    <w:pPr>
+      <w:widowControl w:val="1"/>
+      <w:spacing w:after="0" w:line="240" w:lineRule="auto"/>
+      <w:ind/>
+    </w:pPr>
+    <w:rPr>
+      <w:color w:themeColor="text1" w:val="000000"/>
+    </w:rPr>
+    <w:tblPr>
+      <w:tblInd w:type="dxa" w:w="0"/>
+      <w:tblBorders>
+        <w:top w:sz="24" w:themeColor="accent3" w:val="single"/>
+        <w:left w:sz="4" w:themeColor="accent4" w:val="single"/>
+        <w:bottom w:sz="4" w:themeColor="accent4" w:val="single"/>
+        <w:right w:sz="4" w:themeColor="accent4" w:val="single"/>
+        <w:insideH w:sz="4" w:themeColor="background1" w:val="single"/>
+        <w:insideV w:sz="4" w:themeColor="background1" w:val="single"/>
+      </w:tblBorders>
+      <w:tblCellMar>
+        <w:top w:type="dxa" w:w="0"/>
+        <w:left w:type="dxa" w:w="108"/>
+        <w:bottom w:type="dxa" w:w="0"/>
+        <w:right w:type="dxa" w:w="108"/>
+      </w:tblCellMar>
+    </w:tblPr>
+  </w:style>
+  <w:style w:styleId="Style_71" w:type="table">
     <w:name w:val="Light Grid Accent 4"/>
     <w:basedOn w:val="Style_60"/>
     <w:pPr>
@@ -5834,8 +6215,8 @@
       </w:tblCellMar>
     </w:tblPr>
   </w:style>
-  <w:style w:styleId="Style_61" w:type="table">
-    <w:name w:val="Light List Accent 2"/>
+  <w:style w:styleId="Style_72" w:type="table">
+    <w:name w:val="Light Grid"/>
     <w:basedOn w:val="Style_60"/>
     <w:pPr>
       <w:widowControl w:val="1"/>
@@ -5845,10 +6226,12 @@
     <w:tblPr>
       <w:tblInd w:type="dxa" w:w="0"/>
       <w:tblBorders>
-        <w:top w:sz="8" w:themeColor="accent2" w:val="single"/>
-        <w:left w:sz="8" w:themeColor="accent2" w:val="single"/>
-        <w:bottom w:sz="8" w:themeColor="accent2" w:val="single"/>
-        <w:right w:sz="8" w:themeColor="accent2" w:val="single"/>
+        <w:top w:sz="8" w:themeColor="text1" w:val="single"/>
+        <w:left w:sz="8" w:themeColor="text1" w:val="single"/>
+        <w:bottom w:sz="8" w:themeColor="text1" w:val="single"/>
+        <w:right w:sz="8" w:themeColor="text1" w:val="single"/>
+        <w:insideH w:sz="8" w:themeColor="text1" w:val="single"/>
+        <w:insideV w:sz="8" w:themeColor="text1" w:val="single"/>
       </w:tblBorders>
       <w:tblCellMar>
         <w:top w:type="dxa" w:w="0"/>
@@ -5858,22 +6241,43 @@
       </w:tblCellMar>
     </w:tblPr>
   </w:style>
-  <w:style w:styleId="Style_62" w:type="table">
-    <w:name w:val="Medium Shading 1 Accent 6"/>
-    <w:basedOn w:val="Style_60"/>
-    <w:pPr>
-      <w:widowControl w:val="1"/>
-      <w:spacing w:after="0" w:line="240" w:lineRule="auto"/>
-      <w:ind/>
-    </w:pPr>
+  <w:style w:styleId="Style_73" w:type="table">
+    <w:name w:val="Colorful List Accent 2"/>
+    <w:basedOn w:val="Style_60"/>
+    <w:pPr>
+      <w:widowControl w:val="1"/>
+      <w:spacing w:after="0" w:line="240" w:lineRule="auto"/>
+      <w:ind/>
+    </w:pPr>
+    <w:rPr>
+      <w:color w:themeColor="text1" w:val="000000"/>
+    </w:rPr>
+    <w:tblPr>
+      <w:tblInd w:type="dxa" w:w="0"/>
+      <w:tblCellMar>
+        <w:top w:type="dxa" w:w="0"/>
+        <w:left w:type="dxa" w:w="108"/>
+        <w:bottom w:type="dxa" w:w="0"/>
+        <w:right w:type="dxa" w:w="108"/>
+      </w:tblCellMar>
+    </w:tblPr>
+  </w:style>
+  <w:style w:styleId="Style_74" w:type="table">
+    <w:name w:val="Medium List 1 Accent 5"/>
+    <w:basedOn w:val="Style_60"/>
+    <w:pPr>
+      <w:widowControl w:val="1"/>
+      <w:spacing w:after="0" w:line="240" w:lineRule="auto"/>
+      <w:ind/>
+    </w:pPr>
+    <w:rPr>
+      <w:color w:themeColor="text1" w:val="000000"/>
+    </w:rPr>
     <w:tblPr>
       <w:tblInd w:type="dxa" w:w="0"/>
       <w:tblBorders>
-        <w:top w:sz="8" w:themeColor="accent6" w:themeTint="BF" w:val="single"/>
-        <w:left w:sz="8" w:themeColor="accent6" w:themeTint="BF" w:val="single"/>
-        <w:bottom w:sz="8" w:themeColor="accent6" w:themeTint="BF" w:val="single"/>
-        <w:right w:sz="8" w:themeColor="accent6" w:themeTint="BF" w:val="single"/>
-        <w:insideH w:sz="8" w:themeColor="accent6" w:themeTint="BF" w:val="single"/>
+        <w:top w:sz="8" w:themeColor="accent5" w:val="single"/>
+        <w:bottom w:sz="8" w:themeColor="accent5" w:val="single"/>
       </w:tblBorders>
       <w:tblCellMar>
         <w:top w:type="dxa" w:w="0"/>
@@ -5883,21 +6287,26 @@
       </w:tblCellMar>
     </w:tblPr>
   </w:style>
-  <w:style w:styleId="Style_63" w:type="table">
-    <w:name w:val="Light List Accent 4"/>
-    <w:basedOn w:val="Style_60"/>
-    <w:pPr>
-      <w:widowControl w:val="1"/>
-      <w:spacing w:after="0" w:line="240" w:lineRule="auto"/>
-      <w:ind/>
-    </w:pPr>
+  <w:style w:styleId="Style_75" w:type="table">
+    <w:name w:val="Colorful Shading Accent 5"/>
+    <w:basedOn w:val="Style_60"/>
+    <w:pPr>
+      <w:widowControl w:val="1"/>
+      <w:spacing w:after="0" w:line="240" w:lineRule="auto"/>
+      <w:ind/>
+    </w:pPr>
+    <w:rPr>
+      <w:color w:themeColor="text1" w:val="000000"/>
+    </w:rPr>
     <w:tblPr>
       <w:tblInd w:type="dxa" w:w="0"/>
       <w:tblBorders>
-        <w:top w:sz="8" w:themeColor="accent4" w:val="single"/>
-        <w:left w:sz="8" w:themeColor="accent4" w:val="single"/>
-        <w:bottom w:sz="8" w:themeColor="accent4" w:val="single"/>
-        <w:right w:sz="8" w:themeColor="accent4" w:val="single"/>
+        <w:top w:sz="24" w:themeColor="accent6" w:val="single"/>
+        <w:left w:sz="4" w:themeColor="accent5" w:val="single"/>
+        <w:bottom w:sz="4" w:themeColor="accent5" w:val="single"/>
+        <w:right w:sz="4" w:themeColor="accent5" w:val="single"/>
+        <w:insideH w:sz="4" w:themeColor="background1" w:val="single"/>
+        <w:insideV w:sz="4" w:themeColor="background1" w:val="single"/>
       </w:tblBorders>
       <w:tblCellMar>
         <w:top w:type="dxa" w:w="0"/>
@@ -5907,8 +6316,8 @@
       </w:tblCellMar>
     </w:tblPr>
   </w:style>
-  <w:style w:styleId="Style_64" w:type="table">
-    <w:name w:val="Medium Shading 2 Accent 2"/>
+  <w:style w:styleId="Style_76" w:type="table">
+    <w:name w:val="Light List Accent 5"/>
     <w:basedOn w:val="Style_60"/>
     <w:pPr>
       <w:widowControl w:val="1"/>
@@ -5918,8 +6327,10 @@
     <w:tblPr>
       <w:tblInd w:type="dxa" w:w="0"/>
       <w:tblBorders>
-        <w:top w:color="000000" w:sz="18" w:val="single"/>
-        <w:bottom w:color="000000" w:sz="18" w:val="single"/>
+        <w:top w:sz="8" w:themeColor="accent5" w:val="single"/>
+        <w:left w:sz="8" w:themeColor="accent5" w:val="single"/>
+        <w:bottom w:sz="8" w:themeColor="accent5" w:val="single"/>
+        <w:right w:sz="8" w:themeColor="accent5" w:val="single"/>
       </w:tblBorders>
       <w:tblCellMar>
         <w:top w:type="dxa" w:w="0"/>
@@ -5929,7 +6340,7 @@
       </w:tblCellMar>
     </w:tblPr>
   </w:style>
-  <w:style w:styleId="Style_65" w:type="table">
+  <w:style w:styleId="Style_77" w:type="table">
     <w:name w:val="Medium Grid 3 Accent 3"/>
     <w:basedOn w:val="Style_60"/>
     <w:pPr>
@@ -5955,8 +6366,1342 @@
       </w:tblCellMar>
     </w:tblPr>
   </w:style>
-  <w:style w:styleId="Style_66" w:type="table">
-    <w:name w:val="Medium Grid 3"/>
+  <w:style w:styleId="Style_78" w:type="table">
+    <w:name w:val="Colorful Shading Accent 1"/>
+    <w:basedOn w:val="Style_60"/>
+    <w:pPr>
+      <w:widowControl w:val="1"/>
+      <w:spacing w:after="0" w:line="240" w:lineRule="auto"/>
+      <w:ind/>
+    </w:pPr>
+    <w:rPr>
+      <w:color w:themeColor="text1" w:val="000000"/>
+    </w:rPr>
+    <w:tblPr>
+      <w:tblInd w:type="dxa" w:w="0"/>
+      <w:tblBorders>
+        <w:top w:sz="24" w:themeColor="accent2" w:val="single"/>
+        <w:left w:sz="4" w:themeColor="accent1" w:val="single"/>
+        <w:bottom w:sz="4" w:themeColor="accent1" w:val="single"/>
+        <w:right w:sz="4" w:themeColor="accent1" w:val="single"/>
+        <w:insideH w:sz="4" w:themeColor="background1" w:val="single"/>
+        <w:insideV w:sz="4" w:themeColor="background1" w:val="single"/>
+      </w:tblBorders>
+      <w:tblCellMar>
+        <w:top w:type="dxa" w:w="0"/>
+        <w:left w:type="dxa" w:w="108"/>
+        <w:bottom w:type="dxa" w:w="0"/>
+        <w:right w:type="dxa" w:w="108"/>
+      </w:tblCellMar>
+    </w:tblPr>
+  </w:style>
+  <w:style w:styleId="Style_79" w:type="table">
+    <w:name w:val="Colorful Grid"/>
+    <w:basedOn w:val="Style_60"/>
+    <w:pPr>
+      <w:widowControl w:val="1"/>
+      <w:spacing w:after="0" w:line="240" w:lineRule="auto"/>
+      <w:ind/>
+    </w:pPr>
+    <w:rPr>
+      <w:color w:themeColor="text1" w:val="000000"/>
+    </w:rPr>
+    <w:tblPr>
+      <w:tblInd w:type="dxa" w:w="0"/>
+      <w:tblBorders>
+        <w:insideH w:sz="4" w:themeColor="background1" w:val="single"/>
+      </w:tblBorders>
+      <w:tblCellMar>
+        <w:top w:type="dxa" w:w="0"/>
+        <w:left w:type="dxa" w:w="108"/>
+        <w:bottom w:type="dxa" w:w="0"/>
+        <w:right w:type="dxa" w:w="108"/>
+      </w:tblCellMar>
+    </w:tblPr>
+  </w:style>
+  <w:style w:styleId="Style_80" w:type="table">
+    <w:name w:val="Colorful Shading Accent 3"/>
+    <w:basedOn w:val="Style_60"/>
+    <w:pPr>
+      <w:widowControl w:val="1"/>
+      <w:spacing w:after="0" w:line="240" w:lineRule="auto"/>
+      <w:ind/>
+    </w:pPr>
+    <w:rPr>
+      <w:color w:themeColor="text1" w:val="000000"/>
+    </w:rPr>
+    <w:tblPr>
+      <w:tblInd w:type="dxa" w:w="0"/>
+      <w:tblBorders>
+        <w:top w:sz="24" w:themeColor="accent4" w:val="single"/>
+        <w:left w:sz="4" w:themeColor="accent3" w:val="single"/>
+        <w:bottom w:sz="4" w:themeColor="accent3" w:val="single"/>
+        <w:right w:sz="4" w:themeColor="accent3" w:val="single"/>
+        <w:insideH w:sz="4" w:themeColor="background1" w:val="single"/>
+        <w:insideV w:sz="4" w:themeColor="background1" w:val="single"/>
+      </w:tblBorders>
+      <w:tblCellMar>
+        <w:top w:type="dxa" w:w="0"/>
+        <w:left w:type="dxa" w:w="108"/>
+        <w:bottom w:type="dxa" w:w="0"/>
+        <w:right w:type="dxa" w:w="108"/>
+      </w:tblCellMar>
+    </w:tblPr>
+  </w:style>
+  <w:style w:styleId="Style_81" w:type="table">
+    <w:name w:val="Medium Grid 1 Accent 6"/>
+    <w:basedOn w:val="Style_60"/>
+    <w:pPr>
+      <w:widowControl w:val="1"/>
+      <w:spacing w:after="0" w:line="240" w:lineRule="auto"/>
+      <w:ind/>
+    </w:pPr>
+    <w:tblPr>
+      <w:tblInd w:type="dxa" w:w="0"/>
+      <w:tblBorders>
+        <w:top w:sz="8" w:themeColor="accent6" w:themeTint="BF" w:val="single"/>
+        <w:left w:sz="8" w:themeColor="accent6" w:themeTint="BF" w:val="single"/>
+        <w:bottom w:sz="8" w:themeColor="accent6" w:themeTint="BF" w:val="single"/>
+        <w:right w:sz="8" w:themeColor="accent6" w:themeTint="BF" w:val="single"/>
+        <w:insideH w:sz="8" w:themeColor="accent6" w:themeTint="BF" w:val="single"/>
+        <w:insideV w:sz="8" w:themeColor="accent6" w:themeTint="BF" w:val="single"/>
+      </w:tblBorders>
+      <w:tblCellMar>
+        <w:top w:type="dxa" w:w="0"/>
+        <w:left w:type="dxa" w:w="108"/>
+        <w:bottom w:type="dxa" w:w="0"/>
+        <w:right w:type="dxa" w:w="108"/>
+      </w:tblCellMar>
+    </w:tblPr>
+  </w:style>
+  <w:style w:styleId="Style_82" w:type="table">
+    <w:name w:val="Medium Grid 1 Accent 2"/>
+    <w:basedOn w:val="Style_60"/>
+    <w:pPr>
+      <w:widowControl w:val="1"/>
+      <w:spacing w:after="0" w:line="240" w:lineRule="auto"/>
+      <w:ind/>
+    </w:pPr>
+    <w:tblPr>
+      <w:tblInd w:type="dxa" w:w="0"/>
+      <w:tblBorders>
+        <w:top w:sz="8" w:themeColor="accent2" w:themeTint="BF" w:val="single"/>
+        <w:left w:sz="8" w:themeColor="accent2" w:themeTint="BF" w:val="single"/>
+        <w:bottom w:sz="8" w:themeColor="accent2" w:themeTint="BF" w:val="single"/>
+        <w:right w:sz="8" w:themeColor="accent2" w:themeTint="BF" w:val="single"/>
+        <w:insideH w:sz="8" w:themeColor="accent2" w:themeTint="BF" w:val="single"/>
+        <w:insideV w:sz="8" w:themeColor="accent2" w:themeTint="BF" w:val="single"/>
+      </w:tblBorders>
+      <w:tblCellMar>
+        <w:top w:type="dxa" w:w="0"/>
+        <w:left w:type="dxa" w:w="108"/>
+        <w:bottom w:type="dxa" w:w="0"/>
+        <w:right w:type="dxa" w:w="108"/>
+      </w:tblCellMar>
+    </w:tblPr>
+  </w:style>
+  <w:style w:styleId="Style_83" w:type="table">
+    <w:name w:val="Colorful Grid Accent 5"/>
+    <w:basedOn w:val="Style_60"/>
+    <w:pPr>
+      <w:widowControl w:val="1"/>
+      <w:spacing w:after="0" w:line="240" w:lineRule="auto"/>
+      <w:ind/>
+    </w:pPr>
+    <w:rPr>
+      <w:color w:themeColor="text1" w:val="000000"/>
+    </w:rPr>
+    <w:tblPr>
+      <w:tblInd w:type="dxa" w:w="0"/>
+      <w:tblBorders>
+        <w:insideH w:sz="4" w:themeColor="background1" w:val="single"/>
+      </w:tblBorders>
+      <w:tblCellMar>
+        <w:top w:type="dxa" w:w="0"/>
+        <w:left w:type="dxa" w:w="108"/>
+        <w:bottom w:type="dxa" w:w="0"/>
+        <w:right w:type="dxa" w:w="108"/>
+      </w:tblCellMar>
+    </w:tblPr>
+  </w:style>
+  <w:style w:styleId="Style_84" w:type="table">
+    <w:name w:val="Colorful Grid Accent 1"/>
+    <w:basedOn w:val="Style_60"/>
+    <w:pPr>
+      <w:widowControl w:val="1"/>
+      <w:spacing w:after="0" w:line="240" w:lineRule="auto"/>
+      <w:ind/>
+    </w:pPr>
+    <w:rPr>
+      <w:color w:themeColor="text1" w:val="000000"/>
+    </w:rPr>
+    <w:tblPr>
+      <w:tblInd w:type="dxa" w:w="0"/>
+      <w:tblBorders>
+        <w:insideH w:sz="4" w:themeColor="background1" w:val="single"/>
+      </w:tblBorders>
+      <w:tblCellMar>
+        <w:top w:type="dxa" w:w="0"/>
+        <w:left w:type="dxa" w:w="108"/>
+        <w:bottom w:type="dxa" w:w="0"/>
+        <w:right w:type="dxa" w:w="108"/>
+      </w:tblCellMar>
+    </w:tblPr>
+  </w:style>
+  <w:style w:styleId="Style_85" w:type="table">
+    <w:name w:val="Medium List 1 Accent 2"/>
+    <w:basedOn w:val="Style_60"/>
+    <w:pPr>
+      <w:widowControl w:val="1"/>
+      <w:spacing w:after="0" w:line="240" w:lineRule="auto"/>
+      <w:ind/>
+    </w:pPr>
+    <w:rPr>
+      <w:color w:themeColor="text1" w:val="000000"/>
+    </w:rPr>
+    <w:tblPr>
+      <w:tblInd w:type="dxa" w:w="0"/>
+      <w:tblBorders>
+        <w:top w:sz="8" w:themeColor="accent2" w:val="single"/>
+        <w:bottom w:sz="8" w:themeColor="accent2" w:val="single"/>
+      </w:tblBorders>
+      <w:tblCellMar>
+        <w:top w:type="dxa" w:w="0"/>
+        <w:left w:type="dxa" w:w="108"/>
+        <w:bottom w:type="dxa" w:w="0"/>
+        <w:right w:type="dxa" w:w="108"/>
+      </w:tblCellMar>
+    </w:tblPr>
+  </w:style>
+  <w:style w:styleId="Style_86" w:type="table">
+    <w:name w:val="Colorful List Accent 4"/>
+    <w:basedOn w:val="Style_60"/>
+    <w:pPr>
+      <w:widowControl w:val="1"/>
+      <w:spacing w:after="0" w:line="240" w:lineRule="auto"/>
+      <w:ind/>
+    </w:pPr>
+    <w:rPr>
+      <w:color w:themeColor="text1" w:val="000000"/>
+    </w:rPr>
+    <w:tblPr>
+      <w:tblInd w:type="dxa" w:w="0"/>
+      <w:tblCellMar>
+        <w:top w:type="dxa" w:w="0"/>
+        <w:left w:type="dxa" w:w="108"/>
+        <w:bottom w:type="dxa" w:w="0"/>
+        <w:right w:type="dxa" w:w="108"/>
+      </w:tblCellMar>
+    </w:tblPr>
+  </w:style>
+  <w:style w:styleId="Style_87" w:type="table">
+    <w:name w:val="Medium Grid 2"/>
+    <w:basedOn w:val="Style_60"/>
+    <w:pPr>
+      <w:widowControl w:val="1"/>
+      <w:spacing w:after="0" w:line="240" w:lineRule="auto"/>
+      <w:ind/>
+    </w:pPr>
+    <w:rPr>
+      <w:rFonts w:asciiTheme="majorAscii" w:hAnsiTheme="majorHAnsi"/>
+      <w:color w:themeColor="text1" w:val="000000"/>
+    </w:rPr>
+    <w:tblPr>
+      <w:tblInd w:type="dxa" w:w="0"/>
+      <w:tblBorders>
+        <w:top w:sz="8" w:themeColor="text1" w:val="single"/>
+        <w:left w:sz="8" w:themeColor="text1" w:val="single"/>
+        <w:bottom w:sz="8" w:themeColor="text1" w:val="single"/>
+        <w:right w:sz="8" w:themeColor="text1" w:val="single"/>
+        <w:insideH w:sz="8" w:themeColor="text1" w:val="single"/>
+        <w:insideV w:sz="8" w:themeColor="text1" w:val="single"/>
+      </w:tblBorders>
+      <w:tblCellMar>
+        <w:top w:type="dxa" w:w="0"/>
+        <w:left w:type="dxa" w:w="108"/>
+        <w:bottom w:type="dxa" w:w="0"/>
+        <w:right w:type="dxa" w:w="108"/>
+      </w:tblCellMar>
+    </w:tblPr>
+  </w:style>
+  <w:style w:styleId="Style_88" w:type="table">
+    <w:name w:val="Medium Shading 1 Accent 1"/>
+    <w:basedOn w:val="Style_60"/>
+    <w:pPr>
+      <w:widowControl w:val="1"/>
+      <w:spacing w:after="0" w:line="240" w:lineRule="auto"/>
+      <w:ind/>
+    </w:pPr>
+    <w:tblPr>
+      <w:tblInd w:type="dxa" w:w="0"/>
+      <w:tblBorders>
+        <w:top w:sz="8" w:themeColor="accent1" w:themeTint="BF" w:val="single"/>
+        <w:left w:sz="8" w:themeColor="accent1" w:themeTint="BF" w:val="single"/>
+        <w:bottom w:sz="8" w:themeColor="accent1" w:themeTint="BF" w:val="single"/>
+        <w:right w:sz="8" w:themeColor="accent1" w:themeTint="BF" w:val="single"/>
+        <w:insideH w:sz="8" w:themeColor="accent1" w:themeTint="BF" w:val="single"/>
+      </w:tblBorders>
+      <w:tblCellMar>
+        <w:top w:type="dxa" w:w="0"/>
+        <w:left w:type="dxa" w:w="108"/>
+        <w:bottom w:type="dxa" w:w="0"/>
+        <w:right w:type="dxa" w:w="108"/>
+      </w:tblCellMar>
+    </w:tblPr>
+  </w:style>
+  <w:style w:styleId="Style_89" w:type="table">
+    <w:name w:val="Medium List 2 Accent 3"/>
+    <w:basedOn w:val="Style_60"/>
+    <w:pPr>
+      <w:widowControl w:val="1"/>
+      <w:spacing w:after="0" w:line="240" w:lineRule="auto"/>
+      <w:ind/>
+    </w:pPr>
+    <w:rPr>
+      <w:rFonts w:asciiTheme="majorAscii" w:hAnsiTheme="majorHAnsi"/>
+      <w:color w:themeColor="text1" w:val="000000"/>
+    </w:rPr>
+    <w:tblPr>
+      <w:tblInd w:type="dxa" w:w="0"/>
+      <w:tblBorders>
+        <w:top w:sz="8" w:themeColor="accent3" w:val="single"/>
+        <w:left w:sz="8" w:themeColor="accent3" w:val="single"/>
+        <w:bottom w:sz="8" w:themeColor="accent3" w:val="single"/>
+        <w:right w:sz="8" w:themeColor="accent3" w:val="single"/>
+      </w:tblBorders>
+      <w:tblCellMar>
+        <w:top w:type="dxa" w:w="0"/>
+        <w:left w:type="dxa" w:w="108"/>
+        <w:bottom w:type="dxa" w:w="0"/>
+        <w:right w:type="dxa" w:w="108"/>
+      </w:tblCellMar>
+    </w:tblPr>
+  </w:style>
+  <w:style w:styleId="Style_90" w:type="table">
+    <w:name w:val="Light Grid Accent 2"/>
+    <w:basedOn w:val="Style_60"/>
+    <w:pPr>
+      <w:widowControl w:val="1"/>
+      <w:spacing w:after="0" w:line="240" w:lineRule="auto"/>
+      <w:ind/>
+    </w:pPr>
+    <w:tblPr>
+      <w:tblInd w:type="dxa" w:w="0"/>
+      <w:tblBorders>
+        <w:top w:sz="8" w:themeColor="accent2" w:val="single"/>
+        <w:left w:sz="8" w:themeColor="accent2" w:val="single"/>
+        <w:bottom w:sz="8" w:themeColor="accent2" w:val="single"/>
+        <w:right w:sz="8" w:themeColor="accent2" w:val="single"/>
+        <w:insideH w:sz="8" w:themeColor="accent2" w:val="single"/>
+        <w:insideV w:sz="8" w:themeColor="accent2" w:val="single"/>
+      </w:tblBorders>
+      <w:tblCellMar>
+        <w:top w:type="dxa" w:w="0"/>
+        <w:left w:type="dxa" w:w="108"/>
+        <w:bottom w:type="dxa" w:w="0"/>
+        <w:right w:type="dxa" w:w="108"/>
+      </w:tblCellMar>
+    </w:tblPr>
+  </w:style>
+  <w:style w:styleId="Style_91" w:type="table">
+    <w:name w:val="Medium Shading 1 Accent 2"/>
+    <w:basedOn w:val="Style_60"/>
+    <w:pPr>
+      <w:widowControl w:val="1"/>
+      <w:spacing w:after="0" w:line="240" w:lineRule="auto"/>
+      <w:ind/>
+    </w:pPr>
+    <w:tblPr>
+      <w:tblInd w:type="dxa" w:w="0"/>
+      <w:tblBorders>
+        <w:top w:sz="8" w:themeColor="accent2" w:themeTint="BF" w:val="single"/>
+        <w:left w:sz="8" w:themeColor="accent2" w:themeTint="BF" w:val="single"/>
+        <w:bottom w:sz="8" w:themeColor="accent2" w:themeTint="BF" w:val="single"/>
+        <w:right w:sz="8" w:themeColor="accent2" w:themeTint="BF" w:val="single"/>
+        <w:insideH w:sz="8" w:themeColor="accent2" w:themeTint="BF" w:val="single"/>
+      </w:tblBorders>
+      <w:tblCellMar>
+        <w:top w:type="dxa" w:w="0"/>
+        <w:left w:type="dxa" w:w="108"/>
+        <w:bottom w:type="dxa" w:w="0"/>
+        <w:right w:type="dxa" w:w="108"/>
+      </w:tblCellMar>
+    </w:tblPr>
+  </w:style>
+  <w:style w:styleId="Style_92" w:type="table">
+    <w:name w:val="Colorful Grid Accent 4"/>
+    <w:basedOn w:val="Style_60"/>
+    <w:pPr>
+      <w:widowControl w:val="1"/>
+      <w:spacing w:after="0" w:line="240" w:lineRule="auto"/>
+      <w:ind/>
+    </w:pPr>
+    <w:rPr>
+      <w:color w:themeColor="text1" w:val="000000"/>
+    </w:rPr>
+    <w:tblPr>
+      <w:tblInd w:type="dxa" w:w="0"/>
+      <w:tblBorders>
+        <w:insideH w:sz="4" w:themeColor="background1" w:val="single"/>
+      </w:tblBorders>
+      <w:tblCellMar>
+        <w:top w:type="dxa" w:w="0"/>
+        <w:left w:type="dxa" w:w="108"/>
+        <w:bottom w:type="dxa" w:w="0"/>
+        <w:right w:type="dxa" w:w="108"/>
+      </w:tblCellMar>
+    </w:tblPr>
+  </w:style>
+  <w:style w:styleId="Style_93" w:type="table">
+    <w:name w:val="Medium List 1 Accent 6"/>
+    <w:basedOn w:val="Style_60"/>
+    <w:pPr>
+      <w:widowControl w:val="1"/>
+      <w:spacing w:after="0" w:line="240" w:lineRule="auto"/>
+      <w:ind/>
+    </w:pPr>
+    <w:rPr>
+      <w:color w:themeColor="text1" w:val="000000"/>
+    </w:rPr>
+    <w:tblPr>
+      <w:tblInd w:type="dxa" w:w="0"/>
+      <w:tblBorders>
+        <w:top w:sz="8" w:themeColor="accent6" w:val="single"/>
+        <w:bottom w:sz="8" w:themeColor="accent6" w:val="single"/>
+      </w:tblBorders>
+      <w:tblCellMar>
+        <w:top w:type="dxa" w:w="0"/>
+        <w:left w:type="dxa" w:w="108"/>
+        <w:bottom w:type="dxa" w:w="0"/>
+        <w:right w:type="dxa" w:w="108"/>
+      </w:tblCellMar>
+    </w:tblPr>
+  </w:style>
+  <w:style w:styleId="Style_94" w:type="table">
+    <w:name w:val="Colorful List Accent 5"/>
+    <w:basedOn w:val="Style_60"/>
+    <w:pPr>
+      <w:widowControl w:val="1"/>
+      <w:spacing w:after="0" w:line="240" w:lineRule="auto"/>
+      <w:ind/>
+    </w:pPr>
+    <w:rPr>
+      <w:color w:themeColor="text1" w:val="000000"/>
+    </w:rPr>
+    <w:tblPr>
+      <w:tblInd w:type="dxa" w:w="0"/>
+      <w:tblCellMar>
+        <w:top w:type="dxa" w:w="0"/>
+        <w:left w:type="dxa" w:w="108"/>
+        <w:bottom w:type="dxa" w:w="0"/>
+        <w:right w:type="dxa" w:w="108"/>
+      </w:tblCellMar>
+    </w:tblPr>
+  </w:style>
+  <w:style w:styleId="Style_95" w:type="table">
+    <w:name w:val="Colorful List Accent 1"/>
+    <w:basedOn w:val="Style_60"/>
+    <w:pPr>
+      <w:widowControl w:val="1"/>
+      <w:spacing w:after="0" w:line="240" w:lineRule="auto"/>
+      <w:ind/>
+    </w:pPr>
+    <w:rPr>
+      <w:color w:themeColor="text1" w:val="000000"/>
+    </w:rPr>
+    <w:tblPr>
+      <w:tblInd w:type="dxa" w:w="0"/>
+      <w:tblCellMar>
+        <w:top w:type="dxa" w:w="0"/>
+        <w:left w:type="dxa" w:w="108"/>
+        <w:bottom w:type="dxa" w:w="0"/>
+        <w:right w:type="dxa" w:w="108"/>
+      </w:tblCellMar>
+    </w:tblPr>
+  </w:style>
+  <w:style w:styleId="Style_96" w:type="table">
+    <w:name w:val="Dark List"/>
+    <w:basedOn w:val="Style_60"/>
+    <w:pPr>
+      <w:widowControl w:val="1"/>
+      <w:spacing w:after="0" w:line="240" w:lineRule="auto"/>
+      <w:ind/>
+    </w:pPr>
+    <w:rPr>
+      <w:color w:themeColor="background1" w:val="FFFFFF"/>
+    </w:rPr>
+    <w:tblPr>
+      <w:tblInd w:type="dxa" w:w="0"/>
+      <w:tblCellMar>
+        <w:top w:type="dxa" w:w="0"/>
+        <w:left w:type="dxa" w:w="108"/>
+        <w:bottom w:type="dxa" w:w="0"/>
+        <w:right w:type="dxa" w:w="108"/>
+      </w:tblCellMar>
+    </w:tblPr>
+  </w:style>
+  <w:style w:styleId="Style_97" w:type="table">
+    <w:name w:val="Medium List 2 Accent 1"/>
+    <w:basedOn w:val="Style_60"/>
+    <w:pPr>
+      <w:widowControl w:val="1"/>
+      <w:spacing w:after="0" w:line="240" w:lineRule="auto"/>
+      <w:ind/>
+    </w:pPr>
+    <w:rPr>
+      <w:rFonts w:asciiTheme="majorAscii" w:hAnsiTheme="majorHAnsi"/>
+      <w:color w:themeColor="text1" w:val="000000"/>
+    </w:rPr>
+    <w:tblPr>
+      <w:tblInd w:type="dxa" w:w="0"/>
+      <w:tblBorders>
+        <w:top w:sz="8" w:themeColor="accent1" w:val="single"/>
+        <w:left w:sz="8" w:themeColor="accent1" w:val="single"/>
+        <w:bottom w:sz="8" w:themeColor="accent1" w:val="single"/>
+        <w:right w:sz="8" w:themeColor="accent1" w:val="single"/>
+      </w:tblBorders>
+      <w:tblCellMar>
+        <w:top w:type="dxa" w:w="0"/>
+        <w:left w:type="dxa" w:w="108"/>
+        <w:bottom w:type="dxa" w:w="0"/>
+        <w:right w:type="dxa" w:w="108"/>
+      </w:tblCellMar>
+    </w:tblPr>
+  </w:style>
+  <w:style w:styleId="Style_98" w:type="table">
+    <w:name w:val="Medium Grid 1 Accent 5"/>
+    <w:basedOn w:val="Style_60"/>
+    <w:pPr>
+      <w:widowControl w:val="1"/>
+      <w:spacing w:after="0" w:line="240" w:lineRule="auto"/>
+      <w:ind/>
+    </w:pPr>
+    <w:tblPr>
+      <w:tblInd w:type="dxa" w:w="0"/>
+      <w:tblBorders>
+        <w:top w:sz="8" w:themeColor="accent5" w:themeTint="BF" w:val="single"/>
+        <w:left w:sz="8" w:themeColor="accent5" w:themeTint="BF" w:val="single"/>
+        <w:bottom w:sz="8" w:themeColor="accent5" w:themeTint="BF" w:val="single"/>
+        <w:right w:sz="8" w:themeColor="accent5" w:themeTint="BF" w:val="single"/>
+        <w:insideH w:sz="8" w:themeColor="accent5" w:themeTint="BF" w:val="single"/>
+        <w:insideV w:sz="8" w:themeColor="accent5" w:themeTint="BF" w:val="single"/>
+      </w:tblBorders>
+      <w:tblCellMar>
+        <w:top w:type="dxa" w:w="0"/>
+        <w:left w:type="dxa" w:w="108"/>
+        <w:bottom w:type="dxa" w:w="0"/>
+        <w:right w:type="dxa" w:w="108"/>
+      </w:tblCellMar>
+    </w:tblPr>
+  </w:style>
+  <w:style w:styleId="Style_99" w:type="table">
+    <w:name w:val="Medium Shading 1"/>
+    <w:basedOn w:val="Style_60"/>
+    <w:pPr>
+      <w:widowControl w:val="1"/>
+      <w:spacing w:after="0" w:line="240" w:lineRule="auto"/>
+      <w:ind/>
+    </w:pPr>
+    <w:tblPr>
+      <w:tblInd w:type="dxa" w:w="0"/>
+      <w:tblBorders>
+        <w:top w:sz="8" w:themeColor="text1" w:themeTint="BF" w:val="single"/>
+        <w:left w:sz="8" w:themeColor="text1" w:themeTint="BF" w:val="single"/>
+        <w:bottom w:sz="8" w:themeColor="text1" w:themeTint="BF" w:val="single"/>
+        <w:right w:sz="8" w:themeColor="text1" w:themeTint="BF" w:val="single"/>
+        <w:insideH w:sz="8" w:themeColor="text1" w:themeTint="BF" w:val="single"/>
+      </w:tblBorders>
+      <w:tblCellMar>
+        <w:top w:type="dxa" w:w="0"/>
+        <w:left w:type="dxa" w:w="108"/>
+        <w:bottom w:type="dxa" w:w="0"/>
+        <w:right w:type="dxa" w:w="108"/>
+      </w:tblCellMar>
+    </w:tblPr>
+  </w:style>
+  <w:style w:styleId="Style_100" w:type="table">
+    <w:name w:val="Medium List 1 Accent 4"/>
+    <w:basedOn w:val="Style_60"/>
+    <w:pPr>
+      <w:widowControl w:val="1"/>
+      <w:spacing w:after="0" w:line="240" w:lineRule="auto"/>
+      <w:ind/>
+    </w:pPr>
+    <w:rPr>
+      <w:color w:themeColor="text1" w:val="000000"/>
+    </w:rPr>
+    <w:tblPr>
+      <w:tblInd w:type="dxa" w:w="0"/>
+      <w:tblBorders>
+        <w:top w:sz="8" w:themeColor="accent4" w:val="single"/>
+        <w:bottom w:sz="8" w:themeColor="accent4" w:val="single"/>
+      </w:tblBorders>
+      <w:tblCellMar>
+        <w:top w:type="dxa" w:w="0"/>
+        <w:left w:type="dxa" w:w="108"/>
+        <w:bottom w:type="dxa" w:w="0"/>
+        <w:right w:type="dxa" w:w="108"/>
+      </w:tblCellMar>
+    </w:tblPr>
+  </w:style>
+  <w:style w:styleId="Style_101" w:type="table">
+    <w:name w:val="Light Grid Accent 5"/>
+    <w:basedOn w:val="Style_60"/>
+    <w:pPr>
+      <w:widowControl w:val="1"/>
+      <w:spacing w:after="0" w:line="240" w:lineRule="auto"/>
+      <w:ind/>
+    </w:pPr>
+    <w:tblPr>
+      <w:tblInd w:type="dxa" w:w="0"/>
+      <w:tblBorders>
+        <w:top w:sz="8" w:themeColor="accent5" w:val="single"/>
+        <w:left w:sz="8" w:themeColor="accent5" w:val="single"/>
+        <w:bottom w:sz="8" w:themeColor="accent5" w:val="single"/>
+        <w:right w:sz="8" w:themeColor="accent5" w:val="single"/>
+        <w:insideH w:sz="8" w:themeColor="accent5" w:val="single"/>
+        <w:insideV w:sz="8" w:themeColor="accent5" w:val="single"/>
+      </w:tblBorders>
+      <w:tblCellMar>
+        <w:top w:type="dxa" w:w="0"/>
+        <w:left w:type="dxa" w:w="108"/>
+        <w:bottom w:type="dxa" w:w="0"/>
+        <w:right w:type="dxa" w:w="108"/>
+      </w:tblCellMar>
+    </w:tblPr>
+  </w:style>
+  <w:style w:styleId="Style_102" w:type="table">
+    <w:name w:val="Medium Shading 2"/>
+    <w:basedOn w:val="Style_60"/>
+    <w:pPr>
+      <w:widowControl w:val="1"/>
+      <w:spacing w:after="0" w:line="240" w:lineRule="auto"/>
+      <w:ind/>
+    </w:pPr>
+    <w:tblPr>
+      <w:tblInd w:type="dxa" w:w="0"/>
+      <w:tblBorders>
+        <w:top w:color="000000" w:sz="18" w:val="single"/>
+        <w:bottom w:color="000000" w:sz="18" w:val="single"/>
+      </w:tblBorders>
+      <w:tblCellMar>
+        <w:top w:type="dxa" w:w="0"/>
+        <w:left w:type="dxa" w:w="108"/>
+        <w:bottom w:type="dxa" w:w="0"/>
+        <w:right w:type="dxa" w:w="108"/>
+      </w:tblCellMar>
+    </w:tblPr>
+  </w:style>
+  <w:style w:styleId="Style_103" w:type="table">
+    <w:name w:val="Medium List 1"/>
+    <w:basedOn w:val="Style_60"/>
+    <w:pPr>
+      <w:widowControl w:val="1"/>
+      <w:spacing w:after="0" w:line="240" w:lineRule="auto"/>
+      <w:ind/>
+    </w:pPr>
+    <w:rPr>
+      <w:color w:themeColor="text1" w:val="000000"/>
+    </w:rPr>
+    <w:tblPr>
+      <w:tblInd w:type="dxa" w:w="0"/>
+      <w:tblBorders>
+        <w:top w:sz="8" w:themeColor="text1" w:val="single"/>
+        <w:bottom w:sz="8" w:themeColor="text1" w:val="single"/>
+      </w:tblBorders>
+      <w:tblCellMar>
+        <w:top w:type="dxa" w:w="0"/>
+        <w:left w:type="dxa" w:w="108"/>
+        <w:bottom w:type="dxa" w:w="0"/>
+        <w:right w:type="dxa" w:w="108"/>
+      </w:tblCellMar>
+    </w:tblPr>
+  </w:style>
+  <w:style w:styleId="Style_104" w:type="table">
+    <w:name w:val="Colorful Grid Accent 2"/>
+    <w:basedOn w:val="Style_60"/>
+    <w:pPr>
+      <w:widowControl w:val="1"/>
+      <w:spacing w:after="0" w:line="240" w:lineRule="auto"/>
+      <w:ind/>
+    </w:pPr>
+    <w:rPr>
+      <w:color w:themeColor="text1" w:val="000000"/>
+    </w:rPr>
+    <w:tblPr>
+      <w:tblInd w:type="dxa" w:w="0"/>
+      <w:tblBorders>
+        <w:insideH w:sz="4" w:themeColor="background1" w:val="single"/>
+      </w:tblBorders>
+      <w:tblCellMar>
+        <w:top w:type="dxa" w:w="0"/>
+        <w:left w:type="dxa" w:w="108"/>
+        <w:bottom w:type="dxa" w:w="0"/>
+        <w:right w:type="dxa" w:w="108"/>
+      </w:tblCellMar>
+    </w:tblPr>
+  </w:style>
+  <w:style w:styleId="Style_105" w:type="table">
+    <w:name w:val="Colorful Grid Accent 6"/>
+    <w:basedOn w:val="Style_60"/>
+    <w:pPr>
+      <w:widowControl w:val="1"/>
+      <w:spacing w:after="0" w:line="240" w:lineRule="auto"/>
+      <w:ind/>
+    </w:pPr>
+    <w:rPr>
+      <w:color w:themeColor="text1" w:val="000000"/>
+    </w:rPr>
+    <w:tblPr>
+      <w:tblInd w:type="dxa" w:w="0"/>
+      <w:tblBorders>
+        <w:insideH w:sz="4" w:themeColor="background1" w:val="single"/>
+      </w:tblBorders>
+      <w:tblCellMar>
+        <w:top w:type="dxa" w:w="0"/>
+        <w:left w:type="dxa" w:w="108"/>
+        <w:bottom w:type="dxa" w:w="0"/>
+        <w:right w:type="dxa" w:w="108"/>
+      </w:tblCellMar>
+    </w:tblPr>
+  </w:style>
+  <w:style w:styleId="Style_106" w:type="table">
+    <w:name w:val="Dark List Accent 3"/>
+    <w:basedOn w:val="Style_60"/>
+    <w:pPr>
+      <w:widowControl w:val="1"/>
+      <w:spacing w:after="0" w:line="240" w:lineRule="auto"/>
+      <w:ind/>
+    </w:pPr>
+    <w:rPr>
+      <w:color w:themeColor="background1" w:val="FFFFFF"/>
+    </w:rPr>
+    <w:tblPr>
+      <w:tblInd w:type="dxa" w:w="0"/>
+      <w:tblCellMar>
+        <w:top w:type="dxa" w:w="0"/>
+        <w:left w:type="dxa" w:w="108"/>
+        <w:bottom w:type="dxa" w:w="0"/>
+        <w:right w:type="dxa" w:w="108"/>
+      </w:tblCellMar>
+    </w:tblPr>
+  </w:style>
+  <w:style w:styleId="Style_107" w:type="table">
+    <w:name w:val="Medium Grid 2 Accent 4"/>
+    <w:basedOn w:val="Style_60"/>
+    <w:pPr>
+      <w:widowControl w:val="1"/>
+      <w:spacing w:after="0" w:line="240" w:lineRule="auto"/>
+      <w:ind/>
+    </w:pPr>
+    <w:rPr>
+      <w:rFonts w:asciiTheme="majorAscii" w:hAnsiTheme="majorHAnsi"/>
+      <w:color w:themeColor="text1" w:val="000000"/>
+    </w:rPr>
+    <w:tblPr>
+      <w:tblInd w:type="dxa" w:w="0"/>
+      <w:tblBorders>
+        <w:top w:sz="8" w:themeColor="accent4" w:val="single"/>
+        <w:left w:sz="8" w:themeColor="accent4" w:val="single"/>
+        <w:bottom w:sz="8" w:themeColor="accent4" w:val="single"/>
+        <w:right w:sz="8" w:themeColor="accent4" w:val="single"/>
+        <w:insideH w:sz="8" w:themeColor="accent4" w:val="single"/>
+        <w:insideV w:sz="8" w:themeColor="accent4" w:val="single"/>
+      </w:tblBorders>
+      <w:tblCellMar>
+        <w:top w:type="dxa" w:w="0"/>
+        <w:left w:type="dxa" w:w="108"/>
+        <w:bottom w:type="dxa" w:w="0"/>
+        <w:right w:type="dxa" w:w="108"/>
+      </w:tblCellMar>
+    </w:tblPr>
+  </w:style>
+  <w:style w:styleId="Style_108" w:type="table">
+    <w:name w:val="Dark List Accent 1"/>
+    <w:basedOn w:val="Style_60"/>
+    <w:pPr>
+      <w:widowControl w:val="1"/>
+      <w:spacing w:after="0" w:line="240" w:lineRule="auto"/>
+      <w:ind/>
+    </w:pPr>
+    <w:rPr>
+      <w:color w:themeColor="background1" w:val="FFFFFF"/>
+    </w:rPr>
+    <w:tblPr>
+      <w:tblInd w:type="dxa" w:w="0"/>
+      <w:tblCellMar>
+        <w:top w:type="dxa" w:w="0"/>
+        <w:left w:type="dxa" w:w="108"/>
+        <w:bottom w:type="dxa" w:w="0"/>
+        <w:right w:type="dxa" w:w="108"/>
+      </w:tblCellMar>
+    </w:tblPr>
+  </w:style>
+  <w:style w:styleId="Style_109" w:type="table">
+    <w:name w:val="Medium Grid 2 Accent 2"/>
+    <w:basedOn w:val="Style_60"/>
+    <w:pPr>
+      <w:widowControl w:val="1"/>
+      <w:spacing w:after="0" w:line="240" w:lineRule="auto"/>
+      <w:ind/>
+    </w:pPr>
+    <w:rPr>
+      <w:rFonts w:asciiTheme="majorAscii" w:hAnsiTheme="majorHAnsi"/>
+      <w:color w:themeColor="text1" w:val="000000"/>
+    </w:rPr>
+    <w:tblPr>
+      <w:tblInd w:type="dxa" w:w="0"/>
+      <w:tblBorders>
+        <w:top w:sz="8" w:themeColor="accent2" w:val="single"/>
+        <w:left w:sz="8" w:themeColor="accent2" w:val="single"/>
+        <w:bottom w:sz="8" w:themeColor="accent2" w:val="single"/>
+        <w:right w:sz="8" w:themeColor="accent2" w:val="single"/>
+        <w:insideH w:sz="8" w:themeColor="accent2" w:val="single"/>
+        <w:insideV w:sz="8" w:themeColor="accent2" w:val="single"/>
+      </w:tblBorders>
+      <w:tblCellMar>
+        <w:top w:type="dxa" w:w="0"/>
+        <w:left w:type="dxa" w:w="108"/>
+        <w:bottom w:type="dxa" w:w="0"/>
+        <w:right w:type="dxa" w:w="108"/>
+      </w:tblCellMar>
+    </w:tblPr>
+  </w:style>
+  <w:style w:styleId="Style_110" w:type="table">
+    <w:name w:val="Light List Accent 2"/>
+    <w:basedOn w:val="Style_60"/>
+    <w:pPr>
+      <w:widowControl w:val="1"/>
+      <w:spacing w:after="0" w:line="240" w:lineRule="auto"/>
+      <w:ind/>
+    </w:pPr>
+    <w:tblPr>
+      <w:tblInd w:type="dxa" w:w="0"/>
+      <w:tblBorders>
+        <w:top w:sz="8" w:themeColor="accent2" w:val="single"/>
+        <w:left w:sz="8" w:themeColor="accent2" w:val="single"/>
+        <w:bottom w:sz="8" w:themeColor="accent2" w:val="single"/>
+        <w:right w:sz="8" w:themeColor="accent2" w:val="single"/>
+      </w:tblBorders>
+      <w:tblCellMar>
+        <w:top w:type="dxa" w:w="0"/>
+        <w:left w:type="dxa" w:w="108"/>
+        <w:bottom w:type="dxa" w:w="0"/>
+        <w:right w:type="dxa" w:w="108"/>
+      </w:tblCellMar>
+    </w:tblPr>
+  </w:style>
+  <w:style w:styleId="Style_111" w:type="table">
+    <w:name w:val="Medium Shading 2 Accent 6"/>
+    <w:basedOn w:val="Style_60"/>
+    <w:pPr>
+      <w:widowControl w:val="1"/>
+      <w:spacing w:after="0" w:line="240" w:lineRule="auto"/>
+      <w:ind/>
+    </w:pPr>
+    <w:tblPr>
+      <w:tblInd w:type="dxa" w:w="0"/>
+      <w:tblBorders>
+        <w:top w:color="000000" w:sz="18" w:val="single"/>
+        <w:bottom w:color="000000" w:sz="18" w:val="single"/>
+      </w:tblBorders>
+      <w:tblCellMar>
+        <w:top w:type="dxa" w:w="0"/>
+        <w:left w:type="dxa" w:w="108"/>
+        <w:bottom w:type="dxa" w:w="0"/>
+        <w:right w:type="dxa" w:w="108"/>
+      </w:tblCellMar>
+    </w:tblPr>
+  </w:style>
+  <w:style w:styleId="Style_112" w:type="table">
+    <w:name w:val="Medium Shading 2 Accent 1"/>
+    <w:basedOn w:val="Style_60"/>
+    <w:pPr>
+      <w:widowControl w:val="1"/>
+      <w:spacing w:after="0" w:line="240" w:lineRule="auto"/>
+      <w:ind/>
+    </w:pPr>
+    <w:tblPr>
+      <w:tblInd w:type="dxa" w:w="0"/>
+      <w:tblBorders>
+        <w:top w:color="000000" w:sz="18" w:val="single"/>
+        <w:bottom w:color="000000" w:sz="18" w:val="single"/>
+      </w:tblBorders>
+      <w:tblCellMar>
+        <w:top w:type="dxa" w:w="0"/>
+        <w:left w:type="dxa" w:w="108"/>
+        <w:bottom w:type="dxa" w:w="0"/>
+        <w:right w:type="dxa" w:w="108"/>
+      </w:tblCellMar>
+    </w:tblPr>
+  </w:style>
+  <w:style w:styleId="Style_113" w:type="table">
+    <w:name w:val="Light Shading Accent 3"/>
+    <w:basedOn w:val="Style_60"/>
+    <w:pPr>
+      <w:widowControl w:val="1"/>
+      <w:spacing w:after="0" w:line="240" w:lineRule="auto"/>
+      <w:ind/>
+    </w:pPr>
+    <w:rPr>
+      <w:color w:themeColor="accent3" w:themeShade="BF" w:val="76933C"/>
+    </w:rPr>
+    <w:tblPr>
+      <w:tblInd w:type="dxa" w:w="0"/>
+      <w:tblBorders>
+        <w:top w:sz="8" w:themeColor="accent3" w:val="single"/>
+        <w:bottom w:sz="8" w:themeColor="accent3" w:val="single"/>
+      </w:tblBorders>
+      <w:tblCellMar>
+        <w:top w:type="dxa" w:w="0"/>
+        <w:left w:type="dxa" w:w="108"/>
+        <w:bottom w:type="dxa" w:w="0"/>
+        <w:right w:type="dxa" w:w="108"/>
+      </w:tblCellMar>
+    </w:tblPr>
+  </w:style>
+  <w:style w:styleId="Style_114" w:type="table">
+    <w:name w:val="Dark List Accent 6"/>
+    <w:basedOn w:val="Style_60"/>
+    <w:pPr>
+      <w:widowControl w:val="1"/>
+      <w:spacing w:after="0" w:line="240" w:lineRule="auto"/>
+      <w:ind/>
+    </w:pPr>
+    <w:rPr>
+      <w:color w:themeColor="background1" w:val="FFFFFF"/>
+    </w:rPr>
+    <w:tblPr>
+      <w:tblInd w:type="dxa" w:w="0"/>
+      <w:tblCellMar>
+        <w:top w:type="dxa" w:w="0"/>
+        <w:left w:type="dxa" w:w="108"/>
+        <w:bottom w:type="dxa" w:w="0"/>
+        <w:right w:type="dxa" w:w="108"/>
+      </w:tblCellMar>
+    </w:tblPr>
+  </w:style>
+  <w:style w:styleId="Style_115" w:type="table">
+    <w:name w:val="Medium List 1 Accent 1"/>
+    <w:basedOn w:val="Style_60"/>
+    <w:pPr>
+      <w:widowControl w:val="1"/>
+      <w:spacing w:after="0" w:line="240" w:lineRule="auto"/>
+      <w:ind/>
+    </w:pPr>
+    <w:rPr>
+      <w:color w:themeColor="text1" w:val="000000"/>
+    </w:rPr>
+    <w:tblPr>
+      <w:tblInd w:type="dxa" w:w="0"/>
+      <w:tblBorders>
+        <w:top w:sz="8" w:themeColor="accent1" w:val="single"/>
+        <w:bottom w:sz="8" w:themeColor="accent1" w:val="single"/>
+      </w:tblBorders>
+      <w:tblCellMar>
+        <w:top w:type="dxa" w:w="0"/>
+        <w:left w:type="dxa" w:w="108"/>
+        <w:bottom w:type="dxa" w:w="0"/>
+        <w:right w:type="dxa" w:w="108"/>
+      </w:tblCellMar>
+    </w:tblPr>
+  </w:style>
+  <w:style w:styleId="Style_116" w:type="table">
+    <w:name w:val="Medium Shading 2 Accent 5"/>
+    <w:basedOn w:val="Style_60"/>
+    <w:pPr>
+      <w:widowControl w:val="1"/>
+      <w:spacing w:after="0" w:line="240" w:lineRule="auto"/>
+      <w:ind/>
+    </w:pPr>
+    <w:tblPr>
+      <w:tblInd w:type="dxa" w:w="0"/>
+      <w:tblBorders>
+        <w:top w:color="000000" w:sz="18" w:val="single"/>
+        <w:bottom w:color="000000" w:sz="18" w:val="single"/>
+      </w:tblBorders>
+      <w:tblCellMar>
+        <w:top w:type="dxa" w:w="0"/>
+        <w:left w:type="dxa" w:w="108"/>
+        <w:bottom w:type="dxa" w:w="0"/>
+        <w:right w:type="dxa" w:w="108"/>
+      </w:tblCellMar>
+    </w:tblPr>
+  </w:style>
+  <w:style w:styleId="Style_117" w:type="table">
+    <w:name w:val="Medium List 2 Accent 2"/>
+    <w:basedOn w:val="Style_60"/>
+    <w:pPr>
+      <w:widowControl w:val="1"/>
+      <w:spacing w:after="0" w:line="240" w:lineRule="auto"/>
+      <w:ind/>
+    </w:pPr>
+    <w:rPr>
+      <w:rFonts w:asciiTheme="majorAscii" w:hAnsiTheme="majorHAnsi"/>
+      <w:color w:themeColor="text1" w:val="000000"/>
+    </w:rPr>
+    <w:tblPr>
+      <w:tblInd w:type="dxa" w:w="0"/>
+      <w:tblBorders>
+        <w:top w:sz="8" w:themeColor="accent2" w:val="single"/>
+        <w:left w:sz="8" w:themeColor="accent2" w:val="single"/>
+        <w:bottom w:sz="8" w:themeColor="accent2" w:val="single"/>
+        <w:right w:sz="8" w:themeColor="accent2" w:val="single"/>
+      </w:tblBorders>
+      <w:tblCellMar>
+        <w:top w:type="dxa" w:w="0"/>
+        <w:left w:type="dxa" w:w="108"/>
+        <w:bottom w:type="dxa" w:w="0"/>
+        <w:right w:type="dxa" w:w="108"/>
+      </w:tblCellMar>
+    </w:tblPr>
+  </w:style>
+  <w:style w:styleId="Style_118" w:type="table">
+    <w:name w:val="Medium List 2"/>
+    <w:basedOn w:val="Style_60"/>
+    <w:pPr>
+      <w:widowControl w:val="1"/>
+      <w:spacing w:after="0" w:line="240" w:lineRule="auto"/>
+      <w:ind/>
+    </w:pPr>
+    <w:rPr>
+      <w:rFonts w:asciiTheme="majorAscii" w:hAnsiTheme="majorHAnsi"/>
+      <w:color w:themeColor="text1" w:val="000000"/>
+    </w:rPr>
+    <w:tblPr>
+      <w:tblInd w:type="dxa" w:w="0"/>
+      <w:tblBorders>
+        <w:top w:sz="8" w:themeColor="text1" w:val="single"/>
+        <w:left w:sz="8" w:themeColor="text1" w:val="single"/>
+        <w:bottom w:sz="8" w:themeColor="text1" w:val="single"/>
+        <w:right w:sz="8" w:themeColor="text1" w:val="single"/>
+      </w:tblBorders>
+      <w:tblCellMar>
+        <w:top w:type="dxa" w:w="0"/>
+        <w:left w:type="dxa" w:w="108"/>
+        <w:bottom w:type="dxa" w:w="0"/>
+        <w:right w:type="dxa" w:w="108"/>
+      </w:tblCellMar>
+    </w:tblPr>
+  </w:style>
+  <w:style w:styleId="Style_119" w:type="table">
+    <w:name w:val="Medium Shading 1 Accent 4"/>
+    <w:basedOn w:val="Style_60"/>
+    <w:pPr>
+      <w:widowControl w:val="1"/>
+      <w:spacing w:after="0" w:line="240" w:lineRule="auto"/>
+      <w:ind/>
+    </w:pPr>
+    <w:tblPr>
+      <w:tblInd w:type="dxa" w:w="0"/>
+      <w:tblBorders>
+        <w:top w:sz="8" w:themeColor="accent4" w:themeTint="BF" w:val="single"/>
+        <w:left w:sz="8" w:themeColor="accent4" w:themeTint="BF" w:val="single"/>
+        <w:bottom w:sz="8" w:themeColor="accent4" w:themeTint="BF" w:val="single"/>
+        <w:right w:sz="8" w:themeColor="accent4" w:themeTint="BF" w:val="single"/>
+        <w:insideH w:sz="8" w:themeColor="accent4" w:themeTint="BF" w:val="single"/>
+      </w:tblBorders>
+      <w:tblCellMar>
+        <w:top w:type="dxa" w:w="0"/>
+        <w:left w:type="dxa" w:w="108"/>
+        <w:bottom w:type="dxa" w:w="0"/>
+        <w:right w:type="dxa" w:w="108"/>
+      </w:tblCellMar>
+    </w:tblPr>
+  </w:style>
+  <w:style w:styleId="Style_120" w:type="table">
+    <w:name w:val="Colorful Grid Accent 3"/>
+    <w:basedOn w:val="Style_60"/>
+    <w:pPr>
+      <w:widowControl w:val="1"/>
+      <w:spacing w:after="0" w:line="240" w:lineRule="auto"/>
+      <w:ind/>
+    </w:pPr>
+    <w:rPr>
+      <w:color w:themeColor="text1" w:val="000000"/>
+    </w:rPr>
+    <w:tblPr>
+      <w:tblInd w:type="dxa" w:w="0"/>
+      <w:tblBorders>
+        <w:insideH w:sz="4" w:themeColor="background1" w:val="single"/>
+      </w:tblBorders>
+      <w:tblCellMar>
+        <w:top w:type="dxa" w:w="0"/>
+        <w:left w:type="dxa" w:w="108"/>
+        <w:bottom w:type="dxa" w:w="0"/>
+        <w:right w:type="dxa" w:w="108"/>
+      </w:tblCellMar>
+    </w:tblPr>
+  </w:style>
+  <w:style w:styleId="Style_121" w:type="table">
+    <w:name w:val="Medium Shading 2 Accent 2"/>
+    <w:basedOn w:val="Style_60"/>
+    <w:pPr>
+      <w:widowControl w:val="1"/>
+      <w:spacing w:after="0" w:line="240" w:lineRule="auto"/>
+      <w:ind/>
+    </w:pPr>
+    <w:tblPr>
+      <w:tblInd w:type="dxa" w:w="0"/>
+      <w:tblBorders>
+        <w:top w:color="000000" w:sz="18" w:val="single"/>
+        <w:bottom w:color="000000" w:sz="18" w:val="single"/>
+      </w:tblBorders>
+      <w:tblCellMar>
+        <w:top w:type="dxa" w:w="0"/>
+        <w:left w:type="dxa" w:w="108"/>
+        <w:bottom w:type="dxa" w:w="0"/>
+        <w:right w:type="dxa" w:w="108"/>
+      </w:tblCellMar>
+    </w:tblPr>
+  </w:style>
+  <w:style w:styleId="Style_122" w:type="table">
+    <w:name w:val="Medium Grid 1 Accent 4"/>
+    <w:basedOn w:val="Style_60"/>
+    <w:pPr>
+      <w:widowControl w:val="1"/>
+      <w:spacing w:after="0" w:line="240" w:lineRule="auto"/>
+      <w:ind/>
+    </w:pPr>
+    <w:tblPr>
+      <w:tblInd w:type="dxa" w:w="0"/>
+      <w:tblBorders>
+        <w:top w:sz="8" w:themeColor="accent4" w:themeTint="BF" w:val="single"/>
+        <w:left w:sz="8" w:themeColor="accent4" w:themeTint="BF" w:val="single"/>
+        <w:bottom w:sz="8" w:themeColor="accent4" w:themeTint="BF" w:val="single"/>
+        <w:right w:sz="8" w:themeColor="accent4" w:themeTint="BF" w:val="single"/>
+        <w:insideH w:sz="8" w:themeColor="accent4" w:themeTint="BF" w:val="single"/>
+        <w:insideV w:sz="8" w:themeColor="accent4" w:themeTint="BF" w:val="single"/>
+      </w:tblBorders>
+      <w:tblCellMar>
+        <w:top w:type="dxa" w:w="0"/>
+        <w:left w:type="dxa" w:w="108"/>
+        <w:bottom w:type="dxa" w:w="0"/>
+        <w:right w:type="dxa" w:w="108"/>
+      </w:tblCellMar>
+    </w:tblPr>
+  </w:style>
+  <w:style w:styleId="Style_123" w:type="table">
+    <w:name w:val="Light Shading Accent 4"/>
+    <w:basedOn w:val="Style_60"/>
+    <w:pPr>
+      <w:widowControl w:val="1"/>
+      <w:spacing w:after="0" w:line="240" w:lineRule="auto"/>
+      <w:ind/>
+    </w:pPr>
+    <w:rPr>
+      <w:color w:themeColor="accent4" w:themeShade="BF" w:val="604A7B"/>
+    </w:rPr>
+    <w:tblPr>
+      <w:tblInd w:type="dxa" w:w="0"/>
+      <w:tblBorders>
+        <w:top w:sz="8" w:themeColor="accent4" w:val="single"/>
+        <w:bottom w:sz="8" w:themeColor="accent4" w:val="single"/>
+      </w:tblBorders>
+      <w:tblCellMar>
+        <w:top w:type="dxa" w:w="0"/>
+        <w:left w:type="dxa" w:w="108"/>
+        <w:bottom w:type="dxa" w:w="0"/>
+        <w:right w:type="dxa" w:w="108"/>
+      </w:tblCellMar>
+    </w:tblPr>
+  </w:style>
+  <w:style w:styleId="Style_124" w:type="table">
+    <w:name w:val="Medium List 1 Accent 3"/>
+    <w:basedOn w:val="Style_60"/>
+    <w:pPr>
+      <w:widowControl w:val="1"/>
+      <w:spacing w:after="0" w:line="240" w:lineRule="auto"/>
+      <w:ind/>
+    </w:pPr>
+    <w:rPr>
+      <w:color w:themeColor="text1" w:val="000000"/>
+    </w:rPr>
+    <w:tblPr>
+      <w:tblInd w:type="dxa" w:w="0"/>
+      <w:tblBorders>
+        <w:top w:sz="8" w:themeColor="accent3" w:val="single"/>
+        <w:bottom w:sz="8" w:themeColor="accent3" w:val="single"/>
+      </w:tblBorders>
+      <w:tblCellMar>
+        <w:top w:type="dxa" w:w="0"/>
+        <w:left w:type="dxa" w:w="108"/>
+        <w:bottom w:type="dxa" w:w="0"/>
+        <w:right w:type="dxa" w:w="108"/>
+      </w:tblCellMar>
+    </w:tblPr>
+  </w:style>
+  <w:style w:styleId="Style_125" w:type="table">
+    <w:name w:val="Medium Shading 2 Accent 4"/>
+    <w:basedOn w:val="Style_60"/>
+    <w:pPr>
+      <w:widowControl w:val="1"/>
+      <w:spacing w:after="0" w:line="240" w:lineRule="auto"/>
+      <w:ind/>
+    </w:pPr>
+    <w:tblPr>
+      <w:tblInd w:type="dxa" w:w="0"/>
+      <w:tblBorders>
+        <w:top w:color="000000" w:sz="18" w:val="single"/>
+        <w:bottom w:color="000000" w:sz="18" w:val="single"/>
+      </w:tblBorders>
+      <w:tblCellMar>
+        <w:top w:type="dxa" w:w="0"/>
+        <w:left w:type="dxa" w:w="108"/>
+        <w:bottom w:type="dxa" w:w="0"/>
+        <w:right w:type="dxa" w:w="108"/>
+      </w:tblCellMar>
+    </w:tblPr>
+  </w:style>
+  <w:style w:styleId="Style_126" w:type="table">
+    <w:name w:val="Light List Accent 6"/>
+    <w:basedOn w:val="Style_60"/>
+    <w:pPr>
+      <w:widowControl w:val="1"/>
+      <w:spacing w:after="0" w:line="240" w:lineRule="auto"/>
+      <w:ind/>
+    </w:pPr>
+    <w:tblPr>
+      <w:tblInd w:type="dxa" w:w="0"/>
+      <w:tblBorders>
+        <w:top w:sz="8" w:themeColor="accent6" w:val="single"/>
+        <w:left w:sz="8" w:themeColor="accent6" w:val="single"/>
+        <w:bottom w:sz="8" w:themeColor="accent6" w:val="single"/>
+        <w:right w:sz="8" w:themeColor="accent6" w:val="single"/>
+      </w:tblBorders>
+      <w:tblCellMar>
+        <w:top w:type="dxa" w:w="0"/>
+        <w:left w:type="dxa" w:w="108"/>
+        <w:bottom w:type="dxa" w:w="0"/>
+        <w:right w:type="dxa" w:w="108"/>
+      </w:tblCellMar>
+    </w:tblPr>
+  </w:style>
+  <w:style w:styleId="Style_127" w:type="table">
+    <w:name w:val="Medium Shading 1 Accent 5"/>
+    <w:basedOn w:val="Style_60"/>
+    <w:pPr>
+      <w:widowControl w:val="1"/>
+      <w:spacing w:after="0" w:line="240" w:lineRule="auto"/>
+      <w:ind/>
+    </w:pPr>
+    <w:tblPr>
+      <w:tblInd w:type="dxa" w:w="0"/>
+      <w:tblBorders>
+        <w:top w:sz="8" w:themeColor="accent5" w:themeTint="BF" w:val="single"/>
+        <w:left w:sz="8" w:themeColor="accent5" w:themeTint="BF" w:val="single"/>
+        <w:bottom w:sz="8" w:themeColor="accent5" w:themeTint="BF" w:val="single"/>
+        <w:right w:sz="8" w:themeColor="accent5" w:themeTint="BF" w:val="single"/>
+        <w:insideH w:sz="8" w:themeColor="accent5" w:themeTint="BF" w:val="single"/>
+      </w:tblBorders>
+      <w:tblCellMar>
+        <w:top w:type="dxa" w:w="0"/>
+        <w:left w:type="dxa" w:w="108"/>
+        <w:bottom w:type="dxa" w:w="0"/>
+        <w:right w:type="dxa" w:w="108"/>
+      </w:tblCellMar>
+    </w:tblPr>
+  </w:style>
+  <w:style w:styleId="Style_128" w:type="table">
+    <w:name w:val="Medium Grid 1 Accent 1"/>
+    <w:basedOn w:val="Style_60"/>
+    <w:pPr>
+      <w:widowControl w:val="1"/>
+      <w:spacing w:after="0" w:line="240" w:lineRule="auto"/>
+      <w:ind/>
+    </w:pPr>
+    <w:tblPr>
+      <w:tblInd w:type="dxa" w:w="0"/>
+      <w:tblBorders>
+        <w:top w:sz="8" w:themeColor="accent1" w:themeTint="BF" w:val="single"/>
+        <w:left w:sz="8" w:themeColor="accent1" w:themeTint="BF" w:val="single"/>
+        <w:bottom w:sz="8" w:themeColor="accent1" w:themeTint="BF" w:val="single"/>
+        <w:right w:sz="8" w:themeColor="accent1" w:themeTint="BF" w:val="single"/>
+        <w:insideH w:sz="8" w:themeColor="accent1" w:themeTint="BF" w:val="single"/>
+        <w:insideV w:sz="8" w:themeColor="accent1" w:themeTint="BF" w:val="single"/>
+      </w:tblBorders>
+      <w:tblCellMar>
+        <w:top w:type="dxa" w:w="0"/>
+        <w:left w:type="dxa" w:w="108"/>
+        <w:bottom w:type="dxa" w:w="0"/>
+        <w:right w:type="dxa" w:w="108"/>
+      </w:tblCellMar>
+    </w:tblPr>
+  </w:style>
+  <w:style w:styleId="Style_129" w:type="table">
+    <w:name w:val="Medium Shading 1 Accent 6"/>
+    <w:basedOn w:val="Style_60"/>
+    <w:pPr>
+      <w:widowControl w:val="1"/>
+      <w:spacing w:after="0" w:line="240" w:lineRule="auto"/>
+      <w:ind/>
+    </w:pPr>
+    <w:tblPr>
+      <w:tblInd w:type="dxa" w:w="0"/>
+      <w:tblBorders>
+        <w:top w:sz="8" w:themeColor="accent6" w:themeTint="BF" w:val="single"/>
+        <w:left w:sz="8" w:themeColor="accent6" w:themeTint="BF" w:val="single"/>
+        <w:bottom w:sz="8" w:themeColor="accent6" w:themeTint="BF" w:val="single"/>
+        <w:right w:sz="8" w:themeColor="accent6" w:themeTint="BF" w:val="single"/>
+        <w:insideH w:sz="8" w:themeColor="accent6" w:themeTint="BF" w:val="single"/>
+      </w:tblBorders>
+      <w:tblCellMar>
+        <w:top w:type="dxa" w:w="0"/>
+        <w:left w:type="dxa" w:w="108"/>
+        <w:bottom w:type="dxa" w:w="0"/>
+        <w:right w:type="dxa" w:w="108"/>
+      </w:tblCellMar>
+    </w:tblPr>
+  </w:style>
+  <w:style w:styleId="Style_130" w:type="table">
+    <w:name w:val="Medium Grid 1 Accent 3"/>
+    <w:basedOn w:val="Style_60"/>
+    <w:pPr>
+      <w:widowControl w:val="1"/>
+      <w:spacing w:after="0" w:line="240" w:lineRule="auto"/>
+      <w:ind/>
+    </w:pPr>
+    <w:tblPr>
+      <w:tblInd w:type="dxa" w:w="0"/>
+      <w:tblBorders>
+        <w:top w:sz="8" w:themeColor="accent3" w:themeTint="BF" w:val="single"/>
+        <w:left w:sz="8" w:themeColor="accent3" w:themeTint="BF" w:val="single"/>
+        <w:bottom w:sz="8" w:themeColor="accent3" w:themeTint="BF" w:val="single"/>
+        <w:right w:sz="8" w:themeColor="accent3" w:themeTint="BF" w:val="single"/>
+        <w:insideH w:sz="8" w:themeColor="accent3" w:themeTint="BF" w:val="single"/>
+        <w:insideV w:sz="8" w:themeColor="accent3" w:themeTint="BF" w:val="single"/>
+      </w:tblBorders>
+      <w:tblCellMar>
+        <w:top w:type="dxa" w:w="0"/>
+        <w:left w:type="dxa" w:w="108"/>
+        <w:bottom w:type="dxa" w:w="0"/>
+        <w:right w:type="dxa" w:w="108"/>
+      </w:tblCellMar>
+    </w:tblPr>
+  </w:style>
+  <w:style w:styleId="Style_131" w:type="table">
+    <w:name w:val="Dark List Accent 5"/>
+    <w:basedOn w:val="Style_60"/>
+    <w:pPr>
+      <w:widowControl w:val="1"/>
+      <w:spacing w:after="0" w:line="240" w:lineRule="auto"/>
+      <w:ind/>
+    </w:pPr>
+    <w:rPr>
+      <w:color w:themeColor="background1" w:val="FFFFFF"/>
+    </w:rPr>
+    <w:tblPr>
+      <w:tblInd w:type="dxa" w:w="0"/>
+      <w:tblCellMar>
+        <w:top w:type="dxa" w:w="0"/>
+        <w:left w:type="dxa" w:w="108"/>
+        <w:bottom w:type="dxa" w:w="0"/>
+        <w:right w:type="dxa" w:w="108"/>
+      </w:tblCellMar>
+    </w:tblPr>
+  </w:style>
+  <w:style w:styleId="Style_132" w:type="table">
+    <w:name w:val="Medium Grid 3 Accent 4"/>
     <w:basedOn w:val="Style_60"/>
     <w:pPr>
       <w:widowControl w:val="1"/>
@@ -5981,39 +7726,40 @@
       </w:tblCellMar>
     </w:tblPr>
   </w:style>
-  <w:style w:styleId="Style_67" w:type="table">
-    <w:name w:val="Colorful List Accent 6"/>
-    <w:basedOn w:val="Style_60"/>
-    <w:pPr>
-      <w:widowControl w:val="1"/>
-      <w:spacing w:after="0" w:line="240" w:lineRule="auto"/>
-      <w:ind/>
-    </w:pPr>
-    <w:rPr>
-      <w:color w:themeColor="text1" w:val="000000"/>
-    </w:rPr>
-    <w:tblPr>
-      <w:tblInd w:type="dxa" w:w="0"/>
-      <w:tblCellMar>
-        <w:top w:type="dxa" w:w="0"/>
-        <w:left w:type="dxa" w:w="108"/>
-        <w:bottom w:type="dxa" w:w="0"/>
-        <w:right w:type="dxa" w:w="108"/>
-      </w:tblCellMar>
-    </w:tblPr>
-  </w:style>
-  <w:style w:styleId="Style_68" w:type="table">
-    <w:name w:val="Medium Grid 2 Accent 3"/>
-    <w:basedOn w:val="Style_60"/>
-    <w:pPr>
-      <w:widowControl w:val="1"/>
-      <w:spacing w:after="0" w:line="240" w:lineRule="auto"/>
-      <w:ind/>
-    </w:pPr>
-    <w:rPr>
-      <w:rFonts w:asciiTheme="majorAscii" w:hAnsiTheme="majorHAnsi"/>
-      <w:color w:themeColor="text1" w:val="000000"/>
-    </w:rPr>
+  <w:style w:styleId="Style_133" w:type="table">
+    <w:name w:val="Medium Grid 3 Accent 2"/>
+    <w:basedOn w:val="Style_60"/>
+    <w:pPr>
+      <w:widowControl w:val="1"/>
+      <w:spacing w:after="0" w:line="240" w:lineRule="auto"/>
+      <w:ind/>
+    </w:pPr>
+    <w:tblPr>
+      <w:tblInd w:type="dxa" w:w="0"/>
+      <w:tblBorders>
+        <w:top w:sz="8" w:themeColor="background1" w:val="single"/>
+        <w:left w:sz="8" w:themeColor="background1" w:val="single"/>
+        <w:bottom w:sz="8" w:themeColor="background1" w:val="single"/>
+        <w:right w:sz="8" w:themeColor="background1" w:val="single"/>
+        <w:insideH w:sz="6" w:themeColor="background1" w:val="single"/>
+        <w:insideV w:sz="6" w:themeColor="background1" w:val="single"/>
+      </w:tblBorders>
+      <w:tblCellMar>
+        <w:top w:type="dxa" w:w="0"/>
+        <w:left w:type="dxa" w:w="108"/>
+        <w:bottom w:type="dxa" w:w="0"/>
+        <w:right w:type="dxa" w:w="108"/>
+      </w:tblCellMar>
+    </w:tblPr>
+  </w:style>
+  <w:style w:styleId="Style_134" w:type="table">
+    <w:name w:val="Light Grid Accent 3"/>
+    <w:basedOn w:val="Style_60"/>
+    <w:pPr>
+      <w:widowControl w:val="1"/>
+      <w:spacing w:after="0" w:line="240" w:lineRule="auto"/>
+      <w:ind/>
+    </w:pPr>
     <w:tblPr>
       <w:tblInd w:type="dxa" w:w="0"/>
       <w:tblBorders>
@@ -6032,21 +7778,215 @@
       </w:tblCellMar>
     </w:tblPr>
   </w:style>
-  <w:style w:styleId="Style_69" w:type="table">
-    <w:name w:val="Colorful Grid Accent 6"/>
-    <w:basedOn w:val="Style_60"/>
-    <w:pPr>
-      <w:widowControl w:val="1"/>
-      <w:spacing w:after="0" w:line="240" w:lineRule="auto"/>
-      <w:ind/>
-    </w:pPr>
-    <w:rPr>
+  <w:style w:styleId="Style_135" w:type="table">
+    <w:name w:val="Dark List Accent 4"/>
+    <w:basedOn w:val="Style_60"/>
+    <w:pPr>
+      <w:widowControl w:val="1"/>
+      <w:spacing w:after="0" w:line="240" w:lineRule="auto"/>
+      <w:ind/>
+    </w:pPr>
+    <w:rPr>
+      <w:color w:themeColor="background1" w:val="FFFFFF"/>
+    </w:rPr>
+    <w:tblPr>
+      <w:tblInd w:type="dxa" w:w="0"/>
+      <w:tblCellMar>
+        <w:top w:type="dxa" w:w="0"/>
+        <w:left w:type="dxa" w:w="108"/>
+        <w:bottom w:type="dxa" w:w="0"/>
+        <w:right w:type="dxa" w:w="108"/>
+      </w:tblCellMar>
+    </w:tblPr>
+  </w:style>
+  <w:style w:styleId="Style_136" w:type="table">
+    <w:name w:val="Light Shading Accent 1"/>
+    <w:basedOn w:val="Style_60"/>
+    <w:pPr>
+      <w:widowControl w:val="1"/>
+      <w:spacing w:after="0" w:line="240" w:lineRule="auto"/>
+      <w:ind/>
+    </w:pPr>
+    <w:rPr>
+      <w:color w:themeColor="accent1" w:themeShade="BF" w:val="376092"/>
+    </w:rPr>
+    <w:tblPr>
+      <w:tblInd w:type="dxa" w:w="0"/>
+      <w:tblBorders>
+        <w:top w:sz="8" w:themeColor="accent1" w:val="single"/>
+        <w:bottom w:sz="8" w:themeColor="accent1" w:val="single"/>
+      </w:tblBorders>
+      <w:tblCellMar>
+        <w:top w:type="dxa" w:w="0"/>
+        <w:left w:type="dxa" w:w="108"/>
+        <w:bottom w:type="dxa" w:w="0"/>
+        <w:right w:type="dxa" w:w="108"/>
+      </w:tblCellMar>
+    </w:tblPr>
+  </w:style>
+  <w:style w:styleId="Style_137" w:type="table">
+    <w:name w:val="Light List Accent 1"/>
+    <w:basedOn w:val="Style_60"/>
+    <w:pPr>
+      <w:widowControl w:val="1"/>
+      <w:spacing w:after="0" w:line="240" w:lineRule="auto"/>
+      <w:ind/>
+    </w:pPr>
+    <w:tblPr>
+      <w:tblInd w:type="dxa" w:w="0"/>
+      <w:tblBorders>
+        <w:top w:sz="8" w:themeColor="accent1" w:val="single"/>
+        <w:left w:sz="8" w:themeColor="accent1" w:val="single"/>
+        <w:bottom w:sz="8" w:themeColor="accent1" w:val="single"/>
+        <w:right w:sz="8" w:themeColor="accent1" w:val="single"/>
+      </w:tblBorders>
+      <w:tblCellMar>
+        <w:top w:type="dxa" w:w="0"/>
+        <w:left w:type="dxa" w:w="108"/>
+        <w:bottom w:type="dxa" w:w="0"/>
+        <w:right w:type="dxa" w:w="108"/>
+      </w:tblCellMar>
+    </w:tblPr>
+  </w:style>
+  <w:style w:styleId="Style_138" w:type="table">
+    <w:name w:val="Light Grid Accent 6"/>
+    <w:basedOn w:val="Style_60"/>
+    <w:pPr>
+      <w:widowControl w:val="1"/>
+      <w:spacing w:after="0" w:line="240" w:lineRule="auto"/>
+      <w:ind/>
+    </w:pPr>
+    <w:tblPr>
+      <w:tblInd w:type="dxa" w:w="0"/>
+      <w:tblBorders>
+        <w:top w:sz="8" w:themeColor="accent6" w:val="single"/>
+        <w:left w:sz="8" w:themeColor="accent6" w:val="single"/>
+        <w:bottom w:sz="8" w:themeColor="accent6" w:val="single"/>
+        <w:right w:sz="8" w:themeColor="accent6" w:val="single"/>
+        <w:insideH w:sz="8" w:themeColor="accent6" w:val="single"/>
+        <w:insideV w:sz="8" w:themeColor="accent6" w:val="single"/>
+      </w:tblBorders>
+      <w:tblCellMar>
+        <w:top w:type="dxa" w:w="0"/>
+        <w:left w:type="dxa" w:w="108"/>
+        <w:bottom w:type="dxa" w:w="0"/>
+        <w:right w:type="dxa" w:w="108"/>
+      </w:tblCellMar>
+    </w:tblPr>
+  </w:style>
+  <w:style w:styleId="Style_139" w:type="table">
+    <w:name w:val="Medium Grid 2 Accent 5"/>
+    <w:basedOn w:val="Style_60"/>
+    <w:pPr>
+      <w:widowControl w:val="1"/>
+      <w:spacing w:after="0" w:line="240" w:lineRule="auto"/>
+      <w:ind/>
+    </w:pPr>
+    <w:rPr>
+      <w:rFonts w:asciiTheme="majorAscii" w:hAnsiTheme="majorHAnsi"/>
       <w:color w:themeColor="text1" w:val="000000"/>
     </w:rPr>
     <w:tblPr>
       <w:tblInd w:type="dxa" w:w="0"/>
       <w:tblBorders>
+        <w:top w:sz="8" w:themeColor="accent5" w:val="single"/>
+        <w:left w:sz="8" w:themeColor="accent5" w:val="single"/>
+        <w:bottom w:sz="8" w:themeColor="accent5" w:val="single"/>
+        <w:right w:sz="8" w:themeColor="accent5" w:val="single"/>
+        <w:insideH w:sz="8" w:themeColor="accent5" w:val="single"/>
+        <w:insideV w:sz="8" w:themeColor="accent5" w:val="single"/>
+      </w:tblBorders>
+      <w:tblCellMar>
+        <w:top w:type="dxa" w:w="0"/>
+        <w:left w:type="dxa" w:w="108"/>
+        <w:bottom w:type="dxa" w:w="0"/>
+        <w:right w:type="dxa" w:w="108"/>
+      </w:tblCellMar>
+    </w:tblPr>
+  </w:style>
+  <w:style w:default="1" w:styleId="Style_60" w:type="table">
+    <w:name w:val="Normal Table"/>
+    <w:tblPr>
+      <w:tblInd w:type="dxa" w:w="0"/>
+      <w:tblCellMar>
+        <w:top w:type="dxa" w:w="0"/>
+        <w:left w:type="dxa" w:w="108"/>
+        <w:bottom w:type="dxa" w:w="0"/>
+        <w:right w:type="dxa" w:w="108"/>
+      </w:tblCellMar>
+    </w:tblPr>
+  </w:style>
+  <w:style w:styleId="Style_140" w:type="table">
+    <w:name w:val="Medium Grid 2 Accent 1"/>
+    <w:basedOn w:val="Style_60"/>
+    <w:pPr>
+      <w:widowControl w:val="1"/>
+      <w:spacing w:after="0" w:line="240" w:lineRule="auto"/>
+      <w:ind/>
+    </w:pPr>
+    <w:rPr>
+      <w:rFonts w:asciiTheme="majorAscii" w:hAnsiTheme="majorHAnsi"/>
+      <w:color w:themeColor="text1" w:val="000000"/>
+    </w:rPr>
+    <w:tblPr>
+      <w:tblInd w:type="dxa" w:w="0"/>
+      <w:tblBorders>
+        <w:top w:sz="8" w:themeColor="accent1" w:val="single"/>
+        <w:left w:sz="8" w:themeColor="accent1" w:val="single"/>
+        <w:bottom w:sz="8" w:themeColor="accent1" w:val="single"/>
+        <w:right w:sz="8" w:themeColor="accent1" w:val="single"/>
+        <w:insideH w:sz="8" w:themeColor="accent1" w:val="single"/>
+        <w:insideV w:sz="8" w:themeColor="accent1" w:val="single"/>
+      </w:tblBorders>
+      <w:tblCellMar>
+        <w:top w:type="dxa" w:w="0"/>
+        <w:left w:type="dxa" w:w="108"/>
+        <w:bottom w:type="dxa" w:w="0"/>
+        <w:right w:type="dxa" w:w="108"/>
+      </w:tblCellMar>
+    </w:tblPr>
+  </w:style>
+  <w:style w:styleId="Style_141" w:type="table">
+    <w:name w:val="Dark List Accent 2"/>
+    <w:basedOn w:val="Style_60"/>
+    <w:pPr>
+      <w:widowControl w:val="1"/>
+      <w:spacing w:after="0" w:line="240" w:lineRule="auto"/>
+      <w:ind/>
+    </w:pPr>
+    <w:rPr>
+      <w:color w:themeColor="background1" w:val="FFFFFF"/>
+    </w:rPr>
+    <w:tblPr>
+      <w:tblInd w:type="dxa" w:w="0"/>
+      <w:tblCellMar>
+        <w:top w:type="dxa" w:w="0"/>
+        <w:left w:type="dxa" w:w="108"/>
+        <w:bottom w:type="dxa" w:w="0"/>
+        <w:right w:type="dxa" w:w="108"/>
+      </w:tblCellMar>
+    </w:tblPr>
+  </w:style>
+  <w:style w:styleId="Style_142" w:type="table">
+    <w:name w:val="Colorful Shading Accent 2"/>
+    <w:basedOn w:val="Style_60"/>
+    <w:pPr>
+      <w:widowControl w:val="1"/>
+      <w:spacing w:after="0" w:line="240" w:lineRule="auto"/>
+      <w:ind/>
+    </w:pPr>
+    <w:rPr>
+      <w:color w:themeColor="text1" w:val="000000"/>
+    </w:rPr>
+    <w:tblPr>
+      <w:tblInd w:type="dxa" w:w="0"/>
+      <w:tblBorders>
+        <w:top w:sz="24" w:themeColor="accent2" w:val="single"/>
+        <w:left w:sz="4" w:themeColor="accent2" w:val="single"/>
+        <w:bottom w:sz="4" w:themeColor="accent2" w:val="single"/>
+        <w:right w:sz="4" w:themeColor="accent2" w:val="single"/>
         <w:insideH w:sz="4" w:themeColor="background1" w:val="single"/>
+        <w:insideV w:sz="4" w:themeColor="background1" w:val="single"/>
       </w:tblBorders>
       <w:tblCellMar>
         <w:top w:type="dxa" w:w="0"/>
@@ -6056,8 +7996,8 @@
       </w:tblCellMar>
     </w:tblPr>
   </w:style>
-  <w:style w:styleId="Style_70" w:type="table">
-    <w:name w:val="Medium Grid 1 Accent 2"/>
+  <w:style w:styleId="Style_143" w:type="table">
+    <w:name w:val="Medium Shading 2 Accent 3"/>
     <w:basedOn w:val="Style_60"/>
     <w:pPr>
       <w:widowControl w:val="1"/>
@@ -6067,12 +8007,8 @@
     <w:tblPr>
       <w:tblInd w:type="dxa" w:w="0"/>
       <w:tblBorders>
-        <w:top w:sz="8" w:themeColor="accent2" w:themeTint="BF" w:val="single"/>
-        <w:left w:sz="8" w:themeColor="accent2" w:themeTint="BF" w:val="single"/>
-        <w:bottom w:sz="8" w:themeColor="accent2" w:themeTint="BF" w:val="single"/>
-        <w:right w:sz="8" w:themeColor="accent2" w:themeTint="BF" w:val="single"/>
-        <w:insideH w:sz="8" w:themeColor="accent2" w:themeTint="BF" w:val="single"/>
-        <w:insideV w:sz="8" w:themeColor="accent2" w:themeTint="BF" w:val="single"/>
+        <w:top w:color="000000" w:sz="18" w:val="single"/>
+        <w:bottom w:color="000000" w:sz="18" w:val="single"/>
       </w:tblBorders>
       <w:tblCellMar>
         <w:top w:type="dxa" w:w="0"/>
@@ -6082,8 +8018,243 @@
       </w:tblCellMar>
     </w:tblPr>
   </w:style>
-  <w:style w:styleId="Style_71" w:type="table">
-    <w:name w:val="Medium Grid 3 Accent 1"/>
+  <w:style w:styleId="Style_144" w:type="table">
+    <w:name w:val="Medium Shading 1 Accent 3"/>
+    <w:basedOn w:val="Style_60"/>
+    <w:pPr>
+      <w:widowControl w:val="1"/>
+      <w:spacing w:after="0" w:line="240" w:lineRule="auto"/>
+      <w:ind/>
+    </w:pPr>
+    <w:tblPr>
+      <w:tblInd w:type="dxa" w:w="0"/>
+      <w:tblBorders>
+        <w:top w:sz="8" w:themeColor="accent3" w:themeTint="BF" w:val="single"/>
+        <w:left w:sz="8" w:themeColor="accent3" w:themeTint="BF" w:val="single"/>
+        <w:bottom w:sz="8" w:themeColor="accent3" w:themeTint="BF" w:val="single"/>
+        <w:right w:sz="8" w:themeColor="accent3" w:themeTint="BF" w:val="single"/>
+        <w:insideH w:sz="8" w:themeColor="accent3" w:themeTint="BF" w:val="single"/>
+      </w:tblBorders>
+      <w:tblCellMar>
+        <w:top w:type="dxa" w:w="0"/>
+        <w:left w:type="dxa" w:w="108"/>
+        <w:bottom w:type="dxa" w:w="0"/>
+        <w:right w:type="dxa" w:w="108"/>
+      </w:tblCellMar>
+    </w:tblPr>
+  </w:style>
+  <w:style w:styleId="Style_145" w:type="table">
+    <w:name w:val="Light Shading Accent 6"/>
+    <w:basedOn w:val="Style_60"/>
+    <w:pPr>
+      <w:widowControl w:val="1"/>
+      <w:spacing w:after="0" w:line="240" w:lineRule="auto"/>
+      <w:ind/>
+    </w:pPr>
+    <w:rPr>
+      <w:color w:themeColor="accent6" w:themeShade="BF" w:val="E46C0A"/>
+    </w:rPr>
+    <w:tblPr>
+      <w:tblInd w:type="dxa" w:w="0"/>
+      <w:tblBorders>
+        <w:top w:sz="8" w:themeColor="accent6" w:val="single"/>
+        <w:bottom w:sz="8" w:themeColor="accent6" w:val="single"/>
+      </w:tblBorders>
+      <w:tblCellMar>
+        <w:top w:type="dxa" w:w="0"/>
+        <w:left w:type="dxa" w:w="108"/>
+        <w:bottom w:type="dxa" w:w="0"/>
+        <w:right w:type="dxa" w:w="108"/>
+      </w:tblCellMar>
+    </w:tblPr>
+  </w:style>
+  <w:style w:styleId="Style_146" w:type="table">
+    <w:name w:val="Medium Grid 2 Accent 6"/>
+    <w:basedOn w:val="Style_60"/>
+    <w:pPr>
+      <w:widowControl w:val="1"/>
+      <w:spacing w:after="0" w:line="240" w:lineRule="auto"/>
+      <w:ind/>
+    </w:pPr>
+    <w:rPr>
+      <w:rFonts w:asciiTheme="majorAscii" w:hAnsiTheme="majorHAnsi"/>
+      <w:color w:themeColor="text1" w:val="000000"/>
+    </w:rPr>
+    <w:tblPr>
+      <w:tblInd w:type="dxa" w:w="0"/>
+      <w:tblBorders>
+        <w:top w:sz="8" w:themeColor="accent6" w:val="single"/>
+        <w:left w:sz="8" w:themeColor="accent6" w:val="single"/>
+        <w:bottom w:sz="8" w:themeColor="accent6" w:val="single"/>
+        <w:right w:sz="8" w:themeColor="accent6" w:val="single"/>
+        <w:insideH w:sz="8" w:themeColor="accent6" w:val="single"/>
+        <w:insideV w:sz="8" w:themeColor="accent6" w:val="single"/>
+      </w:tblBorders>
+      <w:tblCellMar>
+        <w:top w:type="dxa" w:w="0"/>
+        <w:left w:type="dxa" w:w="108"/>
+        <w:bottom w:type="dxa" w:w="0"/>
+        <w:right w:type="dxa" w:w="108"/>
+      </w:tblCellMar>
+    </w:tblPr>
+  </w:style>
+  <w:style w:styleId="Style_147" w:type="table">
+    <w:name w:val="Light Grid Accent 1"/>
+    <w:basedOn w:val="Style_60"/>
+    <w:pPr>
+      <w:widowControl w:val="1"/>
+      <w:spacing w:after="0" w:line="240" w:lineRule="auto"/>
+      <w:ind/>
+    </w:pPr>
+    <w:tblPr>
+      <w:tblInd w:type="dxa" w:w="0"/>
+      <w:tblBorders>
+        <w:top w:sz="8" w:themeColor="accent1" w:val="single"/>
+        <w:left w:sz="8" w:themeColor="accent1" w:val="single"/>
+        <w:bottom w:sz="8" w:themeColor="accent1" w:val="single"/>
+        <w:right w:sz="8" w:themeColor="accent1" w:val="single"/>
+        <w:insideH w:sz="8" w:themeColor="accent1" w:val="single"/>
+        <w:insideV w:sz="8" w:themeColor="accent1" w:val="single"/>
+      </w:tblBorders>
+      <w:tblCellMar>
+        <w:top w:type="dxa" w:w="0"/>
+        <w:left w:type="dxa" w:w="108"/>
+        <w:bottom w:type="dxa" w:w="0"/>
+        <w:right w:type="dxa" w:w="108"/>
+      </w:tblCellMar>
+    </w:tblPr>
+  </w:style>
+  <w:style w:styleId="Style_148" w:type="table">
+    <w:name w:val="Medium Grid 2 Accent 3"/>
+    <w:basedOn w:val="Style_60"/>
+    <w:pPr>
+      <w:widowControl w:val="1"/>
+      <w:spacing w:after="0" w:line="240" w:lineRule="auto"/>
+      <w:ind/>
+    </w:pPr>
+    <w:rPr>
+      <w:rFonts w:asciiTheme="majorAscii" w:hAnsiTheme="majorHAnsi"/>
+      <w:color w:themeColor="text1" w:val="000000"/>
+    </w:rPr>
+    <w:tblPr>
+      <w:tblInd w:type="dxa" w:w="0"/>
+      <w:tblBorders>
+        <w:top w:sz="8" w:themeColor="accent3" w:val="single"/>
+        <w:left w:sz="8" w:themeColor="accent3" w:val="single"/>
+        <w:bottom w:sz="8" w:themeColor="accent3" w:val="single"/>
+        <w:right w:sz="8" w:themeColor="accent3" w:val="single"/>
+        <w:insideH w:sz="8" w:themeColor="accent3" w:val="single"/>
+        <w:insideV w:sz="8" w:themeColor="accent3" w:val="single"/>
+      </w:tblBorders>
+      <w:tblCellMar>
+        <w:top w:type="dxa" w:w="0"/>
+        <w:left w:type="dxa" w:w="108"/>
+        <w:bottom w:type="dxa" w:w="0"/>
+        <w:right w:type="dxa" w:w="108"/>
+      </w:tblCellMar>
+    </w:tblPr>
+  </w:style>
+  <w:style w:styleId="Style_149" w:type="table">
+    <w:name w:val="Colorful Shading Accent 6"/>
+    <w:basedOn w:val="Style_60"/>
+    <w:pPr>
+      <w:widowControl w:val="1"/>
+      <w:spacing w:after="0" w:line="240" w:lineRule="auto"/>
+      <w:ind/>
+    </w:pPr>
+    <w:rPr>
+      <w:color w:themeColor="text1" w:val="000000"/>
+    </w:rPr>
+    <w:tblPr>
+      <w:tblInd w:type="dxa" w:w="0"/>
+      <w:tblBorders>
+        <w:top w:sz="24" w:themeColor="accent5" w:val="single"/>
+        <w:left w:sz="4" w:themeColor="accent6" w:val="single"/>
+        <w:bottom w:sz="4" w:themeColor="accent6" w:val="single"/>
+        <w:right w:sz="4" w:themeColor="accent6" w:val="single"/>
+        <w:insideH w:sz="4" w:themeColor="background1" w:val="single"/>
+        <w:insideV w:sz="4" w:themeColor="background1" w:val="single"/>
+      </w:tblBorders>
+      <w:tblCellMar>
+        <w:top w:type="dxa" w:w="0"/>
+        <w:left w:type="dxa" w:w="108"/>
+        <w:bottom w:type="dxa" w:w="0"/>
+        <w:right w:type="dxa" w:w="108"/>
+      </w:tblCellMar>
+    </w:tblPr>
+  </w:style>
+  <w:style w:styleId="Style_150" w:type="table">
+    <w:name w:val="Light Shading"/>
+    <w:basedOn w:val="Style_60"/>
+    <w:pPr>
+      <w:widowControl w:val="1"/>
+      <w:spacing w:after="0" w:line="240" w:lineRule="auto"/>
+      <w:ind/>
+    </w:pPr>
+    <w:rPr>
+      <w:color w:themeColor="text1" w:themeShade="BF" w:val="000000"/>
+    </w:rPr>
+    <w:tblPr>
+      <w:tblInd w:type="dxa" w:w="0"/>
+      <w:tblBorders>
+        <w:top w:sz="8" w:themeColor="text1" w:val="single"/>
+        <w:bottom w:sz="8" w:themeColor="text1" w:val="single"/>
+      </w:tblBorders>
+      <w:tblCellMar>
+        <w:top w:type="dxa" w:w="0"/>
+        <w:left w:type="dxa" w:w="108"/>
+        <w:bottom w:type="dxa" w:w="0"/>
+        <w:right w:type="dxa" w:w="108"/>
+      </w:tblCellMar>
+    </w:tblPr>
+  </w:style>
+  <w:style w:styleId="Style_151" w:type="table">
+    <w:name w:val="Colorful List Accent 3"/>
+    <w:basedOn w:val="Style_60"/>
+    <w:pPr>
+      <w:widowControl w:val="1"/>
+      <w:spacing w:after="0" w:line="240" w:lineRule="auto"/>
+      <w:ind/>
+    </w:pPr>
+    <w:rPr>
+      <w:color w:themeColor="text1" w:val="000000"/>
+    </w:rPr>
+    <w:tblPr>
+      <w:tblInd w:type="dxa" w:w="0"/>
+      <w:tblCellMar>
+        <w:top w:type="dxa" w:w="0"/>
+        <w:left w:type="dxa" w:w="108"/>
+        <w:bottom w:type="dxa" w:w="0"/>
+        <w:right w:type="dxa" w:w="108"/>
+      </w:tblCellMar>
+    </w:tblPr>
+  </w:style>
+  <w:style w:styleId="Style_152" w:type="table">
+    <w:name w:val="Light List Accent 4"/>
+    <w:basedOn w:val="Style_60"/>
+    <w:pPr>
+      <w:widowControl w:val="1"/>
+      <w:spacing w:after="0" w:line="240" w:lineRule="auto"/>
+      <w:ind/>
+    </w:pPr>
+    <w:tblPr>
+      <w:tblInd w:type="dxa" w:w="0"/>
+      <w:tblBorders>
+        <w:top w:sz="8" w:themeColor="accent4" w:val="single"/>
+        <w:left w:sz="8" w:themeColor="accent4" w:val="single"/>
+        <w:bottom w:sz="8" w:themeColor="accent4" w:val="single"/>
+        <w:right w:sz="8" w:themeColor="accent4" w:val="single"/>
+      </w:tblBorders>
+      <w:tblCellMar>
+        <w:top w:type="dxa" w:w="0"/>
+        <w:left w:type="dxa" w:w="108"/>
+        <w:bottom w:type="dxa" w:w="0"/>
+        <w:right w:type="dxa" w:w="108"/>
+      </w:tblCellMar>
+    </w:tblPr>
+  </w:style>
+  <w:style w:styleId="Style_153" w:type="table">
+    <w:name w:val="Medium Grid 3"/>
     <w:basedOn w:val="Style_60"/>
     <w:pPr>
       <w:widowControl w:val="1"/>
@@ -6108,495 +8279,8 @@
       </w:tblCellMar>
     </w:tblPr>
   </w:style>
-  <w:style w:styleId="Style_72" w:type="table">
-    <w:name w:val="Colorful Grid Accent 1"/>
-    <w:basedOn w:val="Style_60"/>
-    <w:pPr>
-      <w:widowControl w:val="1"/>
-      <w:spacing w:after="0" w:line="240" w:lineRule="auto"/>
-      <w:ind/>
-    </w:pPr>
-    <w:rPr>
-      <w:color w:themeColor="text1" w:val="000000"/>
-    </w:rPr>
-    <w:tblPr>
-      <w:tblInd w:type="dxa" w:w="0"/>
-      <w:tblBorders>
-        <w:insideH w:sz="4" w:themeColor="background1" w:val="single"/>
-      </w:tblBorders>
-      <w:tblCellMar>
-        <w:top w:type="dxa" w:w="0"/>
-        <w:left w:type="dxa" w:w="108"/>
-        <w:bottom w:type="dxa" w:w="0"/>
-        <w:right w:type="dxa" w:w="108"/>
-      </w:tblCellMar>
-    </w:tblPr>
-  </w:style>
-  <w:style w:styleId="Style_73" w:type="table">
-    <w:name w:val="Medium Shading 1 Accent 5"/>
-    <w:basedOn w:val="Style_60"/>
-    <w:pPr>
-      <w:widowControl w:val="1"/>
-      <w:spacing w:after="0" w:line="240" w:lineRule="auto"/>
-      <w:ind/>
-    </w:pPr>
-    <w:tblPr>
-      <w:tblInd w:type="dxa" w:w="0"/>
-      <w:tblBorders>
-        <w:top w:sz="8" w:themeColor="accent5" w:themeTint="BF" w:val="single"/>
-        <w:left w:sz="8" w:themeColor="accent5" w:themeTint="BF" w:val="single"/>
-        <w:bottom w:sz="8" w:themeColor="accent5" w:themeTint="BF" w:val="single"/>
-        <w:right w:sz="8" w:themeColor="accent5" w:themeTint="BF" w:val="single"/>
-        <w:insideH w:sz="8" w:themeColor="accent5" w:themeTint="BF" w:val="single"/>
-      </w:tblBorders>
-      <w:tblCellMar>
-        <w:top w:type="dxa" w:w="0"/>
-        <w:left w:type="dxa" w:w="108"/>
-        <w:bottom w:type="dxa" w:w="0"/>
-        <w:right w:type="dxa" w:w="108"/>
-      </w:tblCellMar>
-    </w:tblPr>
-  </w:style>
-  <w:style w:styleId="Style_74" w:type="table">
-    <w:name w:val="Dark List Accent 6"/>
-    <w:basedOn w:val="Style_60"/>
-    <w:pPr>
-      <w:widowControl w:val="1"/>
-      <w:spacing w:after="0" w:line="240" w:lineRule="auto"/>
-      <w:ind/>
-    </w:pPr>
-    <w:rPr>
-      <w:color w:themeColor="background1" w:val="FFFFFF"/>
-    </w:rPr>
-    <w:tblPr>
-      <w:tblInd w:type="dxa" w:w="0"/>
-      <w:tblCellMar>
-        <w:top w:type="dxa" w:w="0"/>
-        <w:left w:type="dxa" w:w="108"/>
-        <w:bottom w:type="dxa" w:w="0"/>
-        <w:right w:type="dxa" w:w="108"/>
-      </w:tblCellMar>
-    </w:tblPr>
-  </w:style>
-  <w:style w:styleId="Style_75" w:type="table">
-    <w:name w:val="Medium List 1 Accent 6"/>
-    <w:basedOn w:val="Style_60"/>
-    <w:pPr>
-      <w:widowControl w:val="1"/>
-      <w:spacing w:after="0" w:line="240" w:lineRule="auto"/>
-      <w:ind/>
-    </w:pPr>
-    <w:rPr>
-      <w:color w:themeColor="text1" w:val="000000"/>
-    </w:rPr>
-    <w:tblPr>
-      <w:tblInd w:type="dxa" w:w="0"/>
-      <w:tblBorders>
-        <w:top w:sz="8" w:themeColor="accent6" w:val="single"/>
-        <w:bottom w:sz="8" w:themeColor="accent6" w:val="single"/>
-      </w:tblBorders>
-      <w:tblCellMar>
-        <w:top w:type="dxa" w:w="0"/>
-        <w:left w:type="dxa" w:w="108"/>
-        <w:bottom w:type="dxa" w:w="0"/>
-        <w:right w:type="dxa" w:w="108"/>
-      </w:tblCellMar>
-    </w:tblPr>
-  </w:style>
-  <w:style w:styleId="Style_76" w:type="table">
-    <w:name w:val="Light List Accent 6"/>
-    <w:basedOn w:val="Style_60"/>
-    <w:pPr>
-      <w:widowControl w:val="1"/>
-      <w:spacing w:after="0" w:line="240" w:lineRule="auto"/>
-      <w:ind/>
-    </w:pPr>
-    <w:tblPr>
-      <w:tblInd w:type="dxa" w:w="0"/>
-      <w:tblBorders>
-        <w:top w:sz="8" w:themeColor="accent6" w:val="single"/>
-        <w:left w:sz="8" w:themeColor="accent6" w:val="single"/>
-        <w:bottom w:sz="8" w:themeColor="accent6" w:val="single"/>
-        <w:right w:sz="8" w:themeColor="accent6" w:val="single"/>
-      </w:tblBorders>
-      <w:tblCellMar>
-        <w:top w:type="dxa" w:w="0"/>
-        <w:left w:type="dxa" w:w="108"/>
-        <w:bottom w:type="dxa" w:w="0"/>
-        <w:right w:type="dxa" w:w="108"/>
-      </w:tblCellMar>
-    </w:tblPr>
-  </w:style>
-  <w:style w:styleId="Style_77" w:type="table">
-    <w:name w:val="Colorful Grid Accent 3"/>
-    <w:basedOn w:val="Style_60"/>
-    <w:pPr>
-      <w:widowControl w:val="1"/>
-      <w:spacing w:after="0" w:line="240" w:lineRule="auto"/>
-      <w:ind/>
-    </w:pPr>
-    <w:rPr>
-      <w:color w:themeColor="text1" w:val="000000"/>
-    </w:rPr>
-    <w:tblPr>
-      <w:tblInd w:type="dxa" w:w="0"/>
-      <w:tblBorders>
-        <w:insideH w:sz="4" w:themeColor="background1" w:val="single"/>
-      </w:tblBorders>
-      <w:tblCellMar>
-        <w:top w:type="dxa" w:w="0"/>
-        <w:left w:type="dxa" w:w="108"/>
-        <w:bottom w:type="dxa" w:w="0"/>
-        <w:right w:type="dxa" w:w="108"/>
-      </w:tblCellMar>
-    </w:tblPr>
-  </w:style>
-  <w:style w:styleId="Style_78" w:type="table">
-    <w:name w:val="Light List Accent 3"/>
-    <w:basedOn w:val="Style_60"/>
-    <w:pPr>
-      <w:widowControl w:val="1"/>
-      <w:spacing w:after="0" w:line="240" w:lineRule="auto"/>
-      <w:ind/>
-    </w:pPr>
-    <w:tblPr>
-      <w:tblInd w:type="dxa" w:w="0"/>
-      <w:tblBorders>
-        <w:top w:sz="8" w:themeColor="accent3" w:val="single"/>
-        <w:left w:sz="8" w:themeColor="accent3" w:val="single"/>
-        <w:bottom w:sz="8" w:themeColor="accent3" w:val="single"/>
-        <w:right w:sz="8" w:themeColor="accent3" w:val="single"/>
-      </w:tblBorders>
-      <w:tblCellMar>
-        <w:top w:type="dxa" w:w="0"/>
-        <w:left w:type="dxa" w:w="108"/>
-        <w:bottom w:type="dxa" w:w="0"/>
-        <w:right w:type="dxa" w:w="108"/>
-      </w:tblCellMar>
-    </w:tblPr>
-  </w:style>
-  <w:style w:styleId="Style_79" w:type="table">
-    <w:name w:val="Colorful Shading Accent 5"/>
-    <w:basedOn w:val="Style_60"/>
-    <w:pPr>
-      <w:widowControl w:val="1"/>
-      <w:spacing w:after="0" w:line="240" w:lineRule="auto"/>
-      <w:ind/>
-    </w:pPr>
-    <w:rPr>
-      <w:color w:themeColor="text1" w:val="000000"/>
-    </w:rPr>
-    <w:tblPr>
-      <w:tblInd w:type="dxa" w:w="0"/>
-      <w:tblBorders>
-        <w:top w:sz="24" w:themeColor="accent6" w:val="single"/>
-        <w:left w:sz="4" w:themeColor="accent5" w:val="single"/>
-        <w:bottom w:sz="4" w:themeColor="accent5" w:val="single"/>
-        <w:right w:sz="4" w:themeColor="accent5" w:val="single"/>
-        <w:insideH w:sz="4" w:themeColor="background1" w:val="single"/>
-        <w:insideV w:sz="4" w:themeColor="background1" w:val="single"/>
-      </w:tblBorders>
-      <w:tblCellMar>
-        <w:top w:type="dxa" w:w="0"/>
-        <w:left w:type="dxa" w:w="108"/>
-        <w:bottom w:type="dxa" w:w="0"/>
-        <w:right w:type="dxa" w:w="108"/>
-      </w:tblCellMar>
-    </w:tblPr>
-  </w:style>
-  <w:style w:styleId="Style_80" w:type="table">
-    <w:name w:val="Colorful List"/>
-    <w:basedOn w:val="Style_60"/>
-    <w:pPr>
-      <w:widowControl w:val="1"/>
-      <w:spacing w:after="0" w:line="240" w:lineRule="auto"/>
-      <w:ind/>
-    </w:pPr>
-    <w:rPr>
-      <w:color w:themeColor="text1" w:val="000000"/>
-    </w:rPr>
-    <w:tblPr>
-      <w:tblInd w:type="dxa" w:w="0"/>
-      <w:tblCellMar>
-        <w:top w:type="dxa" w:w="0"/>
-        <w:left w:type="dxa" w:w="108"/>
-        <w:bottom w:type="dxa" w:w="0"/>
-        <w:right w:type="dxa" w:w="108"/>
-      </w:tblCellMar>
-    </w:tblPr>
-  </w:style>
-  <w:style w:styleId="Style_81" w:type="table">
-    <w:name w:val="Light Shading Accent 4"/>
-    <w:basedOn w:val="Style_60"/>
-    <w:pPr>
-      <w:widowControl w:val="1"/>
-      <w:spacing w:after="0" w:line="240" w:lineRule="auto"/>
-      <w:ind/>
-    </w:pPr>
-    <w:rPr>
-      <w:color w:themeColor="accent4" w:themeShade="BF" w:val="604A7B"/>
-    </w:rPr>
-    <w:tblPr>
-      <w:tblInd w:type="dxa" w:w="0"/>
-      <w:tblBorders>
-        <w:top w:sz="8" w:themeColor="accent4" w:val="single"/>
-        <w:bottom w:sz="8" w:themeColor="accent4" w:val="single"/>
-      </w:tblBorders>
-      <w:tblCellMar>
-        <w:top w:type="dxa" w:w="0"/>
-        <w:left w:type="dxa" w:w="108"/>
-        <w:bottom w:type="dxa" w:w="0"/>
-        <w:right w:type="dxa" w:w="108"/>
-      </w:tblCellMar>
-    </w:tblPr>
-  </w:style>
-  <w:style w:styleId="Style_82" w:type="table">
-    <w:name w:val="Medium List 2 Accent 5"/>
-    <w:basedOn w:val="Style_60"/>
-    <w:pPr>
-      <w:widowControl w:val="1"/>
-      <w:spacing w:after="0" w:line="240" w:lineRule="auto"/>
-      <w:ind/>
-    </w:pPr>
-    <w:rPr>
-      <w:rFonts w:asciiTheme="majorAscii" w:hAnsiTheme="majorHAnsi"/>
-      <w:color w:themeColor="text1" w:val="000000"/>
-    </w:rPr>
-    <w:tblPr>
-      <w:tblInd w:type="dxa" w:w="0"/>
-      <w:tblBorders>
-        <w:top w:sz="8" w:themeColor="accent5" w:val="single"/>
-        <w:left w:sz="8" w:themeColor="accent5" w:val="single"/>
-        <w:bottom w:sz="8" w:themeColor="accent5" w:val="single"/>
-        <w:right w:sz="8" w:themeColor="accent5" w:val="single"/>
-      </w:tblBorders>
-      <w:tblCellMar>
-        <w:top w:type="dxa" w:w="0"/>
-        <w:left w:type="dxa" w:w="108"/>
-        <w:bottom w:type="dxa" w:w="0"/>
-        <w:right w:type="dxa" w:w="108"/>
-      </w:tblCellMar>
-    </w:tblPr>
-  </w:style>
-  <w:style w:styleId="Style_83" w:type="table">
-    <w:name w:val="Colorful List Accent 5"/>
-    <w:basedOn w:val="Style_60"/>
-    <w:pPr>
-      <w:widowControl w:val="1"/>
-      <w:spacing w:after="0" w:line="240" w:lineRule="auto"/>
-      <w:ind/>
-    </w:pPr>
-    <w:rPr>
-      <w:color w:themeColor="text1" w:val="000000"/>
-    </w:rPr>
-    <w:tblPr>
-      <w:tblInd w:type="dxa" w:w="0"/>
-      <w:tblCellMar>
-        <w:top w:type="dxa" w:w="0"/>
-        <w:left w:type="dxa" w:w="108"/>
-        <w:bottom w:type="dxa" w:w="0"/>
-        <w:right w:type="dxa" w:w="108"/>
-      </w:tblCellMar>
-    </w:tblPr>
-  </w:style>
-  <w:style w:styleId="Style_84" w:type="table">
-    <w:name w:val="Medium Shading 1 Accent 2"/>
-    <w:basedOn w:val="Style_60"/>
-    <w:pPr>
-      <w:widowControl w:val="1"/>
-      <w:spacing w:after="0" w:line="240" w:lineRule="auto"/>
-      <w:ind/>
-    </w:pPr>
-    <w:tblPr>
-      <w:tblInd w:type="dxa" w:w="0"/>
-      <w:tblBorders>
-        <w:top w:sz="8" w:themeColor="accent2" w:themeTint="BF" w:val="single"/>
-        <w:left w:sz="8" w:themeColor="accent2" w:themeTint="BF" w:val="single"/>
-        <w:bottom w:sz="8" w:themeColor="accent2" w:themeTint="BF" w:val="single"/>
-        <w:right w:sz="8" w:themeColor="accent2" w:themeTint="BF" w:val="single"/>
-        <w:insideH w:sz="8" w:themeColor="accent2" w:themeTint="BF" w:val="single"/>
-      </w:tblBorders>
-      <w:tblCellMar>
-        <w:top w:type="dxa" w:w="0"/>
-        <w:left w:type="dxa" w:w="108"/>
-        <w:bottom w:type="dxa" w:w="0"/>
-        <w:right w:type="dxa" w:w="108"/>
-      </w:tblCellMar>
-    </w:tblPr>
-  </w:style>
-  <w:style w:styleId="Style_85" w:type="table">
-    <w:name w:val="Colorful Grid Accent 5"/>
-    <w:basedOn w:val="Style_60"/>
-    <w:pPr>
-      <w:widowControl w:val="1"/>
-      <w:spacing w:after="0" w:line="240" w:lineRule="auto"/>
-      <w:ind/>
-    </w:pPr>
-    <w:rPr>
-      <w:color w:themeColor="text1" w:val="000000"/>
-    </w:rPr>
-    <w:tblPr>
-      <w:tblInd w:type="dxa" w:w="0"/>
-      <w:tblBorders>
-        <w:insideH w:sz="4" w:themeColor="background1" w:val="single"/>
-      </w:tblBorders>
-      <w:tblCellMar>
-        <w:top w:type="dxa" w:w="0"/>
-        <w:left w:type="dxa" w:w="108"/>
-        <w:bottom w:type="dxa" w:w="0"/>
-        <w:right w:type="dxa" w:w="108"/>
-      </w:tblCellMar>
-    </w:tblPr>
-  </w:style>
-  <w:style w:styleId="Style_86" w:type="table">
-    <w:name w:val="Colorful Grid Accent 2"/>
-    <w:basedOn w:val="Style_60"/>
-    <w:pPr>
-      <w:widowControl w:val="1"/>
-      <w:spacing w:after="0" w:line="240" w:lineRule="auto"/>
-      <w:ind/>
-    </w:pPr>
-    <w:rPr>
-      <w:color w:themeColor="text1" w:val="000000"/>
-    </w:rPr>
-    <w:tblPr>
-      <w:tblInd w:type="dxa" w:w="0"/>
-      <w:tblBorders>
-        <w:insideH w:sz="4" w:themeColor="background1" w:val="single"/>
-      </w:tblBorders>
-      <w:tblCellMar>
-        <w:top w:type="dxa" w:w="0"/>
-        <w:left w:type="dxa" w:w="108"/>
-        <w:bottom w:type="dxa" w:w="0"/>
-        <w:right w:type="dxa" w:w="108"/>
-      </w:tblCellMar>
-    </w:tblPr>
-  </w:style>
-  <w:style w:styleId="Style_87" w:type="table">
-    <w:name w:val="Light Grid Accent 6"/>
-    <w:basedOn w:val="Style_60"/>
-    <w:pPr>
-      <w:widowControl w:val="1"/>
-      <w:spacing w:after="0" w:line="240" w:lineRule="auto"/>
-      <w:ind/>
-    </w:pPr>
-    <w:tblPr>
-      <w:tblInd w:type="dxa" w:w="0"/>
-      <w:tblBorders>
-        <w:top w:sz="8" w:themeColor="accent6" w:val="single"/>
-        <w:left w:sz="8" w:themeColor="accent6" w:val="single"/>
-        <w:bottom w:sz="8" w:themeColor="accent6" w:val="single"/>
-        <w:right w:sz="8" w:themeColor="accent6" w:val="single"/>
-        <w:insideH w:sz="8" w:themeColor="accent6" w:val="single"/>
-        <w:insideV w:sz="8" w:themeColor="accent6" w:val="single"/>
-      </w:tblBorders>
-      <w:tblCellMar>
-        <w:top w:type="dxa" w:w="0"/>
-        <w:left w:type="dxa" w:w="108"/>
-        <w:bottom w:type="dxa" w:w="0"/>
-        <w:right w:type="dxa" w:w="108"/>
-      </w:tblCellMar>
-    </w:tblPr>
-  </w:style>
-  <w:style w:styleId="Style_88" w:type="table">
-    <w:name w:val="Light Grid Accent 1"/>
-    <w:basedOn w:val="Style_60"/>
-    <w:pPr>
-      <w:widowControl w:val="1"/>
-      <w:spacing w:after="0" w:line="240" w:lineRule="auto"/>
-      <w:ind/>
-    </w:pPr>
-    <w:tblPr>
-      <w:tblInd w:type="dxa" w:w="0"/>
-      <w:tblBorders>
-        <w:top w:sz="8" w:themeColor="accent1" w:val="single"/>
-        <w:left w:sz="8" w:themeColor="accent1" w:val="single"/>
-        <w:bottom w:sz="8" w:themeColor="accent1" w:val="single"/>
-        <w:right w:sz="8" w:themeColor="accent1" w:val="single"/>
-        <w:insideH w:sz="8" w:themeColor="accent1" w:val="single"/>
-        <w:insideV w:sz="8" w:themeColor="accent1" w:val="single"/>
-      </w:tblBorders>
-      <w:tblCellMar>
-        <w:top w:type="dxa" w:w="0"/>
-        <w:left w:type="dxa" w:w="108"/>
-        <w:bottom w:type="dxa" w:w="0"/>
-        <w:right w:type="dxa" w:w="108"/>
-      </w:tblCellMar>
-    </w:tblPr>
-  </w:style>
-  <w:style w:styleId="Style_89" w:type="table">
-    <w:name w:val="Light Shading Accent 2"/>
-    <w:basedOn w:val="Style_60"/>
-    <w:pPr>
-      <w:widowControl w:val="1"/>
-      <w:spacing w:after="0" w:line="240" w:lineRule="auto"/>
-      <w:ind/>
-    </w:pPr>
-    <w:rPr>
-      <w:color w:themeColor="accent2" w:themeShade="BF" w:val="953735"/>
-    </w:rPr>
-    <w:tblPr>
-      <w:tblInd w:type="dxa" w:w="0"/>
-      <w:tblBorders>
-        <w:top w:sz="8" w:themeColor="accent2" w:val="single"/>
-        <w:bottom w:sz="8" w:themeColor="accent2" w:val="single"/>
-      </w:tblBorders>
-      <w:tblCellMar>
-        <w:top w:type="dxa" w:w="0"/>
-        <w:left w:type="dxa" w:w="108"/>
-        <w:bottom w:type="dxa" w:w="0"/>
-        <w:right w:type="dxa" w:w="108"/>
-      </w:tblCellMar>
-    </w:tblPr>
-  </w:style>
-  <w:style w:styleId="Style_90" w:type="table">
-    <w:name w:val="Medium Shading 1 Accent 3"/>
-    <w:basedOn w:val="Style_60"/>
-    <w:pPr>
-      <w:widowControl w:val="1"/>
-      <w:spacing w:after="0" w:line="240" w:lineRule="auto"/>
-      <w:ind/>
-    </w:pPr>
-    <w:tblPr>
-      <w:tblInd w:type="dxa" w:w="0"/>
-      <w:tblBorders>
-        <w:top w:sz="8" w:themeColor="accent3" w:themeTint="BF" w:val="single"/>
-        <w:left w:sz="8" w:themeColor="accent3" w:themeTint="BF" w:val="single"/>
-        <w:bottom w:sz="8" w:themeColor="accent3" w:themeTint="BF" w:val="single"/>
-        <w:right w:sz="8" w:themeColor="accent3" w:themeTint="BF" w:val="single"/>
-        <w:insideH w:sz="8" w:themeColor="accent3" w:themeTint="BF" w:val="single"/>
-      </w:tblBorders>
-      <w:tblCellMar>
-        <w:top w:type="dxa" w:w="0"/>
-        <w:left w:type="dxa" w:w="108"/>
-        <w:bottom w:type="dxa" w:w="0"/>
-        <w:right w:type="dxa" w:w="108"/>
-      </w:tblCellMar>
-    </w:tblPr>
-  </w:style>
-  <w:style w:styleId="Style_91" w:type="table">
-    <w:name w:val="Dark List Accent 4"/>
-    <w:basedOn w:val="Style_60"/>
-    <w:pPr>
-      <w:widowControl w:val="1"/>
-      <w:spacing w:after="0" w:line="240" w:lineRule="auto"/>
-      <w:ind/>
-    </w:pPr>
-    <w:rPr>
-      <w:color w:themeColor="background1" w:val="FFFFFF"/>
-    </w:rPr>
-    <w:tblPr>
-      <w:tblInd w:type="dxa" w:w="0"/>
-      <w:tblCellMar>
-        <w:top w:type="dxa" w:w="0"/>
-        <w:left w:type="dxa" w:w="108"/>
-        <w:bottom w:type="dxa" w:w="0"/>
-        <w:right w:type="dxa" w:w="108"/>
-      </w:tblCellMar>
-    </w:tblPr>
-  </w:style>
-  <w:style w:styleId="Style_92" w:type="table">
-    <w:name w:val="Medium Grid 3 Accent 6"/>
+  <w:style w:styleId="Style_154" w:type="table">
+    <w:name w:val="Medium Grid 3 Accent 1"/>
     <w:basedOn w:val="Style_60"/>
     <w:pPr>
       <w:widowControl w:val="1"/>
@@ -6621,866 +8305,7 @@
       </w:tblCellMar>
     </w:tblPr>
   </w:style>
-  <w:style w:styleId="Style_93" w:type="table">
-    <w:name w:val="Light Shading Accent 5"/>
-    <w:basedOn w:val="Style_60"/>
-    <w:pPr>
-      <w:widowControl w:val="1"/>
-      <w:spacing w:after="0" w:line="240" w:lineRule="auto"/>
-      <w:ind/>
-    </w:pPr>
-    <w:rPr>
-      <w:color w:themeColor="accent5" w:themeShade="BF" w:val="31859B"/>
-    </w:rPr>
-    <w:tblPr>
-      <w:tblInd w:type="dxa" w:w="0"/>
-      <w:tblBorders>
-        <w:top w:sz="8" w:themeColor="accent5" w:val="single"/>
-        <w:bottom w:sz="8" w:themeColor="accent5" w:val="single"/>
-      </w:tblBorders>
-      <w:tblCellMar>
-        <w:top w:type="dxa" w:w="0"/>
-        <w:left w:type="dxa" w:w="108"/>
-        <w:bottom w:type="dxa" w:w="0"/>
-        <w:right w:type="dxa" w:w="108"/>
-      </w:tblCellMar>
-    </w:tblPr>
-  </w:style>
-  <w:style w:styleId="Style_94" w:type="table">
-    <w:name w:val="Light Shading Accent 3"/>
-    <w:basedOn w:val="Style_60"/>
-    <w:pPr>
-      <w:widowControl w:val="1"/>
-      <w:spacing w:after="0" w:line="240" w:lineRule="auto"/>
-      <w:ind/>
-    </w:pPr>
-    <w:rPr>
-      <w:color w:themeColor="accent3" w:themeShade="BF" w:val="76933C"/>
-    </w:rPr>
-    <w:tblPr>
-      <w:tblInd w:type="dxa" w:w="0"/>
-      <w:tblBorders>
-        <w:top w:sz="8" w:themeColor="accent3" w:val="single"/>
-        <w:bottom w:sz="8" w:themeColor="accent3" w:val="single"/>
-      </w:tblBorders>
-      <w:tblCellMar>
-        <w:top w:type="dxa" w:w="0"/>
-        <w:left w:type="dxa" w:w="108"/>
-        <w:bottom w:type="dxa" w:w="0"/>
-        <w:right w:type="dxa" w:w="108"/>
-      </w:tblCellMar>
-    </w:tblPr>
-  </w:style>
-  <w:style w:styleId="Style_95" w:type="table">
-    <w:name w:val="Light Grid Accent 3"/>
-    <w:basedOn w:val="Style_60"/>
-    <w:pPr>
-      <w:widowControl w:val="1"/>
-      <w:spacing w:after="0" w:line="240" w:lineRule="auto"/>
-      <w:ind/>
-    </w:pPr>
-    <w:tblPr>
-      <w:tblInd w:type="dxa" w:w="0"/>
-      <w:tblBorders>
-        <w:top w:sz="8" w:themeColor="accent3" w:val="single"/>
-        <w:left w:sz="8" w:themeColor="accent3" w:val="single"/>
-        <w:bottom w:sz="8" w:themeColor="accent3" w:val="single"/>
-        <w:right w:sz="8" w:themeColor="accent3" w:val="single"/>
-        <w:insideH w:sz="8" w:themeColor="accent3" w:val="single"/>
-        <w:insideV w:sz="8" w:themeColor="accent3" w:val="single"/>
-      </w:tblBorders>
-      <w:tblCellMar>
-        <w:top w:type="dxa" w:w="0"/>
-        <w:left w:type="dxa" w:w="108"/>
-        <w:bottom w:type="dxa" w:w="0"/>
-        <w:right w:type="dxa" w:w="108"/>
-      </w:tblCellMar>
-    </w:tblPr>
-  </w:style>
-  <w:style w:styleId="Style_96" w:type="table">
-    <w:name w:val="Medium Shading 2"/>
-    <w:basedOn w:val="Style_60"/>
-    <w:pPr>
-      <w:widowControl w:val="1"/>
-      <w:spacing w:after="0" w:line="240" w:lineRule="auto"/>
-      <w:ind/>
-    </w:pPr>
-    <w:tblPr>
-      <w:tblInd w:type="dxa" w:w="0"/>
-      <w:tblBorders>
-        <w:top w:color="000000" w:sz="18" w:val="single"/>
-        <w:bottom w:color="000000" w:sz="18" w:val="single"/>
-      </w:tblBorders>
-      <w:tblCellMar>
-        <w:top w:type="dxa" w:w="0"/>
-        <w:left w:type="dxa" w:w="108"/>
-        <w:bottom w:type="dxa" w:w="0"/>
-        <w:right w:type="dxa" w:w="108"/>
-      </w:tblCellMar>
-    </w:tblPr>
-  </w:style>
-  <w:style w:styleId="Style_97" w:type="table">
-    <w:name w:val="Medium List 2 Accent 2"/>
-    <w:basedOn w:val="Style_60"/>
-    <w:pPr>
-      <w:widowControl w:val="1"/>
-      <w:spacing w:after="0" w:line="240" w:lineRule="auto"/>
-      <w:ind/>
-    </w:pPr>
-    <w:rPr>
-      <w:rFonts w:asciiTheme="majorAscii" w:hAnsiTheme="majorHAnsi"/>
-      <w:color w:themeColor="text1" w:val="000000"/>
-    </w:rPr>
-    <w:tblPr>
-      <w:tblInd w:type="dxa" w:w="0"/>
-      <w:tblBorders>
-        <w:top w:sz="8" w:themeColor="accent2" w:val="single"/>
-        <w:left w:sz="8" w:themeColor="accent2" w:val="single"/>
-        <w:bottom w:sz="8" w:themeColor="accent2" w:val="single"/>
-        <w:right w:sz="8" w:themeColor="accent2" w:val="single"/>
-      </w:tblBorders>
-      <w:tblCellMar>
-        <w:top w:type="dxa" w:w="0"/>
-        <w:left w:type="dxa" w:w="108"/>
-        <w:bottom w:type="dxa" w:w="0"/>
-        <w:right w:type="dxa" w:w="108"/>
-      </w:tblCellMar>
-    </w:tblPr>
-  </w:style>
-  <w:style w:styleId="Style_98" w:type="table">
-    <w:name w:val="Colorful List Accent 1"/>
-    <w:basedOn w:val="Style_60"/>
-    <w:pPr>
-      <w:widowControl w:val="1"/>
-      <w:spacing w:after="0" w:line="240" w:lineRule="auto"/>
-      <w:ind/>
-    </w:pPr>
-    <w:rPr>
-      <w:color w:themeColor="text1" w:val="000000"/>
-    </w:rPr>
-    <w:tblPr>
-      <w:tblInd w:type="dxa" w:w="0"/>
-      <w:tblCellMar>
-        <w:top w:type="dxa" w:w="0"/>
-        <w:left w:type="dxa" w:w="108"/>
-        <w:bottom w:type="dxa" w:w="0"/>
-        <w:right w:type="dxa" w:w="108"/>
-      </w:tblCellMar>
-    </w:tblPr>
-  </w:style>
-  <w:style w:styleId="Style_99" w:type="table">
-    <w:name w:val="Medium Shading 1"/>
-    <w:basedOn w:val="Style_60"/>
-    <w:pPr>
-      <w:widowControl w:val="1"/>
-      <w:spacing w:after="0" w:line="240" w:lineRule="auto"/>
-      <w:ind/>
-    </w:pPr>
-    <w:tblPr>
-      <w:tblInd w:type="dxa" w:w="0"/>
-      <w:tblBorders>
-        <w:top w:sz="8" w:themeColor="text1" w:themeTint="BF" w:val="single"/>
-        <w:left w:sz="8" w:themeColor="text1" w:themeTint="BF" w:val="single"/>
-        <w:bottom w:sz="8" w:themeColor="text1" w:themeTint="BF" w:val="single"/>
-        <w:right w:sz="8" w:themeColor="text1" w:themeTint="BF" w:val="single"/>
-        <w:insideH w:sz="8" w:themeColor="text1" w:themeTint="BF" w:val="single"/>
-      </w:tblBorders>
-      <w:tblCellMar>
-        <w:top w:type="dxa" w:w="0"/>
-        <w:left w:type="dxa" w:w="108"/>
-        <w:bottom w:type="dxa" w:w="0"/>
-        <w:right w:type="dxa" w:w="108"/>
-      </w:tblCellMar>
-    </w:tblPr>
-  </w:style>
-  <w:style w:styleId="Style_100" w:type="table">
-    <w:name w:val="Medium List 1 Accent 1"/>
-    <w:basedOn w:val="Style_60"/>
-    <w:pPr>
-      <w:widowControl w:val="1"/>
-      <w:spacing w:after="0" w:line="240" w:lineRule="auto"/>
-      <w:ind/>
-    </w:pPr>
-    <w:rPr>
-      <w:color w:themeColor="text1" w:val="000000"/>
-    </w:rPr>
-    <w:tblPr>
-      <w:tblInd w:type="dxa" w:w="0"/>
-      <w:tblBorders>
-        <w:top w:sz="8" w:themeColor="accent1" w:val="single"/>
-        <w:bottom w:sz="8" w:themeColor="accent1" w:val="single"/>
-      </w:tblBorders>
-      <w:tblCellMar>
-        <w:top w:type="dxa" w:w="0"/>
-        <w:left w:type="dxa" w:w="108"/>
-        <w:bottom w:type="dxa" w:w="0"/>
-        <w:right w:type="dxa" w:w="108"/>
-      </w:tblCellMar>
-    </w:tblPr>
-  </w:style>
-  <w:style w:styleId="Style_101" w:type="table">
-    <w:name w:val="Dark List Accent 5"/>
-    <w:basedOn w:val="Style_60"/>
-    <w:pPr>
-      <w:widowControl w:val="1"/>
-      <w:spacing w:after="0" w:line="240" w:lineRule="auto"/>
-      <w:ind/>
-    </w:pPr>
-    <w:rPr>
-      <w:color w:themeColor="background1" w:val="FFFFFF"/>
-    </w:rPr>
-    <w:tblPr>
-      <w:tblInd w:type="dxa" w:w="0"/>
-      <w:tblCellMar>
-        <w:top w:type="dxa" w:w="0"/>
-        <w:left w:type="dxa" w:w="108"/>
-        <w:bottom w:type="dxa" w:w="0"/>
-        <w:right w:type="dxa" w:w="108"/>
-      </w:tblCellMar>
-    </w:tblPr>
-  </w:style>
-  <w:style w:styleId="Style_102" w:type="table">
-    <w:name w:val="Medium Shading 1 Accent 1"/>
-    <w:basedOn w:val="Style_60"/>
-    <w:pPr>
-      <w:widowControl w:val="1"/>
-      <w:spacing w:after="0" w:line="240" w:lineRule="auto"/>
-      <w:ind/>
-    </w:pPr>
-    <w:tblPr>
-      <w:tblInd w:type="dxa" w:w="0"/>
-      <w:tblBorders>
-        <w:top w:sz="8" w:themeColor="accent1" w:themeTint="BF" w:val="single"/>
-        <w:left w:sz="8" w:themeColor="accent1" w:themeTint="BF" w:val="single"/>
-        <w:bottom w:sz="8" w:themeColor="accent1" w:themeTint="BF" w:val="single"/>
-        <w:right w:sz="8" w:themeColor="accent1" w:themeTint="BF" w:val="single"/>
-        <w:insideH w:sz="8" w:themeColor="accent1" w:themeTint="BF" w:val="single"/>
-      </w:tblBorders>
-      <w:tblCellMar>
-        <w:top w:type="dxa" w:w="0"/>
-        <w:left w:type="dxa" w:w="108"/>
-        <w:bottom w:type="dxa" w:w="0"/>
-        <w:right w:type="dxa" w:w="108"/>
-      </w:tblCellMar>
-    </w:tblPr>
-  </w:style>
-  <w:style w:styleId="Style_103" w:type="table">
-    <w:name w:val="Light Grid Accent 2"/>
-    <w:basedOn w:val="Style_60"/>
-    <w:pPr>
-      <w:widowControl w:val="1"/>
-      <w:spacing w:after="0" w:line="240" w:lineRule="auto"/>
-      <w:ind/>
-    </w:pPr>
-    <w:tblPr>
-      <w:tblInd w:type="dxa" w:w="0"/>
-      <w:tblBorders>
-        <w:top w:sz="8" w:themeColor="accent2" w:val="single"/>
-        <w:left w:sz="8" w:themeColor="accent2" w:val="single"/>
-        <w:bottom w:sz="8" w:themeColor="accent2" w:val="single"/>
-        <w:right w:sz="8" w:themeColor="accent2" w:val="single"/>
-        <w:insideH w:sz="8" w:themeColor="accent2" w:val="single"/>
-        <w:insideV w:sz="8" w:themeColor="accent2" w:val="single"/>
-      </w:tblBorders>
-      <w:tblCellMar>
-        <w:top w:type="dxa" w:w="0"/>
-        <w:left w:type="dxa" w:w="108"/>
-        <w:bottom w:type="dxa" w:w="0"/>
-        <w:right w:type="dxa" w:w="108"/>
-      </w:tblCellMar>
-    </w:tblPr>
-  </w:style>
-  <w:style w:styleId="Style_104" w:type="table">
-    <w:name w:val="Light List Accent 5"/>
-    <w:basedOn w:val="Style_60"/>
-    <w:pPr>
-      <w:widowControl w:val="1"/>
-      <w:spacing w:after="0" w:line="240" w:lineRule="auto"/>
-      <w:ind/>
-    </w:pPr>
-    <w:tblPr>
-      <w:tblInd w:type="dxa" w:w="0"/>
-      <w:tblBorders>
-        <w:top w:sz="8" w:themeColor="accent5" w:val="single"/>
-        <w:left w:sz="8" w:themeColor="accent5" w:val="single"/>
-        <w:bottom w:sz="8" w:themeColor="accent5" w:val="single"/>
-        <w:right w:sz="8" w:themeColor="accent5" w:val="single"/>
-      </w:tblBorders>
-      <w:tblCellMar>
-        <w:top w:type="dxa" w:w="0"/>
-        <w:left w:type="dxa" w:w="108"/>
-        <w:bottom w:type="dxa" w:w="0"/>
-        <w:right w:type="dxa" w:w="108"/>
-      </w:tblCellMar>
-    </w:tblPr>
-  </w:style>
-  <w:style w:styleId="Style_105" w:type="table">
-    <w:name w:val="Medium Grid 1 Accent 5"/>
-    <w:basedOn w:val="Style_60"/>
-    <w:pPr>
-      <w:widowControl w:val="1"/>
-      <w:spacing w:after="0" w:line="240" w:lineRule="auto"/>
-      <w:ind/>
-    </w:pPr>
-    <w:tblPr>
-      <w:tblInd w:type="dxa" w:w="0"/>
-      <w:tblBorders>
-        <w:top w:sz="8" w:themeColor="accent5" w:themeTint="BF" w:val="single"/>
-        <w:left w:sz="8" w:themeColor="accent5" w:themeTint="BF" w:val="single"/>
-        <w:bottom w:sz="8" w:themeColor="accent5" w:themeTint="BF" w:val="single"/>
-        <w:right w:sz="8" w:themeColor="accent5" w:themeTint="BF" w:val="single"/>
-        <w:insideH w:sz="8" w:themeColor="accent5" w:themeTint="BF" w:val="single"/>
-        <w:insideV w:sz="8" w:themeColor="accent5" w:themeTint="BF" w:val="single"/>
-      </w:tblBorders>
-      <w:tblCellMar>
-        <w:top w:type="dxa" w:w="0"/>
-        <w:left w:type="dxa" w:w="108"/>
-        <w:bottom w:type="dxa" w:w="0"/>
-        <w:right w:type="dxa" w:w="108"/>
-      </w:tblCellMar>
-    </w:tblPr>
-  </w:style>
-  <w:style w:styleId="Style_106" w:type="table">
-    <w:name w:val="Medium Grid 1 Accent 6"/>
-    <w:basedOn w:val="Style_60"/>
-    <w:pPr>
-      <w:widowControl w:val="1"/>
-      <w:spacing w:after="0" w:line="240" w:lineRule="auto"/>
-      <w:ind/>
-    </w:pPr>
-    <w:tblPr>
-      <w:tblInd w:type="dxa" w:w="0"/>
-      <w:tblBorders>
-        <w:top w:sz="8" w:themeColor="accent6" w:themeTint="BF" w:val="single"/>
-        <w:left w:sz="8" w:themeColor="accent6" w:themeTint="BF" w:val="single"/>
-        <w:bottom w:sz="8" w:themeColor="accent6" w:themeTint="BF" w:val="single"/>
-        <w:right w:sz="8" w:themeColor="accent6" w:themeTint="BF" w:val="single"/>
-        <w:insideH w:sz="8" w:themeColor="accent6" w:themeTint="BF" w:val="single"/>
-        <w:insideV w:sz="8" w:themeColor="accent6" w:themeTint="BF" w:val="single"/>
-      </w:tblBorders>
-      <w:tblCellMar>
-        <w:top w:type="dxa" w:w="0"/>
-        <w:left w:type="dxa" w:w="108"/>
-        <w:bottom w:type="dxa" w:w="0"/>
-        <w:right w:type="dxa" w:w="108"/>
-      </w:tblCellMar>
-    </w:tblPr>
-  </w:style>
-  <w:style w:styleId="Style_107" w:type="table">
-    <w:name w:val="Medium Grid 1 Accent 3"/>
-    <w:basedOn w:val="Style_60"/>
-    <w:pPr>
-      <w:widowControl w:val="1"/>
-      <w:spacing w:after="0" w:line="240" w:lineRule="auto"/>
-      <w:ind/>
-    </w:pPr>
-    <w:tblPr>
-      <w:tblInd w:type="dxa" w:w="0"/>
-      <w:tblBorders>
-        <w:top w:sz="8" w:themeColor="accent3" w:themeTint="BF" w:val="single"/>
-        <w:left w:sz="8" w:themeColor="accent3" w:themeTint="BF" w:val="single"/>
-        <w:bottom w:sz="8" w:themeColor="accent3" w:themeTint="BF" w:val="single"/>
-        <w:right w:sz="8" w:themeColor="accent3" w:themeTint="BF" w:val="single"/>
-        <w:insideH w:sz="8" w:themeColor="accent3" w:themeTint="BF" w:val="single"/>
-        <w:insideV w:sz="8" w:themeColor="accent3" w:themeTint="BF" w:val="single"/>
-      </w:tblBorders>
-      <w:tblCellMar>
-        <w:top w:type="dxa" w:w="0"/>
-        <w:left w:type="dxa" w:w="108"/>
-        <w:bottom w:type="dxa" w:w="0"/>
-        <w:right w:type="dxa" w:w="108"/>
-      </w:tblCellMar>
-    </w:tblPr>
-  </w:style>
-  <w:style w:styleId="Style_108" w:type="table">
-    <w:name w:val="Colorful List Accent 4"/>
-    <w:basedOn w:val="Style_60"/>
-    <w:pPr>
-      <w:widowControl w:val="1"/>
-      <w:spacing w:after="0" w:line="240" w:lineRule="auto"/>
-      <w:ind/>
-    </w:pPr>
-    <w:rPr>
-      <w:color w:themeColor="text1" w:val="000000"/>
-    </w:rPr>
-    <w:tblPr>
-      <w:tblInd w:type="dxa" w:w="0"/>
-      <w:tblCellMar>
-        <w:top w:type="dxa" w:w="0"/>
-        <w:left w:type="dxa" w:w="108"/>
-        <w:bottom w:type="dxa" w:w="0"/>
-        <w:right w:type="dxa" w:w="108"/>
-      </w:tblCellMar>
-    </w:tblPr>
-  </w:style>
-  <w:style w:styleId="Style_109" w:type="table">
-    <w:name w:val="Medium List 1 Accent 5"/>
-    <w:basedOn w:val="Style_60"/>
-    <w:pPr>
-      <w:widowControl w:val="1"/>
-      <w:spacing w:after="0" w:line="240" w:lineRule="auto"/>
-      <w:ind/>
-    </w:pPr>
-    <w:rPr>
-      <w:color w:themeColor="text1" w:val="000000"/>
-    </w:rPr>
-    <w:tblPr>
-      <w:tblInd w:type="dxa" w:w="0"/>
-      <w:tblBorders>
-        <w:top w:sz="8" w:themeColor="accent5" w:val="single"/>
-        <w:bottom w:sz="8" w:themeColor="accent5" w:val="single"/>
-      </w:tblBorders>
-      <w:tblCellMar>
-        <w:top w:type="dxa" w:w="0"/>
-        <w:left w:type="dxa" w:w="108"/>
-        <w:bottom w:type="dxa" w:w="0"/>
-        <w:right w:type="dxa" w:w="108"/>
-      </w:tblCellMar>
-    </w:tblPr>
-  </w:style>
-  <w:style w:styleId="Style_110" w:type="table">
-    <w:name w:val="Medium Shading 1 Accent 4"/>
-    <w:basedOn w:val="Style_60"/>
-    <w:pPr>
-      <w:widowControl w:val="1"/>
-      <w:spacing w:after="0" w:line="240" w:lineRule="auto"/>
-      <w:ind/>
-    </w:pPr>
-    <w:tblPr>
-      <w:tblInd w:type="dxa" w:w="0"/>
-      <w:tblBorders>
-        <w:top w:sz="8" w:themeColor="accent4" w:themeTint="BF" w:val="single"/>
-        <w:left w:sz="8" w:themeColor="accent4" w:themeTint="BF" w:val="single"/>
-        <w:bottom w:sz="8" w:themeColor="accent4" w:themeTint="BF" w:val="single"/>
-        <w:right w:sz="8" w:themeColor="accent4" w:themeTint="BF" w:val="single"/>
-        <w:insideH w:sz="8" w:themeColor="accent4" w:themeTint="BF" w:val="single"/>
-      </w:tblBorders>
-      <w:tblCellMar>
-        <w:top w:type="dxa" w:w="0"/>
-        <w:left w:type="dxa" w:w="108"/>
-        <w:bottom w:type="dxa" w:w="0"/>
-        <w:right w:type="dxa" w:w="108"/>
-      </w:tblCellMar>
-    </w:tblPr>
-  </w:style>
-  <w:style w:styleId="Style_111" w:type="table">
-    <w:name w:val="Light Grid Accent 5"/>
-    <w:basedOn w:val="Style_60"/>
-    <w:pPr>
-      <w:widowControl w:val="1"/>
-      <w:spacing w:after="0" w:line="240" w:lineRule="auto"/>
-      <w:ind/>
-    </w:pPr>
-    <w:tblPr>
-      <w:tblInd w:type="dxa" w:w="0"/>
-      <w:tblBorders>
-        <w:top w:sz="8" w:themeColor="accent5" w:val="single"/>
-        <w:left w:sz="8" w:themeColor="accent5" w:val="single"/>
-        <w:bottom w:sz="8" w:themeColor="accent5" w:val="single"/>
-        <w:right w:sz="8" w:themeColor="accent5" w:val="single"/>
-        <w:insideH w:sz="8" w:themeColor="accent5" w:val="single"/>
-        <w:insideV w:sz="8" w:themeColor="accent5" w:val="single"/>
-      </w:tblBorders>
-      <w:tblCellMar>
-        <w:top w:type="dxa" w:w="0"/>
-        <w:left w:type="dxa" w:w="108"/>
-        <w:bottom w:type="dxa" w:w="0"/>
-        <w:right w:type="dxa" w:w="108"/>
-      </w:tblCellMar>
-    </w:tblPr>
-  </w:style>
-  <w:style w:styleId="Style_112" w:type="table">
-    <w:name w:val="Light Grid"/>
-    <w:basedOn w:val="Style_60"/>
-    <w:pPr>
-      <w:widowControl w:val="1"/>
-      <w:spacing w:after="0" w:line="240" w:lineRule="auto"/>
-      <w:ind/>
-    </w:pPr>
-    <w:tblPr>
-      <w:tblInd w:type="dxa" w:w="0"/>
-      <w:tblBorders>
-        <w:top w:sz="8" w:themeColor="text1" w:val="single"/>
-        <w:left w:sz="8" w:themeColor="text1" w:val="single"/>
-        <w:bottom w:sz="8" w:themeColor="text1" w:val="single"/>
-        <w:right w:sz="8" w:themeColor="text1" w:val="single"/>
-        <w:insideH w:sz="8" w:themeColor="text1" w:val="single"/>
-        <w:insideV w:sz="8" w:themeColor="text1" w:val="single"/>
-      </w:tblBorders>
-      <w:tblCellMar>
-        <w:top w:type="dxa" w:w="0"/>
-        <w:left w:type="dxa" w:w="108"/>
-        <w:bottom w:type="dxa" w:w="0"/>
-        <w:right w:type="dxa" w:w="108"/>
-      </w:tblCellMar>
-    </w:tblPr>
-  </w:style>
-  <w:style w:styleId="Style_113" w:type="table">
-    <w:name w:val="Colorful Shading Accent 2"/>
-    <w:basedOn w:val="Style_60"/>
-    <w:pPr>
-      <w:widowControl w:val="1"/>
-      <w:spacing w:after="0" w:line="240" w:lineRule="auto"/>
-      <w:ind/>
-    </w:pPr>
-    <w:rPr>
-      <w:color w:themeColor="text1" w:val="000000"/>
-    </w:rPr>
-    <w:tblPr>
-      <w:tblInd w:type="dxa" w:w="0"/>
-      <w:tblBorders>
-        <w:top w:sz="24" w:themeColor="accent2" w:val="single"/>
-        <w:left w:sz="4" w:themeColor="accent2" w:val="single"/>
-        <w:bottom w:sz="4" w:themeColor="accent2" w:val="single"/>
-        <w:right w:sz="4" w:themeColor="accent2" w:val="single"/>
-        <w:insideH w:sz="4" w:themeColor="background1" w:val="single"/>
-        <w:insideV w:sz="4" w:themeColor="background1" w:val="single"/>
-      </w:tblBorders>
-      <w:tblCellMar>
-        <w:top w:type="dxa" w:w="0"/>
-        <w:left w:type="dxa" w:w="108"/>
-        <w:bottom w:type="dxa" w:w="0"/>
-        <w:right w:type="dxa" w:w="108"/>
-      </w:tblCellMar>
-    </w:tblPr>
-  </w:style>
-  <w:style w:styleId="Style_114" w:type="table">
-    <w:name w:val="Colorful Grid"/>
-    <w:basedOn w:val="Style_60"/>
-    <w:pPr>
-      <w:widowControl w:val="1"/>
-      <w:spacing w:after="0" w:line="240" w:lineRule="auto"/>
-      <w:ind/>
-    </w:pPr>
-    <w:rPr>
-      <w:color w:themeColor="text1" w:val="000000"/>
-    </w:rPr>
-    <w:tblPr>
-      <w:tblInd w:type="dxa" w:w="0"/>
-      <w:tblBorders>
-        <w:insideH w:sz="4" w:themeColor="background1" w:val="single"/>
-      </w:tblBorders>
-      <w:tblCellMar>
-        <w:top w:type="dxa" w:w="0"/>
-        <w:left w:type="dxa" w:w="108"/>
-        <w:bottom w:type="dxa" w:w="0"/>
-        <w:right w:type="dxa" w:w="108"/>
-      </w:tblCellMar>
-    </w:tblPr>
-  </w:style>
-  <w:style w:styleId="Style_115" w:type="table">
-    <w:name w:val="Colorful Shading Accent 4"/>
-    <w:basedOn w:val="Style_60"/>
-    <w:pPr>
-      <w:widowControl w:val="1"/>
-      <w:spacing w:after="0" w:line="240" w:lineRule="auto"/>
-      <w:ind/>
-    </w:pPr>
-    <w:rPr>
-      <w:color w:themeColor="text1" w:val="000000"/>
-    </w:rPr>
-    <w:tblPr>
-      <w:tblInd w:type="dxa" w:w="0"/>
-      <w:tblBorders>
-        <w:top w:sz="24" w:themeColor="accent3" w:val="single"/>
-        <w:left w:sz="4" w:themeColor="accent4" w:val="single"/>
-        <w:bottom w:sz="4" w:themeColor="accent4" w:val="single"/>
-        <w:right w:sz="4" w:themeColor="accent4" w:val="single"/>
-        <w:insideH w:sz="4" w:themeColor="background1" w:val="single"/>
-        <w:insideV w:sz="4" w:themeColor="background1" w:val="single"/>
-      </w:tblBorders>
-      <w:tblCellMar>
-        <w:top w:type="dxa" w:w="0"/>
-        <w:left w:type="dxa" w:w="108"/>
-        <w:bottom w:type="dxa" w:w="0"/>
-        <w:right w:type="dxa" w:w="108"/>
-      </w:tblCellMar>
-    </w:tblPr>
-  </w:style>
-  <w:style w:styleId="Style_1" w:type="table">
-    <w:name w:val="Table Grid"/>
-    <w:basedOn w:val="Style_60"/>
-    <w:pPr>
-      <w:widowControl w:val="1"/>
-      <w:spacing w:after="0" w:line="240" w:lineRule="auto"/>
-      <w:ind/>
-    </w:pPr>
-    <w:tblPr>
-      <w:tblInd w:type="dxa" w:w="0"/>
-      <w:tblBorders>
-        <w:top w:color="000000" w:sz="4" w:val="single"/>
-        <w:left w:color="000000" w:sz="4" w:val="single"/>
-        <w:bottom w:color="000000" w:sz="4" w:val="single"/>
-        <w:right w:color="000000" w:sz="4" w:val="single"/>
-        <w:insideH w:color="000000" w:sz="4" w:val="single"/>
-        <w:insideV w:color="000000" w:sz="4" w:val="single"/>
-      </w:tblBorders>
-      <w:tblCellMar>
-        <w:top w:type="dxa" w:w="0"/>
-        <w:left w:type="dxa" w:w="108"/>
-        <w:bottom w:type="dxa" w:w="0"/>
-        <w:right w:type="dxa" w:w="108"/>
-      </w:tblCellMar>
-    </w:tblPr>
-  </w:style>
-  <w:style w:styleId="Style_116" w:type="table">
-    <w:name w:val="Medium Grid 1 Accent 4"/>
-    <w:basedOn w:val="Style_60"/>
-    <w:pPr>
-      <w:widowControl w:val="1"/>
-      <w:spacing w:after="0" w:line="240" w:lineRule="auto"/>
-      <w:ind/>
-    </w:pPr>
-    <w:tblPr>
-      <w:tblInd w:type="dxa" w:w="0"/>
-      <w:tblBorders>
-        <w:top w:sz="8" w:themeColor="accent4" w:themeTint="BF" w:val="single"/>
-        <w:left w:sz="8" w:themeColor="accent4" w:themeTint="BF" w:val="single"/>
-        <w:bottom w:sz="8" w:themeColor="accent4" w:themeTint="BF" w:val="single"/>
-        <w:right w:sz="8" w:themeColor="accent4" w:themeTint="BF" w:val="single"/>
-        <w:insideH w:sz="8" w:themeColor="accent4" w:themeTint="BF" w:val="single"/>
-        <w:insideV w:sz="8" w:themeColor="accent4" w:themeTint="BF" w:val="single"/>
-      </w:tblBorders>
-      <w:tblCellMar>
-        <w:top w:type="dxa" w:w="0"/>
-        <w:left w:type="dxa" w:w="108"/>
-        <w:bottom w:type="dxa" w:w="0"/>
-        <w:right w:type="dxa" w:w="108"/>
-      </w:tblCellMar>
-    </w:tblPr>
-  </w:style>
-  <w:style w:styleId="Style_117" w:type="table">
-    <w:name w:val="Medium Grid 2 Accent 2"/>
-    <w:basedOn w:val="Style_60"/>
-    <w:pPr>
-      <w:widowControl w:val="1"/>
-      <w:spacing w:after="0" w:line="240" w:lineRule="auto"/>
-      <w:ind/>
-    </w:pPr>
-    <w:rPr>
-      <w:rFonts w:asciiTheme="majorAscii" w:hAnsiTheme="majorHAnsi"/>
-      <w:color w:themeColor="text1" w:val="000000"/>
-    </w:rPr>
-    <w:tblPr>
-      <w:tblInd w:type="dxa" w:w="0"/>
-      <w:tblBorders>
-        <w:top w:sz="8" w:themeColor="accent2" w:val="single"/>
-        <w:left w:sz="8" w:themeColor="accent2" w:val="single"/>
-        <w:bottom w:sz="8" w:themeColor="accent2" w:val="single"/>
-        <w:right w:sz="8" w:themeColor="accent2" w:val="single"/>
-        <w:insideH w:sz="8" w:themeColor="accent2" w:val="single"/>
-        <w:insideV w:sz="8" w:themeColor="accent2" w:val="single"/>
-      </w:tblBorders>
-      <w:tblCellMar>
-        <w:top w:type="dxa" w:w="0"/>
-        <w:left w:type="dxa" w:w="108"/>
-        <w:bottom w:type="dxa" w:w="0"/>
-        <w:right w:type="dxa" w:w="108"/>
-      </w:tblCellMar>
-    </w:tblPr>
-  </w:style>
-  <w:style w:styleId="Style_118" w:type="table">
-    <w:name w:val="Colorful Shading Accent 6"/>
-    <w:basedOn w:val="Style_60"/>
-    <w:pPr>
-      <w:widowControl w:val="1"/>
-      <w:spacing w:after="0" w:line="240" w:lineRule="auto"/>
-      <w:ind/>
-    </w:pPr>
-    <w:rPr>
-      <w:color w:themeColor="text1" w:val="000000"/>
-    </w:rPr>
-    <w:tblPr>
-      <w:tblInd w:type="dxa" w:w="0"/>
-      <w:tblBorders>
-        <w:top w:sz="24" w:themeColor="accent5" w:val="single"/>
-        <w:left w:sz="4" w:themeColor="accent6" w:val="single"/>
-        <w:bottom w:sz="4" w:themeColor="accent6" w:val="single"/>
-        <w:right w:sz="4" w:themeColor="accent6" w:val="single"/>
-        <w:insideH w:sz="4" w:themeColor="background1" w:val="single"/>
-        <w:insideV w:sz="4" w:themeColor="background1" w:val="single"/>
-      </w:tblBorders>
-      <w:tblCellMar>
-        <w:top w:type="dxa" w:w="0"/>
-        <w:left w:type="dxa" w:w="108"/>
-        <w:bottom w:type="dxa" w:w="0"/>
-        <w:right w:type="dxa" w:w="108"/>
-      </w:tblCellMar>
-    </w:tblPr>
-  </w:style>
-  <w:style w:styleId="Style_119" w:type="table">
-    <w:name w:val="Colorful Grid Accent 4"/>
-    <w:basedOn w:val="Style_60"/>
-    <w:pPr>
-      <w:widowControl w:val="1"/>
-      <w:spacing w:after="0" w:line="240" w:lineRule="auto"/>
-      <w:ind/>
-    </w:pPr>
-    <w:rPr>
-      <w:color w:themeColor="text1" w:val="000000"/>
-    </w:rPr>
-    <w:tblPr>
-      <w:tblInd w:type="dxa" w:w="0"/>
-      <w:tblBorders>
-        <w:insideH w:sz="4" w:themeColor="background1" w:val="single"/>
-      </w:tblBorders>
-      <w:tblCellMar>
-        <w:top w:type="dxa" w:w="0"/>
-        <w:left w:type="dxa" w:w="108"/>
-        <w:bottom w:type="dxa" w:w="0"/>
-        <w:right w:type="dxa" w:w="108"/>
-      </w:tblCellMar>
-    </w:tblPr>
-  </w:style>
-  <w:style w:styleId="Style_120" w:type="table">
-    <w:name w:val="Medium Shading 2 Accent 5"/>
-    <w:basedOn w:val="Style_60"/>
-    <w:pPr>
-      <w:widowControl w:val="1"/>
-      <w:spacing w:after="0" w:line="240" w:lineRule="auto"/>
-      <w:ind/>
-    </w:pPr>
-    <w:tblPr>
-      <w:tblInd w:type="dxa" w:w="0"/>
-      <w:tblBorders>
-        <w:top w:color="000000" w:sz="18" w:val="single"/>
-        <w:bottom w:color="000000" w:sz="18" w:val="single"/>
-      </w:tblBorders>
-      <w:tblCellMar>
-        <w:top w:type="dxa" w:w="0"/>
-        <w:left w:type="dxa" w:w="108"/>
-        <w:bottom w:type="dxa" w:w="0"/>
-        <w:right w:type="dxa" w:w="108"/>
-      </w:tblCellMar>
-    </w:tblPr>
-  </w:style>
-  <w:style w:styleId="Style_121" w:type="table">
-    <w:name w:val="Colorful Shading Accent 1"/>
-    <w:basedOn w:val="Style_60"/>
-    <w:pPr>
-      <w:widowControl w:val="1"/>
-      <w:spacing w:after="0" w:line="240" w:lineRule="auto"/>
-      <w:ind/>
-    </w:pPr>
-    <w:rPr>
-      <w:color w:themeColor="text1" w:val="000000"/>
-    </w:rPr>
-    <w:tblPr>
-      <w:tblInd w:type="dxa" w:w="0"/>
-      <w:tblBorders>
-        <w:top w:sz="24" w:themeColor="accent2" w:val="single"/>
-        <w:left w:sz="4" w:themeColor="accent1" w:val="single"/>
-        <w:bottom w:sz="4" w:themeColor="accent1" w:val="single"/>
-        <w:right w:sz="4" w:themeColor="accent1" w:val="single"/>
-        <w:insideH w:sz="4" w:themeColor="background1" w:val="single"/>
-        <w:insideV w:sz="4" w:themeColor="background1" w:val="single"/>
-      </w:tblBorders>
-      <w:tblCellMar>
-        <w:top w:type="dxa" w:w="0"/>
-        <w:left w:type="dxa" w:w="108"/>
-        <w:bottom w:type="dxa" w:w="0"/>
-        <w:right w:type="dxa" w:w="108"/>
-      </w:tblCellMar>
-    </w:tblPr>
-  </w:style>
-  <w:style w:styleId="Style_122" w:type="table">
-    <w:name w:val="Dark List"/>
-    <w:basedOn w:val="Style_60"/>
-    <w:pPr>
-      <w:widowControl w:val="1"/>
-      <w:spacing w:after="0" w:line="240" w:lineRule="auto"/>
-      <w:ind/>
-    </w:pPr>
-    <w:rPr>
-      <w:color w:themeColor="background1" w:val="FFFFFF"/>
-    </w:rPr>
-    <w:tblPr>
-      <w:tblInd w:type="dxa" w:w="0"/>
-      <w:tblCellMar>
-        <w:top w:type="dxa" w:w="0"/>
-        <w:left w:type="dxa" w:w="108"/>
-        <w:bottom w:type="dxa" w:w="0"/>
-        <w:right w:type="dxa" w:w="108"/>
-      </w:tblCellMar>
-    </w:tblPr>
-  </w:style>
-  <w:style w:styleId="Style_123" w:type="table">
-    <w:name w:val="Medium Grid 1 Accent 1"/>
-    <w:basedOn w:val="Style_60"/>
-    <w:pPr>
-      <w:widowControl w:val="1"/>
-      <w:spacing w:after="0" w:line="240" w:lineRule="auto"/>
-      <w:ind/>
-    </w:pPr>
-    <w:tblPr>
-      <w:tblInd w:type="dxa" w:w="0"/>
-      <w:tblBorders>
-        <w:top w:sz="8" w:themeColor="accent1" w:themeTint="BF" w:val="single"/>
-        <w:left w:sz="8" w:themeColor="accent1" w:themeTint="BF" w:val="single"/>
-        <w:bottom w:sz="8" w:themeColor="accent1" w:themeTint="BF" w:val="single"/>
-        <w:right w:sz="8" w:themeColor="accent1" w:themeTint="BF" w:val="single"/>
-        <w:insideH w:sz="8" w:themeColor="accent1" w:themeTint="BF" w:val="single"/>
-        <w:insideV w:sz="8" w:themeColor="accent1" w:themeTint="BF" w:val="single"/>
-      </w:tblBorders>
-      <w:tblCellMar>
-        <w:top w:type="dxa" w:w="0"/>
-        <w:left w:type="dxa" w:w="108"/>
-        <w:bottom w:type="dxa" w:w="0"/>
-        <w:right w:type="dxa" w:w="108"/>
-      </w:tblCellMar>
-    </w:tblPr>
-  </w:style>
-  <w:style w:styleId="Style_124" w:type="table">
-    <w:name w:val="Medium Grid 3 Accent 4"/>
-    <w:basedOn w:val="Style_60"/>
-    <w:pPr>
-      <w:widowControl w:val="1"/>
-      <w:spacing w:after="0" w:line="240" w:lineRule="auto"/>
-      <w:ind/>
-    </w:pPr>
-    <w:tblPr>
-      <w:tblInd w:type="dxa" w:w="0"/>
-      <w:tblBorders>
-        <w:top w:sz="8" w:themeColor="background1" w:val="single"/>
-        <w:left w:sz="8" w:themeColor="background1" w:val="single"/>
-        <w:bottom w:sz="8" w:themeColor="background1" w:val="single"/>
-        <w:right w:sz="8" w:themeColor="background1" w:val="single"/>
-        <w:insideH w:sz="6" w:themeColor="background1" w:val="single"/>
-        <w:insideV w:sz="6" w:themeColor="background1" w:val="single"/>
-      </w:tblBorders>
-      <w:tblCellMar>
-        <w:top w:type="dxa" w:w="0"/>
-        <w:left w:type="dxa" w:w="108"/>
-        <w:bottom w:type="dxa" w:w="0"/>
-        <w:right w:type="dxa" w:w="108"/>
-      </w:tblCellMar>
-    </w:tblPr>
-  </w:style>
-  <w:style w:styleId="Style_125" w:type="table">
-    <w:name w:val="Light List Accent 1"/>
-    <w:basedOn w:val="Style_60"/>
-    <w:pPr>
-      <w:widowControl w:val="1"/>
-      <w:spacing w:after="0" w:line="240" w:lineRule="auto"/>
-      <w:ind/>
-    </w:pPr>
-    <w:tblPr>
-      <w:tblInd w:type="dxa" w:w="0"/>
-      <w:tblBorders>
-        <w:top w:sz="8" w:themeColor="accent1" w:val="single"/>
-        <w:left w:sz="8" w:themeColor="accent1" w:val="single"/>
-        <w:bottom w:sz="8" w:themeColor="accent1" w:val="single"/>
-        <w:right w:sz="8" w:themeColor="accent1" w:val="single"/>
-      </w:tblBorders>
-      <w:tblCellMar>
-        <w:top w:type="dxa" w:w="0"/>
-        <w:left w:type="dxa" w:w="108"/>
-        <w:bottom w:type="dxa" w:w="0"/>
-        <w:right w:type="dxa" w:w="108"/>
-      </w:tblCellMar>
-    </w:tblPr>
-  </w:style>
-  <w:style w:styleId="Style_126" w:type="table">
+  <w:style w:styleId="Style_155" w:type="table">
     <w:name w:val="Medium Grid 1"/>
     <w:basedOn w:val="Style_60"/>
     <w:pPr>
@@ -7506,448 +8331,22 @@
       </w:tblCellMar>
     </w:tblPr>
   </w:style>
-  <w:style w:styleId="Style_127" w:type="table">
-    <w:name w:val="Medium Grid 3 Accent 2"/>
-    <w:basedOn w:val="Style_60"/>
-    <w:pPr>
-      <w:widowControl w:val="1"/>
-      <w:spacing w:after="0" w:line="240" w:lineRule="auto"/>
-      <w:ind/>
-    </w:pPr>
-    <w:tblPr>
-      <w:tblInd w:type="dxa" w:w="0"/>
-      <w:tblBorders>
-        <w:top w:sz="8" w:themeColor="background1" w:val="single"/>
-        <w:left w:sz="8" w:themeColor="background1" w:val="single"/>
-        <w:bottom w:sz="8" w:themeColor="background1" w:val="single"/>
-        <w:right w:sz="8" w:themeColor="background1" w:val="single"/>
-        <w:insideH w:sz="6" w:themeColor="background1" w:val="single"/>
-        <w:insideV w:sz="6" w:themeColor="background1" w:val="single"/>
-      </w:tblBorders>
-      <w:tblCellMar>
-        <w:top w:type="dxa" w:w="0"/>
-        <w:left w:type="dxa" w:w="108"/>
-        <w:bottom w:type="dxa" w:w="0"/>
-        <w:right w:type="dxa" w:w="108"/>
-      </w:tblCellMar>
-    </w:tblPr>
-  </w:style>
-  <w:style w:styleId="Style_128" w:type="table">
-    <w:name w:val="Colorful Shading"/>
-    <w:basedOn w:val="Style_60"/>
-    <w:pPr>
-      <w:widowControl w:val="1"/>
-      <w:spacing w:after="0" w:line="240" w:lineRule="auto"/>
-      <w:ind/>
-    </w:pPr>
-    <w:rPr>
-      <w:color w:themeColor="text1" w:val="000000"/>
-    </w:rPr>
-    <w:tblPr>
-      <w:tblInd w:type="dxa" w:w="0"/>
-      <w:tblBorders>
-        <w:top w:sz="24" w:themeColor="accent2" w:val="single"/>
-        <w:left w:sz="4" w:themeColor="text1" w:val="single"/>
-        <w:bottom w:sz="4" w:themeColor="text1" w:val="single"/>
-        <w:right w:sz="4" w:themeColor="text1" w:val="single"/>
-        <w:insideH w:sz="4" w:themeColor="background1" w:val="single"/>
-        <w:insideV w:sz="4" w:themeColor="background1" w:val="single"/>
-      </w:tblBorders>
-      <w:tblCellMar>
-        <w:top w:type="dxa" w:w="0"/>
-        <w:left w:type="dxa" w:w="108"/>
-        <w:bottom w:type="dxa" w:w="0"/>
-        <w:right w:type="dxa" w:w="108"/>
-      </w:tblCellMar>
-    </w:tblPr>
-  </w:style>
-  <w:style w:styleId="Style_129" w:type="table">
-    <w:name w:val="Dark List Accent 2"/>
-    <w:basedOn w:val="Style_60"/>
-    <w:pPr>
-      <w:widowControl w:val="1"/>
-      <w:spacing w:after="0" w:line="240" w:lineRule="auto"/>
-      <w:ind/>
-    </w:pPr>
-    <w:rPr>
-      <w:color w:themeColor="background1" w:val="FFFFFF"/>
-    </w:rPr>
-    <w:tblPr>
-      <w:tblInd w:type="dxa" w:w="0"/>
-      <w:tblCellMar>
-        <w:top w:type="dxa" w:w="0"/>
-        <w:left w:type="dxa" w:w="108"/>
-        <w:bottom w:type="dxa" w:w="0"/>
-        <w:right w:type="dxa" w:w="108"/>
-      </w:tblCellMar>
-    </w:tblPr>
-  </w:style>
-  <w:style w:styleId="Style_130" w:type="table">
-    <w:name w:val="Medium List 1 Accent 4"/>
-    <w:basedOn w:val="Style_60"/>
-    <w:pPr>
-      <w:widowControl w:val="1"/>
-      <w:spacing w:after="0" w:line="240" w:lineRule="auto"/>
-      <w:ind/>
-    </w:pPr>
-    <w:rPr>
-      <w:color w:themeColor="text1" w:val="000000"/>
-    </w:rPr>
-    <w:tblPr>
-      <w:tblInd w:type="dxa" w:w="0"/>
-      <w:tblBorders>
-        <w:top w:sz="8" w:themeColor="accent4" w:val="single"/>
-        <w:bottom w:sz="8" w:themeColor="accent4" w:val="single"/>
-      </w:tblBorders>
-      <w:tblCellMar>
-        <w:top w:type="dxa" w:w="0"/>
-        <w:left w:type="dxa" w:w="108"/>
-        <w:bottom w:type="dxa" w:w="0"/>
-        <w:right w:type="dxa" w:w="108"/>
-      </w:tblCellMar>
-    </w:tblPr>
-  </w:style>
-  <w:style w:styleId="Style_131" w:type="table">
-    <w:name w:val="Light Shading Accent 1"/>
-    <w:basedOn w:val="Style_60"/>
-    <w:pPr>
-      <w:widowControl w:val="1"/>
-      <w:spacing w:after="0" w:line="240" w:lineRule="auto"/>
-      <w:ind/>
-    </w:pPr>
-    <w:rPr>
-      <w:color w:themeColor="accent1" w:themeShade="BF" w:val="376092"/>
-    </w:rPr>
-    <w:tblPr>
-      <w:tblInd w:type="dxa" w:w="0"/>
-      <w:tblBorders>
-        <w:top w:sz="8" w:themeColor="accent1" w:val="single"/>
-        <w:bottom w:sz="8" w:themeColor="accent1" w:val="single"/>
-      </w:tblBorders>
-      <w:tblCellMar>
-        <w:top w:type="dxa" w:w="0"/>
-        <w:left w:type="dxa" w:w="108"/>
-        <w:bottom w:type="dxa" w:w="0"/>
-        <w:right w:type="dxa" w:w="108"/>
-      </w:tblCellMar>
-    </w:tblPr>
-  </w:style>
-  <w:style w:styleId="Style_132" w:type="table">
-    <w:name w:val="Medium Grid 3 Accent 5"/>
-    <w:basedOn w:val="Style_60"/>
-    <w:pPr>
-      <w:widowControl w:val="1"/>
-      <w:spacing w:after="0" w:line="240" w:lineRule="auto"/>
-      <w:ind/>
-    </w:pPr>
-    <w:tblPr>
-      <w:tblInd w:type="dxa" w:w="0"/>
-      <w:tblBorders>
-        <w:top w:sz="8" w:themeColor="background1" w:val="single"/>
-        <w:left w:sz="8" w:themeColor="background1" w:val="single"/>
-        <w:bottom w:sz="8" w:themeColor="background1" w:val="single"/>
-        <w:right w:sz="8" w:themeColor="background1" w:val="single"/>
-        <w:insideH w:sz="6" w:themeColor="background1" w:val="single"/>
-        <w:insideV w:sz="6" w:themeColor="background1" w:val="single"/>
-      </w:tblBorders>
-      <w:tblCellMar>
-        <w:top w:type="dxa" w:w="0"/>
-        <w:left w:type="dxa" w:w="108"/>
-        <w:bottom w:type="dxa" w:w="0"/>
-        <w:right w:type="dxa" w:w="108"/>
-      </w:tblCellMar>
-    </w:tblPr>
-  </w:style>
-  <w:style w:styleId="Style_133" w:type="table">
-    <w:name w:val="Light Shading"/>
-    <w:basedOn w:val="Style_60"/>
-    <w:pPr>
-      <w:widowControl w:val="1"/>
-      <w:spacing w:after="0" w:line="240" w:lineRule="auto"/>
-      <w:ind/>
-    </w:pPr>
-    <w:rPr>
-      <w:color w:themeColor="text1" w:themeShade="BF" w:val="000000"/>
-    </w:rPr>
-    <w:tblPr>
-      <w:tblInd w:type="dxa" w:w="0"/>
-      <w:tblBorders>
-        <w:top w:sz="8" w:themeColor="text1" w:val="single"/>
-        <w:bottom w:sz="8" w:themeColor="text1" w:val="single"/>
-      </w:tblBorders>
-      <w:tblCellMar>
-        <w:top w:type="dxa" w:w="0"/>
-        <w:left w:type="dxa" w:w="108"/>
-        <w:bottom w:type="dxa" w:w="0"/>
-        <w:right w:type="dxa" w:w="108"/>
-      </w:tblCellMar>
-    </w:tblPr>
-  </w:style>
-  <w:style w:styleId="Style_134" w:type="table">
-    <w:name w:val="Medium List 2 Accent 3"/>
-    <w:basedOn w:val="Style_60"/>
-    <w:pPr>
-      <w:widowControl w:val="1"/>
-      <w:spacing w:after="0" w:line="240" w:lineRule="auto"/>
-      <w:ind/>
-    </w:pPr>
-    <w:rPr>
-      <w:rFonts w:asciiTheme="majorAscii" w:hAnsiTheme="majorHAnsi"/>
-      <w:color w:themeColor="text1" w:val="000000"/>
-    </w:rPr>
-    <w:tblPr>
-      <w:tblInd w:type="dxa" w:w="0"/>
-      <w:tblBorders>
-        <w:top w:sz="8" w:themeColor="accent3" w:val="single"/>
-        <w:left w:sz="8" w:themeColor="accent3" w:val="single"/>
-        <w:bottom w:sz="8" w:themeColor="accent3" w:val="single"/>
-        <w:right w:sz="8" w:themeColor="accent3" w:val="single"/>
-      </w:tblBorders>
-      <w:tblCellMar>
-        <w:top w:type="dxa" w:w="0"/>
-        <w:left w:type="dxa" w:w="108"/>
-        <w:bottom w:type="dxa" w:w="0"/>
-        <w:right w:type="dxa" w:w="108"/>
-      </w:tblCellMar>
-    </w:tblPr>
-  </w:style>
-  <w:style w:styleId="Style_135" w:type="table">
-    <w:name w:val="Medium List 2 Accent 1"/>
-    <w:basedOn w:val="Style_60"/>
-    <w:pPr>
-      <w:widowControl w:val="1"/>
-      <w:spacing w:after="0" w:line="240" w:lineRule="auto"/>
-      <w:ind/>
-    </w:pPr>
-    <w:rPr>
-      <w:rFonts w:asciiTheme="majorAscii" w:hAnsiTheme="majorHAnsi"/>
-      <w:color w:themeColor="text1" w:val="000000"/>
-    </w:rPr>
-    <w:tblPr>
-      <w:tblInd w:type="dxa" w:w="0"/>
-      <w:tblBorders>
-        <w:top w:sz="8" w:themeColor="accent1" w:val="single"/>
-        <w:left w:sz="8" w:themeColor="accent1" w:val="single"/>
-        <w:bottom w:sz="8" w:themeColor="accent1" w:val="single"/>
-        <w:right w:sz="8" w:themeColor="accent1" w:val="single"/>
-      </w:tblBorders>
-      <w:tblCellMar>
-        <w:top w:type="dxa" w:w="0"/>
-        <w:left w:type="dxa" w:w="108"/>
-        <w:bottom w:type="dxa" w:w="0"/>
-        <w:right w:type="dxa" w:w="108"/>
-      </w:tblCellMar>
-    </w:tblPr>
-  </w:style>
-  <w:style w:styleId="Style_136" w:type="table">
-    <w:name w:val="Medium List 1"/>
-    <w:basedOn w:val="Style_60"/>
-    <w:pPr>
-      <w:widowControl w:val="1"/>
-      <w:spacing w:after="0" w:line="240" w:lineRule="auto"/>
-      <w:ind/>
-    </w:pPr>
-    <w:rPr>
-      <w:color w:themeColor="text1" w:val="000000"/>
-    </w:rPr>
-    <w:tblPr>
-      <w:tblInd w:type="dxa" w:w="0"/>
-      <w:tblBorders>
-        <w:top w:sz="8" w:themeColor="text1" w:val="single"/>
-        <w:bottom w:sz="8" w:themeColor="text1" w:val="single"/>
-      </w:tblBorders>
-      <w:tblCellMar>
-        <w:top w:type="dxa" w:w="0"/>
-        <w:left w:type="dxa" w:w="108"/>
-        <w:bottom w:type="dxa" w:w="0"/>
-        <w:right w:type="dxa" w:w="108"/>
-      </w:tblCellMar>
-    </w:tblPr>
-  </w:style>
-  <w:style w:styleId="Style_137" w:type="table">
-    <w:name w:val="Medium List 2 Accent 6"/>
-    <w:basedOn w:val="Style_60"/>
-    <w:pPr>
-      <w:widowControl w:val="1"/>
-      <w:spacing w:after="0" w:line="240" w:lineRule="auto"/>
-      <w:ind/>
-    </w:pPr>
-    <w:rPr>
-      <w:rFonts w:asciiTheme="majorAscii" w:hAnsiTheme="majorHAnsi"/>
-      <w:color w:themeColor="text1" w:val="000000"/>
-    </w:rPr>
-    <w:tblPr>
-      <w:tblInd w:type="dxa" w:w="0"/>
-      <w:tblBorders>
-        <w:top w:sz="8" w:themeColor="accent6" w:val="single"/>
-        <w:left w:sz="8" w:themeColor="accent6" w:val="single"/>
-        <w:bottom w:sz="8" w:themeColor="accent6" w:val="single"/>
-        <w:right w:sz="8" w:themeColor="accent6" w:val="single"/>
-      </w:tblBorders>
-      <w:tblCellMar>
-        <w:top w:type="dxa" w:w="0"/>
-        <w:left w:type="dxa" w:w="108"/>
-        <w:bottom w:type="dxa" w:w="0"/>
-        <w:right w:type="dxa" w:w="108"/>
-      </w:tblCellMar>
-    </w:tblPr>
-  </w:style>
-  <w:style w:styleId="Style_138" w:type="table">
-    <w:name w:val="Medium List 1 Accent 3"/>
-    <w:basedOn w:val="Style_60"/>
-    <w:pPr>
-      <w:widowControl w:val="1"/>
-      <w:spacing w:after="0" w:line="240" w:lineRule="auto"/>
-      <w:ind/>
-    </w:pPr>
-    <w:rPr>
-      <w:color w:themeColor="text1" w:val="000000"/>
-    </w:rPr>
-    <w:tblPr>
-      <w:tblInd w:type="dxa" w:w="0"/>
-      <w:tblBorders>
-        <w:top w:sz="8" w:themeColor="accent3" w:val="single"/>
-        <w:bottom w:sz="8" w:themeColor="accent3" w:val="single"/>
-      </w:tblBorders>
-      <w:tblCellMar>
-        <w:top w:type="dxa" w:w="0"/>
-        <w:left w:type="dxa" w:w="108"/>
-        <w:bottom w:type="dxa" w:w="0"/>
-        <w:right w:type="dxa" w:w="108"/>
-      </w:tblCellMar>
-    </w:tblPr>
-  </w:style>
-  <w:style w:styleId="Style_139" w:type="table">
-    <w:name w:val="Light List"/>
-    <w:basedOn w:val="Style_60"/>
-    <w:pPr>
-      <w:widowControl w:val="1"/>
-      <w:spacing w:after="0" w:line="240" w:lineRule="auto"/>
-      <w:ind/>
-    </w:pPr>
-    <w:tblPr>
-      <w:tblInd w:type="dxa" w:w="0"/>
-      <w:tblBorders>
-        <w:top w:sz="8" w:themeColor="text1" w:val="single"/>
-        <w:left w:sz="8" w:themeColor="text1" w:val="single"/>
-        <w:bottom w:sz="8" w:themeColor="text1" w:val="single"/>
-        <w:right w:sz="8" w:themeColor="text1" w:val="single"/>
-      </w:tblBorders>
-      <w:tblCellMar>
-        <w:top w:type="dxa" w:w="0"/>
-        <w:left w:type="dxa" w:w="108"/>
-        <w:bottom w:type="dxa" w:w="0"/>
-        <w:right w:type="dxa" w:w="108"/>
-      </w:tblCellMar>
-    </w:tblPr>
-  </w:style>
-  <w:style w:styleId="Style_140" w:type="table">
-    <w:name w:val="Medium Grid 2 Accent 6"/>
-    <w:basedOn w:val="Style_60"/>
-    <w:pPr>
-      <w:widowControl w:val="1"/>
-      <w:spacing w:after="0" w:line="240" w:lineRule="auto"/>
-      <w:ind/>
-    </w:pPr>
-    <w:rPr>
-      <w:rFonts w:asciiTheme="majorAscii" w:hAnsiTheme="majorHAnsi"/>
-      <w:color w:themeColor="text1" w:val="000000"/>
-    </w:rPr>
-    <w:tblPr>
-      <w:tblInd w:type="dxa" w:w="0"/>
-      <w:tblBorders>
-        <w:top w:sz="8" w:themeColor="accent6" w:val="single"/>
-        <w:left w:sz="8" w:themeColor="accent6" w:val="single"/>
-        <w:bottom w:sz="8" w:themeColor="accent6" w:val="single"/>
-        <w:right w:sz="8" w:themeColor="accent6" w:val="single"/>
-        <w:insideH w:sz="8" w:themeColor="accent6" w:val="single"/>
-        <w:insideV w:sz="8" w:themeColor="accent6" w:val="single"/>
-      </w:tblBorders>
-      <w:tblCellMar>
-        <w:top w:type="dxa" w:w="0"/>
-        <w:left w:type="dxa" w:w="108"/>
-        <w:bottom w:type="dxa" w:w="0"/>
-        <w:right w:type="dxa" w:w="108"/>
-      </w:tblCellMar>
-    </w:tblPr>
-  </w:style>
-  <w:style w:styleId="Style_141" w:type="table">
-    <w:name w:val="Medium Shading 2 Accent 3"/>
-    <w:basedOn w:val="Style_60"/>
-    <w:pPr>
-      <w:widowControl w:val="1"/>
-      <w:spacing w:after="0" w:line="240" w:lineRule="auto"/>
-      <w:ind/>
-    </w:pPr>
-    <w:tblPr>
-      <w:tblInd w:type="dxa" w:w="0"/>
-      <w:tblBorders>
-        <w:top w:color="000000" w:sz="18" w:val="single"/>
-        <w:bottom w:color="000000" w:sz="18" w:val="single"/>
-      </w:tblBorders>
-      <w:tblCellMar>
-        <w:top w:type="dxa" w:w="0"/>
-        <w:left w:type="dxa" w:w="108"/>
-        <w:bottom w:type="dxa" w:w="0"/>
-        <w:right w:type="dxa" w:w="108"/>
-      </w:tblCellMar>
-    </w:tblPr>
-  </w:style>
-  <w:style w:styleId="Style_142" w:type="table">
-    <w:name w:val="Medium Shading 2 Accent 1"/>
-    <w:basedOn w:val="Style_60"/>
-    <w:pPr>
-      <w:widowControl w:val="1"/>
-      <w:spacing w:after="0" w:line="240" w:lineRule="auto"/>
-      <w:ind/>
-    </w:pPr>
-    <w:tblPr>
-      <w:tblInd w:type="dxa" w:w="0"/>
-      <w:tblBorders>
-        <w:top w:color="000000" w:sz="18" w:val="single"/>
-        <w:bottom w:color="000000" w:sz="18" w:val="single"/>
-      </w:tblBorders>
-      <w:tblCellMar>
-        <w:top w:type="dxa" w:w="0"/>
-        <w:left w:type="dxa" w:w="108"/>
-        <w:bottom w:type="dxa" w:w="0"/>
-        <w:right w:type="dxa" w:w="108"/>
-      </w:tblCellMar>
-    </w:tblPr>
-  </w:style>
-  <w:style w:default="1" w:styleId="Style_60" w:type="table">
-    <w:name w:val="Normal Table"/>
-    <w:tblPr>
-      <w:tblInd w:type="dxa" w:w="0"/>
-      <w:tblCellMar>
-        <w:top w:type="dxa" w:w="0"/>
-        <w:left w:type="dxa" w:w="108"/>
-        <w:bottom w:type="dxa" w:w="0"/>
-        <w:right w:type="dxa" w:w="108"/>
-      </w:tblCellMar>
-    </w:tblPr>
-  </w:style>
-  <w:style w:styleId="Style_143" w:type="table">
-    <w:name w:val="Medium Grid 2 Accent 5"/>
-    <w:basedOn w:val="Style_60"/>
-    <w:pPr>
-      <w:widowControl w:val="1"/>
-      <w:spacing w:after="0" w:line="240" w:lineRule="auto"/>
-      <w:ind/>
-    </w:pPr>
-    <w:rPr>
-      <w:rFonts w:asciiTheme="majorAscii" w:hAnsiTheme="majorHAnsi"/>
-      <w:color w:themeColor="text1" w:val="000000"/>
+  <w:style w:styleId="Style_156" w:type="table">
+    <w:name w:val="Light Shading Accent 5"/>
+    <w:basedOn w:val="Style_60"/>
+    <w:pPr>
+      <w:widowControl w:val="1"/>
+      <w:spacing w:after="0" w:line="240" w:lineRule="auto"/>
+      <w:ind/>
+    </w:pPr>
+    <w:rPr>
+      <w:color w:themeColor="accent5" w:themeShade="BF" w:val="31859B"/>
     </w:rPr>
     <w:tblPr>
       <w:tblInd w:type="dxa" w:w="0"/>
       <w:tblBorders>
         <w:top w:sz="8" w:themeColor="accent5" w:val="single"/>
-        <w:left w:sz="8" w:themeColor="accent5" w:val="single"/>
         <w:bottom w:sz="8" w:themeColor="accent5" w:val="single"/>
-        <w:right w:sz="8" w:themeColor="accent5" w:val="single"/>
-        <w:insideH w:sz="8" w:themeColor="accent5" w:val="single"/>
-        <w:insideV w:sz="8" w:themeColor="accent5" w:val="single"/>
       </w:tblBorders>
       <w:tblCellMar>
         <w:top w:type="dxa" w:w="0"/>
@@ -7957,348 +8356,16 @@
       </w:tblCellMar>
     </w:tblPr>
   </w:style>
-  <w:style w:styleId="Style_144" w:type="table">
-    <w:name w:val="Medium List 2 Accent 4"/>
-    <w:basedOn w:val="Style_60"/>
-    <w:pPr>
-      <w:widowControl w:val="1"/>
-      <w:spacing w:after="0" w:line="240" w:lineRule="auto"/>
-      <w:ind/>
-    </w:pPr>
-    <w:rPr>
-      <w:rFonts w:asciiTheme="majorAscii" w:hAnsiTheme="majorHAnsi"/>
+  <w:style w:styleId="Style_157" w:type="table">
+    <w:name w:val="Colorful List Accent 6"/>
+    <w:basedOn w:val="Style_60"/>
+    <w:pPr>
+      <w:widowControl w:val="1"/>
+      <w:spacing w:after="0" w:line="240" w:lineRule="auto"/>
+      <w:ind/>
+    </w:pPr>
+    <w:rPr>
       <w:color w:themeColor="text1" w:val="000000"/>
-    </w:rPr>
-    <w:tblPr>
-      <w:tblInd w:type="dxa" w:w="0"/>
-      <w:tblBorders>
-        <w:top w:sz="8" w:themeColor="accent4" w:val="single"/>
-        <w:left w:sz="8" w:themeColor="accent4" w:val="single"/>
-        <w:bottom w:sz="8" w:themeColor="accent4" w:val="single"/>
-        <w:right w:sz="8" w:themeColor="accent4" w:val="single"/>
-      </w:tblBorders>
-      <w:tblCellMar>
-        <w:top w:type="dxa" w:w="0"/>
-        <w:left w:type="dxa" w:w="108"/>
-        <w:bottom w:type="dxa" w:w="0"/>
-        <w:right w:type="dxa" w:w="108"/>
-      </w:tblCellMar>
-    </w:tblPr>
-  </w:style>
-  <w:style w:styleId="Style_145" w:type="table">
-    <w:name w:val="Medium List 2"/>
-    <w:basedOn w:val="Style_60"/>
-    <w:pPr>
-      <w:widowControl w:val="1"/>
-      <w:spacing w:after="0" w:line="240" w:lineRule="auto"/>
-      <w:ind/>
-    </w:pPr>
-    <w:rPr>
-      <w:rFonts w:asciiTheme="majorAscii" w:hAnsiTheme="majorHAnsi"/>
-      <w:color w:themeColor="text1" w:val="000000"/>
-    </w:rPr>
-    <w:tblPr>
-      <w:tblInd w:type="dxa" w:w="0"/>
-      <w:tblBorders>
-        <w:top w:sz="8" w:themeColor="text1" w:val="single"/>
-        <w:left w:sz="8" w:themeColor="text1" w:val="single"/>
-        <w:bottom w:sz="8" w:themeColor="text1" w:val="single"/>
-        <w:right w:sz="8" w:themeColor="text1" w:val="single"/>
-      </w:tblBorders>
-      <w:tblCellMar>
-        <w:top w:type="dxa" w:w="0"/>
-        <w:left w:type="dxa" w:w="108"/>
-        <w:bottom w:type="dxa" w:w="0"/>
-        <w:right w:type="dxa" w:w="108"/>
-      </w:tblCellMar>
-    </w:tblPr>
-  </w:style>
-  <w:style w:styleId="Style_146" w:type="table">
-    <w:name w:val="Medium Grid 2 Accent 1"/>
-    <w:basedOn w:val="Style_60"/>
-    <w:pPr>
-      <w:widowControl w:val="1"/>
-      <w:spacing w:after="0" w:line="240" w:lineRule="auto"/>
-      <w:ind/>
-    </w:pPr>
-    <w:rPr>
-      <w:rFonts w:asciiTheme="majorAscii" w:hAnsiTheme="majorHAnsi"/>
-      <w:color w:themeColor="text1" w:val="000000"/>
-    </w:rPr>
-    <w:tblPr>
-      <w:tblInd w:type="dxa" w:w="0"/>
-      <w:tblBorders>
-        <w:top w:sz="8" w:themeColor="accent1" w:val="single"/>
-        <w:left w:sz="8" w:themeColor="accent1" w:val="single"/>
-        <w:bottom w:sz="8" w:themeColor="accent1" w:val="single"/>
-        <w:right w:sz="8" w:themeColor="accent1" w:val="single"/>
-        <w:insideH w:sz="8" w:themeColor="accent1" w:val="single"/>
-        <w:insideV w:sz="8" w:themeColor="accent1" w:val="single"/>
-      </w:tblBorders>
-      <w:tblCellMar>
-        <w:top w:type="dxa" w:w="0"/>
-        <w:left w:type="dxa" w:w="108"/>
-        <w:bottom w:type="dxa" w:w="0"/>
-        <w:right w:type="dxa" w:w="108"/>
-      </w:tblCellMar>
-    </w:tblPr>
-  </w:style>
-  <w:style w:styleId="Style_147" w:type="table">
-    <w:name w:val="Light Shading Accent 6"/>
-    <w:basedOn w:val="Style_60"/>
-    <w:pPr>
-      <w:widowControl w:val="1"/>
-      <w:spacing w:after="0" w:line="240" w:lineRule="auto"/>
-      <w:ind/>
-    </w:pPr>
-    <w:rPr>
-      <w:color w:themeColor="accent6" w:themeShade="BF" w:val="E46C0A"/>
-    </w:rPr>
-    <w:tblPr>
-      <w:tblInd w:type="dxa" w:w="0"/>
-      <w:tblBorders>
-        <w:top w:sz="8" w:themeColor="accent6" w:val="single"/>
-        <w:bottom w:sz="8" w:themeColor="accent6" w:val="single"/>
-      </w:tblBorders>
-      <w:tblCellMar>
-        <w:top w:type="dxa" w:w="0"/>
-        <w:left w:type="dxa" w:w="108"/>
-        <w:bottom w:type="dxa" w:w="0"/>
-        <w:right w:type="dxa" w:w="108"/>
-      </w:tblCellMar>
-    </w:tblPr>
-  </w:style>
-  <w:style w:styleId="Style_148" w:type="table">
-    <w:name w:val="Medium Shading 2 Accent 4"/>
-    <w:basedOn w:val="Style_60"/>
-    <w:pPr>
-      <w:widowControl w:val="1"/>
-      <w:spacing w:after="0" w:line="240" w:lineRule="auto"/>
-      <w:ind/>
-    </w:pPr>
-    <w:tblPr>
-      <w:tblInd w:type="dxa" w:w="0"/>
-      <w:tblBorders>
-        <w:top w:color="000000" w:sz="18" w:val="single"/>
-        <w:bottom w:color="000000" w:sz="18" w:val="single"/>
-      </w:tblBorders>
-      <w:tblCellMar>
-        <w:top w:type="dxa" w:w="0"/>
-        <w:left w:type="dxa" w:w="108"/>
-        <w:bottom w:type="dxa" w:w="0"/>
-        <w:right w:type="dxa" w:w="108"/>
-      </w:tblCellMar>
-    </w:tblPr>
-  </w:style>
-  <w:style w:styleId="Style_149" w:type="table">
-    <w:name w:val="Medium Grid 2"/>
-    <w:basedOn w:val="Style_60"/>
-    <w:pPr>
-      <w:widowControl w:val="1"/>
-      <w:spacing w:after="0" w:line="240" w:lineRule="auto"/>
-      <w:ind/>
-    </w:pPr>
-    <w:rPr>
-      <w:rFonts w:asciiTheme="majorAscii" w:hAnsiTheme="majorHAnsi"/>
-      <w:color w:themeColor="text1" w:val="000000"/>
-    </w:rPr>
-    <w:tblPr>
-      <w:tblInd w:type="dxa" w:w="0"/>
-      <w:tblBorders>
-        <w:top w:sz="8" w:themeColor="text1" w:val="single"/>
-        <w:left w:sz="8" w:themeColor="text1" w:val="single"/>
-        <w:bottom w:sz="8" w:themeColor="text1" w:val="single"/>
-        <w:right w:sz="8" w:themeColor="text1" w:val="single"/>
-        <w:insideH w:sz="8" w:themeColor="text1" w:val="single"/>
-        <w:insideV w:sz="8" w:themeColor="text1" w:val="single"/>
-      </w:tblBorders>
-      <w:tblCellMar>
-        <w:top w:type="dxa" w:w="0"/>
-        <w:left w:type="dxa" w:w="108"/>
-        <w:bottom w:type="dxa" w:w="0"/>
-        <w:right w:type="dxa" w:w="108"/>
-      </w:tblCellMar>
-    </w:tblPr>
-  </w:style>
-  <w:style w:styleId="Style_150" w:type="table">
-    <w:name w:val="Colorful List Accent 3"/>
-    <w:basedOn w:val="Style_60"/>
-    <w:pPr>
-      <w:widowControl w:val="1"/>
-      <w:spacing w:after="0" w:line="240" w:lineRule="auto"/>
-      <w:ind/>
-    </w:pPr>
-    <w:rPr>
-      <w:color w:themeColor="text1" w:val="000000"/>
-    </w:rPr>
-    <w:tblPr>
-      <w:tblInd w:type="dxa" w:w="0"/>
-      <w:tblCellMar>
-        <w:top w:type="dxa" w:w="0"/>
-        <w:left w:type="dxa" w:w="108"/>
-        <w:bottom w:type="dxa" w:w="0"/>
-        <w:right w:type="dxa" w:w="108"/>
-      </w:tblCellMar>
-    </w:tblPr>
-  </w:style>
-  <w:style w:styleId="Style_151" w:type="table">
-    <w:name w:val="Medium Shading 2 Accent 6"/>
-    <w:basedOn w:val="Style_60"/>
-    <w:pPr>
-      <w:widowControl w:val="1"/>
-      <w:spacing w:after="0" w:line="240" w:lineRule="auto"/>
-      <w:ind/>
-    </w:pPr>
-    <w:tblPr>
-      <w:tblInd w:type="dxa" w:w="0"/>
-      <w:tblBorders>
-        <w:top w:color="000000" w:sz="18" w:val="single"/>
-        <w:bottom w:color="000000" w:sz="18" w:val="single"/>
-      </w:tblBorders>
-      <w:tblCellMar>
-        <w:top w:type="dxa" w:w="0"/>
-        <w:left w:type="dxa" w:w="108"/>
-        <w:bottom w:type="dxa" w:w="0"/>
-        <w:right w:type="dxa" w:w="108"/>
-      </w:tblCellMar>
-    </w:tblPr>
-  </w:style>
-  <w:style w:styleId="Style_152" w:type="table">
-    <w:name w:val="Dark List Accent 3"/>
-    <w:basedOn w:val="Style_60"/>
-    <w:pPr>
-      <w:widowControl w:val="1"/>
-      <w:spacing w:after="0" w:line="240" w:lineRule="auto"/>
-      <w:ind/>
-    </w:pPr>
-    <w:rPr>
-      <w:color w:themeColor="background1" w:val="FFFFFF"/>
-    </w:rPr>
-    <w:tblPr>
-      <w:tblInd w:type="dxa" w:w="0"/>
-      <w:tblCellMar>
-        <w:top w:type="dxa" w:w="0"/>
-        <w:left w:type="dxa" w:w="108"/>
-        <w:bottom w:type="dxa" w:w="0"/>
-        <w:right w:type="dxa" w:w="108"/>
-      </w:tblCellMar>
-    </w:tblPr>
-  </w:style>
-  <w:style w:styleId="Style_153" w:type="table">
-    <w:name w:val="Colorful Shading Accent 3"/>
-    <w:basedOn w:val="Style_60"/>
-    <w:pPr>
-      <w:widowControl w:val="1"/>
-      <w:spacing w:after="0" w:line="240" w:lineRule="auto"/>
-      <w:ind/>
-    </w:pPr>
-    <w:rPr>
-      <w:color w:themeColor="text1" w:val="000000"/>
-    </w:rPr>
-    <w:tblPr>
-      <w:tblInd w:type="dxa" w:w="0"/>
-      <w:tblBorders>
-        <w:top w:sz="24" w:themeColor="accent4" w:val="single"/>
-        <w:left w:sz="4" w:themeColor="accent3" w:val="single"/>
-        <w:bottom w:sz="4" w:themeColor="accent3" w:val="single"/>
-        <w:right w:sz="4" w:themeColor="accent3" w:val="single"/>
-        <w:insideH w:sz="4" w:themeColor="background1" w:val="single"/>
-        <w:insideV w:sz="4" w:themeColor="background1" w:val="single"/>
-      </w:tblBorders>
-      <w:tblCellMar>
-        <w:top w:type="dxa" w:w="0"/>
-        <w:left w:type="dxa" w:w="108"/>
-        <w:bottom w:type="dxa" w:w="0"/>
-        <w:right w:type="dxa" w:w="108"/>
-      </w:tblCellMar>
-    </w:tblPr>
-  </w:style>
-  <w:style w:styleId="Style_154" w:type="table">
-    <w:name w:val="Colorful List Accent 2"/>
-    <w:basedOn w:val="Style_60"/>
-    <w:pPr>
-      <w:widowControl w:val="1"/>
-      <w:spacing w:after="0" w:line="240" w:lineRule="auto"/>
-      <w:ind/>
-    </w:pPr>
-    <w:rPr>
-      <w:color w:themeColor="text1" w:val="000000"/>
-    </w:rPr>
-    <w:tblPr>
-      <w:tblInd w:type="dxa" w:w="0"/>
-      <w:tblCellMar>
-        <w:top w:type="dxa" w:w="0"/>
-        <w:left w:type="dxa" w:w="108"/>
-        <w:bottom w:type="dxa" w:w="0"/>
-        <w:right w:type="dxa" w:w="108"/>
-      </w:tblCellMar>
-    </w:tblPr>
-  </w:style>
-  <w:style w:styleId="Style_155" w:type="table">
-    <w:name w:val="Medium Grid 2 Accent 4"/>
-    <w:basedOn w:val="Style_60"/>
-    <w:pPr>
-      <w:widowControl w:val="1"/>
-      <w:spacing w:after="0" w:line="240" w:lineRule="auto"/>
-      <w:ind/>
-    </w:pPr>
-    <w:rPr>
-      <w:rFonts w:asciiTheme="majorAscii" w:hAnsiTheme="majorHAnsi"/>
-      <w:color w:themeColor="text1" w:val="000000"/>
-    </w:rPr>
-    <w:tblPr>
-      <w:tblInd w:type="dxa" w:w="0"/>
-      <w:tblBorders>
-        <w:top w:sz="8" w:themeColor="accent4" w:val="single"/>
-        <w:left w:sz="8" w:themeColor="accent4" w:val="single"/>
-        <w:bottom w:sz="8" w:themeColor="accent4" w:val="single"/>
-        <w:right w:sz="8" w:themeColor="accent4" w:val="single"/>
-        <w:insideH w:sz="8" w:themeColor="accent4" w:val="single"/>
-        <w:insideV w:sz="8" w:themeColor="accent4" w:val="single"/>
-      </w:tblBorders>
-      <w:tblCellMar>
-        <w:top w:type="dxa" w:w="0"/>
-        <w:left w:type="dxa" w:w="108"/>
-        <w:bottom w:type="dxa" w:w="0"/>
-        <w:right w:type="dxa" w:w="108"/>
-      </w:tblCellMar>
-    </w:tblPr>
-  </w:style>
-  <w:style w:styleId="Style_156" w:type="table">
-    <w:name w:val="Medium List 1 Accent 2"/>
-    <w:basedOn w:val="Style_60"/>
-    <w:pPr>
-      <w:widowControl w:val="1"/>
-      <w:spacing w:after="0" w:line="240" w:lineRule="auto"/>
-      <w:ind/>
-    </w:pPr>
-    <w:rPr>
-      <w:color w:themeColor="text1" w:val="000000"/>
-    </w:rPr>
-    <w:tblPr>
-      <w:tblInd w:type="dxa" w:w="0"/>
-      <w:tblBorders>
-        <w:top w:sz="8" w:themeColor="accent2" w:val="single"/>
-        <w:bottom w:sz="8" w:themeColor="accent2" w:val="single"/>
-      </w:tblBorders>
-      <w:tblCellMar>
-        <w:top w:type="dxa" w:w="0"/>
-        <w:left w:type="dxa" w:w="108"/>
-        <w:bottom w:type="dxa" w:w="0"/>
-        <w:right w:type="dxa" w:w="108"/>
-      </w:tblCellMar>
-    </w:tblPr>
-  </w:style>
-  <w:style w:styleId="Style_157" w:type="table">
-    <w:name w:val="Dark List Accent 1"/>
-    <w:basedOn w:val="Style_60"/>
-    <w:pPr>
-      <w:widowControl w:val="1"/>
-      <w:spacing w:after="0" w:line="240" w:lineRule="auto"/>
-      <w:ind/>
-    </w:pPr>
-    <w:rPr>
-      <w:color w:themeColor="background1" w:val="FFFFFF"/>
     </w:rPr>
     <w:tblPr>
       <w:tblInd w:type="dxa" w:w="0"/>

--- a/src/ecology_chapters/chapter1/template.docx
+++ b/src/ecology_chapters/chapter1/template.docx
@@ -849,7 +849,25 @@
           <w:i/>
           <w:sz w:val="24"/>
         </w:rPr>
-        <w:t>{%if sanitary_zone.size_m %}</w:t>
+        <w:t xml:space="preserve">{%if </w:t>
+      </w:r>
+      <w:r>
+        <w:rPr>
+          <w:rFonts w:ascii="Times New Roman" w:hAnsi="Times New Roman"/>
+          <w:b w:val="false"/>
+          <w:i/>
+          <w:sz w:val="24"/>
+          <w:shd w:fill="FFE779" w:val="clear"/>
+        </w:rPr>
+        <w:t>SANITARY_ZONE_SIZE_M</w:t>
+      </w:r>
+      <w:r>
+        <w:rPr>
+          <w:rFonts w:ascii="Times New Roman" w:hAnsi="Times New Roman"/>
+          <w:i/>
+          <w:sz w:val="24"/>
+        </w:rPr>
+        <w:t xml:space="preserve"> %}</w:t>
       </w:r>
       <w:r>
         <w:rPr>
@@ -1214,6 +1232,7 @@
             <w:pPr>
               <w:pStyle w:val="Normal"/>
               <w:widowControl/>
+              <w:suppressAutoHyphens w:val="true"/>
               <w:spacing w:lineRule="auto" w:line="240" w:before="0" w:after="0"/>
               <w:ind w:hanging="0" w:start="0" w:end="0"/>
               <w:jc w:val="center"/>
@@ -1261,6 +1280,7 @@
             <w:pPr>
               <w:pStyle w:val="Normal"/>
               <w:widowControl/>
+              <w:suppressAutoHyphens w:val="true"/>
               <w:spacing w:lineRule="auto" w:line="240" w:before="0" w:after="0"/>
               <w:ind w:hanging="0" w:start="0" w:end="0"/>
               <w:jc w:val="center"/>
@@ -1296,6 +1316,7 @@
             <w:pPr>
               <w:pStyle w:val="Normal"/>
               <w:widowControl/>
+              <w:suppressAutoHyphens w:val="true"/>
               <w:spacing w:lineRule="auto" w:line="240" w:before="0" w:after="0"/>
               <w:ind w:hanging="0" w:start="0" w:end="0"/>
               <w:jc w:val="center"/>
@@ -1331,6 +1352,7 @@
             <w:pPr>
               <w:pStyle w:val="Normal"/>
               <w:widowControl/>
+              <w:suppressAutoHyphens w:val="true"/>
               <w:spacing w:lineRule="auto" w:line="240" w:before="0" w:after="0"/>
               <w:ind w:hanging="0" w:start="0" w:end="0"/>
               <w:jc w:val="center"/>
@@ -1369,6 +1391,7 @@
             <w:pPr>
               <w:pStyle w:val="Normal"/>
               <w:widowControl/>
+              <w:suppressAutoHyphens w:val="true"/>
               <w:spacing w:lineRule="auto" w:line="240" w:before="0" w:after="0"/>
               <w:ind w:hanging="0" w:start="0" w:end="0"/>
               <w:jc w:val="start"/>
@@ -1404,6 +1427,7 @@
             <w:pPr>
               <w:pStyle w:val="Normal"/>
               <w:widowControl/>
+              <w:suppressAutoHyphens w:val="true"/>
               <w:spacing w:lineRule="auto" w:line="240" w:before="0" w:after="0"/>
               <w:ind w:hanging="0" w:start="0" w:end="0"/>
               <w:jc w:val="start"/>
@@ -1436,6 +1460,7 @@
             <w:pPr>
               <w:pStyle w:val="Normal"/>
               <w:widowControl/>
+              <w:suppressAutoHyphens w:val="true"/>
               <w:spacing w:lineRule="auto" w:line="240" w:before="0" w:after="0"/>
               <w:ind w:hanging="0" w:start="0" w:end="0"/>
               <w:jc w:val="start"/>
@@ -1468,6 +1493,7 @@
             <w:pPr>
               <w:pStyle w:val="Normal"/>
               <w:widowControl/>
+              <w:suppressAutoHyphens w:val="true"/>
               <w:spacing w:lineRule="auto" w:line="240" w:before="0" w:after="0"/>
               <w:ind w:hanging="0" w:start="0" w:end="0"/>
               <w:jc w:val="start"/>
@@ -1503,6 +1529,7 @@
             <w:pPr>
               <w:pStyle w:val="Normal"/>
               <w:widowControl/>
+              <w:suppressAutoHyphens w:val="true"/>
               <w:spacing w:lineRule="auto" w:line="240" w:before="0" w:after="0"/>
               <w:ind w:hanging="0" w:start="0" w:end="0"/>
               <w:jc w:val="center"/>
@@ -1539,6 +1566,7 @@
             <w:pPr>
               <w:pStyle w:val="Normal"/>
               <w:widowControl/>
+              <w:suppressAutoHyphens w:val="true"/>
               <w:spacing w:lineRule="auto" w:line="240" w:before="0" w:after="0"/>
               <w:ind w:hanging="0" w:start="0" w:end="0"/>
               <w:jc w:val="center"/>
@@ -1575,6 +1603,7 @@
             <w:pPr>
               <w:pStyle w:val="Normal"/>
               <w:widowControl/>
+              <w:suppressAutoHyphens w:val="true"/>
               <w:spacing w:lineRule="auto" w:line="240" w:before="0" w:after="0"/>
               <w:ind w:hanging="0" w:start="0" w:end="0"/>
               <w:jc w:val="center"/>
@@ -1611,6 +1640,7 @@
             <w:pPr>
               <w:pStyle w:val="Normal"/>
               <w:widowControl/>
+              <w:suppressAutoHyphens w:val="true"/>
               <w:spacing w:lineRule="auto" w:line="240" w:before="0" w:after="0"/>
               <w:ind w:hanging="0" w:start="0" w:end="0"/>
               <w:jc w:val="center"/>
@@ -1650,6 +1680,7 @@
             <w:pPr>
               <w:pStyle w:val="Normal"/>
               <w:widowControl/>
+              <w:suppressAutoHyphens w:val="true"/>
               <w:spacing w:lineRule="auto" w:line="240" w:before="0" w:after="0"/>
               <w:ind w:hanging="0" w:start="0" w:end="0"/>
               <w:jc w:val="start"/>
@@ -1685,6 +1716,7 @@
             <w:pPr>
               <w:pStyle w:val="Normal"/>
               <w:widowControl/>
+              <w:suppressAutoHyphens w:val="true"/>
               <w:spacing w:lineRule="auto" w:line="240" w:before="0" w:after="0"/>
               <w:ind w:hanging="0" w:start="0" w:end="0"/>
               <w:jc w:val="start"/>
@@ -1717,6 +1749,7 @@
             <w:pPr>
               <w:pStyle w:val="Normal"/>
               <w:widowControl/>
+              <w:suppressAutoHyphens w:val="true"/>
               <w:spacing w:lineRule="auto" w:line="240" w:before="0" w:after="0"/>
               <w:ind w:hanging="0" w:start="0" w:end="0"/>
               <w:jc w:val="start"/>
@@ -1749,6 +1782,7 @@
             <w:pPr>
               <w:pStyle w:val="Normal"/>
               <w:widowControl/>
+              <w:suppressAutoHyphens w:val="true"/>
               <w:spacing w:lineRule="auto" w:line="240" w:before="0" w:after="0"/>
               <w:ind w:hanging="0" w:start="0" w:end="0"/>
               <w:jc w:val="start"/>
@@ -3560,6 +3594,7 @@
             <w:pPr>
               <w:pStyle w:val="Normal"/>
               <w:widowControl/>
+              <w:suppressAutoHyphens w:val="true"/>
               <w:spacing w:lineRule="auto" w:line="240" w:before="0" w:after="0"/>
               <w:ind w:hanging="0" w:start="0" w:end="0"/>
               <w:jc w:val="center"/>
@@ -3595,6 +3630,7 @@
             <w:pPr>
               <w:pStyle w:val="Normal"/>
               <w:widowControl/>
+              <w:suppressAutoHyphens w:val="true"/>
               <w:spacing w:lineRule="auto" w:line="240" w:before="0" w:after="0"/>
               <w:ind w:hanging="0" w:start="0" w:end="0"/>
               <w:jc w:val="center"/>
@@ -3630,6 +3666,7 @@
             <w:pPr>
               <w:pStyle w:val="Normal"/>
               <w:widowControl/>
+              <w:suppressAutoHyphens w:val="true"/>
               <w:spacing w:lineRule="auto" w:line="240" w:before="0" w:after="0"/>
               <w:ind w:hanging="0" w:start="0" w:end="0"/>
               <w:jc w:val="center"/>
@@ -3665,6 +3702,7 @@
             <w:pPr>
               <w:pStyle w:val="Normal"/>
               <w:widowControl/>
+              <w:suppressAutoHyphens w:val="true"/>
               <w:spacing w:lineRule="auto" w:line="240" w:before="0" w:after="0"/>
               <w:ind w:hanging="0" w:start="0" w:end="0"/>
               <w:jc w:val="center"/>
@@ -3703,6 +3741,7 @@
             <w:pPr>
               <w:pStyle w:val="Normal"/>
               <w:widowControl/>
+              <w:suppressAutoHyphens w:val="true"/>
               <w:spacing w:lineRule="auto" w:line="240" w:before="0" w:after="0"/>
               <w:ind w:hanging="0" w:start="0" w:end="0"/>
               <w:jc w:val="start"/>
@@ -3738,6 +3777,7 @@
             <w:pPr>
               <w:pStyle w:val="Normal"/>
               <w:widowControl/>
+              <w:suppressAutoHyphens w:val="true"/>
               <w:spacing w:lineRule="auto" w:line="240" w:before="0" w:after="0"/>
               <w:ind w:hanging="0" w:start="0" w:end="0"/>
               <w:jc w:val="start"/>
@@ -3770,6 +3810,7 @@
             <w:pPr>
               <w:pStyle w:val="Normal"/>
               <w:widowControl/>
+              <w:suppressAutoHyphens w:val="true"/>
               <w:spacing w:lineRule="auto" w:line="240" w:before="0" w:after="0"/>
               <w:ind w:hanging="0" w:start="0" w:end="0"/>
               <w:jc w:val="start"/>
@@ -3802,6 +3843,7 @@
             <w:pPr>
               <w:pStyle w:val="Normal"/>
               <w:widowControl/>
+              <w:suppressAutoHyphens w:val="true"/>
               <w:spacing w:lineRule="auto" w:line="240" w:before="0" w:after="0"/>
               <w:ind w:hanging="0" w:start="0" w:end="0"/>
               <w:jc w:val="start"/>
@@ -3837,6 +3879,7 @@
             <w:pPr>
               <w:pStyle w:val="Normal"/>
               <w:widowControl/>
+              <w:suppressAutoHyphens w:val="true"/>
               <w:spacing w:lineRule="auto" w:line="240" w:before="0" w:after="0"/>
               <w:ind w:hanging="0" w:start="0" w:end="0"/>
               <w:jc w:val="center"/>
@@ -3873,6 +3916,7 @@
             <w:pPr>
               <w:pStyle w:val="Normal"/>
               <w:widowControl/>
+              <w:suppressAutoHyphens w:val="true"/>
               <w:spacing w:lineRule="auto" w:line="240" w:before="0" w:after="0"/>
               <w:ind w:hanging="0" w:start="0" w:end="0"/>
               <w:jc w:val="center"/>
@@ -3909,6 +3953,7 @@
             <w:pPr>
               <w:pStyle w:val="Normal"/>
               <w:widowControl/>
+              <w:suppressAutoHyphens w:val="true"/>
               <w:spacing w:lineRule="auto" w:line="240" w:before="0" w:after="0"/>
               <w:ind w:hanging="0" w:start="0" w:end="0"/>
               <w:jc w:val="center"/>
@@ -3945,6 +3990,7 @@
             <w:pPr>
               <w:pStyle w:val="Normal"/>
               <w:widowControl/>
+              <w:suppressAutoHyphens w:val="true"/>
               <w:spacing w:lineRule="auto" w:line="240" w:before="0" w:after="0"/>
               <w:ind w:hanging="0" w:start="0" w:end="0"/>
               <w:jc w:val="center"/>
@@ -3984,6 +4030,7 @@
             <w:pPr>
               <w:pStyle w:val="Normal"/>
               <w:widowControl/>
+              <w:suppressAutoHyphens w:val="true"/>
               <w:spacing w:lineRule="auto" w:line="240" w:before="0" w:after="0"/>
               <w:ind w:hanging="0" w:start="0" w:end="0"/>
               <w:jc w:val="start"/>
@@ -4019,6 +4066,7 @@
             <w:pPr>
               <w:pStyle w:val="Normal"/>
               <w:widowControl/>
+              <w:suppressAutoHyphens w:val="true"/>
               <w:spacing w:lineRule="auto" w:line="240" w:before="0" w:after="0"/>
               <w:ind w:hanging="0" w:start="0" w:end="0"/>
               <w:jc w:val="start"/>
@@ -4051,6 +4099,7 @@
             <w:pPr>
               <w:pStyle w:val="Normal"/>
               <w:widowControl/>
+              <w:suppressAutoHyphens w:val="true"/>
               <w:spacing w:lineRule="auto" w:line="240" w:before="0" w:after="0"/>
               <w:ind w:hanging="0" w:start="0" w:end="0"/>
               <w:jc w:val="start"/>
@@ -4083,6 +4132,7 @@
             <w:pPr>
               <w:pStyle w:val="Normal"/>
               <w:widowControl/>
+              <w:suppressAutoHyphens w:val="true"/>
               <w:spacing w:lineRule="auto" w:line="240" w:before="0" w:after="0"/>
               <w:ind w:hanging="0" w:start="0" w:end="0"/>
               <w:jc w:val="start"/>
@@ -4118,6 +4168,7 @@
             <w:pPr>
               <w:pStyle w:val="Normal"/>
               <w:widowControl/>
+              <w:suppressAutoHyphens w:val="true"/>
               <w:spacing w:lineRule="auto" w:line="240" w:before="0" w:after="0"/>
               <w:ind w:hanging="0" w:start="0" w:end="0"/>
               <w:jc w:val="center"/>
@@ -4153,6 +4204,7 @@
             <w:pPr>
               <w:pStyle w:val="Normal"/>
               <w:widowControl/>
+              <w:suppressAutoHyphens w:val="true"/>
               <w:spacing w:lineRule="auto" w:line="240" w:before="0" w:after="0"/>
               <w:ind w:hanging="0" w:start="0" w:end="0"/>
               <w:jc w:val="center"/>
@@ -4189,6 +4241,7 @@
             <w:pPr>
               <w:pStyle w:val="Normal"/>
               <w:widowControl/>
+              <w:suppressAutoHyphens w:val="true"/>
               <w:spacing w:lineRule="auto" w:line="240" w:before="0" w:after="0"/>
               <w:ind w:hanging="0" w:start="0" w:end="0"/>
               <w:jc w:val="center"/>
@@ -4225,6 +4278,7 @@
             <w:pPr>
               <w:pStyle w:val="Normal"/>
               <w:widowControl/>
+              <w:suppressAutoHyphens w:val="true"/>
               <w:spacing w:lineRule="auto" w:line="240" w:before="0" w:after="0"/>
               <w:ind w:hanging="0" w:start="0" w:end="0"/>
               <w:jc w:val="center"/>
@@ -5654,6 +5708,7 @@
         </w:tabs>
         <w:ind w:start="1080" w:hanging="360"/>
       </w:pPr>
+      <w:rPr/>
     </w:lvl>
     <w:lvl w:ilvl="2">
       <w:start w:val="1"/>
@@ -5666,6 +5721,7 @@
         </w:tabs>
         <w:ind w:start="1440" w:hanging="360"/>
       </w:pPr>
+      <w:rPr/>
     </w:lvl>
     <w:lvl w:ilvl="3">
       <w:start w:val="1"/>
@@ -5678,6 +5734,7 @@
         </w:tabs>
         <w:ind w:start="1800" w:hanging="360"/>
       </w:pPr>
+      <w:rPr/>
     </w:lvl>
     <w:lvl w:ilvl="4">
       <w:start w:val="1"/>
@@ -5690,6 +5747,7 @@
         </w:tabs>
         <w:ind w:start="2160" w:hanging="360"/>
       </w:pPr>
+      <w:rPr/>
     </w:lvl>
     <w:lvl w:ilvl="5">
       <w:start w:val="1"/>
@@ -5702,6 +5760,7 @@
         </w:tabs>
         <w:ind w:start="2520" w:hanging="360"/>
       </w:pPr>
+      <w:rPr/>
     </w:lvl>
     <w:lvl w:ilvl="6">
       <w:start w:val="1"/>
@@ -5714,6 +5773,7 @@
         </w:tabs>
         <w:ind w:start="2880" w:hanging="360"/>
       </w:pPr>
+      <w:rPr/>
     </w:lvl>
     <w:lvl w:ilvl="7">
       <w:start w:val="1"/>
@@ -5726,6 +5786,7 @@
         </w:tabs>
         <w:ind w:start="3240" w:hanging="360"/>
       </w:pPr>
+      <w:rPr/>
     </w:lvl>
     <w:lvl w:ilvl="8">
       <w:start w:val="1"/>
@@ -5738,6 +5799,7 @@
         </w:tabs>
         <w:ind w:start="3600" w:hanging="360"/>
       </w:pPr>
+      <w:rPr/>
     </w:lvl>
   </w:abstractNum>
   <w:abstractNum w:abstractNumId="2">
@@ -5767,6 +5829,7 @@
         </w:tabs>
         <w:ind w:start="1080" w:hanging="360"/>
       </w:pPr>
+      <w:rPr/>
     </w:lvl>
     <w:lvl w:ilvl="2">
       <w:start w:val="1"/>
@@ -5779,6 +5842,7 @@
         </w:tabs>
         <w:ind w:start="1440" w:hanging="360"/>
       </w:pPr>
+      <w:rPr/>
     </w:lvl>
     <w:lvl w:ilvl="3">
       <w:start w:val="1"/>
@@ -5791,6 +5855,7 @@
         </w:tabs>
         <w:ind w:start="1800" w:hanging="360"/>
       </w:pPr>
+      <w:rPr/>
     </w:lvl>
     <w:lvl w:ilvl="4">
       <w:start w:val="1"/>
@@ -5803,6 +5868,7 @@
         </w:tabs>
         <w:ind w:start="2160" w:hanging="360"/>
       </w:pPr>
+      <w:rPr/>
     </w:lvl>
     <w:lvl w:ilvl="5">
       <w:start w:val="1"/>
@@ -5815,6 +5881,7 @@
         </w:tabs>
         <w:ind w:start="2520" w:hanging="360"/>
       </w:pPr>
+      <w:rPr/>
     </w:lvl>
     <w:lvl w:ilvl="6">
       <w:start w:val="1"/>
@@ -5827,6 +5894,7 @@
         </w:tabs>
         <w:ind w:start="2880" w:hanging="360"/>
       </w:pPr>
+      <w:rPr/>
     </w:lvl>
     <w:lvl w:ilvl="7">
       <w:start w:val="1"/>
@@ -5839,6 +5907,7 @@
         </w:tabs>
         <w:ind w:start="3240" w:hanging="360"/>
       </w:pPr>
+      <w:rPr/>
     </w:lvl>
     <w:lvl w:ilvl="8">
       <w:start w:val="1"/>
@@ -5851,6 +5920,7 @@
         </w:tabs>
         <w:ind w:start="3600" w:hanging="360"/>
       </w:pPr>
+      <w:rPr/>
     </w:lvl>
   </w:abstractNum>
   <w:abstractNum w:abstractNumId="3">
@@ -5878,6 +5948,7 @@
         </w:tabs>
         <w:ind w:start="1080" w:hanging="360"/>
       </w:pPr>
+      <w:rPr/>
     </w:lvl>
     <w:lvl w:ilvl="2">
       <w:start w:val="1"/>
@@ -5890,6 +5961,7 @@
         </w:tabs>
         <w:ind w:start="1440" w:hanging="360"/>
       </w:pPr>
+      <w:rPr/>
     </w:lvl>
     <w:lvl w:ilvl="3">
       <w:start w:val="1"/>
@@ -5902,6 +5974,7 @@
         </w:tabs>
         <w:ind w:start="1800" w:hanging="360"/>
       </w:pPr>
+      <w:rPr/>
     </w:lvl>
     <w:lvl w:ilvl="4">
       <w:start w:val="1"/>
@@ -5914,6 +5987,7 @@
         </w:tabs>
         <w:ind w:start="2160" w:hanging="360"/>
       </w:pPr>
+      <w:rPr/>
     </w:lvl>
     <w:lvl w:ilvl="5">
       <w:start w:val="1"/>
@@ -5926,6 +6000,7 @@
         </w:tabs>
         <w:ind w:start="2520" w:hanging="360"/>
       </w:pPr>
+      <w:rPr/>
     </w:lvl>
     <w:lvl w:ilvl="6">
       <w:start w:val="1"/>
@@ -5938,6 +6013,7 @@
         </w:tabs>
         <w:ind w:start="2880" w:hanging="360"/>
       </w:pPr>
+      <w:rPr/>
     </w:lvl>
     <w:lvl w:ilvl="7">
       <w:start w:val="1"/>
@@ -5950,6 +6026,7 @@
         </w:tabs>
         <w:ind w:start="3240" w:hanging="360"/>
       </w:pPr>
+      <w:rPr/>
     </w:lvl>
     <w:lvl w:ilvl="8">
       <w:start w:val="1"/>
@@ -5962,6 +6039,7 @@
         </w:tabs>
         <w:ind w:start="3600" w:hanging="360"/>
       </w:pPr>
+      <w:rPr/>
     </w:lvl>
   </w:abstractNum>
   <w:abstractNum w:abstractNumId="4">
@@ -5991,6 +6069,7 @@
         </w:tabs>
         <w:ind w:start="1080" w:hanging="360"/>
       </w:pPr>
+      <w:rPr/>
     </w:lvl>
     <w:lvl w:ilvl="2">
       <w:start w:val="1"/>
@@ -6003,6 +6082,7 @@
         </w:tabs>
         <w:ind w:start="1440" w:hanging="360"/>
       </w:pPr>
+      <w:rPr/>
     </w:lvl>
     <w:lvl w:ilvl="3">
       <w:start w:val="1"/>
@@ -6015,6 +6095,7 @@
         </w:tabs>
         <w:ind w:start="1800" w:hanging="360"/>
       </w:pPr>
+      <w:rPr/>
     </w:lvl>
     <w:lvl w:ilvl="4">
       <w:start w:val="1"/>
@@ -6027,6 +6108,7 @@
         </w:tabs>
         <w:ind w:start="2160" w:hanging="360"/>
       </w:pPr>
+      <w:rPr/>
     </w:lvl>
     <w:lvl w:ilvl="5">
       <w:start w:val="1"/>
@@ -6039,6 +6121,7 @@
         </w:tabs>
         <w:ind w:start="2520" w:hanging="360"/>
       </w:pPr>
+      <w:rPr/>
     </w:lvl>
     <w:lvl w:ilvl="6">
       <w:start w:val="1"/>
@@ -6051,6 +6134,7 @@
         </w:tabs>
         <w:ind w:start="2880" w:hanging="360"/>
       </w:pPr>
+      <w:rPr/>
     </w:lvl>
     <w:lvl w:ilvl="7">
       <w:start w:val="1"/>
@@ -6063,6 +6147,7 @@
         </w:tabs>
         <w:ind w:start="3240" w:hanging="360"/>
       </w:pPr>
+      <w:rPr/>
     </w:lvl>
     <w:lvl w:ilvl="8">
       <w:start w:val="1"/>
@@ -6075,6 +6160,7 @@
         </w:tabs>
         <w:ind w:start="3600" w:hanging="360"/>
       </w:pPr>
+      <w:rPr/>
     </w:lvl>
   </w:abstractNum>
   <w:abstractNum w:abstractNumId="5">
@@ -6102,6 +6188,7 @@
         </w:tabs>
         <w:ind w:start="1080" w:hanging="360"/>
       </w:pPr>
+      <w:rPr/>
     </w:lvl>
     <w:lvl w:ilvl="2">
       <w:start w:val="1"/>
@@ -6114,6 +6201,7 @@
         </w:tabs>
         <w:ind w:start="1440" w:hanging="360"/>
       </w:pPr>
+      <w:rPr/>
     </w:lvl>
     <w:lvl w:ilvl="3">
       <w:start w:val="1"/>
@@ -6126,6 +6214,7 @@
         </w:tabs>
         <w:ind w:start="1800" w:hanging="360"/>
       </w:pPr>
+      <w:rPr/>
     </w:lvl>
     <w:lvl w:ilvl="4">
       <w:start w:val="1"/>
@@ -6138,6 +6227,7 @@
         </w:tabs>
         <w:ind w:start="2160" w:hanging="360"/>
       </w:pPr>
+      <w:rPr/>
     </w:lvl>
     <w:lvl w:ilvl="5">
       <w:start w:val="1"/>
@@ -6150,6 +6240,7 @@
         </w:tabs>
         <w:ind w:start="2520" w:hanging="360"/>
       </w:pPr>
+      <w:rPr/>
     </w:lvl>
     <w:lvl w:ilvl="6">
       <w:start w:val="1"/>
@@ -6162,6 +6253,7 @@
         </w:tabs>
         <w:ind w:start="2880" w:hanging="360"/>
       </w:pPr>
+      <w:rPr/>
     </w:lvl>
     <w:lvl w:ilvl="7">
       <w:start w:val="1"/>
@@ -6174,6 +6266,7 @@
         </w:tabs>
         <w:ind w:start="3240" w:hanging="360"/>
       </w:pPr>
+      <w:rPr/>
     </w:lvl>
     <w:lvl w:ilvl="8">
       <w:start w:val="1"/>
@@ -6186,6 +6279,7 @@
         </w:tabs>
         <w:ind w:start="3600" w:hanging="360"/>
       </w:pPr>
+      <w:rPr/>
     </w:lvl>
   </w:abstractNum>
   <w:abstractNum w:abstractNumId="6">
@@ -6215,6 +6309,7 @@
         </w:tabs>
         <w:ind w:start="1080" w:hanging="360"/>
       </w:pPr>
+      <w:rPr/>
     </w:lvl>
     <w:lvl w:ilvl="2">
       <w:start w:val="1"/>
@@ -6227,6 +6322,7 @@
         </w:tabs>
         <w:ind w:start="1440" w:hanging="360"/>
       </w:pPr>
+      <w:rPr/>
     </w:lvl>
     <w:lvl w:ilvl="3">
       <w:start w:val="1"/>
@@ -6239,6 +6335,7 @@
         </w:tabs>
         <w:ind w:start="1800" w:hanging="360"/>
       </w:pPr>
+      <w:rPr/>
     </w:lvl>
     <w:lvl w:ilvl="4">
       <w:start w:val="1"/>
@@ -6251,6 +6348,7 @@
         </w:tabs>
         <w:ind w:start="2160" w:hanging="360"/>
       </w:pPr>
+      <w:rPr/>
     </w:lvl>
     <w:lvl w:ilvl="5">
       <w:start w:val="1"/>
@@ -6263,6 +6361,7 @@
         </w:tabs>
         <w:ind w:start="2520" w:hanging="360"/>
       </w:pPr>
+      <w:rPr/>
     </w:lvl>
     <w:lvl w:ilvl="6">
       <w:start w:val="1"/>
@@ -6275,6 +6374,7 @@
         </w:tabs>
         <w:ind w:start="2880" w:hanging="360"/>
       </w:pPr>
+      <w:rPr/>
     </w:lvl>
     <w:lvl w:ilvl="7">
       <w:start w:val="1"/>
@@ -6287,6 +6387,7 @@
         </w:tabs>
         <w:ind w:start="3240" w:hanging="360"/>
       </w:pPr>
+      <w:rPr/>
     </w:lvl>
     <w:lvl w:ilvl="8">
       <w:start w:val="1"/>
@@ -6299,6 +6400,7 @@
         </w:tabs>
         <w:ind w:start="3600" w:hanging="360"/>
       </w:pPr>
+      <w:rPr/>
     </w:lvl>
   </w:abstractNum>
   <w:abstractNum w:abstractNumId="7">
@@ -6494,6 +6596,7 @@
     <w:qFormat/>
     <w:pPr>
       <w:widowControl/>
+      <w:suppressAutoHyphens w:val="true"/>
       <w:bidi w:val="0"/>
       <w:spacing w:lineRule="auto" w:line="276" w:before="0" w:after="200"/>
       <w:ind w:hanging="0" w:start="0" w:end="0"/>
@@ -7186,6 +7289,32 @@
       <w:rFonts w:cs="Arial"/>
     </w:rPr>
   </w:style>
+  <w:style w:type="paragraph" w:styleId="user">
+    <w:name w:val="Заголовок (user)"/>
+    <w:basedOn w:val="Normal"/>
+    <w:next w:val="BodyText"/>
+    <w:qFormat/>
+    <w:pPr>
+      <w:keepNext w:val="true"/>
+      <w:spacing w:before="240" w:after="120"/>
+    </w:pPr>
+    <w:rPr>
+      <w:rFonts w:ascii="Liberation Sans" w:hAnsi="Liberation Sans" w:eastAsia="Microsoft YaHei" w:cs="Arial"/>
+      <w:sz w:val="28"/>
+      <w:szCs w:val="28"/>
+    </w:rPr>
+  </w:style>
+  <w:style w:type="paragraph" w:styleId="user1">
+    <w:name w:val="Указатель (user)"/>
+    <w:basedOn w:val="Normal"/>
+    <w:qFormat/>
+    <w:pPr>
+      <w:suppressLineNumbers/>
+    </w:pPr>
+    <w:rPr>
+      <w:rFonts w:cs="Arial"/>
+    </w:rPr>
+  </w:style>
   <w:style w:type="paragraph" w:styleId="ListNumber2">
     <w:name w:val="List Number 2"/>
     <w:basedOn w:val="Normal"/>
@@ -7218,6 +7347,7 @@
     <w:uiPriority w:val="39"/>
     <w:pPr>
       <w:widowControl/>
+      <w:suppressAutoHyphens w:val="true"/>
       <w:bidi w:val="0"/>
       <w:spacing w:lineRule="auto" w:line="276" w:before="0" w:after="200"/>
       <w:ind w:hanging="0" w:start="200" w:end="0"/>
@@ -7253,6 +7383,7 @@
     <w:uiPriority w:val="39"/>
     <w:pPr>
       <w:widowControl/>
+      <w:suppressAutoHyphens w:val="true"/>
       <w:bidi w:val="0"/>
       <w:spacing w:lineRule="auto" w:line="276" w:before="0" w:after="200"/>
       <w:ind w:hanging="0" w:start="600" w:end="0"/>
@@ -7274,6 +7405,7 @@
     <w:uiPriority w:val="39"/>
     <w:pPr>
       <w:widowControl/>
+      <w:suppressAutoHyphens w:val="true"/>
       <w:bidi w:val="0"/>
       <w:spacing w:lineRule="auto" w:line="276" w:before="0" w:after="200"/>
       <w:ind w:hanging="0" w:start="1000" w:end="0"/>
@@ -7295,6 +7427,7 @@
     <w:uiPriority w:val="39"/>
     <w:pPr>
       <w:widowControl/>
+      <w:suppressAutoHyphens w:val="true"/>
       <w:bidi w:val="0"/>
       <w:spacing w:lineRule="auto" w:line="276" w:before="0" w:after="200"/>
       <w:ind w:hanging="0" w:start="1200" w:end="0"/>
@@ -7316,6 +7449,7 @@
     <w:qFormat/>
     <w:pPr>
       <w:widowControl/>
+      <w:suppressAutoHyphens w:val="true"/>
       <w:bidi w:val="0"/>
       <w:spacing w:lineRule="auto" w:line="240" w:before="0" w:after="0"/>
       <w:ind w:hanging="0" w:start="0" w:end="0"/>
@@ -7346,6 +7480,7 @@
     <w:qFormat/>
     <w:pPr>
       <w:widowControl/>
+      <w:suppressAutoHyphens w:val="true"/>
       <w:bidi w:val="0"/>
       <w:spacing w:lineRule="auto" w:line="276" w:before="0" w:after="200"/>
       <w:ind w:firstLine="851" w:start="0" w:end="0"/>
@@ -7387,7 +7522,7 @@
   </w:style>
   <w:style w:type="paragraph" w:styleId="IndexHeading">
     <w:name w:val="index heading"/>
-    <w:basedOn w:val="Style5"/>
+    <w:basedOn w:val="user"/>
     <w:pPr/>
     <w:rPr/>
   </w:style>
@@ -7494,6 +7629,7 @@
     <w:uiPriority w:val="39"/>
     <w:pPr>
       <w:widowControl/>
+      <w:suppressAutoHyphens w:val="true"/>
       <w:bidi w:val="0"/>
       <w:spacing w:lineRule="auto" w:line="276" w:before="0" w:after="200"/>
       <w:ind w:hanging="0" w:start="400" w:end="0"/>
@@ -7534,11 +7670,12 @@
     </w:pPr>
     <w:rPr/>
   </w:style>
-  <w:style w:type="paragraph" w:styleId="Style7">
-    <w:name w:val="Колонтитулы"/>
+  <w:style w:type="paragraph" w:styleId="user2">
+    <w:name w:val="Колонтитулы (user)"/>
     <w:qFormat/>
     <w:pPr>
       <w:widowControl/>
+      <w:suppressAutoHyphens w:val="true"/>
       <w:bidi w:val="0"/>
       <w:spacing w:lineRule="auto" w:line="240" w:before="0" w:after="200"/>
       <w:ind w:hanging="0" w:start="0" w:end="0"/>
@@ -7554,6 +7691,13 @@
       <w:lang w:val="ru-RU" w:eastAsia="zh-CN" w:bidi="hi-IN"/>
     </w:rPr>
   </w:style>
+  <w:style w:type="paragraph" w:styleId="Style7">
+    <w:name w:val="Колонтитулы"/>
+    <w:basedOn w:val="Normal"/>
+    <w:qFormat/>
+    <w:pPr/>
+    <w:rPr/>
+  </w:style>
   <w:style w:type="paragraph" w:styleId="Header">
     <w:name w:val="header"/>
     <w:basedOn w:val="Normal"/>
@@ -7610,6 +7754,7 @@
     <w:qFormat/>
     <w:pPr>
       <w:widowControl/>
+      <w:suppressAutoHyphens w:val="true"/>
       <w:bidi w:val="0"/>
       <w:spacing w:lineRule="auto" w:line="276" w:before="0" w:after="200"/>
       <w:ind w:hanging="0" w:start="0" w:end="0"/>
@@ -7632,6 +7777,7 @@
     <w:qFormat/>
     <w:pPr>
       <w:widowControl/>
+      <w:suppressAutoHyphens w:val="true"/>
       <w:bidi w:val="0"/>
       <w:spacing w:lineRule="auto" w:line="276" w:before="0" w:after="200"/>
       <w:ind w:firstLine="851" w:start="0" w:end="0"/>
@@ -7653,6 +7799,7 @@
     <w:uiPriority w:val="39"/>
     <w:pPr>
       <w:widowControl/>
+      <w:suppressAutoHyphens w:val="true"/>
       <w:bidi w:val="0"/>
       <w:spacing w:lineRule="auto" w:line="276" w:before="0" w:after="200"/>
       <w:ind w:hanging="0" w:start="0" w:end="0"/>
@@ -7675,6 +7822,7 @@
     <w:uiPriority w:val="39"/>
     <w:pPr>
       <w:widowControl/>
+      <w:suppressAutoHyphens w:val="true"/>
       <w:bidi w:val="0"/>
       <w:spacing w:lineRule="auto" w:line="276" w:before="0" w:after="200"/>
       <w:ind w:hanging="0" w:start="1600" w:end="0"/>
@@ -7705,6 +7853,7 @@
     <w:uiPriority w:val="39"/>
     <w:pPr>
       <w:widowControl/>
+      <w:suppressAutoHyphens w:val="true"/>
       <w:bidi w:val="0"/>
       <w:spacing w:lineRule="auto" w:line="276" w:before="0" w:after="200"/>
       <w:ind w:hanging="0" w:start="1400" w:end="0"/>
@@ -7726,6 +7875,7 @@
     <w:qFormat/>
     <w:pPr>
       <w:widowControl/>
+      <w:suppressAutoHyphens w:val="true"/>
       <w:bidi w:val="0"/>
       <w:spacing w:lineRule="auto" w:line="276" w:before="0" w:after="200"/>
       <w:ind w:hanging="0" w:start="0" w:end="0"/>
@@ -7747,6 +7897,7 @@
     <w:uiPriority w:val="39"/>
     <w:pPr>
       <w:widowControl/>
+      <w:suppressAutoHyphens w:val="true"/>
       <w:bidi w:val="0"/>
       <w:spacing w:lineRule="auto" w:line="276" w:before="0" w:after="200"/>
       <w:ind w:hanging="0" w:start="800" w:end="0"/>
@@ -7848,6 +7999,7 @@
         <w:tab w:val="left" w:pos="3456" w:leader="none"/>
         <w:tab w:val="left" w:pos="4032" w:leader="none"/>
       </w:tabs>
+      <w:suppressAutoHyphens w:val="true"/>
       <w:bidi w:val="0"/>
       <w:spacing w:lineRule="auto" w:line="276" w:before="0" w:after="200"/>
       <w:ind w:hanging="0" w:start="0" w:end="0"/>

--- a/src/ecology_chapters/chapter1/template.docx
+++ b/src/ecology_chapters/chapter1/template.docx
@@ -783,132 +783,7 @@
           <w:b w:val="false"/>
           <w:sz w:val="24"/>
         </w:rPr>
-        <w:t xml:space="preserve">Земельный участок (кадастровый номер </w:t>
-      </w:r>
-      <w:r>
-        <w:rPr>
-          <w:rFonts w:ascii="Times New Roman" w:hAnsi="Times New Roman"/>
-          <w:b w:val="false"/>
-          <w:sz w:val="24"/>
-          <w:highlight w:val="green"/>
-        </w:rPr>
-        <w:t>{{land_plot.cadastral_number}}</w:t>
-      </w:r>
-      <w:r>
-        <w:rPr>
-          <w:rFonts w:ascii="Times New Roman" w:hAnsi="Times New Roman"/>
-          <w:b w:val="false"/>
-          <w:sz w:val="24"/>
-        </w:rPr>
-        <w:t xml:space="preserve">) на территории которого планируется размещение </w:t>
-      </w:r>
-      <w:r>
-        <w:rPr>
-          <w:rFonts w:ascii="Times New Roman" w:hAnsi="Times New Roman"/>
-          <w:b w:val="false"/>
-          <w:sz w:val="24"/>
-          <w:highlight w:val="green"/>
-        </w:rPr>
-        <w:t>{</w:t>
-      </w:r>
-      <w:r>
-        <w:rPr>
-          <w:rFonts w:ascii="Times New Roman" w:hAnsi="Times New Roman"/>
-          <w:b w:val="false"/>
-          <w:sz w:val="24"/>
-          <w:shd w:fill="4BF357" w:val="clear"/>
-        </w:rPr>
-        <w:t>{</w:t>
-      </w:r>
-      <w:r>
-        <w:rPr>
-          <w:shd w:fill="4BF357" w:val="clear"/>
-        </w:rPr>
-        <w:t>name_genitive_short</w:t>
-      </w:r>
-      <w:r>
-        <w:rPr>
-          <w:rFonts w:ascii="Times New Roman" w:hAnsi="Times New Roman"/>
-          <w:b w:val="false"/>
-          <w:sz w:val="24"/>
-          <w:shd w:fill="4BF357" w:val="clear"/>
-        </w:rPr>
-        <w:t>}}</w:t>
-      </w:r>
-      <w:r>
-        <w:rPr>
-          <w:rFonts w:ascii="Times New Roman" w:hAnsi="Times New Roman"/>
-          <w:b w:val="false"/>
-          <w:sz w:val="24"/>
-        </w:rPr>
-        <w:t>, ограничен</w:t>
-      </w:r>
-      <w:r>
-        <w:rPr>
-          <w:rFonts w:ascii="Times New Roman" w:hAnsi="Times New Roman"/>
-          <w:i/>
-          <w:sz w:val="24"/>
-        </w:rPr>
-        <w:t xml:space="preserve">{%if </w:t>
-      </w:r>
-      <w:r>
-        <w:rPr>
-          <w:rFonts w:ascii="Times New Roman" w:hAnsi="Times New Roman"/>
-          <w:b w:val="false"/>
-          <w:i/>
-          <w:sz w:val="24"/>
-          <w:shd w:fill="FFE779" w:val="clear"/>
-        </w:rPr>
-        <w:t>SANITARY_ZONE_SIZE_M</w:t>
-      </w:r>
-      <w:r>
-        <w:rPr>
-          <w:rFonts w:ascii="Times New Roman" w:hAnsi="Times New Roman"/>
-          <w:i/>
-          <w:sz w:val="24"/>
-        </w:rPr>
-        <w:t xml:space="preserve"> %}</w:t>
-      </w:r>
-      <w:r>
-        <w:rPr>
-          <w:rFonts w:ascii="Times New Roman" w:hAnsi="Times New Roman"/>
-          <w:b w:val="false"/>
-          <w:sz w:val="24"/>
-        </w:rPr>
-        <w:t xml:space="preserve"> (в радиусе нормативной санитарно-защитной зоны </w:t>
-      </w:r>
-      <w:r>
-        <w:rPr>
-          <w:rFonts w:ascii="Times New Roman" w:hAnsi="Times New Roman"/>
-          <w:b w:val="false"/>
-          <w:sz w:val="24"/>
-          <w:highlight w:val="green"/>
-        </w:rPr>
-        <w:t>{{sanitary_zone.size_m}}</w:t>
-      </w:r>
-      <w:r>
-        <w:rPr>
-          <w:rFonts w:ascii="Times New Roman" w:hAnsi="Times New Roman"/>
-          <w:b w:val="false"/>
-          <w:sz w:val="24"/>
-        </w:rPr>
-        <w:t xml:space="preserve"> м)</w:t>
-      </w:r>
-      <w:r>
-        <w:rPr>
-          <w:rFonts w:ascii="Times New Roman" w:hAnsi="Times New Roman"/>
-          <w:i/>
-          <w:sz w:val="24"/>
-        </w:rPr>
-        <w:t>{%endif%}</w:t>
-      </w:r>
-      <w:r>
-        <w:rPr>
-          <w:rFonts w:ascii="Times New Roman" w:hAnsi="Times New Roman"/>
-          <w:b w:val="false"/>
-          <w:sz w:val="24"/>
-        </w:rPr>
-        <w:t>:</w:t>
+        <w:t xml:space="preserve">Земельный участок (кадастровый номер {{land_plot.cadastral_number}}) на территории которого планируется размещение {{name_genitive_short}}, ограничен{% if SANITARY_ZONE_SIZE_M %} (в радиусе нормативной санитарно-защитной зоны {{sanitary_zone.size_m}} м){% endif %}:</w:t>
       </w:r>
     </w:p>
     <w:p>
@@ -1133,72 +1008,7 @@
           <w:b w:val="false"/>
           <w:sz w:val="24"/>
         </w:rPr>
-        <w:t>Ближайшие нормируемые объекты расположены</w:t>
-      </w:r>
-      <w:r>
-        <w:rPr>
-          <w:rFonts w:ascii="Times New Roman" w:hAnsi="Times New Roman"/>
-          <w:i/>
-          <w:sz w:val="24"/>
-        </w:rPr>
-        <w:t xml:space="preserve">{%if  </w:t>
-      </w:r>
-      <w:r>
-        <w:rPr>
-          <w:rFonts w:ascii="Times New Roman" w:hAnsi="Times New Roman"/>
-          <w:b w:val="false"/>
-          <w:sz w:val="24"/>
-        </w:rPr>
-        <w:t>SANITARY_ZONE_SIZE_M</w:t>
-      </w:r>
-      <w:r>
-        <w:rPr>
-          <w:rFonts w:ascii="Times New Roman" w:hAnsi="Times New Roman"/>
-          <w:i/>
-          <w:sz w:val="24"/>
-        </w:rPr>
-        <w:t xml:space="preserve"> %}</w:t>
-      </w:r>
-      <w:r>
-        <w:rPr>
-          <w:rFonts w:ascii="Times New Roman" w:hAnsi="Times New Roman"/>
-          <w:b w:val="false"/>
-          <w:sz w:val="24"/>
-        </w:rPr>
-        <w:t xml:space="preserve"> (в радиусе нормативной санитарно-защитной зоны </w:t>
-      </w:r>
-      <w:r>
-        <w:rPr>
-          <w:rFonts w:ascii="Times New Roman" w:hAnsi="Times New Roman"/>
-          <w:b w:val="false"/>
-          <w:sz w:val="24"/>
-          <w:shd w:fill="F8D957" w:val="clear"/>
-        </w:rPr>
-        <w:t>{{SANITARY_ZONE_SIZE_M}}</w:t>
-      </w:r>
-      <w:r>
-        <w:rPr>
-          <w:rFonts w:ascii="Times New Roman" w:hAnsi="Times New Roman"/>
-          <w:b w:val="false"/>
-          <w:sz w:val="24"/>
-        </w:rPr>
-        <w:t xml:space="preserve"> м)</w:t>
-      </w:r>
-      <w:r>
-        <w:rPr>
-          <w:rFonts w:ascii="Times New Roman" w:hAnsi="Times New Roman"/>
-          <w:i/>
-          <w:sz w:val="24"/>
-        </w:rPr>
-        <w:t>{%endif%}</w:t>
-      </w:r>
-      <w:r>
-        <w:rPr>
-          <w:rFonts w:ascii="Times New Roman" w:hAnsi="Times New Roman"/>
-          <w:b w:val="false"/>
-          <w:sz w:val="24"/>
-        </w:rPr>
-        <w:t>:</w:t>
+        <w:t xml:space="preserve">Ближайшие нормируемые объекты расположены{% if SANITARY_ZONE_SIZE_M %} (в радиусе нормативной санитарно-защитной зоны {{SANITARY_ZONE_SIZE_M}} м){% endif %}:</w:t>
       </w:r>
     </w:p>
     <w:tbl>
@@ -3426,82 +3236,7 @@
           <w:b w:val="false"/>
           <w:sz w:val="24"/>
         </w:rPr>
-        <w:t xml:space="preserve">В соответствии с заданием на проектирование в качестве основного топлива предусмотрен </w:t>
-      </w:r>
-      <w:r>
-        <w:rPr>
-          <w:rFonts w:ascii="Times New Roman" w:hAnsi="Times New Roman"/>
-          <w:b w:val="false"/>
-          <w:sz w:val="24"/>
-          <w:highlight w:val="green"/>
-        </w:rPr>
-        <w:t>{{fuel.primary_fuel}}</w:t>
-      </w:r>
-      <w:r>
-        <w:rPr>
-          <w:rFonts w:ascii="Times New Roman" w:hAnsi="Times New Roman"/>
-          <w:i/>
-          <w:sz w:val="24"/>
-        </w:rPr>
-        <w:t>{%if fuel.calorific_value %}</w:t>
-      </w:r>
-      <w:r>
-        <w:rPr>
-          <w:rFonts w:ascii="Times New Roman" w:hAnsi="Times New Roman"/>
-          <w:b w:val="false"/>
-          <w:sz w:val="24"/>
-        </w:rPr>
-        <w:t xml:space="preserve"> (теплотворная способность </w:t>
-      </w:r>
-      <w:r>
-        <w:rPr>
-          <w:rFonts w:ascii="Times New Roman" w:hAnsi="Times New Roman"/>
-          <w:b w:val="false"/>
-          <w:sz w:val="24"/>
-          <w:highlight w:val="green"/>
-        </w:rPr>
-        <w:t>{{fuel.calorific_value}}</w:t>
-      </w:r>
-      <w:r>
-        <w:rPr>
-          <w:rFonts w:ascii="Times New Roman" w:hAnsi="Times New Roman"/>
-          <w:b w:val="false"/>
-          <w:sz w:val="24"/>
-        </w:rPr>
-        <w:t xml:space="preserve"> ккал/м³, плотность – </w:t>
-      </w:r>
-      <w:r>
-        <w:rPr>
-          <w:rFonts w:ascii="Times New Roman" w:hAnsi="Times New Roman"/>
-          <w:b w:val="false"/>
-          <w:sz w:val="24"/>
-          <w:highlight w:val="green"/>
-        </w:rPr>
-        <w:t>{{fuel.fuel_density}}</w:t>
-      </w:r>
-      <w:r>
-        <w:rPr>
-          <w:rFonts w:ascii="Times New Roman" w:hAnsi="Times New Roman"/>
-          <w:b w:val="false"/>
-          <w:sz w:val="24"/>
-        </w:rPr>
-        <w:t xml:space="preserve"> кг/м³)</w:t>
-      </w:r>
-      <w:r>
-        <w:rPr>
-          <w:rFonts w:ascii="Times New Roman" w:hAnsi="Times New Roman"/>
-          <w:i/>
-          <w:sz w:val="24"/>
-        </w:rPr>
-        <w:t>{%endif%}</w:t>
-      </w:r>
-      <w:r>
-        <w:rPr>
-          <w:rFonts w:ascii="Times New Roman" w:hAnsi="Times New Roman"/>
-          <w:b w:val="false"/>
-          <w:sz w:val="24"/>
-        </w:rPr>
-        <w:t>.</w:t>
+        <w:t xml:space="preserve">В соответствии с заданием на проектирование в качестве основного топлива предусмотрен {{fuel.primary_fuel}}{% if fuel.calorific_value %} (теплотворная способность {{fuel.calorific_value}} ккал/м³, плотность – {{fuel.fuel_density}} кг/м³){% endif %}.</w:t>
       </w:r>
     </w:p>
     <w:p>
@@ -5669,6 +5404,12 @@
       </w:r>
     </w:p>
     <w:sectPr>
+      <w:headerReference w:type="default" r:id="rId7"/>
+      <w:footerReference w:type="default" r:id="rId8"/>
+      <w:headerReference w:type="first" r:id="rId9"/>
+      <w:footerReference w:type="first" r:id="rId10"/>
+      <w:headerReference w:type="even" r:id="rId11"/>
+      <w:footerReference w:type="even" r:id="rId12"/>
       <w:type w:val="nextPage"/>
       <w:pgSz w:w="12240" w:h="15840"/>
       <w:pgMar w:left="1417" w:right="850" w:gutter="0" w:header="0" w:top="1134" w:footer="0" w:bottom="1134"/>
@@ -5679,6 +5420,66 @@
     </w:sectPr>
   </w:body>
 </w:document>
+</file>
+
+<file path=word/footer1.xml><?xml version="1.0" encoding="utf-8"?>
+<w:ftr xmlns:m="http://schemas.openxmlformats.org/officeDocument/2006/math" xmlns:mc="http://schemas.openxmlformats.org/markup-compatibility/2006" xmlns:mo="http://schemas.microsoft.com/office/mac/office/2008/main" xmlns:mv="urn:schemas-microsoft-com:mac:vml" xmlns:o="urn:schemas-microsoft-com:office:office" xmlns:r="http://schemas.openxmlformats.org/officeDocument/2006/relationships" xmlns:v="urn:schemas-microsoft-com:vml" xmlns:w10="urn:schemas-microsoft-com:office:word" xmlns:w14="http://schemas.microsoft.com/office/word/2010/wordml" xmlns:w="http://schemas.openxmlformats.org/wordprocessingml/2006/main" xmlns:wne="http://schemas.microsoft.com/office/word/2006/wordml" xmlns:wp14="http://schemas.microsoft.com/office/word/2010/wordprocessingDrawing" xmlns:wp="http://schemas.openxmlformats.org/drawingml/2006/wordprocessingDrawing" xmlns:wpc="http://schemas.microsoft.com/office/word/2010/wordprocessingCanvas" xmlns:wpg="http://schemas.microsoft.com/office/word/2010/wordprocessingGroup" xmlns:wpi="http://schemas.microsoft.com/office/word/2010/wordprocessingInk" xmlns:wps="http://schemas.microsoft.com/office/word/2010/wordprocessingShape" mc:Ignorable="w14 wp14">
+  <w:p>
+    <w:pPr>
+      <w:pStyle w:val="Footer"/>
+    </w:pPr>
+  </w:p>
+</w:ftr>
+</file>
+
+<file path=word/footer2.xml><?xml version="1.0" encoding="utf-8"?>
+<w:ftr xmlns:m="http://schemas.openxmlformats.org/officeDocument/2006/math" xmlns:mc="http://schemas.openxmlformats.org/markup-compatibility/2006" xmlns:mo="http://schemas.microsoft.com/office/mac/office/2008/main" xmlns:mv="urn:schemas-microsoft-com:mac:vml" xmlns:o="urn:schemas-microsoft-com:office:office" xmlns:r="http://schemas.openxmlformats.org/officeDocument/2006/relationships" xmlns:v="urn:schemas-microsoft-com:vml" xmlns:w10="urn:schemas-microsoft-com:office:word" xmlns:w14="http://schemas.microsoft.com/office/word/2010/wordml" xmlns:w="http://schemas.openxmlformats.org/wordprocessingml/2006/main" xmlns:wne="http://schemas.microsoft.com/office/word/2006/wordml" xmlns:wp14="http://schemas.microsoft.com/office/word/2010/wordprocessingDrawing" xmlns:wp="http://schemas.openxmlformats.org/drawingml/2006/wordprocessingDrawing" xmlns:wpc="http://schemas.microsoft.com/office/word/2010/wordprocessingCanvas" xmlns:wpg="http://schemas.microsoft.com/office/word/2010/wordprocessingGroup" xmlns:wpi="http://schemas.microsoft.com/office/word/2010/wordprocessingInk" xmlns:wps="http://schemas.microsoft.com/office/word/2010/wordprocessingShape" mc:Ignorable="w14 wp14">
+  <w:p>
+    <w:pPr>
+      <w:pStyle w:val="Footer"/>
+    </w:pPr>
+  </w:p>
+</w:ftr>
+</file>
+
+<file path=word/footer3.xml><?xml version="1.0" encoding="utf-8"?>
+<w:ftr xmlns:m="http://schemas.openxmlformats.org/officeDocument/2006/math" xmlns:mc="http://schemas.openxmlformats.org/markup-compatibility/2006" xmlns:mo="http://schemas.microsoft.com/office/mac/office/2008/main" xmlns:mv="urn:schemas-microsoft-com:mac:vml" xmlns:o="urn:schemas-microsoft-com:office:office" xmlns:r="http://schemas.openxmlformats.org/officeDocument/2006/relationships" xmlns:v="urn:schemas-microsoft-com:vml" xmlns:w10="urn:schemas-microsoft-com:office:word" xmlns:w14="http://schemas.microsoft.com/office/word/2010/wordml" xmlns:w="http://schemas.openxmlformats.org/wordprocessingml/2006/main" xmlns:wne="http://schemas.microsoft.com/office/word/2006/wordml" xmlns:wp14="http://schemas.microsoft.com/office/word/2010/wordprocessingDrawing" xmlns:wp="http://schemas.openxmlformats.org/drawingml/2006/wordprocessingDrawing" xmlns:wpc="http://schemas.microsoft.com/office/word/2010/wordprocessingCanvas" xmlns:wpg="http://schemas.microsoft.com/office/word/2010/wordprocessingGroup" xmlns:wpi="http://schemas.microsoft.com/office/word/2010/wordprocessingInk" xmlns:wps="http://schemas.microsoft.com/office/word/2010/wordprocessingShape" mc:Ignorable="w14 wp14">
+  <w:p>
+    <w:pPr>
+      <w:pStyle w:val="Footer"/>
+    </w:pPr>
+  </w:p>
+</w:ftr>
+</file>
+
+<file path=word/header1.xml><?xml version="1.0" encoding="utf-8"?>
+<w:hdr xmlns:m="http://schemas.openxmlformats.org/officeDocument/2006/math" xmlns:mc="http://schemas.openxmlformats.org/markup-compatibility/2006" xmlns:mo="http://schemas.microsoft.com/office/mac/office/2008/main" xmlns:mv="urn:schemas-microsoft-com:mac:vml" xmlns:o="urn:schemas-microsoft-com:office:office" xmlns:r="http://schemas.openxmlformats.org/officeDocument/2006/relationships" xmlns:v="urn:schemas-microsoft-com:vml" xmlns:w10="urn:schemas-microsoft-com:office:word" xmlns:w14="http://schemas.microsoft.com/office/word/2010/wordml" xmlns:w="http://schemas.openxmlformats.org/wordprocessingml/2006/main" xmlns:wne="http://schemas.microsoft.com/office/word/2006/wordml" xmlns:wp14="http://schemas.microsoft.com/office/word/2010/wordprocessingDrawing" xmlns:wp="http://schemas.openxmlformats.org/drawingml/2006/wordprocessingDrawing" xmlns:wpc="http://schemas.microsoft.com/office/word/2010/wordprocessingCanvas" xmlns:wpg="http://schemas.microsoft.com/office/word/2010/wordprocessingGroup" xmlns:wpi="http://schemas.microsoft.com/office/word/2010/wordprocessingInk" xmlns:wps="http://schemas.microsoft.com/office/word/2010/wordprocessingShape" mc:Ignorable="w14 wp14">
+  <w:p>
+    <w:pPr>
+      <w:pStyle w:val="Header"/>
+    </w:pPr>
+  </w:p>
+</w:hdr>
+</file>
+
+<file path=word/header2.xml><?xml version="1.0" encoding="utf-8"?>
+<w:hdr xmlns:m="http://schemas.openxmlformats.org/officeDocument/2006/math" xmlns:mc="http://schemas.openxmlformats.org/markup-compatibility/2006" xmlns:mo="http://schemas.microsoft.com/office/mac/office/2008/main" xmlns:mv="urn:schemas-microsoft-com:mac:vml" xmlns:o="urn:schemas-microsoft-com:office:office" xmlns:r="http://schemas.openxmlformats.org/officeDocument/2006/relationships" xmlns:v="urn:schemas-microsoft-com:vml" xmlns:w10="urn:schemas-microsoft-com:office:word" xmlns:w14="http://schemas.microsoft.com/office/word/2010/wordml" xmlns:w="http://schemas.openxmlformats.org/wordprocessingml/2006/main" xmlns:wne="http://schemas.microsoft.com/office/word/2006/wordml" xmlns:wp14="http://schemas.microsoft.com/office/word/2010/wordprocessingDrawing" xmlns:wp="http://schemas.openxmlformats.org/drawingml/2006/wordprocessingDrawing" xmlns:wpc="http://schemas.microsoft.com/office/word/2010/wordprocessingCanvas" xmlns:wpg="http://schemas.microsoft.com/office/word/2010/wordprocessingGroup" xmlns:wpi="http://schemas.microsoft.com/office/word/2010/wordprocessingInk" xmlns:wps="http://schemas.microsoft.com/office/word/2010/wordprocessingShape" mc:Ignorable="w14 wp14">
+  <w:p>
+    <w:pPr>
+      <w:pStyle w:val="Header"/>
+    </w:pPr>
+  </w:p>
+</w:hdr>
+</file>
+
+<file path=word/header3.xml><?xml version="1.0" encoding="utf-8"?>
+<w:hdr xmlns:m="http://schemas.openxmlformats.org/officeDocument/2006/math" xmlns:mc="http://schemas.openxmlformats.org/markup-compatibility/2006" xmlns:mo="http://schemas.microsoft.com/office/mac/office/2008/main" xmlns:mv="urn:schemas-microsoft-com:mac:vml" xmlns:o="urn:schemas-microsoft-com:office:office" xmlns:r="http://schemas.openxmlformats.org/officeDocument/2006/relationships" xmlns:v="urn:schemas-microsoft-com:vml" xmlns:w10="urn:schemas-microsoft-com:office:word" xmlns:w14="http://schemas.microsoft.com/office/word/2010/wordml" xmlns:w="http://schemas.openxmlformats.org/wordprocessingml/2006/main" xmlns:wne="http://schemas.microsoft.com/office/word/2006/wordml" xmlns:wp14="http://schemas.microsoft.com/office/word/2010/wordprocessingDrawing" xmlns:wp="http://schemas.openxmlformats.org/drawingml/2006/wordprocessingDrawing" xmlns:wpc="http://schemas.microsoft.com/office/word/2010/wordprocessingCanvas" xmlns:wpg="http://schemas.microsoft.com/office/word/2010/wordprocessingGroup" xmlns:wpi="http://schemas.microsoft.com/office/word/2010/wordprocessingInk" xmlns:wps="http://schemas.microsoft.com/office/word/2010/wordprocessingShape" mc:Ignorable="w14 wp14">
+  <w:p>
+    <w:pPr>
+      <w:pStyle w:val="Header"/>
+    </w:pPr>
+  </w:p>
+</w:hdr>
 </file>
 
 <file path=word/numbering.xml><?xml version="1.0" encoding="utf-8"?>
